--- a/Templates/DRAFT Q-162 (SAP Template) V2.0.docx
+++ b/Templates/DRAFT Q-162 (SAP Template) V2.0.docx
@@ -8941,8 +8941,6 @@
         <w:rPr>
           <w:del w:id="243" w:author="Dominic Stringer" w:date="2024-11-21T15:14:00Z" w16du:dateUtc="2024-11-21T15:14:00Z"/>
           <w:rStyle w:val="Emphasis"/>
-          <w:b/>
-          <w:bCs/>
         </w:rPr>
         <w:pPrChange w:id="244" w:author="Dominic Stringer" w:date="2024-11-21T16:49:00Z" w16du:dateUtc="2024-11-21T16:49:00Z">
           <w:pPr>
@@ -9912,17 +9910,14 @@
         <w:rPr>
           <w:del w:id="365" w:author="Dominic Stringer" w:date="2024-12-17T10:17:00Z" w16du:dateUtc="2024-12-17T10:17:00Z"/>
         </w:rPr>
-        <w:pPrChange w:id="366" w:author="Hassan Jafari" w:date="2025-10-22T10:57:00Z" w16du:dateUtc="2025-10-22T09:57:00Z">
-          <w:pPr/>
-        </w:pPrChange>
-      </w:pPr>
-    </w:p>
-    <w:p>
-      <w:pPr>
-        <w:rPr>
-          <w:del w:id="367" w:author="Dominic Stringer" w:date="2024-11-21T15:23:00Z" w16du:dateUtc="2024-11-21T15:23:00Z"/>
-        </w:rPr>
-        <w:pPrChange w:id="368" w:author="Hassan Jafari" w:date="2025-10-22T10:57:00Z" w16du:dateUtc="2025-10-22T09:57:00Z">
+      </w:pPr>
+    </w:p>
+    <w:p>
+      <w:pPr>
+        <w:rPr>
+          <w:del w:id="366" w:author="Dominic Stringer" w:date="2024-11-21T15:23:00Z" w16du:dateUtc="2024-11-21T15:23:00Z"/>
+        </w:rPr>
+        <w:pPrChange w:id="367" w:author="Hassan Jafari" w:date="2025-10-22T10:57:00Z" w16du:dateUtc="2025-10-22T09:57:00Z">
           <w:pPr>
             <w:pStyle w:val="Heading2"/>
             <w:numPr>
@@ -9933,7 +9928,7 @@
           </w:pPr>
         </w:pPrChange>
       </w:pPr>
-      <w:del w:id="369" w:author="Dominic Stringer" w:date="2024-11-21T15:14:00Z" w16du:dateUtc="2024-11-21T15:14:00Z">
+      <w:del w:id="368" w:author="Dominic Stringer" w:date="2024-11-21T15:14:00Z" w16du:dateUtc="2024-11-21T15:14:00Z">
         <w:r>
           <w:delText>1.2</w:delText>
         </w:r>
@@ -9941,20 +9936,20 @@
           <w:tab/>
         </w:r>
       </w:del>
-      <w:bookmarkStart w:id="370" w:name="_Toc183099236"/>
-      <w:del w:id="371" w:author="Dominic Stringer" w:date="2024-11-22T13:35:00Z" w16du:dateUtc="2024-11-22T13:35:00Z">
+      <w:bookmarkStart w:id="369" w:name="_Toc183099236"/>
+      <w:del w:id="370" w:author="Dominic Stringer" w:date="2024-11-22T13:35:00Z" w16du:dateUtc="2024-11-22T13:35:00Z">
         <w:r>
           <w:delText>Trial design including blinding</w:delText>
         </w:r>
       </w:del>
-      <w:bookmarkEnd w:id="370"/>
-    </w:p>
-    <w:p>
-      <w:pPr>
-        <w:rPr>
-          <w:del w:id="372" w:author="Dominic Stringer" w:date="2024-11-21T15:05:00Z" w16du:dateUtc="2024-11-21T15:05:00Z"/>
-        </w:rPr>
-        <w:pPrChange w:id="373" w:author="Hassan Jafari" w:date="2025-10-22T10:57:00Z" w16du:dateUtc="2025-10-22T09:57:00Z">
+      <w:bookmarkEnd w:id="369"/>
+    </w:p>
+    <w:p>
+      <w:pPr>
+        <w:rPr>
+          <w:del w:id="371" w:author="Dominic Stringer" w:date="2024-11-21T15:05:00Z" w16du:dateUtc="2024-11-21T15:05:00Z"/>
+        </w:rPr>
+        <w:pPrChange w:id="372" w:author="Hassan Jafari" w:date="2025-10-22T10:57:00Z" w16du:dateUtc="2025-10-22T09:57:00Z">
           <w:pPr>
             <w:pStyle w:val="Heading2"/>
             <w:numPr>
@@ -9965,23 +9960,23 @@
           </w:pPr>
         </w:pPrChange>
       </w:pPr>
-      <w:bookmarkStart w:id="374" w:name="_Toc183095000"/>
-      <w:bookmarkStart w:id="375" w:name="_Toc183095106"/>
-      <w:bookmarkStart w:id="376" w:name="_Toc183095451"/>
-      <w:bookmarkStart w:id="377" w:name="_Toc183099237"/>
-      <w:bookmarkStart w:id="378" w:name="_Toc183100528"/>
+      <w:bookmarkStart w:id="373" w:name="_Toc183095000"/>
+      <w:bookmarkStart w:id="374" w:name="_Toc183095106"/>
+      <w:bookmarkStart w:id="375" w:name="_Toc183095451"/>
+      <w:bookmarkStart w:id="376" w:name="_Toc183099237"/>
+      <w:bookmarkStart w:id="377" w:name="_Toc183100528"/>
+      <w:bookmarkEnd w:id="373"/>
       <w:bookmarkEnd w:id="374"/>
       <w:bookmarkEnd w:id="375"/>
       <w:bookmarkEnd w:id="376"/>
       <w:bookmarkEnd w:id="377"/>
-      <w:bookmarkEnd w:id="378"/>
-    </w:p>
-    <w:p>
-      <w:pPr>
-        <w:rPr>
-          <w:ins w:id="379" w:author="Dominic Stringer" w:date="2024-11-22T13:35:00Z" w16du:dateUtc="2024-11-22T13:35:00Z"/>
-        </w:rPr>
-        <w:pPrChange w:id="380" w:author="Hassan Jafari" w:date="2025-10-22T10:57:00Z" w16du:dateUtc="2025-10-22T09:57:00Z">
+    </w:p>
+    <w:p>
+      <w:pPr>
+        <w:rPr>
+          <w:ins w:id="378" w:author="Dominic Stringer" w:date="2024-11-22T13:35:00Z" w16du:dateUtc="2024-11-22T13:35:00Z"/>
+        </w:rPr>
+        <w:pPrChange w:id="379" w:author="Hassan Jafari" w:date="2025-10-22T10:57:00Z" w16du:dateUtc="2025-10-22T09:57:00Z">
           <w:pPr>
             <w:pStyle w:val="Heading2"/>
             <w:numPr>
@@ -9997,29 +9992,29 @@
       <w:pPr>
         <w:pStyle w:val="Heading2"/>
         <w:rPr>
-          <w:ins w:id="381" w:author="Gordon Forbes" w:date="2025-08-07T14:38:00Z" w16du:dateUtc="2025-08-07T13:38:00Z"/>
-        </w:rPr>
-      </w:pPr>
-      <w:bookmarkStart w:id="382" w:name="_Toc185323528"/>
-      <w:ins w:id="383" w:author="Dominic Stringer" w:date="2024-11-22T13:35:00Z" w16du:dateUtc="2024-11-22T13:35:00Z">
+          <w:ins w:id="380" w:author="Gordon Forbes" w:date="2025-08-07T14:38:00Z" w16du:dateUtc="2025-08-07T13:38:00Z"/>
+        </w:rPr>
+      </w:pPr>
+      <w:bookmarkStart w:id="381" w:name="_Toc185323528"/>
+      <w:ins w:id="382" w:author="Dominic Stringer" w:date="2024-11-22T13:35:00Z" w16du:dateUtc="2024-11-22T13:35:00Z">
         <w:r>
           <w:t>Trial design including blinding</w:t>
         </w:r>
       </w:ins>
-      <w:bookmarkEnd w:id="382"/>
-    </w:p>
-    <w:p>
-      <w:pPr>
-        <w:rPr>
-          <w:ins w:id="384" w:author="Dominic Stringer" w:date="2024-11-22T13:35:00Z" w16du:dateUtc="2024-11-22T13:35:00Z"/>
-        </w:rPr>
-        <w:pPrChange w:id="385" w:author="Gordon Forbes" w:date="2025-08-07T14:38:00Z" w16du:dateUtc="2025-08-07T13:38:00Z">
+      <w:bookmarkEnd w:id="381"/>
+    </w:p>
+    <w:p>
+      <w:pPr>
+        <w:rPr>
+          <w:ins w:id="383" w:author="Dominic Stringer" w:date="2024-11-22T13:35:00Z" w16du:dateUtc="2024-11-22T13:35:00Z"/>
+        </w:rPr>
+        <w:pPrChange w:id="384" w:author="Gordon Forbes" w:date="2025-08-07T14:38:00Z" w16du:dateUtc="2025-08-07T13:38:00Z">
           <w:pPr>
             <w:pStyle w:val="Heading2"/>
           </w:pPr>
         </w:pPrChange>
       </w:pPr>
-      <w:ins w:id="386" w:author="Gordon Forbes" w:date="2025-08-07T14:38:00Z" w16du:dateUtc="2025-08-07T13:38:00Z">
+      <w:ins w:id="385" w:author="Gordon Forbes" w:date="2025-08-07T14:38:00Z" w16du:dateUtc="2025-08-07T13:38:00Z">
         <w:r>
           <w:rPr>
             <w:lang w:val="en-GB"/>
@@ -10051,17 +10046,21 @@
         </w:numPr>
         <w:ind w:left="792"/>
         <w:rPr>
-          <w:del w:id="387" w:author="Dominic Stringer" w:date="2024-12-17T10:17:00Z" w16du:dateUtc="2024-12-17T10:17:00Z"/>
-        </w:rPr>
-      </w:pPr>
-      <w:del w:id="388" w:author="Dominic Stringer" w:date="2024-12-17T10:17:00Z" w16du:dateUtc="2024-12-17T10:17:00Z">
-        <w:r>
+          <w:del w:id="386" w:author="Dominic Stringer" w:date="2024-12-17T10:17:00Z" w16du:dateUtc="2024-12-17T10:17:00Z"/>
+        </w:rPr>
+      </w:pPr>
+      <w:del w:id="387" w:author="Dominic Stringer" w:date="2024-12-17T10:17:00Z" w16du:dateUtc="2024-12-17T10:17:00Z">
+        <w:r>
+          <w:rPr>
+            <w:b w:val="0"/>
+            <w:iCs w:val="0"/>
+          </w:rPr>
           <w:fldChar w:fldCharType="begin"/>
         </w:r>
         <w:r>
           <w:delInstrText xml:space="preserve"> TC "</w:delInstrText>
         </w:r>
-        <w:bookmarkStart w:id="389" w:name="_Toc183094409"/>
+        <w:bookmarkStart w:id="388" w:name="_Toc183094409"/>
         <w:r>
           <w:delInstrText>1.2</w:delInstrText>
         </w:r>
@@ -10069,28 +10068,32 @@
           <w:tab/>
           <w:delInstrText>Trial design including blinding</w:delInstrText>
         </w:r>
+        <w:bookmarkEnd w:id="388"/>
+        <w:r>
+          <w:delInstrText xml:space="preserve">" \f C \l "1" </w:delInstrText>
+        </w:r>
+        <w:r>
+          <w:rPr>
+            <w:b w:val="0"/>
+            <w:iCs w:val="0"/>
+          </w:rPr>
+          <w:fldChar w:fldCharType="end"/>
+        </w:r>
+        <w:bookmarkStart w:id="389" w:name="_Toc183099238"/>
         <w:bookmarkEnd w:id="389"/>
-        <w:r>
-          <w:delInstrText xml:space="preserve">" \f C \l "1" </w:delInstrText>
-        </w:r>
-        <w:r>
-          <w:fldChar w:fldCharType="end"/>
-        </w:r>
-        <w:bookmarkStart w:id="390" w:name="_Toc183099238"/>
-        <w:bookmarkEnd w:id="390"/>
       </w:del>
     </w:p>
     <w:p>
       <w:pPr>
         <w:rPr>
-          <w:del w:id="391" w:author="Dominic Stringer" w:date="2024-11-21T14:38:00Z" w16du:dateUtc="2024-11-21T14:38:00Z"/>
+          <w:del w:id="390" w:author="Dominic Stringer" w:date="2024-11-21T14:38:00Z" w16du:dateUtc="2024-11-21T14:38:00Z"/>
           <w:i/>
           <w:iCs/>
           <w:sz w:val="22"/>
           <w:szCs w:val="22"/>
         </w:rPr>
       </w:pPr>
-      <w:ins w:id="392" w:author="Dominic Stringer" w:date="2024-11-21T14:37:00Z" w16du:dateUtc="2024-11-21T14:37:00Z">
+      <w:ins w:id="391" w:author="Dominic Stringer" w:date="2024-11-21T14:37:00Z" w16du:dateUtc="2024-11-21T14:37:00Z">
         <w:r>
           <w:rPr>
             <w:i/>
@@ -10102,7 +10105,7 @@
           <w:t>Description of w</w:t>
         </w:r>
       </w:ins>
-      <w:ins w:id="393" w:author="Dominic Stringer" w:date="2024-11-21T14:38:00Z" w16du:dateUtc="2024-11-21T14:38:00Z">
+      <w:ins w:id="392" w:author="Dominic Stringer" w:date="2024-11-21T14:38:00Z" w16du:dateUtc="2024-11-21T14:38:00Z">
         <w:r>
           <w:rPr>
             <w:i/>
@@ -10114,7 +10117,7 @@
           <w:t>hich members of the research team (including statisticians) are</w:t>
         </w:r>
       </w:ins>
-      <w:ins w:id="394" w:author="Dominic Stringer" w:date="2024-11-21T14:37:00Z" w16du:dateUtc="2024-11-21T14:37:00Z">
+      <w:ins w:id="393" w:author="Dominic Stringer" w:date="2024-11-21T14:37:00Z" w16du:dateUtc="2024-11-21T14:37:00Z">
         <w:r>
           <w:rPr>
             <w:i/>
@@ -10126,7 +10129,7 @@
           <w:t xml:space="preserve"> blinded</w:t>
         </w:r>
       </w:ins>
-      <w:ins w:id="395" w:author="Dominic Stringer" w:date="2024-11-21T14:38:00Z" w16du:dateUtc="2024-11-21T14:38:00Z">
+      <w:ins w:id="394" w:author="Dominic Stringer" w:date="2024-11-21T14:38:00Z" w16du:dateUtc="2024-11-21T14:38:00Z">
         <w:r>
           <w:rPr>
             <w:i/>
@@ -10138,7 +10141,7 @@
           <w:t xml:space="preserve"> or partially blinded should be included here</w:t>
         </w:r>
       </w:ins>
-      <w:ins w:id="396" w:author="Dominic Stringer" w:date="2024-11-21T14:45:00Z" w16du:dateUtc="2024-11-21T14:45:00Z">
+      <w:ins w:id="395" w:author="Dominic Stringer" w:date="2024-11-21T14:45:00Z" w16du:dateUtc="2024-11-21T14:45:00Z">
         <w:r>
           <w:rPr>
             <w:i/>
@@ -10150,7 +10153,7 @@
           <w:t>, with distinctions made as t</w:t>
         </w:r>
       </w:ins>
-      <w:ins w:id="397" w:author="Dominic Stringer" w:date="2024-11-21T14:46:00Z" w16du:dateUtc="2024-11-21T14:46:00Z">
+      <w:ins w:id="396" w:author="Dominic Stringer" w:date="2024-11-21T14:46:00Z" w16du:dateUtc="2024-11-21T14:46:00Z">
         <w:r>
           <w:rPr>
             <w:i/>
@@ -10162,7 +10165,7 @@
           <w:t>o individual-level and group</w:t>
         </w:r>
       </w:ins>
-      <w:ins w:id="398" w:author="Dominic Stringer" w:date="2024-11-22T13:34:00Z" w16du:dateUtc="2024-11-22T13:34:00Z">
+      <w:ins w:id="397" w:author="Dominic Stringer" w:date="2024-11-22T13:34:00Z" w16du:dateUtc="2024-11-22T13:34:00Z">
         <w:r>
           <w:rPr>
             <w:i/>
@@ -10174,7 +10177,7 @@
           <w:t>-</w:t>
         </w:r>
       </w:ins>
-      <w:ins w:id="399" w:author="Dominic Stringer" w:date="2024-11-21T14:46:00Z" w16du:dateUtc="2024-11-21T14:46:00Z">
+      <w:ins w:id="398" w:author="Dominic Stringer" w:date="2024-11-21T14:46:00Z" w16du:dateUtc="2024-11-21T14:46:00Z">
         <w:r>
           <w:rPr>
             <w:i/>
@@ -10186,7 +10189,7 @@
           <w:t xml:space="preserve"> level blinding</w:t>
         </w:r>
       </w:ins>
-      <w:ins w:id="400" w:author="Dominic Stringer" w:date="2024-11-22T13:34:00Z" w16du:dateUtc="2024-11-22T13:34:00Z">
+      <w:ins w:id="399" w:author="Dominic Stringer" w:date="2024-11-22T13:34:00Z" w16du:dateUtc="2024-11-22T13:34:00Z">
         <w:r>
           <w:rPr>
             <w:i/>
@@ -10198,7 +10201,7 @@
           <w:t>.</w:t>
         </w:r>
       </w:ins>
-      <w:ins w:id="401" w:author="Dominic Stringer" w:date="2024-11-22T13:35:00Z" w16du:dateUtc="2024-11-22T13:35:00Z">
+      <w:ins w:id="400" w:author="Dominic Stringer" w:date="2024-11-22T13:35:00Z" w16du:dateUtc="2024-11-22T13:35:00Z">
         <w:r>
           <w:rPr>
             <w:i/>
@@ -10210,7 +10213,7 @@
           <w:t xml:space="preserve"> </w:t>
         </w:r>
       </w:ins>
-      <w:ins w:id="402" w:author="Dominic Stringer" w:date="2024-11-21T14:46:00Z" w16du:dateUtc="2024-11-21T14:46:00Z">
+      <w:ins w:id="401" w:author="Dominic Stringer" w:date="2024-11-21T14:46:00Z" w16du:dateUtc="2024-11-21T14:46:00Z">
         <w:r>
           <w:rPr>
             <w:i/>
@@ -10232,7 +10235,7 @@
           <w:t>when statisticians and other members of team as necessary are unblinded should also be included.</w:t>
         </w:r>
       </w:ins>
-      <w:ins w:id="403" w:author="Dominic Stringer" w:date="2024-11-21T14:38:00Z" w16du:dateUtc="2024-11-21T14:38:00Z">
+      <w:ins w:id="402" w:author="Dominic Stringer" w:date="2024-11-21T14:38:00Z" w16du:dateUtc="2024-11-21T14:38:00Z">
         <w:r>
           <w:rPr>
             <w:i/>
@@ -10261,25 +10264,25 @@
       <w:r>
         <w:br w:type="page"/>
       </w:r>
-      <w:bookmarkStart w:id="404" w:name="_Toc183099239"/>
-      <w:bookmarkStart w:id="405" w:name="_Toc185323529"/>
+      <w:bookmarkStart w:id="403" w:name="_Toc183099239"/>
+      <w:bookmarkStart w:id="404" w:name="_Toc185323529"/>
       <w:r>
         <w:lastRenderedPageBreak/>
         <w:t>Figure 1. Trial design flow diagram</w:t>
       </w:r>
+      <w:bookmarkEnd w:id="403"/>
       <w:bookmarkEnd w:id="404"/>
+      <w:r>
+        <w:fldChar w:fldCharType="begin"/>
+      </w:r>
+      <w:r>
+        <w:instrText xml:space="preserve"> TC "</w:instrText>
+      </w:r>
+      <w:bookmarkStart w:id="405" w:name="_Toc183094410"/>
+      <w:r>
+        <w:instrText>Figure 1. Trial design flow diagram</w:instrText>
+      </w:r>
       <w:bookmarkEnd w:id="405"/>
-      <w:r>
-        <w:fldChar w:fldCharType="begin"/>
-      </w:r>
-      <w:r>
-        <w:instrText xml:space="preserve"> TC "</w:instrText>
-      </w:r>
-      <w:bookmarkStart w:id="406" w:name="_Toc183094410"/>
-      <w:r>
-        <w:instrText>Figure 1. Trial design flow diagram</w:instrText>
-      </w:r>
-      <w:bookmarkEnd w:id="406"/>
       <w:r>
         <w:instrText xml:space="preserve">" \f C \l "1" </w:instrText>
       </w:r>
@@ -10298,21 +10301,21 @@
       <w:r>
         <w:br w:type="page"/>
       </w:r>
-      <w:bookmarkStart w:id="407" w:name="_Toc183099240"/>
-      <w:bookmarkStart w:id="408" w:name="_Toc185323530"/>
+      <w:bookmarkStart w:id="406" w:name="_Toc183099240"/>
+      <w:bookmarkStart w:id="407" w:name="_Toc185323530"/>
       <w:r>
         <w:lastRenderedPageBreak/>
         <w:t>Method of allocation of groups</w:t>
       </w:r>
+      <w:bookmarkEnd w:id="406"/>
       <w:bookmarkEnd w:id="407"/>
-      <w:bookmarkEnd w:id="408"/>
       <w:r>
         <w:fldChar w:fldCharType="begin"/>
       </w:r>
       <w:r>
         <w:instrText xml:space="preserve"> TC "</w:instrText>
       </w:r>
-      <w:bookmarkStart w:id="409" w:name="_Toc183094411"/>
+      <w:bookmarkStart w:id="408" w:name="_Toc183094411"/>
       <w:r>
         <w:instrText>1.3</w:instrText>
       </w:r>
@@ -10320,7 +10323,7 @@
         <w:tab/>
         <w:instrText>Method of allocation of groups</w:instrText>
       </w:r>
-      <w:bookmarkEnd w:id="409"/>
+      <w:bookmarkEnd w:id="408"/>
       <w:r>
         <w:instrText xml:space="preserve">" \f C \l "1" </w:instrText>
       </w:r>
@@ -10331,7 +10334,7 @@
     <w:p>
       <w:pPr>
         <w:rPr>
-          <w:del w:id="410" w:author="Dominic Stringer" w:date="2024-12-17T10:17:00Z" w16du:dateUtc="2024-12-17T10:17:00Z"/>
+          <w:del w:id="409" w:author="Dominic Stringer" w:date="2024-12-17T10:17:00Z" w16du:dateUtc="2024-12-17T10:17:00Z"/>
           <w:sz w:val="22"/>
           <w:szCs w:val="22"/>
         </w:rPr>
@@ -10367,7 +10370,7 @@
         </w:rPr>
         <w:t xml:space="preserve"> to one of the treatment arms</w:t>
       </w:r>
-      <w:del w:id="411" w:author="Dominic Stringer" w:date="2024-12-17T10:48:00Z" w16du:dateUtc="2024-12-17T10:48:00Z">
+      <w:del w:id="410" w:author="Dominic Stringer" w:date="2024-12-17T10:48:00Z" w16du:dateUtc="2024-12-17T10:48:00Z">
         <w:r>
           <w:rPr>
             <w:sz w:val="22"/>
@@ -10376,7 +10379,7 @@
           <w:delText xml:space="preserve">.  </w:delText>
         </w:r>
       </w:del>
-      <w:ins w:id="412" w:author="Dominic Stringer" w:date="2024-12-17T10:48:00Z" w16du:dateUtc="2024-12-17T10:48:00Z">
+      <w:ins w:id="411" w:author="Dominic Stringer" w:date="2024-12-17T10:48:00Z" w16du:dateUtc="2024-12-17T10:48:00Z">
         <w:r>
           <w:rPr>
             <w:sz w:val="22"/>
@@ -10392,7 +10395,7 @@
         </w:rPr>
         <w:t xml:space="preserve">Randomisation will be done in a </w:t>
       </w:r>
-      <w:del w:id="413" w:author="Gordon Forbes" w:date="2025-08-07T14:38:00Z" w16du:dateUtc="2025-08-07T13:38:00Z">
+      <w:del w:id="412" w:author="Gordon Forbes" w:date="2025-08-07T14:38:00Z" w16du:dateUtc="2025-08-07T13:38:00Z">
         <w:r>
           <w:rPr>
             <w:sz w:val="22"/>
@@ -10401,7 +10404,7 @@
           <w:delText>x:x</w:delText>
         </w:r>
       </w:del>
-      <w:ins w:id="414" w:author="Gordon Forbes" w:date="2025-08-07T14:38:00Z" w16du:dateUtc="2025-08-07T13:38:00Z">
+      <w:ins w:id="413" w:author="Gordon Forbes" w:date="2025-08-07T14:38:00Z" w16du:dateUtc="2025-08-07T13:38:00Z">
         <w:r>
           <w:rPr>
             <w:sz w:val="22"/>
@@ -10433,7 +10436,7 @@
         </w:rPr>
         <w:t xml:space="preserve"> ratio</w:t>
       </w:r>
-      <w:del w:id="415" w:author="Dominic Stringer" w:date="2024-12-17T10:48:00Z" w16du:dateUtc="2024-12-17T10:48:00Z">
+      <w:del w:id="414" w:author="Dominic Stringer" w:date="2024-12-17T10:48:00Z" w16du:dateUtc="2024-12-17T10:48:00Z">
         <w:r>
           <w:rPr>
             <w:sz w:val="22"/>
@@ -10442,7 +10445,7 @@
           <w:delText xml:space="preserve">.  </w:delText>
         </w:r>
       </w:del>
-      <w:ins w:id="416" w:author="Dominic Stringer" w:date="2024-12-17T10:48:00Z" w16du:dateUtc="2024-12-17T10:48:00Z">
+      <w:ins w:id="415" w:author="Dominic Stringer" w:date="2024-12-17T10:48:00Z" w16du:dateUtc="2024-12-17T10:48:00Z">
         <w:r>
           <w:rPr>
             <w:sz w:val="22"/>
@@ -10458,7 +10461,7 @@
         </w:rPr>
         <w:t xml:space="preserve">Randomisation is at the </w:t>
       </w:r>
-      <w:del w:id="417" w:author="Gordon Forbes" w:date="2025-08-07T14:38:00Z" w16du:dateUtc="2025-08-07T13:38:00Z">
+      <w:del w:id="416" w:author="Gordon Forbes" w:date="2025-08-07T14:38:00Z" w16du:dateUtc="2025-08-07T13:38:00Z">
         <w:r>
           <w:rPr>
             <w:sz w:val="22"/>
@@ -10467,7 +10470,7 @@
           <w:delText>patient/xxx</w:delText>
         </w:r>
       </w:del>
-      <w:ins w:id="418" w:author="Gordon Forbes" w:date="2025-08-07T14:38:00Z" w16du:dateUtc="2025-08-07T13:38:00Z">
+      <w:ins w:id="417" w:author="Gordon Forbes" w:date="2025-08-07T14:38:00Z" w16du:dateUtc="2025-08-07T13:38:00Z">
         <w:r>
           <w:rPr>
             <w:sz w:val="22"/>
@@ -10515,7 +10518,7 @@
         </w:rPr>
         <w:t xml:space="preserve"> system set up by </w:t>
       </w:r>
-      <w:del w:id="419" w:author="Aleksandra Kata" w:date="2024-09-27T14:25:00Z" w16du:dateUtc="2024-09-27T13:25:00Z">
+      <w:del w:id="418" w:author="Aleksandra Kata" w:date="2024-09-27T14:25:00Z" w16du:dateUtc="2024-09-27T13:25:00Z">
         <w:r>
           <w:rPr>
             <w:sz w:val="22"/>
@@ -10524,28 +10527,28 @@
           <w:delText>the Mental Health and Neuroscience</w:delText>
         </w:r>
       </w:del>
+      <w:ins w:id="419" w:author="Aleksandra Kata" w:date="2024-09-27T14:25:00Z" w16du:dateUtc="2024-09-27T13:25:00Z">
+        <w:r>
+          <w:rPr>
+            <w:sz w:val="22"/>
+            <w:szCs w:val="22"/>
+          </w:rPr>
+          <w:t>King’s</w:t>
+        </w:r>
+      </w:ins>
+      <w:r>
+        <w:rPr>
+          <w:sz w:val="22"/>
+          <w:szCs w:val="22"/>
+        </w:rPr>
+        <w:t xml:space="preserve"> Clinical Trials Unit (</w:t>
+      </w:r>
       <w:ins w:id="420" w:author="Aleksandra Kata" w:date="2024-09-27T14:25:00Z" w16du:dateUtc="2024-09-27T13:25:00Z">
         <w:r>
           <w:rPr>
             <w:sz w:val="22"/>
             <w:szCs w:val="22"/>
           </w:rPr>
-          <w:t>King’s</w:t>
-        </w:r>
-      </w:ins>
-      <w:r>
-        <w:rPr>
-          <w:sz w:val="22"/>
-          <w:szCs w:val="22"/>
-        </w:rPr>
-        <w:t xml:space="preserve"> Clinical Trials Unit (</w:t>
-      </w:r>
-      <w:ins w:id="421" w:author="Aleksandra Kata" w:date="2024-09-27T14:25:00Z" w16du:dateUtc="2024-09-27T13:25:00Z">
-        <w:r>
-          <w:rPr>
-            <w:sz w:val="22"/>
-            <w:szCs w:val="22"/>
-          </w:rPr>
           <w:t>K</w:t>
         </w:r>
       </w:ins>
@@ -10556,7 +10559,7 @@
         </w:rPr>
         <w:t>CTU)</w:t>
       </w:r>
-      <w:del w:id="422" w:author="Aleksandra Kata" w:date="2024-09-27T14:25:00Z" w16du:dateUtc="2024-09-27T13:25:00Z">
+      <w:del w:id="421" w:author="Aleksandra Kata" w:date="2024-09-27T14:25:00Z" w16du:dateUtc="2024-09-27T13:25:00Z">
         <w:r>
           <w:rPr>
             <w:sz w:val="22"/>
@@ -10572,7 +10575,7 @@
         </w:rPr>
         <w:t xml:space="preserve">. Randomisation is stratified by </w:t>
       </w:r>
-      <w:del w:id="423" w:author="Gordon Forbes" w:date="2025-08-07T14:38:00Z" w16du:dateUtc="2025-08-07T13:38:00Z">
+      <w:del w:id="422" w:author="Gordon Forbes" w:date="2025-08-07T14:38:00Z" w16du:dateUtc="2025-08-07T13:38:00Z">
         <w:r>
           <w:rPr>
             <w:sz w:val="22"/>
@@ -10581,7 +10584,7 @@
           <w:delText xml:space="preserve">xxx </w:delText>
         </w:r>
       </w:del>
-      <w:ins w:id="424" w:author="Gordon Forbes" w:date="2025-08-07T14:38:00Z" w16du:dateUtc="2025-08-07T13:38:00Z">
+      <w:ins w:id="423" w:author="Gordon Forbes" w:date="2025-08-07T14:38:00Z" w16du:dateUtc="2025-08-07T13:38:00Z">
         <w:r>
           <w:rPr>
             <w:sz w:val="22"/>
@@ -10620,7 +10623,7 @@
         </w:rPr>
         <w:t xml:space="preserve">with variable block sizes to ensure that equal numbers of patients are allocated to the </w:t>
       </w:r>
-      <w:ins w:id="425" w:author="Gordon Forbes" w:date="2025-08-07T14:39:00Z" w16du:dateUtc="2025-08-07T13:39:00Z">
+      <w:ins w:id="424" w:author="Gordon Forbes" w:date="2025-08-07T14:39:00Z" w16du:dateUtc="2025-08-07T13:39:00Z">
         <w:r>
           <w:rPr>
             <w:sz w:val="22"/>
@@ -10645,7 +10648,7 @@
           <w:t>}}</w:t>
         </w:r>
       </w:ins>
-      <w:del w:id="426" w:author="Gordon Forbes" w:date="2025-08-07T14:39:00Z" w16du:dateUtc="2025-08-07T13:39:00Z">
+      <w:del w:id="425" w:author="Gordon Forbes" w:date="2025-08-07T14:39:00Z" w16du:dateUtc="2025-08-07T13:39:00Z">
         <w:r>
           <w:rPr>
             <w:sz w:val="22"/>
@@ -10661,7 +10664,7 @@
         </w:rPr>
         <w:t>arms within each xxx. The procedure is as follows:  On receipt of the baseline questionnaire, the Trial Co</w:t>
       </w:r>
-      <w:del w:id="427" w:author="Dominic Stringer" w:date="2024-12-17T10:07:00Z" w16du:dateUtc="2024-12-17T10:07:00Z">
+      <w:del w:id="426" w:author="Dominic Stringer" w:date="2024-12-17T10:07:00Z" w16du:dateUtc="2024-12-17T10:07:00Z">
         <w:r>
           <w:rPr>
             <w:sz w:val="22"/>
@@ -10677,7 +10680,7 @@
         </w:rPr>
         <w:t xml:space="preserve">ordinator electronically submits details of each participant to the CTU. This </w:t>
       </w:r>
-      <w:del w:id="428" w:author="Dominic Stringer" w:date="2024-12-17T10:48:00Z" w16du:dateUtc="2024-12-17T10:48:00Z">
+      <w:del w:id="427" w:author="Dominic Stringer" w:date="2024-12-17T10:48:00Z" w16du:dateUtc="2024-12-17T10:48:00Z">
         <w:r>
           <w:rPr>
             <w:sz w:val="22"/>
@@ -10686,7 +10689,7 @@
           <w:delText>includes:</w:delText>
         </w:r>
       </w:del>
-      <w:ins w:id="429" w:author="Dominic Stringer" w:date="2024-12-17T10:48:00Z" w16du:dateUtc="2024-12-17T10:48:00Z">
+      <w:ins w:id="428" w:author="Dominic Stringer" w:date="2024-12-17T10:48:00Z" w16du:dateUtc="2024-12-17T10:48:00Z">
         <w:r>
           <w:rPr>
             <w:sz w:val="22"/>
@@ -10702,7 +10705,7 @@
         </w:rPr>
         <w:t xml:space="preserve"> participant ID number, site, </w:t>
       </w:r>
-      <w:del w:id="430" w:author="Dominic Stringer" w:date="2024-12-17T10:48:00Z" w16du:dateUtc="2024-12-17T10:48:00Z">
+      <w:del w:id="429" w:author="Dominic Stringer" w:date="2024-12-17T10:48:00Z" w16du:dateUtc="2024-12-17T10:48:00Z">
         <w:r>
           <w:rPr>
             <w:sz w:val="22"/>
@@ -10711,7 +10714,7 @@
           <w:delText>initials</w:delText>
         </w:r>
       </w:del>
-      <w:ins w:id="431" w:author="Dominic Stringer" w:date="2024-12-17T10:48:00Z" w16du:dateUtc="2024-12-17T10:48:00Z">
+      <w:ins w:id="430" w:author="Dominic Stringer" w:date="2024-12-17T10:48:00Z" w16du:dateUtc="2024-12-17T10:48:00Z">
         <w:r>
           <w:rPr>
             <w:sz w:val="22"/>
@@ -10743,7 +10746,7 @@
         </w:rPr>
         <w:t xml:space="preserve"> outcome</w:t>
       </w:r>
-      <w:del w:id="432" w:author="Dominic Stringer" w:date="2024-12-17T10:48:00Z" w16du:dateUtc="2024-12-17T10:48:00Z">
+      <w:del w:id="431" w:author="Dominic Stringer" w:date="2024-12-17T10:48:00Z" w16du:dateUtc="2024-12-17T10:48:00Z">
         <w:r>
           <w:rPr>
             <w:sz w:val="22"/>
@@ -10752,7 +10755,7 @@
           <w:delText xml:space="preserve">.  </w:delText>
         </w:r>
       </w:del>
-      <w:ins w:id="433" w:author="Dominic Stringer" w:date="2024-12-17T10:48:00Z" w16du:dateUtc="2024-12-17T10:48:00Z">
+      <w:ins w:id="432" w:author="Dominic Stringer" w:date="2024-12-17T10:48:00Z" w16du:dateUtc="2024-12-17T10:48:00Z">
         <w:r>
           <w:rPr>
             <w:sz w:val="22"/>
@@ -10768,7 +10771,7 @@
         </w:rPr>
         <w:t>The Trial Co</w:t>
       </w:r>
-      <w:del w:id="434" w:author="Dominic Stringer" w:date="2024-12-17T10:08:00Z" w16du:dateUtc="2024-12-17T10:08:00Z">
+      <w:del w:id="433" w:author="Dominic Stringer" w:date="2024-12-17T10:08:00Z" w16du:dateUtc="2024-12-17T10:08:00Z">
         <w:r>
           <w:rPr>
             <w:sz w:val="22"/>
@@ -10813,10 +10816,10 @@
       <w:pPr>
         <w:pStyle w:val="Heading2"/>
         <w:rPr>
-          <w:ins w:id="435" w:author="Gordon Forbes" w:date="2025-08-07T14:39:00Z" w16du:dateUtc="2025-08-07T13:39:00Z"/>
-        </w:rPr>
-      </w:pPr>
-      <w:del w:id="436" w:author="Dominic Stringer" w:date="2024-11-21T15:13:00Z" w16du:dateUtc="2024-11-21T15:13:00Z">
+          <w:ins w:id="434" w:author="Gordon Forbes" w:date="2025-08-07T14:39:00Z" w16du:dateUtc="2025-08-07T13:39:00Z"/>
+        </w:rPr>
+      </w:pPr>
+      <w:del w:id="435" w:author="Dominic Stringer" w:date="2024-11-21T15:13:00Z" w16du:dateUtc="2024-11-21T15:13:00Z">
         <w:r>
           <w:delText>1.4</w:delText>
         </w:r>
@@ -10824,13 +10827,13 @@
           <w:tab/>
         </w:r>
       </w:del>
-      <w:bookmarkStart w:id="437" w:name="_Toc183099241"/>
-      <w:bookmarkStart w:id="438" w:name="_Toc185323531"/>
+      <w:bookmarkStart w:id="436" w:name="_Toc183099241"/>
+      <w:bookmarkStart w:id="437" w:name="_Toc185323531"/>
       <w:r>
         <w:t>Duration of the treatment period</w:t>
       </w:r>
+      <w:bookmarkEnd w:id="436"/>
       <w:bookmarkEnd w:id="437"/>
-      <w:bookmarkEnd w:id="438"/>
     </w:p>
     <w:p>
       <w:pPr>
@@ -10842,17 +10845,28 @@
         <w:rPr>
           <w:b w:val="0"/>
           <w:bCs/>
-          <w:rPrChange w:id="439" w:author="Gordon Forbes" w:date="2025-08-07T14:39:00Z" w16du:dateUtc="2025-08-07T13:39:00Z">
+          <w:rPrChange w:id="438" w:author="Gordon Forbes" w:date="2025-08-07T14:39:00Z" w16du:dateUtc="2025-08-07T13:39:00Z">
             <w:rPr/>
           </w:rPrChange>
         </w:rPr>
-        <w:pPrChange w:id="440" w:author="Gordon Forbes" w:date="2025-08-07T14:39:00Z" w16du:dateUtc="2025-08-07T13:39:00Z">
+        <w:pPrChange w:id="439" w:author="Gordon Forbes" w:date="2025-08-07T14:39:00Z" w16du:dateUtc="2025-08-07T13:39:00Z">
           <w:pPr>
             <w:pStyle w:val="Heading2"/>
           </w:pPr>
         </w:pPrChange>
       </w:pPr>
-      <w:ins w:id="441" w:author="Gordon Forbes" w:date="2025-08-07T14:39:00Z" w16du:dateUtc="2025-08-07T13:39:00Z">
+      <w:ins w:id="440" w:author="Gordon Forbes" w:date="2025-08-07T14:39:00Z" w16du:dateUtc="2025-08-07T13:39:00Z">
+        <w:r>
+          <w:rPr>
+            <w:b w:val="0"/>
+            <w:bCs/>
+            <w:rPrChange w:id="441" w:author="Gordon Forbes" w:date="2025-08-07T14:39:00Z" w16du:dateUtc="2025-08-07T13:39:00Z">
+              <w:rPr/>
+            </w:rPrChange>
+          </w:rPr>
+          <w:t>{{</w:t>
+        </w:r>
+        <w:proofErr w:type="spellStart"/>
         <w:r>
           <w:rPr>
             <w:b w:val="0"/>
@@ -10861,9 +10875,9 @@
               <w:rPr/>
             </w:rPrChange>
           </w:rPr>
-          <w:t>{{</w:t>
-        </w:r>
-        <w:proofErr w:type="spellStart"/>
+          <w:t>duration_of_treatment</w:t>
+        </w:r>
+        <w:proofErr w:type="spellEnd"/>
         <w:r>
           <w:rPr>
             <w:b w:val="0"/>
@@ -10872,20 +10886,19 @@
               <w:rPr/>
             </w:rPrChange>
           </w:rPr>
-          <w:t>duration_of_treatment</w:t>
-        </w:r>
-        <w:proofErr w:type="spellEnd"/>
-        <w:r>
-          <w:rPr>
-            <w:b w:val="0"/>
-            <w:bCs/>
-            <w:rPrChange w:id="444" w:author="Gordon Forbes" w:date="2025-08-07T14:39:00Z" w16du:dateUtc="2025-08-07T13:39:00Z">
-              <w:rPr/>
-            </w:rPrChange>
-          </w:rPr>
           <w:t>}}</w:t>
         </w:r>
       </w:ins>
+      <w:r>
+        <w:rPr>
+          <w:b w:val="0"/>
+          <w:bCs/>
+          <w:rPrChange w:id="444" w:author="Gordon Forbes" w:date="2025-08-07T14:39:00Z" w16du:dateUtc="2025-08-07T13:39:00Z">
+            <w:rPr/>
+          </w:rPrChange>
+        </w:rPr>
+        <w:fldChar w:fldCharType="begin"/>
+      </w:r>
       <w:r>
         <w:rPr>
           <w:b w:val="0"/>
@@ -10894,19 +10907,19 @@
             <w:rPr/>
           </w:rPrChange>
         </w:rPr>
-        <w:fldChar w:fldCharType="begin"/>
-      </w:r>
+        <w:instrText xml:space="preserve"> TC "</w:instrText>
+      </w:r>
+      <w:bookmarkStart w:id="446" w:name="_Toc183094412"/>
       <w:r>
         <w:rPr>
           <w:b w:val="0"/>
           <w:bCs/>
-          <w:rPrChange w:id="446" w:author="Gordon Forbes" w:date="2025-08-07T14:39:00Z" w16du:dateUtc="2025-08-07T13:39:00Z">
+          <w:rPrChange w:id="447" w:author="Gordon Forbes" w:date="2025-08-07T14:39:00Z" w16du:dateUtc="2025-08-07T13:39:00Z">
             <w:rPr/>
           </w:rPrChange>
         </w:rPr>
-        <w:instrText xml:space="preserve"> TC "</w:instrText>
-      </w:r>
-      <w:bookmarkStart w:id="447" w:name="_Toc183094412"/>
+        <w:instrText>1.4</w:instrText>
+      </w:r>
       <w:r>
         <w:rPr>
           <w:b w:val="0"/>
@@ -10915,8 +10928,10 @@
             <w:rPr/>
           </w:rPrChange>
         </w:rPr>
-        <w:instrText>1.4</w:instrText>
-      </w:r>
+        <w:tab/>
+        <w:instrText>Duration of the treatment period</w:instrText>
+      </w:r>
+      <w:bookmarkEnd w:id="446"/>
       <w:r>
         <w:rPr>
           <w:b w:val="0"/>
@@ -10925,10 +10940,8 @@
             <w:rPr/>
           </w:rPrChange>
         </w:rPr>
-        <w:tab/>
-        <w:instrText>Duration of the treatment period</w:instrText>
-      </w:r>
-      <w:bookmarkEnd w:id="447"/>
+        <w:instrText xml:space="preserve">" \f C \l "1" </w:instrText>
+      </w:r>
       <w:r>
         <w:rPr>
           <w:b w:val="0"/>
@@ -10937,16 +10950,6 @@
             <w:rPr/>
           </w:rPrChange>
         </w:rPr>
-        <w:instrText xml:space="preserve">" \f C \l "1" </w:instrText>
-      </w:r>
-      <w:r>
-        <w:rPr>
-          <w:b w:val="0"/>
-          <w:bCs/>
-          <w:rPrChange w:id="451" w:author="Gordon Forbes" w:date="2025-08-07T14:39:00Z" w16du:dateUtc="2025-08-07T13:39:00Z">
-            <w:rPr/>
-          </w:rPrChange>
-        </w:rPr>
         <w:fldChar w:fldCharType="end"/>
       </w:r>
     </w:p>
@@ -10957,7 +10960,7 @@
           <w:iCs/>
         </w:rPr>
       </w:pPr>
-      <w:ins w:id="452" w:author="Dominic Stringer" w:date="2024-12-17T10:34:00Z" w16du:dateUtc="2024-12-17T10:34:00Z">
+      <w:ins w:id="451" w:author="Dominic Stringer" w:date="2024-12-17T10:34:00Z" w16du:dateUtc="2024-12-17T10:34:00Z">
         <w:r>
           <w:rPr>
             <w:i/>
@@ -10972,10 +10975,10 @@
       <w:pPr>
         <w:pStyle w:val="Heading2"/>
         <w:rPr>
-          <w:ins w:id="453" w:author="Gordon Forbes" w:date="2025-08-07T14:39:00Z" w16du:dateUtc="2025-08-07T13:39:00Z"/>
-        </w:rPr>
-      </w:pPr>
-      <w:del w:id="454" w:author="Dominic Stringer" w:date="2024-11-21T15:13:00Z" w16du:dateUtc="2024-11-21T15:13:00Z">
+          <w:ins w:id="452" w:author="Gordon Forbes" w:date="2025-08-07T14:39:00Z" w16du:dateUtc="2025-08-07T13:39:00Z"/>
+        </w:rPr>
+      </w:pPr>
+      <w:del w:id="453" w:author="Dominic Stringer" w:date="2024-11-21T15:13:00Z" w16du:dateUtc="2024-11-21T15:13:00Z">
         <w:r>
           <w:delText>1.5</w:delText>
         </w:r>
@@ -10983,13 +10986,13 @@
           <w:tab/>
         </w:r>
       </w:del>
-      <w:bookmarkStart w:id="455" w:name="_Toc183099242"/>
-      <w:bookmarkStart w:id="456" w:name="_Toc185323532"/>
+      <w:bookmarkStart w:id="454" w:name="_Toc183099242"/>
+      <w:bookmarkStart w:id="455" w:name="_Toc185323532"/>
       <w:r>
         <w:t>Frequency and duration of follow-up</w:t>
       </w:r>
+      <w:bookmarkEnd w:id="454"/>
       <w:bookmarkEnd w:id="455"/>
-      <w:bookmarkEnd w:id="456"/>
     </w:p>
     <w:p>
       <w:pPr>
@@ -11001,18 +11004,29 @@
         <w:rPr>
           <w:b w:val="0"/>
           <w:bCs/>
-          <w:rPrChange w:id="457" w:author="Gordon Forbes" w:date="2025-08-07T14:40:00Z" w16du:dateUtc="2025-08-07T13:40:00Z">
+          <w:rPrChange w:id="456" w:author="Gordon Forbes" w:date="2025-08-07T14:40:00Z" w16du:dateUtc="2025-08-07T13:40:00Z">
             <w:rPr/>
           </w:rPrChange>
         </w:rPr>
-        <w:pPrChange w:id="458" w:author="Gordon Forbes" w:date="2025-08-07T14:39:00Z" w16du:dateUtc="2025-08-07T13:39:00Z">
+        <w:pPrChange w:id="457" w:author="Gordon Forbes" w:date="2025-08-07T14:39:00Z" w16du:dateUtc="2025-08-07T13:39:00Z">
           <w:pPr>
             <w:pStyle w:val="Heading2"/>
           </w:pPr>
         </w:pPrChange>
       </w:pPr>
-      <w:commentRangeStart w:id="459"/>
-      <w:ins w:id="460" w:author="Gordon Forbes" w:date="2025-08-07T14:39:00Z" w16du:dateUtc="2025-08-07T13:39:00Z">
+      <w:commentRangeStart w:id="458"/>
+      <w:ins w:id="459" w:author="Gordon Forbes" w:date="2025-08-07T14:39:00Z" w16du:dateUtc="2025-08-07T13:39:00Z">
+        <w:r>
+          <w:rPr>
+            <w:b w:val="0"/>
+            <w:bCs/>
+            <w:rPrChange w:id="460" w:author="Gordon Forbes" w:date="2025-08-07T14:40:00Z" w16du:dateUtc="2025-08-07T13:40:00Z">
+              <w:rPr/>
+            </w:rPrChange>
+          </w:rPr>
+          <w:t>{{</w:t>
+        </w:r>
+        <w:proofErr w:type="spellStart"/>
         <w:r>
           <w:rPr>
             <w:b w:val="0"/>
@@ -11021,9 +11035,9 @@
               <w:rPr/>
             </w:rPrChange>
           </w:rPr>
-          <w:t>{{</w:t>
-        </w:r>
-        <w:proofErr w:type="spellStart"/>
+          <w:t>follow_up_timepoints</w:t>
+        </w:r>
+        <w:proofErr w:type="spellEnd"/>
         <w:r>
           <w:rPr>
             <w:b w:val="0"/>
@@ -11032,20 +11046,19 @@
               <w:rPr/>
             </w:rPrChange>
           </w:rPr>
-          <w:t>follow_up_timepoints</w:t>
-        </w:r>
-        <w:proofErr w:type="spellEnd"/>
-        <w:r>
-          <w:rPr>
-            <w:b w:val="0"/>
-            <w:bCs/>
-            <w:rPrChange w:id="463" w:author="Gordon Forbes" w:date="2025-08-07T14:40:00Z" w16du:dateUtc="2025-08-07T13:40:00Z">
-              <w:rPr/>
-            </w:rPrChange>
-          </w:rPr>
           <w:t>}}</w:t>
         </w:r>
       </w:ins>
+      <w:r>
+        <w:rPr>
+          <w:b w:val="0"/>
+          <w:bCs/>
+          <w:rPrChange w:id="463" w:author="Gordon Forbes" w:date="2025-08-07T14:40:00Z" w16du:dateUtc="2025-08-07T13:40:00Z">
+            <w:rPr/>
+          </w:rPrChange>
+        </w:rPr>
+        <w:fldChar w:fldCharType="begin"/>
+      </w:r>
       <w:r>
         <w:rPr>
           <w:b w:val="0"/>
@@ -11054,19 +11067,19 @@
             <w:rPr/>
           </w:rPrChange>
         </w:rPr>
-        <w:fldChar w:fldCharType="begin"/>
-      </w:r>
+        <w:instrText xml:space="preserve"> TC "</w:instrText>
+      </w:r>
+      <w:bookmarkStart w:id="465" w:name="_Toc183094413"/>
       <w:r>
         <w:rPr>
           <w:b w:val="0"/>
           <w:bCs/>
-          <w:rPrChange w:id="465" w:author="Gordon Forbes" w:date="2025-08-07T14:40:00Z" w16du:dateUtc="2025-08-07T13:40:00Z">
+          <w:rPrChange w:id="466" w:author="Gordon Forbes" w:date="2025-08-07T14:40:00Z" w16du:dateUtc="2025-08-07T13:40:00Z">
             <w:rPr/>
           </w:rPrChange>
         </w:rPr>
-        <w:instrText xml:space="preserve"> TC "</w:instrText>
-      </w:r>
-      <w:bookmarkStart w:id="466" w:name="_Toc183094413"/>
+        <w:instrText>1.5</w:instrText>
+      </w:r>
       <w:r>
         <w:rPr>
           <w:b w:val="0"/>
@@ -11075,8 +11088,10 @@
             <w:rPr/>
           </w:rPrChange>
         </w:rPr>
-        <w:instrText>1.5</w:instrText>
-      </w:r>
+        <w:tab/>
+        <w:instrText>Frequency and duration of follow-up</w:instrText>
+      </w:r>
+      <w:bookmarkEnd w:id="465"/>
       <w:r>
         <w:rPr>
           <w:b w:val="0"/>
@@ -11085,10 +11100,8 @@
             <w:rPr/>
           </w:rPrChange>
         </w:rPr>
-        <w:tab/>
-        <w:instrText>Frequency and duration of follow-up</w:instrText>
-      </w:r>
-      <w:bookmarkEnd w:id="466"/>
+        <w:instrText xml:space="preserve">" \f C \l "1" </w:instrText>
+      </w:r>
       <w:r>
         <w:rPr>
           <w:b w:val="0"/>
@@ -11097,19 +11110,9 @@
             <w:rPr/>
           </w:rPrChange>
         </w:rPr>
-        <w:instrText xml:space="preserve">" \f C \l "1" </w:instrText>
-      </w:r>
-      <w:r>
-        <w:rPr>
-          <w:b w:val="0"/>
-          <w:bCs/>
-          <w:rPrChange w:id="470" w:author="Gordon Forbes" w:date="2025-08-07T14:40:00Z" w16du:dateUtc="2025-08-07T13:40:00Z">
-            <w:rPr/>
-          </w:rPrChange>
-        </w:rPr>
         <w:fldChar w:fldCharType="end"/>
       </w:r>
-      <w:commentRangeEnd w:id="459"/>
+      <w:commentRangeEnd w:id="458"/>
       <w:r>
         <w:rPr>
           <w:rStyle w:val="CommentReference"/>
@@ -11118,7 +11121,7 @@
           <w:u w:val="none"/>
           <w:lang w:val="en-US"/>
         </w:rPr>
-        <w:commentReference w:id="459"/>
+        <w:commentReference w:id="458"/>
       </w:r>
     </w:p>
     <w:p>
@@ -11135,7 +11138,7 @@
         </w:rPr>
         <w:t>Participants will complete follow up measures at</w:t>
       </w:r>
-      <w:ins w:id="471" w:author="Dominic Stringer" w:date="2024-11-28T11:06:00Z" w16du:dateUtc="2024-11-28T11:06:00Z">
+      <w:ins w:id="470" w:author="Dominic Stringer" w:date="2024-11-28T11:06:00Z" w16du:dateUtc="2024-11-28T11:06:00Z">
         <w:r>
           <w:rPr>
             <w:sz w:val="22"/>
@@ -11154,7 +11157,7 @@
           <w:t>state timepoints etc</w:t>
         </w:r>
       </w:ins>
-      <w:ins w:id="472" w:author="Dominic Stringer" w:date="2024-12-17T10:27:00Z" w16du:dateUtc="2024-12-17T10:27:00Z">
+      <w:ins w:id="471" w:author="Dominic Stringer" w:date="2024-12-17T10:27:00Z" w16du:dateUtc="2024-12-17T10:27:00Z">
         <w:r>
           <w:rPr>
             <w:i/>
@@ -11171,7 +11174,7 @@
       <w:pPr>
         <w:pStyle w:val="Heading2"/>
       </w:pPr>
-      <w:del w:id="473" w:author="Dominic Stringer" w:date="2024-11-21T15:13:00Z" w16du:dateUtc="2024-11-21T15:13:00Z">
+      <w:del w:id="472" w:author="Dominic Stringer" w:date="2024-11-21T15:13:00Z" w16du:dateUtc="2024-11-21T15:13:00Z">
         <w:r>
           <w:delText>1.6</w:delText>
         </w:r>
@@ -11179,20 +11182,20 @@
           <w:tab/>
         </w:r>
       </w:del>
-      <w:bookmarkStart w:id="474" w:name="_Toc183099243"/>
-      <w:bookmarkStart w:id="475" w:name="_Toc185323533"/>
+      <w:bookmarkStart w:id="473" w:name="_Toc183099243"/>
+      <w:bookmarkStart w:id="474" w:name="_Toc185323533"/>
       <w:r>
         <w:t>Visit windows</w:t>
       </w:r>
+      <w:bookmarkEnd w:id="473"/>
       <w:bookmarkEnd w:id="474"/>
-      <w:bookmarkEnd w:id="475"/>
       <w:r>
         <w:fldChar w:fldCharType="begin"/>
       </w:r>
       <w:r>
         <w:instrText xml:space="preserve"> TC "</w:instrText>
       </w:r>
-      <w:bookmarkStart w:id="476" w:name="_Toc183094414"/>
+      <w:bookmarkStart w:id="475" w:name="_Toc183094414"/>
       <w:r>
         <w:instrText>1.6</w:instrText>
       </w:r>
@@ -11200,7 +11203,7 @@
         <w:tab/>
         <w:instrText>Visit windows</w:instrText>
       </w:r>
-      <w:bookmarkEnd w:id="476"/>
+      <w:bookmarkEnd w:id="475"/>
       <w:r>
         <w:instrText xml:space="preserve">" \f C \l "1" </w:instrText>
       </w:r>
@@ -11211,12 +11214,12 @@
     <w:p>
       <w:pPr>
         <w:rPr>
-          <w:ins w:id="477" w:author="Dominic Stringer" w:date="2024-12-17T10:34:00Z" w16du:dateUtc="2024-12-17T10:34:00Z"/>
+          <w:ins w:id="476" w:author="Dominic Stringer" w:date="2024-12-17T10:34:00Z" w16du:dateUtc="2024-12-17T10:34:00Z"/>
           <w:i/>
           <w:iCs/>
         </w:rPr>
       </w:pPr>
-      <w:ins w:id="478" w:author="Dominic Stringer" w:date="2024-12-17T10:34:00Z" w16du:dateUtc="2024-12-17T10:34:00Z">
+      <w:ins w:id="477" w:author="Dominic Stringer" w:date="2024-12-17T10:34:00Z" w16du:dateUtc="2024-12-17T10:34:00Z">
         <w:r>
           <w:rPr>
             <w:i/>
@@ -11234,7 +11237,7 @@
           <w:t>visit windows for assessment</w:t>
         </w:r>
       </w:ins>
-      <w:ins w:id="479" w:author="Dominic Stringer" w:date="2024-12-17T10:35:00Z" w16du:dateUtc="2024-12-17T10:35:00Z">
+      <w:ins w:id="478" w:author="Dominic Stringer" w:date="2024-12-17T10:35:00Z" w16du:dateUtc="2024-12-17T10:35:00Z">
         <w:r>
           <w:rPr>
             <w:i/>
@@ -11246,7 +11249,7 @@
       </w:ins>
     </w:p>
     <w:p>
-      <w:ins w:id="480" w:author="Gordon Forbes" w:date="2025-08-07T14:40:00Z" w16du:dateUtc="2025-08-07T13:40:00Z">
+      <w:ins w:id="479" w:author="Gordon Forbes" w:date="2025-08-07T14:40:00Z" w16du:dateUtc="2025-08-07T13:40:00Z">
         <w:r>
           <w:t>{{</w:t>
         </w:r>
@@ -11264,10 +11267,10 @@
       <w:pPr>
         <w:pStyle w:val="Heading2"/>
         <w:rPr>
-          <w:ins w:id="481" w:author="Dominic Stringer" w:date="2024-12-17T10:19:00Z" w16du:dateUtc="2024-12-17T10:19:00Z"/>
-        </w:rPr>
-      </w:pPr>
-      <w:del w:id="482" w:author="Dominic Stringer" w:date="2024-11-21T15:13:00Z" w16du:dateUtc="2024-11-21T15:13:00Z">
+          <w:ins w:id="480" w:author="Dominic Stringer" w:date="2024-12-17T10:19:00Z" w16du:dateUtc="2024-12-17T10:19:00Z"/>
+        </w:rPr>
+      </w:pPr>
+      <w:del w:id="481" w:author="Dominic Stringer" w:date="2024-11-21T15:13:00Z" w16du:dateUtc="2024-11-21T15:13:00Z">
         <w:r>
           <w:delText>1.7</w:delText>
         </w:r>
@@ -11275,23 +11278,23 @@
           <w:tab/>
         </w:r>
       </w:del>
-      <w:bookmarkStart w:id="483" w:name="_Toc183099244"/>
-      <w:bookmarkStart w:id="484" w:name="_Toc185323534"/>
+      <w:bookmarkStart w:id="482" w:name="_Toc183099244"/>
+      <w:bookmarkStart w:id="483" w:name="_Toc185323534"/>
       <w:r>
         <w:t>Data collection</w:t>
       </w:r>
+      <w:bookmarkEnd w:id="482"/>
       <w:bookmarkEnd w:id="483"/>
-      <w:bookmarkEnd w:id="484"/>
-    </w:p>
-    <w:p>
-      <w:pPr>
-        <w:rPr>
-          <w:ins w:id="485" w:author="Gordon Forbes" w:date="2025-08-07T14:40:00Z" w16du:dateUtc="2025-08-07T13:40:00Z"/>
+    </w:p>
+    <w:p>
+      <w:pPr>
+        <w:rPr>
+          <w:ins w:id="484" w:author="Gordon Forbes" w:date="2025-08-07T14:40:00Z" w16du:dateUtc="2025-08-07T13:40:00Z"/>
           <w:i/>
           <w:iCs/>
         </w:rPr>
       </w:pPr>
-      <w:ins w:id="486" w:author="Dominic Stringer" w:date="2024-12-17T10:35:00Z" w16du:dateUtc="2024-12-17T10:35:00Z">
+      <w:ins w:id="485" w:author="Dominic Stringer" w:date="2024-12-17T10:35:00Z" w16du:dateUtc="2024-12-17T10:35:00Z">
         <w:r>
           <w:rPr>
             <w:i/>
@@ -11313,17 +11316,17 @@
     <w:p>
       <w:pPr>
         <w:rPr>
-          <w:ins w:id="487" w:author="Dominic Stringer" w:date="2024-12-17T10:35:00Z" w16du:dateUtc="2024-12-17T10:35:00Z"/>
-          <w:rPrChange w:id="488" w:author="Gordon Forbes" w:date="2025-08-07T14:40:00Z" w16du:dateUtc="2025-08-07T13:40:00Z">
+          <w:ins w:id="486" w:author="Dominic Stringer" w:date="2024-12-17T10:35:00Z" w16du:dateUtc="2024-12-17T10:35:00Z"/>
+          <w:rPrChange w:id="487" w:author="Gordon Forbes" w:date="2025-08-07T14:40:00Z" w16du:dateUtc="2025-08-07T13:40:00Z">
             <w:rPr>
-              <w:ins w:id="489" w:author="Dominic Stringer" w:date="2024-12-17T10:35:00Z" w16du:dateUtc="2024-12-17T10:35:00Z"/>
+              <w:ins w:id="488" w:author="Dominic Stringer" w:date="2024-12-17T10:35:00Z" w16du:dateUtc="2024-12-17T10:35:00Z"/>
               <w:i/>
               <w:iCs/>
             </w:rPr>
           </w:rPrChange>
         </w:rPr>
       </w:pPr>
-      <w:ins w:id="490" w:author="Gordon Forbes" w:date="2025-08-07T14:40:00Z" w16du:dateUtc="2025-08-07T13:40:00Z">
+      <w:ins w:id="489" w:author="Gordon Forbes" w:date="2025-08-07T14:40:00Z" w16du:dateUtc="2025-08-07T13:40:00Z">
         <w:r>
           <w:t>{{</w:t>
         </w:r>
@@ -11340,7 +11343,7 @@
     <w:p>
       <w:pPr>
         <w:rPr>
-          <w:ins w:id="491" w:author="Dominic Stringer" w:date="2024-12-17T10:18:00Z" w16du:dateUtc="2024-12-17T10:18:00Z"/>
+          <w:ins w:id="490" w:author="Dominic Stringer" w:date="2024-12-17T10:18:00Z" w16du:dateUtc="2024-12-17T10:18:00Z"/>
           <w:lang w:val="en-GB"/>
         </w:rPr>
       </w:pPr>
@@ -11349,20 +11352,20 @@
       <w:pPr>
         <w:pStyle w:val="Heading2"/>
       </w:pPr>
-      <w:bookmarkStart w:id="492" w:name="_Toc185323535"/>
-      <w:ins w:id="493" w:author="Dominic Stringer" w:date="2024-12-17T10:18:00Z" w16du:dateUtc="2024-12-17T10:18:00Z">
+      <w:bookmarkStart w:id="491" w:name="_Toc185323535"/>
+      <w:ins w:id="492" w:author="Dominic Stringer" w:date="2024-12-17T10:18:00Z" w16du:dateUtc="2024-12-17T10:18:00Z">
         <w:r>
           <w:t>Eligibility screening</w:t>
         </w:r>
       </w:ins>
-      <w:bookmarkEnd w:id="492"/>
+      <w:bookmarkEnd w:id="491"/>
       <w:r>
         <w:fldChar w:fldCharType="begin"/>
       </w:r>
       <w:r>
         <w:instrText xml:space="preserve"> TC "</w:instrText>
       </w:r>
-      <w:bookmarkStart w:id="494" w:name="_Toc183094415"/>
+      <w:bookmarkStart w:id="493" w:name="_Toc183094415"/>
       <w:r>
         <w:instrText>1.7</w:instrText>
       </w:r>
@@ -11370,7 +11373,7 @@
         <w:tab/>
         <w:instrText>Data collection</w:instrText>
       </w:r>
-      <w:bookmarkEnd w:id="494"/>
+      <w:bookmarkEnd w:id="493"/>
       <w:r>
         <w:instrText xml:space="preserve">" \f C \l "1" </w:instrText>
       </w:r>
@@ -11382,9 +11385,9 @@
     <w:p>
       <w:pPr>
         <w:rPr>
-          <w:del w:id="495" w:author="Dominic Stringer" w:date="2024-12-17T10:18:00Z" w16du:dateUtc="2024-12-17T10:18:00Z"/>
-        </w:rPr>
-        <w:pPrChange w:id="496" w:author="Gordon Forbes" w:date="2025-08-07T14:40:00Z" w16du:dateUtc="2025-08-07T13:40:00Z">
+          <w:del w:id="494" w:author="Dominic Stringer" w:date="2024-12-17T10:18:00Z" w16du:dateUtc="2024-12-17T10:18:00Z"/>
+        </w:rPr>
+        <w:pPrChange w:id="495" w:author="Gordon Forbes" w:date="2025-08-07T14:40:00Z" w16du:dateUtc="2025-08-07T13:40:00Z">
           <w:pPr>
             <w:pStyle w:val="Heading2"/>
             <w:numPr>
@@ -11395,18 +11398,21 @@
           </w:pPr>
         </w:pPrChange>
       </w:pPr>
-      <w:bookmarkStart w:id="497" w:name="_Toc183099245"/>
-      <w:del w:id="498" w:author="Dominic Stringer" w:date="2024-12-17T10:18:00Z" w16du:dateUtc="2024-12-17T10:18:00Z">
+      <w:bookmarkStart w:id="496" w:name="_Toc183099245"/>
+      <w:del w:id="497" w:author="Dominic Stringer" w:date="2024-12-17T10:18:00Z" w16du:dateUtc="2024-12-17T10:18:00Z">
         <w:r>
           <w:delText>Eligibility screening</w:delText>
         </w:r>
-        <w:bookmarkEnd w:id="497"/>
+        <w:bookmarkEnd w:id="496"/>
         <w:r>
           <w:rPr>
             <w:u w:val="single"/>
             <w:lang w:val="en-GB"/>
-            <w:rPrChange w:id="499" w:author="Gordon Forbes" w:date="2025-08-07T14:40:00Z" w16du:dateUtc="2025-08-07T13:40:00Z">
-              <w:rPr/>
+            <w:rPrChange w:id="498" w:author="Gordon Forbes" w:date="2025-08-07T14:40:00Z" w16du:dateUtc="2025-08-07T13:40:00Z">
+              <w:rPr>
+                <w:b w:val="0"/>
+                <w:iCs w:val="0"/>
+              </w:rPr>
             </w:rPrChange>
           </w:rPr>
           <w:fldChar w:fldCharType="begin"/>
@@ -11414,11 +11420,11 @@
         <w:r>
           <w:delInstrText xml:space="preserve"> TC "</w:delInstrText>
         </w:r>
-        <w:bookmarkStart w:id="500" w:name="_Toc183094416"/>
+        <w:bookmarkStart w:id="499" w:name="_Toc183094416"/>
         <w:r>
           <w:delInstrText>Eligibility screening</w:delInstrText>
         </w:r>
-        <w:bookmarkEnd w:id="500"/>
+        <w:bookmarkEnd w:id="499"/>
         <w:r>
           <w:delInstrText xml:space="preserve">" \f C \l "1" </w:delInstrText>
         </w:r>
@@ -11426,8 +11432,11 @@
           <w:rPr>
             <w:u w:val="single"/>
             <w:lang w:val="en-GB"/>
-            <w:rPrChange w:id="501" w:author="Gordon Forbes" w:date="2025-08-07T14:40:00Z" w16du:dateUtc="2025-08-07T13:40:00Z">
-              <w:rPr/>
+            <w:rPrChange w:id="500" w:author="Gordon Forbes" w:date="2025-08-07T14:40:00Z" w16du:dateUtc="2025-08-07T13:40:00Z">
+              <w:rPr>
+                <w:b w:val="0"/>
+                <w:iCs w:val="0"/>
+              </w:rPr>
             </w:rPrChange>
           </w:rPr>
           <w:fldChar w:fldCharType="end"/>
@@ -11437,17 +11446,17 @@
     <w:p>
       <w:pPr>
         <w:rPr>
-          <w:del w:id="502" w:author="Dominic Stringer" w:date="2024-12-17T10:19:00Z" w16du:dateUtc="2024-12-17T10:19:00Z"/>
-        </w:rPr>
-      </w:pPr>
-    </w:p>
-    <w:p>
-      <w:pPr>
-        <w:rPr>
-          <w:sz w:val="22"/>
-          <w:szCs w:val="22"/>
-        </w:rPr>
-        <w:pPrChange w:id="503" w:author="Gordon Forbes" w:date="2025-08-07T14:40:00Z" w16du:dateUtc="2025-08-07T13:40:00Z">
+          <w:del w:id="501" w:author="Dominic Stringer" w:date="2024-12-17T10:19:00Z" w16du:dateUtc="2024-12-17T10:19:00Z"/>
+        </w:rPr>
+      </w:pPr>
+    </w:p>
+    <w:p>
+      <w:pPr>
+        <w:rPr>
+          <w:sz w:val="22"/>
+          <w:szCs w:val="22"/>
+        </w:rPr>
+        <w:pPrChange w:id="502" w:author="Gordon Forbes" w:date="2025-08-07T14:40:00Z" w16du:dateUtc="2025-08-07T13:40:00Z">
           <w:pPr>
             <w:pStyle w:val="ListParagraph"/>
             <w:numPr>
@@ -11460,7 +11469,7 @@
           </w:pPr>
         </w:pPrChange>
       </w:pPr>
-      <w:del w:id="504" w:author="Gordon Forbes" w:date="2025-08-07T14:40:00Z" w16du:dateUtc="2025-08-07T13:40:00Z">
+      <w:del w:id="503" w:author="Gordon Forbes" w:date="2025-08-07T14:40:00Z" w16du:dateUtc="2025-08-07T13:40:00Z">
         <w:r>
           <w:rPr>
             <w:sz w:val="22"/>
@@ -11482,7 +11491,7 @@
           </w:rPr>
           <w:delInstrText xml:space="preserve"> TC "</w:delInstrText>
         </w:r>
-        <w:bookmarkStart w:id="505" w:name="_Toc183094417"/>
+        <w:bookmarkStart w:id="504" w:name="_Toc183094417"/>
         <w:r>
           <w:rPr>
             <w:sz w:val="22"/>
@@ -11490,7 +11499,7 @@
           </w:rPr>
           <w:delInstrText>Inclusion criteria</w:delInstrText>
         </w:r>
-        <w:bookmarkEnd w:id="505"/>
+        <w:bookmarkEnd w:id="504"/>
         <w:r>
           <w:rPr>
             <w:sz w:val="22"/>
@@ -11506,7 +11515,7 @@
           <w:fldChar w:fldCharType="end"/>
         </w:r>
       </w:del>
-      <w:ins w:id="506" w:author="Gordon Forbes" w:date="2025-08-07T14:40:00Z" w16du:dateUtc="2025-08-07T13:40:00Z">
+      <w:ins w:id="505" w:author="Gordon Forbes" w:date="2025-08-07T14:40:00Z" w16du:dateUtc="2025-08-07T13:40:00Z">
         <w:r>
           <w:rPr>
             <w:sz w:val="22"/>
@@ -11542,7 +11551,7 @@
     </w:p>
     <w:p>
       <w:pPr>
-        <w:pPrChange w:id="507" w:author="Gordon Forbes" w:date="2025-08-07T14:40:00Z" w16du:dateUtc="2025-08-07T13:40:00Z">
+        <w:pPrChange w:id="506" w:author="Gordon Forbes" w:date="2025-08-07T14:40:00Z" w16du:dateUtc="2025-08-07T13:40:00Z">
           <w:pPr>
             <w:pStyle w:val="ListParagraph"/>
             <w:numPr>
@@ -11555,7 +11564,7 @@
           </w:pPr>
         </w:pPrChange>
       </w:pPr>
-      <w:del w:id="508" w:author="Gordon Forbes" w:date="2025-08-07T14:40:00Z" w16du:dateUtc="2025-08-07T13:40:00Z">
+      <w:del w:id="507" w:author="Gordon Forbes" w:date="2025-08-07T14:40:00Z" w16du:dateUtc="2025-08-07T13:40:00Z">
         <w:r>
           <w:rPr>
             <w:sz w:val="22"/>
@@ -11569,11 +11578,11 @@
         <w:r>
           <w:delInstrText xml:space="preserve"> TC "</w:delInstrText>
         </w:r>
-        <w:bookmarkStart w:id="509" w:name="_Toc183094418"/>
+        <w:bookmarkStart w:id="508" w:name="_Toc183094418"/>
         <w:r>
           <w:delInstrText>Exclusion criteria</w:delInstrText>
         </w:r>
-        <w:bookmarkEnd w:id="509"/>
+        <w:bookmarkEnd w:id="508"/>
         <w:r>
           <w:delInstrText xml:space="preserve">" \f C \l "1" </w:delInstrText>
         </w:r>
@@ -11581,7 +11590,7 @@
           <w:fldChar w:fldCharType="end"/>
         </w:r>
       </w:del>
-      <w:ins w:id="510" w:author="Gordon Forbes" w:date="2025-08-07T14:40:00Z" w16du:dateUtc="2025-08-07T13:40:00Z">
+      <w:ins w:id="509" w:author="Gordon Forbes" w:date="2025-08-07T14:40:00Z" w16du:dateUtc="2025-08-07T13:40:00Z">
         <w:r>
           <w:rPr>
             <w:sz w:val="22"/>
@@ -11612,15 +11621,15 @@
       <w:pPr>
         <w:pStyle w:val="Heading2"/>
       </w:pPr>
-      <w:bookmarkStart w:id="511" w:name="_Toc183099246"/>
-      <w:bookmarkStart w:id="512" w:name="_Toc185323536"/>
-      <w:commentRangeStart w:id="513"/>
+      <w:bookmarkStart w:id="510" w:name="_Toc183099246"/>
+      <w:bookmarkStart w:id="511" w:name="_Toc185323536"/>
+      <w:commentRangeStart w:id="512"/>
       <w:r>
         <w:t>Measures</w:t>
       </w:r>
+      <w:bookmarkEnd w:id="510"/>
       <w:bookmarkEnd w:id="511"/>
-      <w:bookmarkEnd w:id="512"/>
-      <w:commentRangeEnd w:id="513"/>
+      <w:commentRangeEnd w:id="512"/>
       <w:r>
         <w:rPr>
           <w:rStyle w:val="CommentReference"/>
@@ -11629,7 +11638,7 @@
           <w:u w:val="none"/>
           <w:lang w:val="en-US"/>
         </w:rPr>
-        <w:commentReference w:id="513"/>
+        <w:commentReference w:id="512"/>
       </w:r>
       <w:r>
         <w:fldChar w:fldCharType="begin"/>
@@ -11637,11 +11646,11 @@
       <w:r>
         <w:instrText xml:space="preserve"> TC "</w:instrText>
       </w:r>
-      <w:bookmarkStart w:id="514" w:name="_Toc183094419"/>
+      <w:bookmarkStart w:id="513" w:name="_Toc183094419"/>
       <w:r>
         <w:instrText>Measures</w:instrText>
       </w:r>
-      <w:bookmarkEnd w:id="514"/>
+      <w:bookmarkEnd w:id="513"/>
       <w:r>
         <w:instrText xml:space="preserve">" \f C \l "1" </w:instrText>
       </w:r>
@@ -11692,7 +11701,7 @@
         </w:rPr>
         <w:instrText xml:space="preserve"> TC "</w:instrText>
       </w:r>
-      <w:bookmarkStart w:id="515" w:name="_Toc183094420"/>
+      <w:bookmarkStart w:id="514" w:name="_Toc183094420"/>
       <w:r>
         <w:rPr>
           <w:rFonts w:asciiTheme="minorHAnsi" w:hAnsiTheme="minorHAnsi"/>
@@ -11702,7 +11711,7 @@
         </w:rPr>
         <w:instrText>Baseline</w:instrText>
       </w:r>
-      <w:bookmarkEnd w:id="515"/>
+      <w:bookmarkEnd w:id="514"/>
       <w:r>
         <w:rPr>
           <w:rFonts w:asciiTheme="minorHAnsi" w:hAnsiTheme="minorHAnsi"/>
@@ -11758,7 +11767,7 @@
         </w:rPr>
         <w:t>Primary outcome measures</w:t>
       </w:r>
-      <w:ins w:id="516" w:author="Hassan Jafari" w:date="2025-10-22T11:21:00Z" w16du:dateUtc="2025-10-22T10:21:00Z">
+      <w:ins w:id="515" w:author="Hassan Jafari" w:date="2025-10-22T11:21:00Z" w16du:dateUtc="2025-10-22T10:21:00Z">
         <w:r>
           <w:rPr>
             <w:rFonts w:asciiTheme="minorHAnsi" w:hAnsiTheme="minorHAnsi"/>
@@ -11807,7 +11816,7 @@
         </w:rPr>
         <w:instrText xml:space="preserve"> TC "</w:instrText>
       </w:r>
-      <w:bookmarkStart w:id="517" w:name="_Toc183094421"/>
+      <w:bookmarkStart w:id="516" w:name="_Toc183094421"/>
       <w:r>
         <w:rPr>
           <w:rFonts w:asciiTheme="minorHAnsi" w:hAnsiTheme="minorHAnsi"/>
@@ -11817,7 +11826,7 @@
         </w:rPr>
         <w:instrText>Primary outcome measures</w:instrText>
       </w:r>
-      <w:bookmarkEnd w:id="517"/>
+      <w:bookmarkEnd w:id="516"/>
       <w:r>
         <w:rPr>
           <w:rFonts w:asciiTheme="minorHAnsi" w:hAnsiTheme="minorHAnsi"/>
@@ -11873,7 +11882,7 @@
         </w:rPr>
         <w:t>Secondary outcome measures</w:t>
       </w:r>
-      <w:ins w:id="518" w:author="Hassan Jafari" w:date="2025-10-22T11:21:00Z" w16du:dateUtc="2025-10-22T10:21:00Z">
+      <w:ins w:id="517" w:author="Hassan Jafari" w:date="2025-10-22T11:21:00Z" w16du:dateUtc="2025-10-22T10:21:00Z">
         <w:r>
           <w:rPr>
             <w:rFonts w:asciiTheme="minorHAnsi" w:hAnsiTheme="minorHAnsi"/>
@@ -11884,7 +11893,7 @@
           <w:t xml:space="preserve"> </w:t>
         </w:r>
       </w:ins>
-      <w:ins w:id="519" w:author="Hassan Jafari" w:date="2025-10-22T11:22:00Z" w16du:dateUtc="2025-10-22T10:22:00Z">
+      <w:ins w:id="518" w:author="Hassan Jafari" w:date="2025-10-22T11:22:00Z" w16du:dateUtc="2025-10-22T10:22:00Z">
         <w:r>
           <w:rPr>
             <w:rFonts w:asciiTheme="minorHAnsi" w:hAnsiTheme="minorHAnsi"/>
@@ -11933,7 +11942,7 @@
         </w:rPr>
         <w:instrText xml:space="preserve"> TC "</w:instrText>
       </w:r>
-      <w:bookmarkStart w:id="520" w:name="_Toc183094422"/>
+      <w:bookmarkStart w:id="519" w:name="_Toc183094422"/>
       <w:r>
         <w:rPr>
           <w:rFonts w:asciiTheme="minorHAnsi" w:hAnsiTheme="minorHAnsi"/>
@@ -11943,7 +11952,7 @@
         </w:rPr>
         <w:instrText>Secondary outcome measures</w:instrText>
       </w:r>
-      <w:bookmarkEnd w:id="520"/>
+      <w:bookmarkEnd w:id="519"/>
       <w:r>
         <w:rPr>
           <w:rFonts w:asciiTheme="minorHAnsi" w:hAnsiTheme="minorHAnsi"/>
@@ -11999,7 +12008,7 @@
         </w:rPr>
         <w:t>Mediators of treatment</w:t>
       </w:r>
-      <w:ins w:id="521" w:author="Hassan Jafari" w:date="2025-10-22T11:22:00Z" w16du:dateUtc="2025-10-22T10:22:00Z">
+      <w:ins w:id="520" w:author="Hassan Jafari" w:date="2025-10-22T11:22:00Z" w16du:dateUtc="2025-10-22T10:22:00Z">
         <w:r>
           <w:rPr>
             <w:rFonts w:asciiTheme="minorHAnsi" w:hAnsiTheme="minorHAnsi"/>
@@ -12048,7 +12057,7 @@
         </w:rPr>
         <w:instrText xml:space="preserve"> TC "</w:instrText>
       </w:r>
-      <w:bookmarkStart w:id="522" w:name="_Toc183094423"/>
+      <w:bookmarkStart w:id="521" w:name="_Toc183094423"/>
       <w:r>
         <w:rPr>
           <w:rFonts w:asciiTheme="minorHAnsi" w:hAnsiTheme="minorHAnsi"/>
@@ -12058,7 +12067,7 @@
         </w:rPr>
         <w:instrText>Mediators of treatment</w:instrText>
       </w:r>
-      <w:bookmarkEnd w:id="522"/>
+      <w:bookmarkEnd w:id="521"/>
       <w:r>
         <w:rPr>
           <w:rFonts w:asciiTheme="minorHAnsi" w:hAnsiTheme="minorHAnsi"/>
@@ -12114,7 +12123,7 @@
         </w:rPr>
         <w:t>Moderators of treatment</w:t>
       </w:r>
-      <w:ins w:id="523" w:author="Hassan Jafari" w:date="2025-10-22T11:22:00Z" w16du:dateUtc="2025-10-22T10:22:00Z">
+      <w:ins w:id="522" w:author="Hassan Jafari" w:date="2025-10-22T11:22:00Z" w16du:dateUtc="2025-10-22T10:22:00Z">
         <w:r>
           <w:rPr>
             <w:rFonts w:asciiTheme="minorHAnsi" w:hAnsiTheme="minorHAnsi"/>
@@ -12163,7 +12172,7 @@
         </w:rPr>
         <w:instrText xml:space="preserve"> TC "</w:instrText>
       </w:r>
-      <w:bookmarkStart w:id="524" w:name="_Toc183094424"/>
+      <w:bookmarkStart w:id="523" w:name="_Toc183094424"/>
       <w:r>
         <w:rPr>
           <w:rFonts w:asciiTheme="minorHAnsi" w:hAnsiTheme="minorHAnsi"/>
@@ -12173,7 +12182,7 @@
         </w:rPr>
         <w:instrText>Moderators of treatment</w:instrText>
       </w:r>
-      <w:bookmarkEnd w:id="524"/>
+      <w:bookmarkEnd w:id="523"/>
       <w:r>
         <w:rPr>
           <w:rFonts w:asciiTheme="minorHAnsi" w:hAnsiTheme="minorHAnsi"/>
@@ -12229,7 +12238,7 @@
         </w:rPr>
         <w:t>Process indicators</w:t>
       </w:r>
-      <w:ins w:id="525" w:author="Hassan Jafari" w:date="2025-10-22T11:23:00Z" w16du:dateUtc="2025-10-22T10:23:00Z">
+      <w:ins w:id="524" w:author="Hassan Jafari" w:date="2025-10-22T11:23:00Z" w16du:dateUtc="2025-10-22T10:23:00Z">
         <w:r>
           <w:rPr>
             <w:rFonts w:asciiTheme="minorHAnsi" w:hAnsiTheme="minorHAnsi"/>
@@ -12296,7 +12305,7 @@
         </w:rPr>
         <w:instrText xml:space="preserve"> TC "</w:instrText>
       </w:r>
-      <w:bookmarkStart w:id="526" w:name="_Toc183094425"/>
+      <w:bookmarkStart w:id="525" w:name="_Toc183094425"/>
       <w:r>
         <w:rPr>
           <w:rFonts w:asciiTheme="minorHAnsi" w:hAnsiTheme="minorHAnsi"/>
@@ -12306,7 +12315,7 @@
         </w:rPr>
         <w:instrText>Process indicators</w:instrText>
       </w:r>
-      <w:bookmarkEnd w:id="526"/>
+      <w:bookmarkEnd w:id="525"/>
       <w:r>
         <w:rPr>
           <w:rFonts w:asciiTheme="minorHAnsi" w:hAnsiTheme="minorHAnsi"/>
@@ -12362,7 +12371,7 @@
         </w:rPr>
         <w:t>Adverse events</w:t>
       </w:r>
-      <w:ins w:id="527" w:author="Hassan Jafari" w:date="2025-10-22T11:23:00Z" w16du:dateUtc="2025-10-22T10:23:00Z">
+      <w:ins w:id="526" w:author="Hassan Jafari" w:date="2025-10-22T11:23:00Z" w16du:dateUtc="2025-10-22T10:23:00Z">
         <w:r>
           <w:rPr>
             <w:rFonts w:asciiTheme="minorHAnsi" w:hAnsiTheme="minorHAnsi"/>
@@ -12429,7 +12438,7 @@
         </w:rPr>
         <w:instrText xml:space="preserve"> TC "</w:instrText>
       </w:r>
-      <w:bookmarkStart w:id="528" w:name="_Toc183094426"/>
+      <w:bookmarkStart w:id="527" w:name="_Toc183094426"/>
       <w:r>
         <w:rPr>
           <w:rFonts w:asciiTheme="minorHAnsi" w:hAnsiTheme="minorHAnsi"/>
@@ -12439,7 +12448,7 @@
         </w:rPr>
         <w:instrText>Adverse events</w:instrText>
       </w:r>
-      <w:bookmarkEnd w:id="528"/>
+      <w:bookmarkEnd w:id="527"/>
       <w:r>
         <w:rPr>
           <w:rFonts w:asciiTheme="minorHAnsi" w:hAnsiTheme="minorHAnsi"/>
@@ -12515,7 +12524,7 @@
         </w:rPr>
         <w:t xml:space="preserve"> (baseline) measures</w:t>
       </w:r>
-      <w:ins w:id="529" w:author="Hassan Jafari" w:date="2025-10-22T11:24:00Z" w16du:dateUtc="2025-10-22T10:24:00Z">
+      <w:ins w:id="528" w:author="Hassan Jafari" w:date="2025-10-22T11:24:00Z" w16du:dateUtc="2025-10-22T10:24:00Z">
         <w:r>
           <w:rPr>
             <w:rFonts w:asciiTheme="minorHAnsi" w:hAnsiTheme="minorHAnsi"/>
@@ -12564,7 +12573,7 @@
         </w:rPr>
         <w:instrText xml:space="preserve"> TC "</w:instrText>
       </w:r>
-      <w:bookmarkStart w:id="530" w:name="_Toc183094427"/>
+      <w:bookmarkStart w:id="529" w:name="_Toc183094427"/>
       <w:r>
         <w:rPr>
           <w:rFonts w:asciiTheme="minorHAnsi" w:hAnsiTheme="minorHAnsi"/>
@@ -12574,7 +12583,7 @@
         </w:rPr>
         <w:instrText>Additional pre-randomisation (baseline) measures</w:instrText>
       </w:r>
-      <w:bookmarkEnd w:id="530"/>
+      <w:bookmarkEnd w:id="529"/>
       <w:r>
         <w:rPr>
           <w:rFonts w:asciiTheme="minorHAnsi" w:hAnsiTheme="minorHAnsi"/>
@@ -12650,7 +12659,7 @@
         </w:rPr>
         <w:t xml:space="preserve"> (follow-up) measures</w:t>
       </w:r>
-      <w:ins w:id="531" w:author="Hassan Jafari" w:date="2025-10-22T11:26:00Z" w16du:dateUtc="2025-10-22T10:26:00Z">
+      <w:ins w:id="530" w:author="Hassan Jafari" w:date="2025-10-22T11:26:00Z" w16du:dateUtc="2025-10-22T10:26:00Z">
         <w:r>
           <w:rPr>
             <w:rFonts w:asciiTheme="minorHAnsi" w:hAnsiTheme="minorHAnsi"/>
@@ -12699,7 +12708,7 @@
         </w:rPr>
         <w:instrText xml:space="preserve"> TC "</w:instrText>
       </w:r>
-      <w:bookmarkStart w:id="532" w:name="_Toc183094428"/>
+      <w:bookmarkStart w:id="531" w:name="_Toc183094428"/>
       <w:r>
         <w:rPr>
           <w:rFonts w:asciiTheme="minorHAnsi" w:hAnsiTheme="minorHAnsi"/>
@@ -12709,7 +12718,7 @@
         </w:rPr>
         <w:instrText>Additional post-randomisation (follow-up) measures</w:instrText>
       </w:r>
-      <w:bookmarkEnd w:id="532"/>
+      <w:bookmarkEnd w:id="531"/>
       <w:r>
         <w:rPr>
           <w:rFonts w:asciiTheme="minorHAnsi" w:hAnsiTheme="minorHAnsi"/>
@@ -12734,22 +12743,22 @@
       <w:pPr>
         <w:pStyle w:val="Heading2"/>
       </w:pPr>
-      <w:bookmarkStart w:id="533" w:name="_Toc185323537"/>
-      <w:bookmarkStart w:id="534" w:name="_Toc183099247"/>
-      <w:bookmarkStart w:id="535" w:name="_Toc185323538"/>
+      <w:bookmarkStart w:id="532" w:name="_Toc185323537"/>
+      <w:bookmarkStart w:id="533" w:name="_Toc183099247"/>
+      <w:bookmarkStart w:id="534" w:name="_Toc185323538"/>
+      <w:bookmarkEnd w:id="532"/>
+      <w:r>
+        <w:t>Sample size estimation (including clinical significance)</w:t>
+      </w:r>
       <w:bookmarkEnd w:id="533"/>
-      <w:r>
-        <w:t>Sample size estimation (including clinical significance)</w:t>
-      </w:r>
       <w:bookmarkEnd w:id="534"/>
-      <w:bookmarkEnd w:id="535"/>
       <w:r>
         <w:fldChar w:fldCharType="begin"/>
       </w:r>
       <w:r>
         <w:instrText xml:space="preserve"> TC "</w:instrText>
       </w:r>
-      <w:bookmarkStart w:id="536" w:name="_Toc183094429"/>
+      <w:bookmarkStart w:id="535" w:name="_Toc183094429"/>
       <w:r>
         <w:instrText>1.8</w:instrText>
       </w:r>
@@ -12757,7 +12766,7 @@
         <w:tab/>
         <w:instrText>Sample size estimation (including clinical significance)</w:instrText>
       </w:r>
-      <w:bookmarkEnd w:id="536"/>
+      <w:bookmarkEnd w:id="535"/>
       <w:r>
         <w:instrText xml:space="preserve">" \f C \l "1" </w:instrText>
       </w:r>
@@ -12768,12 +12777,12 @@
     <w:p>
       <w:pPr>
         <w:rPr>
-          <w:ins w:id="537" w:author="Gordon Forbes" w:date="2025-08-07T14:41:00Z" w16du:dateUtc="2025-08-07T13:41:00Z"/>
+          <w:ins w:id="536" w:author="Gordon Forbes" w:date="2025-08-07T14:41:00Z" w16du:dateUtc="2025-08-07T13:41:00Z"/>
           <w:i/>
           <w:iCs/>
         </w:rPr>
       </w:pPr>
-      <w:ins w:id="538" w:author="Dominic Stringer" w:date="2024-11-28T10:57:00Z" w16du:dateUtc="2024-11-28T10:57:00Z">
+      <w:ins w:id="537" w:author="Dominic Stringer" w:date="2024-11-28T10:57:00Z" w16du:dateUtc="2024-11-28T10:57:00Z">
         <w:r>
           <w:rPr>
             <w:i/>
@@ -12783,7 +12792,7 @@
           <w:t xml:space="preserve">Full details of the sample size calculation or reference to sample size calculation </w:t>
         </w:r>
       </w:ins>
-      <w:ins w:id="539" w:author="Dominic Stringer" w:date="2024-11-28T10:58:00Z" w16du:dateUtc="2024-11-28T10:58:00Z">
+      <w:ins w:id="538" w:author="Dominic Stringer" w:date="2024-11-28T10:58:00Z" w16du:dateUtc="2024-11-28T10:58:00Z">
         <w:r>
           <w:rPr>
             <w:i/>
@@ -12808,7 +12817,7 @@
           <w:t xml:space="preserve">Consider including </w:t>
         </w:r>
       </w:ins>
-      <w:ins w:id="540" w:author="Dominic Stringer" w:date="2024-11-28T10:59:00Z" w16du:dateUtc="2024-11-28T10:59:00Z">
+      <w:ins w:id="539" w:author="Dominic Stringer" w:date="2024-11-28T10:59:00Z" w16du:dateUtc="2024-11-28T10:59:00Z">
         <w:r>
           <w:rPr>
             <w:i/>
@@ -12818,7 +12827,7 @@
           <w:t xml:space="preserve">the </w:t>
         </w:r>
       </w:ins>
-      <w:ins w:id="541" w:author="Dominic Stringer" w:date="2024-11-28T10:58:00Z" w16du:dateUtc="2024-11-28T10:58:00Z">
+      <w:ins w:id="540" w:author="Dominic Stringer" w:date="2024-11-28T10:58:00Z" w16du:dateUtc="2024-11-28T10:58:00Z">
         <w:r>
           <w:rPr>
             <w:i/>
@@ -12852,7 +12861,7 @@
           <w:t>to this document if sample size c</w:t>
         </w:r>
       </w:ins>
-      <w:ins w:id="542" w:author="Dominic Stringer" w:date="2024-11-28T10:59:00Z" w16du:dateUtc="2024-11-28T10:59:00Z">
+      <w:ins w:id="541" w:author="Dominic Stringer" w:date="2024-11-28T10:59:00Z" w16du:dateUtc="2024-11-28T10:59:00Z">
         <w:r>
           <w:rPr>
             <w:i/>
@@ -12862,7 +12871,7 @@
           <w:t>alculation was complex.</w:t>
         </w:r>
       </w:ins>
-      <w:ins w:id="543" w:author="Dominic Stringer" w:date="2024-11-28T10:58:00Z" w16du:dateUtc="2024-11-28T10:58:00Z">
+      <w:ins w:id="542" w:author="Dominic Stringer" w:date="2024-11-28T10:58:00Z" w16du:dateUtc="2024-11-28T10:58:00Z">
         <w:r>
           <w:rPr>
             <w:i/>
@@ -12875,12 +12884,12 @@
     <w:p>
       <w:pPr>
         <w:rPr>
-          <w:ins w:id="544" w:author="Dominic Stringer" w:date="2024-11-28T11:00:00Z" w16du:dateUtc="2024-11-28T11:00:00Z"/>
+          <w:ins w:id="543" w:author="Dominic Stringer" w:date="2024-11-28T11:00:00Z" w16du:dateUtc="2024-11-28T11:00:00Z"/>
           <w:i/>
           <w:iCs/>
         </w:rPr>
       </w:pPr>
-      <w:ins w:id="545" w:author="Gordon Forbes" w:date="2025-08-07T14:41:00Z" w16du:dateUtc="2025-08-07T13:41:00Z">
+      <w:ins w:id="544" w:author="Gordon Forbes" w:date="2025-08-07T14:41:00Z" w16du:dateUtc="2025-08-07T13:41:00Z">
         <w:r>
           <w:rPr>
             <w:i/>
@@ -12918,10 +12927,10 @@
       <w:pPr>
         <w:pStyle w:val="Heading2"/>
         <w:rPr>
-          <w:ins w:id="546" w:author="Dominic Stringer" w:date="2024-11-28T11:02:00Z" w16du:dateUtc="2024-11-28T11:02:00Z"/>
-        </w:rPr>
-      </w:pPr>
-      <w:del w:id="547" w:author="Dominic Stringer" w:date="2024-11-21T15:15:00Z" w16du:dateUtc="2024-11-21T15:15:00Z">
+          <w:ins w:id="545" w:author="Dominic Stringer" w:date="2024-11-28T11:02:00Z" w16du:dateUtc="2024-11-28T11:02:00Z"/>
+        </w:rPr>
+      </w:pPr>
+      <w:del w:id="546" w:author="Dominic Stringer" w:date="2024-11-21T15:15:00Z" w16du:dateUtc="2024-11-21T15:15:00Z">
         <w:r>
           <w:delText>1.9</w:delText>
         </w:r>
@@ -12929,12 +12938,12 @@
           <w:tab/>
         </w:r>
       </w:del>
-      <w:bookmarkStart w:id="548" w:name="_Toc185323539"/>
-      <w:bookmarkStart w:id="549" w:name="_Toc183099248"/>
+      <w:bookmarkStart w:id="547" w:name="_Toc185323539"/>
+      <w:bookmarkStart w:id="548" w:name="_Toc183099248"/>
       <w:r>
         <w:t>Brief description</w:t>
       </w:r>
-      <w:ins w:id="550" w:author="Dominic Stringer" w:date="2024-11-28T11:01:00Z" w16du:dateUtc="2024-11-28T11:01:00Z">
+      <w:ins w:id="549" w:author="Dominic Stringer" w:date="2024-11-28T11:01:00Z" w16du:dateUtc="2024-11-28T11:01:00Z">
         <w:r>
           <w:t xml:space="preserve"> and timing</w:t>
         </w:r>
@@ -12942,22 +12951,22 @@
       <w:r>
         <w:t xml:space="preserve"> of proposed analyses</w:t>
       </w:r>
-      <w:bookmarkEnd w:id="548"/>
+      <w:bookmarkEnd w:id="547"/>
       <w:r>
         <w:t xml:space="preserve"> </w:t>
       </w:r>
-      <w:del w:id="551" w:author="Dominic Stringer" w:date="2024-11-28T11:01:00Z" w16du:dateUtc="2024-11-28T11:01:00Z">
+      <w:del w:id="550" w:author="Dominic Stringer" w:date="2024-11-28T11:01:00Z" w16du:dateUtc="2024-11-28T11:01:00Z">
         <w:r>
           <w:delText>and any pre-analysis statistical checks required</w:delText>
         </w:r>
-        <w:bookmarkEnd w:id="549"/>
+        <w:bookmarkEnd w:id="548"/>
         <w:r>
           <w:fldChar w:fldCharType="begin"/>
         </w:r>
         <w:r>
           <w:delInstrText xml:space="preserve"> TC "</w:delInstrText>
         </w:r>
-        <w:bookmarkStart w:id="552" w:name="_Toc183094430"/>
+        <w:bookmarkStart w:id="551" w:name="_Toc183094430"/>
         <w:r>
           <w:delInstrText>1.9</w:delInstrText>
         </w:r>
@@ -12965,7 +12974,7 @@
           <w:tab/>
           <w:delInstrText>Brief description of proposed analyses</w:delInstrText>
         </w:r>
-        <w:bookmarkEnd w:id="552"/>
+        <w:bookmarkEnd w:id="551"/>
         <w:r>
           <w:delInstrText xml:space="preserve">" \f C \l "1" </w:delInstrText>
         </w:r>
@@ -12977,14 +12986,14 @@
     <w:p>
       <w:pPr>
         <w:rPr>
-          <w:ins w:id="553" w:author="Dominic Stringer" w:date="2024-11-28T11:02:00Z" w16du:dateUtc="2024-11-28T11:02:00Z"/>
+          <w:ins w:id="552" w:author="Dominic Stringer" w:date="2024-11-28T11:02:00Z" w16du:dateUtc="2024-11-28T11:02:00Z"/>
           <w:i/>
           <w:iCs/>
           <w:sz w:val="22"/>
           <w:szCs w:val="22"/>
         </w:rPr>
       </w:pPr>
-      <w:ins w:id="554" w:author="Dominic Stringer" w:date="2024-11-28T11:02:00Z" w16du:dateUtc="2024-11-28T11:02:00Z">
+      <w:ins w:id="553" w:author="Dominic Stringer" w:date="2024-11-28T11:02:00Z" w16du:dateUtc="2024-11-28T11:02:00Z">
         <w:r>
           <w:rPr>
             <w:i/>
@@ -13008,7 +13017,7 @@
         </w:r>
       </w:ins>
       <w:proofErr w:type="gramEnd"/>
-      <w:ins w:id="555" w:author="Dominic Stringer" w:date="2024-11-28T11:03:00Z" w16du:dateUtc="2024-11-28T11:03:00Z">
+      <w:ins w:id="554" w:author="Dominic Stringer" w:date="2024-11-28T11:03:00Z" w16du:dateUtc="2024-11-28T11:03:00Z">
         <w:r>
           <w:rPr>
             <w:i/>
@@ -13031,7 +13040,7 @@
           <w:t>analys</w:t>
         </w:r>
       </w:ins>
-      <w:ins w:id="556" w:author="Dominic Stringer" w:date="2024-11-28T11:04:00Z" w16du:dateUtc="2024-11-28T11:04:00Z">
+      <w:ins w:id="555" w:author="Dominic Stringer" w:date="2024-11-28T11:04:00Z" w16du:dateUtc="2024-11-28T11:04:00Z">
         <w:r>
           <w:rPr>
             <w:i/>
@@ -13044,7 +13053,7 @@
         </w:r>
       </w:ins>
       <w:proofErr w:type="gramEnd"/>
-      <w:ins w:id="557" w:author="Dominic Stringer" w:date="2024-11-28T11:03:00Z" w16du:dateUtc="2024-11-28T11:03:00Z">
+      <w:ins w:id="556" w:author="Dominic Stringer" w:date="2024-11-28T11:03:00Z" w16du:dateUtc="2024-11-28T11:03:00Z">
         <w:r>
           <w:rPr>
             <w:i/>
@@ -13056,7 +13065,7 @@
           <w:t xml:space="preserve"> (</w:t>
         </w:r>
       </w:ins>
-      <w:ins w:id="558" w:author="Dominic Stringer" w:date="2024-11-28T11:02:00Z" w16du:dateUtc="2024-11-28T11:02:00Z">
+      <w:ins w:id="557" w:author="Dominic Stringer" w:date="2024-11-28T11:02:00Z" w16du:dateUtc="2024-11-28T11:02:00Z">
         <w:r>
           <w:rPr>
             <w:i/>
@@ -13068,7 +13077,7 @@
           <w:t>including stopping rules</w:t>
         </w:r>
       </w:ins>
-      <w:ins w:id="559" w:author="Dominic Stringer" w:date="2024-11-28T11:04:00Z" w16du:dateUtc="2024-11-28T11:04:00Z">
+      <w:ins w:id="558" w:author="Dominic Stringer" w:date="2024-11-28T11:04:00Z" w16du:dateUtc="2024-11-28T11:04:00Z">
         <w:r>
           <w:rPr>
             <w:i/>
@@ -13092,7 +13101,7 @@
         </w:r>
       </w:ins>
       <w:proofErr w:type="gramEnd"/>
-      <w:ins w:id="560" w:author="Dominic Stringer" w:date="2024-11-28T11:03:00Z" w16du:dateUtc="2024-11-28T11:03:00Z">
+      <w:ins w:id="559" w:author="Dominic Stringer" w:date="2024-11-28T11:03:00Z" w16du:dateUtc="2024-11-28T11:03:00Z">
         <w:r>
           <w:rPr>
             <w:i/>
@@ -13104,7 +13113,7 @@
           <w:t>)</w:t>
         </w:r>
       </w:ins>
-      <w:ins w:id="561" w:author="Dominic Stringer" w:date="2024-11-28T11:02:00Z" w16du:dateUtc="2024-11-28T11:02:00Z">
+      <w:ins w:id="560" w:author="Dominic Stringer" w:date="2024-11-28T11:02:00Z" w16du:dateUtc="2024-11-28T11:02:00Z">
         <w:r>
           <w:rPr>
             <w:i/>
@@ -13116,7 +13125,7 @@
           <w:t xml:space="preserve"> and who will carry out each analysis. </w:t>
         </w:r>
       </w:ins>
-      <w:ins w:id="562" w:author="Dominic Stringer" w:date="2024-11-28T11:03:00Z" w16du:dateUtc="2024-11-28T11:03:00Z">
+      <w:ins w:id="561" w:author="Dominic Stringer" w:date="2024-11-28T11:03:00Z" w16du:dateUtc="2024-11-28T11:03:00Z">
         <w:r>
           <w:rPr>
             <w:i/>
@@ -13128,7 +13137,7 @@
           <w:t xml:space="preserve">If separate SAPs have been written for interim </w:t>
         </w:r>
       </w:ins>
-      <w:ins w:id="563" w:author="Dominic Stringer" w:date="2024-12-17T10:48:00Z" w16du:dateUtc="2024-12-17T10:48:00Z">
+      <w:ins w:id="562" w:author="Dominic Stringer" w:date="2024-12-17T10:48:00Z" w16du:dateUtc="2024-12-17T10:48:00Z">
         <w:r>
           <w:rPr>
             <w:i/>
@@ -13140,7 +13149,7 @@
           <w:t>analyses,</w:t>
         </w:r>
       </w:ins>
-      <w:ins w:id="564" w:author="Dominic Stringer" w:date="2024-11-28T11:03:00Z" w16du:dateUtc="2024-11-28T11:03:00Z">
+      <w:ins w:id="563" w:author="Dominic Stringer" w:date="2024-11-28T11:03:00Z" w16du:dateUtc="2024-11-28T11:03:00Z">
         <w:r>
           <w:rPr>
             <w:i/>
@@ -13163,7 +13172,7 @@
           <w:t>Any planned adjustment of the significance level due to interim analysis should also be</w:t>
         </w:r>
       </w:ins>
-      <w:ins w:id="565" w:author="Dominic Stringer" w:date="2024-11-28T11:04:00Z" w16du:dateUtc="2024-11-28T11:04:00Z">
+      <w:ins w:id="564" w:author="Dominic Stringer" w:date="2024-11-28T11:04:00Z" w16du:dateUtc="2024-11-28T11:04:00Z">
         <w:r>
           <w:rPr>
             <w:i/>
@@ -13173,7 +13182,7 @@
           <w:t xml:space="preserve"> outlined here.</w:t>
         </w:r>
       </w:ins>
-      <w:ins w:id="566" w:author="Dominic Stringer" w:date="2024-11-28T11:05:00Z" w16du:dateUtc="2024-11-28T11:05:00Z">
+      <w:ins w:id="565" w:author="Dominic Stringer" w:date="2024-11-28T11:05:00Z" w16du:dateUtc="2024-11-28T11:05:00Z">
         <w:r>
           <w:rPr>
             <w:i/>
@@ -13205,11 +13214,11 @@
     <w:p>
       <w:pPr>
         <w:rPr>
-          <w:ins w:id="567" w:author="Dominic Stringer" w:date="2024-11-28T11:02:00Z" w16du:dateUtc="2024-11-28T11:02:00Z"/>
+          <w:ins w:id="566" w:author="Dominic Stringer" w:date="2024-11-28T11:02:00Z" w16du:dateUtc="2024-11-28T11:02:00Z"/>
           <w:lang w:val="en-GB"/>
         </w:rPr>
       </w:pPr>
-      <w:ins w:id="568" w:author="Gordon Forbes" w:date="2025-08-07T14:41:00Z" w16du:dateUtc="2025-08-07T13:41:00Z">
+      <w:ins w:id="567" w:author="Gordon Forbes" w:date="2025-08-07T14:41:00Z" w16du:dateUtc="2025-08-07T13:41:00Z">
         <w:r>
           <w:rPr>
             <w:lang w:val="en-GB"/>
@@ -13236,7 +13245,7 @@
     <w:p>
       <w:pPr>
         <w:rPr>
-          <w:del w:id="569" w:author="Dominic Stringer" w:date="2024-11-28T11:02:00Z" w16du:dateUtc="2024-11-28T11:02:00Z"/>
+          <w:del w:id="568" w:author="Dominic Stringer" w:date="2024-11-28T11:02:00Z" w16du:dateUtc="2024-11-28T11:02:00Z"/>
           <w:sz w:val="22"/>
           <w:szCs w:val="22"/>
         </w:rPr>
@@ -13265,7 +13274,7 @@
         </w:rPr>
         <w:t xml:space="preserve">  </w:t>
       </w:r>
-      <w:del w:id="570" w:author="Dominic Stringer" w:date="2024-11-28T11:01:00Z" w16du:dateUtc="2024-11-28T11:01:00Z">
+      <w:del w:id="569" w:author="Dominic Stringer" w:date="2024-11-28T11:01:00Z" w16du:dateUtc="2024-11-28T11:01:00Z">
         <w:r>
           <w:rPr>
             <w:sz w:val="22"/>
@@ -13286,7 +13295,7 @@
     <w:p>
       <w:pPr>
         <w:rPr>
-          <w:del w:id="571" w:author="Dominic Stringer" w:date="2024-11-21T15:08:00Z" w16du:dateUtc="2024-11-21T15:08:00Z"/>
+          <w:del w:id="570" w:author="Dominic Stringer" w:date="2024-11-21T15:08:00Z" w16du:dateUtc="2024-11-21T15:08:00Z"/>
           <w:sz w:val="22"/>
           <w:szCs w:val="22"/>
         </w:rPr>
@@ -13333,45 +13342,46 @@
       <w:pPr>
         <w:pStyle w:val="Heading1"/>
       </w:pPr>
-      <w:bookmarkStart w:id="572" w:name="_Toc185323540"/>
-      <w:bookmarkStart w:id="573" w:name="_Toc185323541"/>
-      <w:bookmarkStart w:id="574" w:name="_Toc183095012"/>
-      <w:bookmarkStart w:id="575" w:name="_Toc183095118"/>
-      <w:bookmarkStart w:id="576" w:name="_Toc183095463"/>
-      <w:bookmarkStart w:id="577" w:name="_Toc183099249"/>
-      <w:bookmarkStart w:id="578" w:name="_Toc183100540"/>
-      <w:bookmarkStart w:id="579" w:name="_Toc183095013"/>
-      <w:bookmarkStart w:id="580" w:name="_Toc183095119"/>
-      <w:bookmarkStart w:id="581" w:name="_Toc183095464"/>
-      <w:bookmarkStart w:id="582" w:name="_Toc183099250"/>
-      <w:bookmarkStart w:id="583" w:name="_Toc183100541"/>
-      <w:bookmarkStart w:id="584" w:name="_Toc183095014"/>
-      <w:bookmarkStart w:id="585" w:name="_Toc183095120"/>
-      <w:bookmarkStart w:id="586" w:name="_Toc183095465"/>
-      <w:bookmarkStart w:id="587" w:name="_Toc183099251"/>
-      <w:bookmarkStart w:id="588" w:name="_Toc183100542"/>
-      <w:bookmarkStart w:id="589" w:name="_Toc183095015"/>
-      <w:bookmarkStart w:id="590" w:name="_Toc183095121"/>
-      <w:bookmarkStart w:id="591" w:name="_Toc183095466"/>
-      <w:bookmarkStart w:id="592" w:name="_Toc183099252"/>
-      <w:bookmarkStart w:id="593" w:name="_Toc183100543"/>
-      <w:bookmarkStart w:id="594" w:name="_Toc183095016"/>
-      <w:bookmarkStart w:id="595" w:name="_Toc183095122"/>
-      <w:bookmarkStart w:id="596" w:name="_Toc183095467"/>
-      <w:bookmarkStart w:id="597" w:name="_Toc183099253"/>
-      <w:bookmarkStart w:id="598" w:name="_Toc183100544"/>
-      <w:bookmarkStart w:id="599" w:name="_Toc183095017"/>
-      <w:bookmarkStart w:id="600" w:name="_Toc183095123"/>
-      <w:bookmarkStart w:id="601" w:name="_Toc183095468"/>
-      <w:bookmarkStart w:id="602" w:name="_Toc183099254"/>
-      <w:bookmarkStart w:id="603" w:name="_Toc183100545"/>
-      <w:bookmarkStart w:id="604" w:name="_Toc183095018"/>
-      <w:bookmarkStart w:id="605" w:name="_Toc183095124"/>
-      <w:bookmarkStart w:id="606" w:name="_Toc183095469"/>
-      <w:bookmarkStart w:id="607" w:name="_Toc183099255"/>
-      <w:bookmarkStart w:id="608" w:name="_Toc183100546"/>
-      <w:bookmarkStart w:id="609" w:name="_Toc183099256"/>
-      <w:bookmarkStart w:id="610" w:name="_Toc185323542"/>
+      <w:bookmarkStart w:id="571" w:name="_Toc185323540"/>
+      <w:bookmarkStart w:id="572" w:name="_Toc185323541"/>
+      <w:bookmarkStart w:id="573" w:name="_Toc183095012"/>
+      <w:bookmarkStart w:id="574" w:name="_Toc183095118"/>
+      <w:bookmarkStart w:id="575" w:name="_Toc183095463"/>
+      <w:bookmarkStart w:id="576" w:name="_Toc183099249"/>
+      <w:bookmarkStart w:id="577" w:name="_Toc183100540"/>
+      <w:bookmarkStart w:id="578" w:name="_Toc183095013"/>
+      <w:bookmarkStart w:id="579" w:name="_Toc183095119"/>
+      <w:bookmarkStart w:id="580" w:name="_Toc183095464"/>
+      <w:bookmarkStart w:id="581" w:name="_Toc183099250"/>
+      <w:bookmarkStart w:id="582" w:name="_Toc183100541"/>
+      <w:bookmarkStart w:id="583" w:name="_Toc183095014"/>
+      <w:bookmarkStart w:id="584" w:name="_Toc183095120"/>
+      <w:bookmarkStart w:id="585" w:name="_Toc183095465"/>
+      <w:bookmarkStart w:id="586" w:name="_Toc183099251"/>
+      <w:bookmarkStart w:id="587" w:name="_Toc183100542"/>
+      <w:bookmarkStart w:id="588" w:name="_Toc183095015"/>
+      <w:bookmarkStart w:id="589" w:name="_Toc183095121"/>
+      <w:bookmarkStart w:id="590" w:name="_Toc183095466"/>
+      <w:bookmarkStart w:id="591" w:name="_Toc183099252"/>
+      <w:bookmarkStart w:id="592" w:name="_Toc183100543"/>
+      <w:bookmarkStart w:id="593" w:name="_Toc183095016"/>
+      <w:bookmarkStart w:id="594" w:name="_Toc183095122"/>
+      <w:bookmarkStart w:id="595" w:name="_Toc183095467"/>
+      <w:bookmarkStart w:id="596" w:name="_Toc183099253"/>
+      <w:bookmarkStart w:id="597" w:name="_Toc183100544"/>
+      <w:bookmarkStart w:id="598" w:name="_Toc183095017"/>
+      <w:bookmarkStart w:id="599" w:name="_Toc183095123"/>
+      <w:bookmarkStart w:id="600" w:name="_Toc183095468"/>
+      <w:bookmarkStart w:id="601" w:name="_Toc183099254"/>
+      <w:bookmarkStart w:id="602" w:name="_Toc183100545"/>
+      <w:bookmarkStart w:id="603" w:name="_Toc183095018"/>
+      <w:bookmarkStart w:id="604" w:name="_Toc183095124"/>
+      <w:bookmarkStart w:id="605" w:name="_Toc183095469"/>
+      <w:bookmarkStart w:id="606" w:name="_Toc183099255"/>
+      <w:bookmarkStart w:id="607" w:name="_Toc183100546"/>
+      <w:bookmarkStart w:id="608" w:name="_Toc183099256"/>
+      <w:bookmarkStart w:id="609" w:name="_Toc185323542"/>
+      <w:bookmarkEnd w:id="571"/>
       <w:bookmarkEnd w:id="572"/>
       <w:bookmarkEnd w:id="573"/>
       <w:bookmarkEnd w:id="574"/>
@@ -13408,20 +13418,19 @@
       <w:bookmarkEnd w:id="605"/>
       <w:bookmarkEnd w:id="606"/>
       <w:bookmarkEnd w:id="607"/>
-      <w:bookmarkEnd w:id="608"/>
       <w:r>
         <w:lastRenderedPageBreak/>
         <w:t>Data analysis plan – Data description</w:t>
       </w:r>
+      <w:bookmarkEnd w:id="608"/>
       <w:bookmarkEnd w:id="609"/>
-      <w:bookmarkEnd w:id="610"/>
       <w:r>
         <w:fldChar w:fldCharType="begin"/>
       </w:r>
       <w:r>
         <w:instrText xml:space="preserve"> TC "</w:instrText>
       </w:r>
-      <w:bookmarkStart w:id="611" w:name="_Toc183094431"/>
+      <w:bookmarkStart w:id="610" w:name="_Toc183094431"/>
       <w:r>
         <w:instrText>2.</w:instrText>
       </w:r>
@@ -13429,7 +13438,7 @@
         <w:tab/>
         <w:instrText>Data analysis plan – Data description</w:instrText>
       </w:r>
-      <w:bookmarkEnd w:id="611"/>
+      <w:bookmarkEnd w:id="610"/>
       <w:r>
         <w:instrText xml:space="preserve">" \f C \l "1" </w:instrText>
       </w:r>
@@ -13441,7 +13450,7 @@
       <w:pPr>
         <w:pStyle w:val="Heading2"/>
       </w:pPr>
-      <w:del w:id="612" w:author="Dominic Stringer" w:date="2024-11-21T15:15:00Z" w16du:dateUtc="2024-11-21T15:15:00Z">
+      <w:del w:id="611" w:author="Dominic Stringer" w:date="2024-11-21T15:15:00Z" w16du:dateUtc="2024-11-21T15:15:00Z">
         <w:r>
           <w:delText>2.1</w:delText>
         </w:r>
@@ -13449,20 +13458,20 @@
           <w:tab/>
         </w:r>
       </w:del>
-      <w:bookmarkStart w:id="613" w:name="_Toc183099257"/>
-      <w:bookmarkStart w:id="614" w:name="_Toc185323543"/>
+      <w:bookmarkStart w:id="612" w:name="_Toc183099257"/>
+      <w:bookmarkStart w:id="613" w:name="_Toc185323543"/>
       <w:r>
         <w:t>Recruitment and representativeness of recruited patients</w:t>
       </w:r>
+      <w:bookmarkEnd w:id="612"/>
       <w:bookmarkEnd w:id="613"/>
-      <w:bookmarkEnd w:id="614"/>
       <w:r>
         <w:fldChar w:fldCharType="begin"/>
       </w:r>
       <w:r>
         <w:instrText xml:space="preserve"> TC "</w:instrText>
       </w:r>
-      <w:bookmarkStart w:id="615" w:name="_Toc183094432"/>
+      <w:bookmarkStart w:id="614" w:name="_Toc183094432"/>
       <w:r>
         <w:instrText>2.1</w:instrText>
       </w:r>
@@ -13470,7 +13479,7 @@
         <w:tab/>
         <w:instrText>Recruitment and representativeness of recruited patients</w:instrText>
       </w:r>
-      <w:bookmarkEnd w:id="615"/>
+      <w:bookmarkEnd w:id="614"/>
       <w:r>
         <w:instrText xml:space="preserve">" \f C \l "1" </w:instrText>
       </w:r>
@@ -13481,75 +13490,75 @@
     <w:p>
       <w:pPr>
         <w:rPr>
+          <w:ins w:id="615" w:author="Hassan Jafari" w:date="2025-10-22T11:43:00Z" w16du:dateUtc="2025-10-22T10:43:00Z"/>
+          <w:sz w:val="22"/>
+          <w:szCs w:val="22"/>
+        </w:rPr>
+      </w:pPr>
+      <w:r>
+        <w:rPr>
+          <w:sz w:val="22"/>
+          <w:szCs w:val="22"/>
+        </w:rPr>
+        <w:t xml:space="preserve">CONSORT flow chart will be constructed </w:t>
+      </w:r>
+      <w:r>
+        <w:fldChar w:fldCharType="begin"/>
+      </w:r>
+      <w:r>
+        <w:instrText xml:space="preserve"> ADDIN REFMGR.CITE &lt;Refman&gt;&lt;Cite&gt;&lt;Author&gt;Moher&lt;/Author&gt;&lt;Year&gt;2001&lt;/Year&gt;&lt;RecNum&gt;73&lt;/RecNum&gt;&lt;IDText&gt;The CONSORT statement: revised recommendations for improving the quality of reports of parallel-group randomised trials&lt;/IDText&gt;&lt;MDL Ref_Type="Journal"&gt;&lt;Ref_Type&gt;Journal&lt;/Ref_Type&gt;&lt;Ref_ID&gt;73&lt;/Ref_ID&gt;&lt;Title_Primary&gt;The CONSORT statement: revised recommendations for improving the quality of reports of parallel-group randomised trials&lt;/Title_Primary&gt;&lt;Authors_Primary&gt;Moher,D.&lt;/Authors_Primary&gt;&lt;Authors_Primary&gt;Schulz,K.F.&lt;/Authors_Primary&gt;&lt;Authors_Primary&gt;Altman,D.G.&lt;/Authors_Primary&gt;&lt;Date_Primary&gt;2001/4/14&lt;/Date_Primary&gt;&lt;Keywords&gt;Humans&lt;/Keywords&gt;&lt;Keywords&gt;methods&lt;/Keywords&gt;&lt;Keywords&gt;Publishing&lt;/Keywords&gt;&lt;Keywords&gt;Quality Control&lt;/Keywords&gt;&lt;Keywords&gt;Randomized Controlled Trials as Topic&lt;/Keywords&gt;&lt;Keywords&gt;Reproducibility of Results&lt;/Keywords&gt;&lt;Keywords&gt;Research Design&lt;/Keywords&gt;&lt;Keywords&gt;standards&lt;/Keywords&gt;&lt;Reprint&gt;Not in File&lt;/Reprint&gt;&lt;Start_Page&gt;1191&lt;/Start_Page&gt;&lt;End_Page&gt;1194&lt;/End_Page&gt;&lt;Periodical&gt;Lancet&lt;/Periodical&gt;&lt;Volume&gt;357&lt;/Volume&gt;&lt;Issue&gt;9263&lt;/Issue&gt;&lt;Address&gt;University of Ottawa, Thomas C Chalmers Centre for Systematic Reviews, Ottawa, Ontario, Canada&lt;/Address&gt;&lt;Web_URL&gt;PM:11323066&lt;/Web_URL&gt;&lt;ZZ_JournalStdAbbrev&gt;&lt;f name="System"&gt;Lancet&lt;/f&gt;&lt;/ZZ_JournalStdAbbrev&gt;&lt;ZZ_WorkformID&gt;1&lt;/ZZ_WorkformID&gt;&lt;/MDL&gt;&lt;/Cite&gt;&lt;/Refman&gt;</w:instrText>
+      </w:r>
+      <w:r>
+        <w:fldChar w:fldCharType="separate"/>
+      </w:r>
+      <w:r>
+        <w:t>(1)</w:t>
+      </w:r>
+      <w:r>
+        <w:fldChar w:fldCharType="end"/>
+      </w:r>
+      <w:r>
+        <w:rPr>
+          <w:sz w:val="22"/>
+          <w:szCs w:val="22"/>
+        </w:rPr>
+        <w:t xml:space="preserve"> – see Figure 2.  This will include the number of eligible patients, number of patients agreeing to enter the trial, number of patients refusing, then by treatment arm: the number of patients not/inadequately/adequately treated OR compliant/non-compliant, the number continuing through the trial, the number withdrawing, the number lost to follow-up and the numbers excluded/</w:t>
+      </w:r>
+      <w:proofErr w:type="spellStart"/>
+      <w:r>
+        <w:rPr>
+          <w:sz w:val="22"/>
+          <w:szCs w:val="22"/>
+        </w:rPr>
+        <w:t>analysed</w:t>
+      </w:r>
+      <w:proofErr w:type="spellEnd"/>
+      <w:r>
+        <w:rPr>
+          <w:sz w:val="22"/>
+          <w:szCs w:val="22"/>
+        </w:rPr>
+        <w:t>.</w:t>
+      </w:r>
+    </w:p>
+    <w:p>
+      <w:pPr>
+        <w:rPr>
           <w:ins w:id="616" w:author="Hassan Jafari" w:date="2025-10-22T11:43:00Z" w16du:dateUtc="2025-10-22T10:43:00Z"/>
           <w:sz w:val="22"/>
           <w:szCs w:val="22"/>
         </w:rPr>
       </w:pPr>
-      <w:r>
-        <w:rPr>
-          <w:sz w:val="22"/>
-          <w:szCs w:val="22"/>
-        </w:rPr>
-        <w:t xml:space="preserve">CONSORT flow chart will be constructed </w:t>
-      </w:r>
-      <w:r>
-        <w:fldChar w:fldCharType="begin"/>
-      </w:r>
-      <w:r>
-        <w:instrText xml:space="preserve"> ADDIN REFMGR.CITE &lt;Refman&gt;&lt;Cite&gt;&lt;Author&gt;Moher&lt;/Author&gt;&lt;Year&gt;2001&lt;/Year&gt;&lt;RecNum&gt;73&lt;/RecNum&gt;&lt;IDText&gt;The CONSORT statement: revised recommendations for improving the quality of reports of parallel-group randomised trials&lt;/IDText&gt;&lt;MDL Ref_Type="Journal"&gt;&lt;Ref_Type&gt;Journal&lt;/Ref_Type&gt;&lt;Ref_ID&gt;73&lt;/Ref_ID&gt;&lt;Title_Primary&gt;The CONSORT statement: revised recommendations for improving the quality of reports of parallel-group randomised trials&lt;/Title_Primary&gt;&lt;Authors_Primary&gt;Moher,D.&lt;/Authors_Primary&gt;&lt;Authors_Primary&gt;Schulz,K.F.&lt;/Authors_Primary&gt;&lt;Authors_Primary&gt;Altman,D.G.&lt;/Authors_Primary&gt;&lt;Date_Primary&gt;2001/4/14&lt;/Date_Primary&gt;&lt;Keywords&gt;Humans&lt;/Keywords&gt;&lt;Keywords&gt;methods&lt;/Keywords&gt;&lt;Keywords&gt;Publishing&lt;/Keywords&gt;&lt;Keywords&gt;Quality Control&lt;/Keywords&gt;&lt;Keywords&gt;Randomized Controlled Trials as Topic&lt;/Keywords&gt;&lt;Keywords&gt;Reproducibility of Results&lt;/Keywords&gt;&lt;Keywords&gt;Research Design&lt;/Keywords&gt;&lt;Keywords&gt;standards&lt;/Keywords&gt;&lt;Reprint&gt;Not in File&lt;/Reprint&gt;&lt;Start_Page&gt;1191&lt;/Start_Page&gt;&lt;End_Page&gt;1194&lt;/End_Page&gt;&lt;Periodical&gt;Lancet&lt;/Periodical&gt;&lt;Volume&gt;357&lt;/Volume&gt;&lt;Issue&gt;9263&lt;/Issue&gt;&lt;Address&gt;University of Ottawa, Thomas C Chalmers Centre for Systematic Reviews, Ottawa, Ontario, Canada&lt;/Address&gt;&lt;Web_URL&gt;PM:11323066&lt;/Web_URL&gt;&lt;ZZ_JournalStdAbbrev&gt;&lt;f name="System"&gt;Lancet&lt;/f&gt;&lt;/ZZ_JournalStdAbbrev&gt;&lt;ZZ_WorkformID&gt;1&lt;/ZZ_WorkformID&gt;&lt;/MDL&gt;&lt;/Cite&gt;&lt;/Refman&gt;</w:instrText>
-      </w:r>
-      <w:r>
-        <w:fldChar w:fldCharType="separate"/>
-      </w:r>
-      <w:r>
-        <w:t>(1)</w:t>
-      </w:r>
-      <w:r>
-        <w:fldChar w:fldCharType="end"/>
-      </w:r>
-      <w:r>
-        <w:rPr>
-          <w:sz w:val="22"/>
-          <w:szCs w:val="22"/>
-        </w:rPr>
-        <w:t xml:space="preserve"> – see Figure 2.  This will include the number of eligible patients, number of patients agreeing to enter the trial, number of patients refusing, then by treatment arm: the number of patients not/inadequately/adequately treated OR compliant/non-compliant, the number continuing through the trial, the number withdrawing, the number lost to follow-up and the numbers excluded/</w:t>
-      </w:r>
-      <w:proofErr w:type="spellStart"/>
-      <w:r>
-        <w:rPr>
-          <w:sz w:val="22"/>
-          <w:szCs w:val="22"/>
-        </w:rPr>
-        <w:t>analysed</w:t>
-      </w:r>
-      <w:proofErr w:type="spellEnd"/>
-      <w:r>
-        <w:rPr>
-          <w:sz w:val="22"/>
-          <w:szCs w:val="22"/>
-        </w:rPr>
-        <w:t>.</w:t>
-      </w:r>
-    </w:p>
-    <w:p>
-      <w:pPr>
-        <w:rPr>
-          <w:ins w:id="617" w:author="Hassan Jafari" w:date="2025-10-22T11:43:00Z" w16du:dateUtc="2025-10-22T10:43:00Z"/>
-          <w:sz w:val="22"/>
-          <w:szCs w:val="22"/>
-        </w:rPr>
-      </w:pPr>
-    </w:p>
-    <w:p>
-      <w:pPr>
-        <w:rPr>
-          <w:ins w:id="618" w:author="Gordon Forbes" w:date="2025-08-07T14:42:00Z" w16du:dateUtc="2025-08-07T13:42:00Z"/>
-          <w:sz w:val="22"/>
-          <w:szCs w:val="22"/>
-        </w:rPr>
-      </w:pPr>
-      <w:ins w:id="619" w:author="Hassan Jafari" w:date="2025-10-22T11:43:00Z" w16du:dateUtc="2025-10-22T10:43:00Z">
+    </w:p>
+    <w:p>
+      <w:pPr>
+        <w:rPr>
+          <w:ins w:id="617" w:author="Gordon Forbes" w:date="2025-08-07T14:42:00Z" w16du:dateUtc="2025-08-07T13:42:00Z"/>
+          <w:sz w:val="22"/>
+          <w:szCs w:val="22"/>
+        </w:rPr>
+      </w:pPr>
+      <w:ins w:id="618" w:author="Hassan Jafari" w:date="2025-10-22T11:43:00Z" w16du:dateUtc="2025-10-22T10:43:00Z">
         <w:r>
           <w:rPr>
             <w:sz w:val="22"/>
@@ -13585,43 +13594,30 @@
     <w:p>
       <w:pPr>
         <w:rPr>
-          <w:ins w:id="620" w:author="Gordon Forbes" w:date="2025-08-07T14:42:00Z" w16du:dateUtc="2025-08-07T13:42:00Z"/>
-          <w:sz w:val="22"/>
-          <w:szCs w:val="22"/>
-        </w:rPr>
-      </w:pPr>
-    </w:p>
-    <w:p>
-      <w:pPr>
-        <w:rPr>
+          <w:ins w:id="619" w:author="Gordon Forbes" w:date="2025-08-07T14:42:00Z" w16du:dateUtc="2025-08-07T13:42:00Z"/>
+          <w:sz w:val="22"/>
+          <w:szCs w:val="22"/>
+        </w:rPr>
+      </w:pPr>
+    </w:p>
+    <w:p>
+      <w:pPr>
+        <w:rPr>
+          <w:del w:id="620" w:author="Hassan Jafari" w:date="2025-11-16T16:55:00Z" w16du:dateUtc="2025-11-16T16:55:00Z"/>
           <w:sz w:val="22"/>
           <w:szCs w:val="22"/>
         </w:rPr>
       </w:pPr>
       <w:ins w:id="621" w:author="Gordon Forbes" w:date="2025-08-07T14:42:00Z" w16du:dateUtc="2025-08-07T13:42:00Z">
-        <w:r>
-          <w:rPr>
-            <w:sz w:val="22"/>
-            <w:szCs w:val="22"/>
-          </w:rPr>
-          <w:t>{{</w:t>
-        </w:r>
-        <w:proofErr w:type="spellStart"/>
-        <w:r>
-          <w:rPr>
-            <w:sz w:val="22"/>
-            <w:szCs w:val="22"/>
-          </w:rPr>
-          <w:t>treatment_compliance_definitition</w:t>
-        </w:r>
-        <w:proofErr w:type="spellEnd"/>
-        <w:r>
-          <w:rPr>
-            <w:sz w:val="22"/>
-            <w:szCs w:val="22"/>
-          </w:rPr>
-          <w:t>}}</w:t>
-        </w:r>
+        <w:del w:id="622" w:author="Hassan Jafari" w:date="2025-11-16T16:55:00Z" w16du:dateUtc="2025-11-16T16:55:00Z">
+          <w:r>
+            <w:rPr>
+              <w:sz w:val="22"/>
+              <w:szCs w:val="22"/>
+            </w:rPr>
+            <w:delText>{{treatment_compliance_definitition}}</w:delText>
+          </w:r>
+        </w:del>
       </w:ins>
     </w:p>
     <w:p/>
@@ -13640,7 +13636,7 @@
         </w:rPr>
         <w:t>Define</w:t>
       </w:r>
-      <w:ins w:id="622" w:author="Dominic Stringer" w:date="2024-11-28T13:35:00Z" w16du:dateUtc="2024-11-28T13:35:00Z">
+      <w:ins w:id="623" w:author="Dominic Stringer" w:date="2024-11-28T13:35:00Z" w16du:dateUtc="2024-11-28T13:35:00Z">
         <w:r>
           <w:rPr>
             <w:i/>
@@ -13658,7 +13654,7 @@
         </w:rPr>
         <w:t xml:space="preserve"> not treated, inadequately treated, adequately treated or compliant/non-compliant</w:t>
       </w:r>
-      <w:ins w:id="623" w:author="Dominic Stringer" w:date="2024-11-22T13:23:00Z" w16du:dateUtc="2024-11-22T13:23:00Z">
+      <w:ins w:id="624" w:author="Dominic Stringer" w:date="2024-11-22T13:23:00Z" w16du:dateUtc="2024-11-22T13:23:00Z">
         <w:r>
           <w:rPr>
             <w:i/>
@@ -13680,12 +13676,12 @@
         <w:lastRenderedPageBreak/>
         <w:t>Figure 2</w:t>
       </w:r>
-      <w:del w:id="624" w:author="Dominic Stringer" w:date="2024-12-17T10:48:00Z" w16du:dateUtc="2024-12-17T10:48:00Z">
+      <w:del w:id="625" w:author="Dominic Stringer" w:date="2024-12-17T10:48:00Z" w16du:dateUtc="2024-12-17T10:48:00Z">
         <w:r>
           <w:delText xml:space="preserve">.  </w:delText>
         </w:r>
       </w:del>
-      <w:ins w:id="625" w:author="Dominic Stringer" w:date="2024-12-17T10:48:00Z" w16du:dateUtc="2024-12-17T10:48:00Z">
+      <w:ins w:id="626" w:author="Dominic Stringer" w:date="2024-12-17T10:48:00Z" w16du:dateUtc="2024-12-17T10:48:00Z">
         <w:r>
           <w:t xml:space="preserve">. </w:t>
         </w:r>
@@ -13699,11 +13695,11 @@
       <w:r>
         <w:instrText xml:space="preserve"> TC "</w:instrText>
       </w:r>
-      <w:bookmarkStart w:id="626" w:name="_Toc183094433"/>
+      <w:bookmarkStart w:id="627" w:name="_Toc183094433"/>
       <w:r>
         <w:instrText>Figure 2.  Template CONSORT diagram for ACRONYM trial</w:instrText>
       </w:r>
-      <w:bookmarkEnd w:id="626"/>
+      <w:bookmarkEnd w:id="627"/>
       <w:r>
         <w:instrText xml:space="preserve">" \f C \l "1" </w:instrText>
       </w:r>
@@ -13722,7 +13718,7 @@
       <w:r>
         <w:br w:type="page"/>
       </w:r>
-      <w:del w:id="627" w:author="Dominic Stringer" w:date="2024-11-21T15:15:00Z" w16du:dateUtc="2024-11-21T15:15:00Z">
+      <w:del w:id="628" w:author="Dominic Stringer" w:date="2024-11-21T15:15:00Z" w16du:dateUtc="2024-11-21T15:15:00Z">
         <w:r>
           <w:lastRenderedPageBreak/>
           <w:delText>2.2</w:delText>
@@ -13731,20 +13727,20 @@
           <w:tab/>
         </w:r>
       </w:del>
-      <w:bookmarkStart w:id="628" w:name="_Toc183099258"/>
-      <w:bookmarkStart w:id="629" w:name="_Toc185323544"/>
+      <w:bookmarkStart w:id="629" w:name="_Toc183099258"/>
+      <w:bookmarkStart w:id="630" w:name="_Toc185323544"/>
       <w:r>
         <w:t>Baseline comparability of randomised groups</w:t>
       </w:r>
-      <w:bookmarkEnd w:id="628"/>
       <w:bookmarkEnd w:id="629"/>
+      <w:bookmarkEnd w:id="630"/>
       <w:r>
         <w:fldChar w:fldCharType="begin"/>
       </w:r>
       <w:r>
         <w:instrText xml:space="preserve"> TC "</w:instrText>
       </w:r>
-      <w:bookmarkStart w:id="630" w:name="_Toc183094434"/>
+      <w:bookmarkStart w:id="631" w:name="_Toc183094434"/>
       <w:r>
         <w:instrText>2.2</w:instrText>
       </w:r>
@@ -13752,7 +13748,7 @@
         <w:tab/>
         <w:instrText>Baseline comparability of randomised groups</w:instrText>
       </w:r>
-      <w:bookmarkEnd w:id="630"/>
+      <w:bookmarkEnd w:id="631"/>
       <w:r>
         <w:instrText xml:space="preserve">" \f C \l "1" </w:instrText>
       </w:r>
@@ -13764,12 +13760,12 @@
       <w:r>
         <w:t>Baseline descriptions of participants by treatment and overall: means and standard deviation or numbers and proportions as appropriate</w:t>
       </w:r>
-      <w:del w:id="631" w:author="Dominic Stringer" w:date="2024-12-17T10:48:00Z" w16du:dateUtc="2024-12-17T10:48:00Z">
+      <w:del w:id="632" w:author="Dominic Stringer" w:date="2024-12-17T10:48:00Z" w16du:dateUtc="2024-12-17T10:48:00Z">
         <w:r>
           <w:delText xml:space="preserve">.  </w:delText>
         </w:r>
       </w:del>
-      <w:ins w:id="632" w:author="Dominic Stringer" w:date="2024-12-17T10:48:00Z" w16du:dateUtc="2024-12-17T10:48:00Z">
+      <w:ins w:id="633" w:author="Dominic Stringer" w:date="2024-12-17T10:48:00Z" w16du:dateUtc="2024-12-17T10:48:00Z">
         <w:r>
           <w:t xml:space="preserve">. </w:t>
         </w:r>
@@ -13777,7 +13773,7 @@
       <w:r>
         <w:t>No significance testing</w:t>
       </w:r>
-      <w:ins w:id="633" w:author="Dominic Stringer" w:date="2024-12-17T10:23:00Z" w16du:dateUtc="2024-12-17T10:23:00Z">
+      <w:ins w:id="634" w:author="Dominic Stringer" w:date="2024-12-17T10:23:00Z" w16du:dateUtc="2024-12-17T10:23:00Z">
         <w:r>
           <w:t xml:space="preserve"> will be carried out</w:t>
         </w:r>
@@ -13791,29 +13787,29 @@
       <w:pPr>
         <w:pStyle w:val="Heading2"/>
         <w:rPr>
-          <w:ins w:id="634" w:author="Dominic Stringer" w:date="2024-11-21T15:15:00Z" w16du:dateUtc="2024-11-21T15:15:00Z"/>
-        </w:rPr>
-      </w:pPr>
-      <w:bookmarkStart w:id="635" w:name="_Toc185323545"/>
-      <w:bookmarkStart w:id="636" w:name="_Toc183099259"/>
-      <w:bookmarkStart w:id="637" w:name="_Toc185323546"/>
-      <w:bookmarkEnd w:id="635"/>
+          <w:ins w:id="635" w:author="Dominic Stringer" w:date="2024-11-21T15:15:00Z" w16du:dateUtc="2024-11-21T15:15:00Z"/>
+        </w:rPr>
+      </w:pPr>
+      <w:bookmarkStart w:id="636" w:name="_Toc185323545"/>
+      <w:bookmarkStart w:id="637" w:name="_Toc183099259"/>
+      <w:bookmarkStart w:id="638" w:name="_Toc185323546"/>
+      <w:bookmarkEnd w:id="636"/>
       <w:r>
         <w:t>Adherence to allocated treatment and treatment fidelity</w:t>
       </w:r>
-      <w:bookmarkEnd w:id="636"/>
       <w:bookmarkEnd w:id="637"/>
-    </w:p>
-    <w:p>
-      <w:pPr>
-        <w:rPr>
-          <w:ins w:id="638" w:author="Gordon Forbes" w:date="2025-08-07T14:42:00Z" w16du:dateUtc="2025-08-07T13:42:00Z"/>
+      <w:bookmarkEnd w:id="638"/>
+    </w:p>
+    <w:p>
+      <w:pPr>
+        <w:rPr>
+          <w:ins w:id="639" w:author="Hassan Jafari" w:date="2025-11-16T16:56:00Z" w16du:dateUtc="2025-11-16T16:56:00Z"/>
           <w:i/>
           <w:iCs/>
           <w:highlight w:val="yellow"/>
         </w:rPr>
       </w:pPr>
-      <w:ins w:id="639" w:author="Dominic Stringer" w:date="2024-11-28T11:10:00Z" w16du:dateUtc="2024-11-28T11:10:00Z">
+      <w:ins w:id="640" w:author="Dominic Stringer" w:date="2024-11-28T11:10:00Z" w16du:dateUtc="2024-11-28T11:10:00Z">
         <w:r>
           <w:rPr>
             <w:i/>
@@ -13827,7 +13823,68 @@
     <w:p>
       <w:pPr>
         <w:rPr>
-          <w:rPrChange w:id="640" w:author="Gordon Forbes" w:date="2025-08-07T14:42:00Z" w16du:dateUtc="2025-08-07T13:42:00Z">
+          <w:ins w:id="641" w:author="Hassan Jafari" w:date="2025-11-16T16:56:00Z" w16du:dateUtc="2025-11-16T16:56:00Z"/>
+          <w:sz w:val="22"/>
+          <w:szCs w:val="22"/>
+        </w:rPr>
+      </w:pPr>
+    </w:p>
+    <w:p>
+      <w:pPr>
+        <w:rPr>
+          <w:ins w:id="642" w:author="Hassan Jafari" w:date="2025-11-16T16:56:00Z" w16du:dateUtc="2025-11-16T16:56:00Z"/>
+          <w:sz w:val="22"/>
+          <w:szCs w:val="22"/>
+        </w:rPr>
+      </w:pPr>
+      <w:commentRangeStart w:id="643"/>
+      <w:proofErr w:type="spellStart"/>
+      <w:ins w:id="644" w:author="Hassan Jafari" w:date="2025-11-16T16:56:00Z" w16du:dateUtc="2025-11-16T16:56:00Z">
+        <w:r>
+          <w:rPr>
+            <w:sz w:val="22"/>
+            <w:szCs w:val="22"/>
+          </w:rPr>
+          <w:t>treatment_compliance_definitition</w:t>
+        </w:r>
+      </w:ins>
+      <w:commentRangeEnd w:id="643"/>
+      <w:proofErr w:type="spellEnd"/>
+      <w:ins w:id="645" w:author="Hassan Jafari" w:date="2025-11-16T17:44:00Z" w16du:dateUtc="2025-11-16T17:44:00Z">
+        <w:r>
+          <w:rPr>
+            <w:rStyle w:val="CommentReference"/>
+          </w:rPr>
+          <w:commentReference w:id="643"/>
+        </w:r>
+      </w:ins>
+      <w:ins w:id="646" w:author="Hassan Jafari" w:date="2025-11-16T16:56:00Z" w16du:dateUtc="2025-11-16T16:56:00Z">
+        <w:r>
+          <w:rPr>
+            <w:sz w:val="22"/>
+            <w:szCs w:val="22"/>
+          </w:rPr>
+          <w:t xml:space="preserve"> </w:t>
+        </w:r>
+      </w:ins>
+    </w:p>
+    <w:p>
+      <w:pPr>
+        <w:rPr>
+          <w:ins w:id="647" w:author="Gordon Forbes" w:date="2025-08-07T14:42:00Z" w16du:dateUtc="2025-08-07T13:42:00Z"/>
+          <w:rFonts w:hint="cs"/>
+          <w:i/>
+          <w:iCs/>
+          <w:highlight w:val="yellow"/>
+          <w:rtl/>
+          <w:lang w:bidi="fa-IR"/>
+        </w:rPr>
+      </w:pPr>
+    </w:p>
+    <w:p>
+      <w:pPr>
+        <w:rPr>
+          <w:rPrChange w:id="648" w:author="Gordon Forbes" w:date="2025-08-07T14:42:00Z" w16du:dateUtc="2025-08-07T13:42:00Z">
             <w:rPr>
               <w:i/>
               <w:iCs/>
@@ -13835,10 +13892,10 @@
           </w:rPrChange>
         </w:rPr>
       </w:pPr>
-      <w:ins w:id="641" w:author="Gordon Forbes" w:date="2025-08-07T14:42:00Z" w16du:dateUtc="2025-08-07T13:42:00Z">
-        <w:r>
-          <w:rPr>
-            <w:rPrChange w:id="642" w:author="Gordon Forbes" w:date="2025-08-07T14:42:00Z" w16du:dateUtc="2025-08-07T13:42:00Z">
+      <w:ins w:id="649" w:author="Gordon Forbes" w:date="2025-08-07T14:42:00Z" w16du:dateUtc="2025-08-07T13:42:00Z">
+        <w:r>
+          <w:rPr>
+            <w:rPrChange w:id="650" w:author="Gordon Forbes" w:date="2025-08-07T14:42:00Z" w16du:dateUtc="2025-08-07T13:42:00Z">
               <w:rPr>
                 <w:i/>
                 <w:iCs/>
@@ -13852,7 +13909,7 @@
       <w:proofErr w:type="spellStart"/>
       <w:r>
         <w:rPr>
-          <w:rPrChange w:id="643" w:author="Gordon Forbes" w:date="2025-08-07T14:42:00Z" w16du:dateUtc="2025-08-07T13:42:00Z">
+          <w:rPrChange w:id="651" w:author="Gordon Forbes" w:date="2025-08-07T14:42:00Z" w16du:dateUtc="2025-08-07T13:42:00Z">
             <w:rPr>
               <w:i/>
               <w:iCs/>
@@ -13864,7 +13921,7 @@
       </w:r>
       <w:r>
         <w:rPr>
-          <w:rPrChange w:id="644" w:author="Gordon Forbes" w:date="2025-08-07T14:42:00Z" w16du:dateUtc="2025-08-07T13:42:00Z">
+          <w:rPrChange w:id="652" w:author="Gordon Forbes" w:date="2025-08-07T14:42:00Z" w16du:dateUtc="2025-08-07T13:42:00Z">
             <w:rPr>
               <w:i/>
               <w:iCs/>
@@ -13874,10 +13931,10 @@
         </w:rPr>
         <w:instrText xml:space="preserve"> TC "</w:instrText>
       </w:r>
-      <w:bookmarkStart w:id="645" w:name="_Toc183094435"/>
-      <w:r>
-        <w:rPr>
-          <w:rPrChange w:id="646" w:author="Gordon Forbes" w:date="2025-08-07T14:42:00Z" w16du:dateUtc="2025-08-07T13:42:00Z">
+      <w:bookmarkStart w:id="653" w:name="_Toc183094435"/>
+      <w:r>
+        <w:rPr>
+          <w:rPrChange w:id="654" w:author="Gordon Forbes" w:date="2025-08-07T14:42:00Z" w16du:dateUtc="2025-08-07T13:42:00Z">
             <w:rPr>
               <w:i/>
               <w:iCs/>
@@ -13889,7 +13946,7 @@
       </w:r>
       <w:r>
         <w:rPr>
-          <w:rPrChange w:id="647" w:author="Gordon Forbes" w:date="2025-08-07T14:42:00Z" w16du:dateUtc="2025-08-07T13:42:00Z">
+          <w:rPrChange w:id="655" w:author="Gordon Forbes" w:date="2025-08-07T14:42:00Z" w16du:dateUtc="2025-08-07T13:42:00Z">
             <w:rPr>
               <w:i/>
               <w:iCs/>
@@ -13900,10 +13957,10 @@
         <w:tab/>
         <w:instrText>Adherence to allocated treatment and treatment fidelity</w:instrText>
       </w:r>
-      <w:bookmarkEnd w:id="645"/>
-      <w:r>
-        <w:rPr>
-          <w:rPrChange w:id="648" w:author="Gordon Forbes" w:date="2025-08-07T14:42:00Z" w16du:dateUtc="2025-08-07T13:42:00Z">
+      <w:bookmarkEnd w:id="653"/>
+      <w:r>
+        <w:rPr>
+          <w:rPrChange w:id="656" w:author="Gordon Forbes" w:date="2025-08-07T14:42:00Z" w16du:dateUtc="2025-08-07T13:42:00Z">
             <w:rPr>
               <w:i/>
               <w:iCs/>
@@ -13915,7 +13972,7 @@
       </w:r>
       <w:r>
         <w:rPr>
-          <w:rPrChange w:id="649" w:author="Gordon Forbes" w:date="2025-08-07T14:42:00Z" w16du:dateUtc="2025-08-07T13:42:00Z">
+          <w:rPrChange w:id="657" w:author="Gordon Forbes" w:date="2025-08-07T14:42:00Z" w16du:dateUtc="2025-08-07T13:42:00Z">
             <w:rPr>
               <w:i/>
               <w:iCs/>
@@ -13925,7 +13982,7 @@
         </w:rPr>
         <w:fldChar w:fldCharType="end"/>
       </w:r>
-      <w:ins w:id="650" w:author="Gordon Forbes" w:date="2025-08-07T14:42:00Z" w16du:dateUtc="2025-08-07T13:42:00Z">
+      <w:ins w:id="658" w:author="Gordon Forbes" w:date="2025-08-07T14:42:00Z" w16du:dateUtc="2025-08-07T13:42:00Z">
         <w:r>
           <w:t>adherence_to_treatment</w:t>
         </w:r>
@@ -13938,7 +13995,7 @@
     <w:p>
       <w:pPr>
         <w:rPr>
-          <w:ins w:id="651" w:author="Dominic Stringer" w:date="2024-11-28T11:10:00Z" w16du:dateUtc="2024-11-28T11:10:00Z"/>
+          <w:ins w:id="659" w:author="Dominic Stringer" w:date="2024-11-28T11:10:00Z" w16du:dateUtc="2024-11-28T11:10:00Z"/>
         </w:rPr>
       </w:pPr>
     </w:p>
@@ -13966,7 +14023,7 @@
       <w:pPr>
         <w:pStyle w:val="Heading2"/>
       </w:pPr>
-      <w:del w:id="652" w:author="Dominic Stringer" w:date="2024-11-21T15:15:00Z" w16du:dateUtc="2024-11-21T15:15:00Z">
+      <w:del w:id="660" w:author="Dominic Stringer" w:date="2024-11-21T15:15:00Z" w16du:dateUtc="2024-11-21T15:15:00Z">
         <w:r>
           <w:delText>2.4</w:delText>
         </w:r>
@@ -13974,20 +14031,35 @@
           <w:tab/>
         </w:r>
       </w:del>
-      <w:bookmarkStart w:id="653" w:name="_Toc183099260"/>
-      <w:bookmarkStart w:id="654" w:name="_Toc185323547"/>
-      <w:r>
-        <w:t>Loss to follow-up and other missing data</w:t>
-      </w:r>
-      <w:bookmarkEnd w:id="653"/>
-      <w:bookmarkEnd w:id="654"/>
+      <w:bookmarkStart w:id="661" w:name="_Toc183099260"/>
+      <w:bookmarkStart w:id="662" w:name="_Toc185323547"/>
+      <w:r>
+        <w:t xml:space="preserve">Loss to follow-up and other missing </w:t>
+      </w:r>
+      <w:commentRangeStart w:id="663"/>
+      <w:r>
+        <w:t>data</w:t>
+      </w:r>
+      <w:bookmarkEnd w:id="661"/>
+      <w:bookmarkEnd w:id="662"/>
+      <w:commentRangeEnd w:id="663"/>
+      <w:r>
+        <w:rPr>
+          <w:rStyle w:val="CommentReference"/>
+          <w:b w:val="0"/>
+          <w:iCs w:val="0"/>
+          <w:u w:val="none"/>
+          <w:lang w:val="en-US"/>
+        </w:rPr>
+        <w:commentReference w:id="663"/>
+      </w:r>
       <w:r>
         <w:fldChar w:fldCharType="begin"/>
       </w:r>
       <w:r>
         <w:instrText xml:space="preserve"> TC "</w:instrText>
       </w:r>
-      <w:bookmarkStart w:id="655" w:name="_Toc183094436"/>
+      <w:bookmarkStart w:id="664" w:name="_Toc183094436"/>
       <w:r>
         <w:instrText>2.4</w:instrText>
       </w:r>
@@ -13995,7 +14067,7 @@
         <w:tab/>
         <w:instrText>Loss to follow-up and other missing data</w:instrText>
       </w:r>
-      <w:bookmarkEnd w:id="655"/>
+      <w:bookmarkEnd w:id="664"/>
       <w:r>
         <w:instrText xml:space="preserve">" \f C \l "1" </w:instrText>
       </w:r>
@@ -14027,12 +14099,12 @@
       <w:r>
         <w:t xml:space="preserve">The reasons for withdrawal from </w:t>
       </w:r>
-      <w:del w:id="656" w:author="Dominic Stringer" w:date="2024-11-22T13:41:00Z" w16du:dateUtc="2024-11-22T13:41:00Z">
+      <w:del w:id="665" w:author="Dominic Stringer" w:date="2024-11-22T13:41:00Z" w16du:dateUtc="2024-11-22T13:41:00Z">
         <w:r>
           <w:delText>the trial</w:delText>
         </w:r>
       </w:del>
-      <w:ins w:id="657" w:author="Dominic Stringer" w:date="2024-11-22T13:41:00Z" w16du:dateUtc="2024-11-22T13:41:00Z">
+      <w:ins w:id="666" w:author="Dominic Stringer" w:date="2024-11-22T13:41:00Z" w16du:dateUtc="2024-11-22T13:41:00Z">
         <w:r>
           <w:t>data collection</w:t>
         </w:r>
@@ -14054,10 +14126,10 @@
       <w:pPr>
         <w:pStyle w:val="Heading2"/>
         <w:rPr>
-          <w:ins w:id="658" w:author="Dominic Stringer" w:date="2024-11-28T13:23:00Z" w16du:dateUtc="2024-11-28T13:23:00Z"/>
-        </w:rPr>
-      </w:pPr>
-      <w:del w:id="659" w:author="Dominic Stringer" w:date="2024-11-21T15:16:00Z" w16du:dateUtc="2024-11-21T15:16:00Z">
+          <w:ins w:id="667" w:author="Dominic Stringer" w:date="2024-11-28T13:23:00Z" w16du:dateUtc="2024-11-28T13:23:00Z"/>
+        </w:rPr>
+      </w:pPr>
+      <w:del w:id="668" w:author="Dominic Stringer" w:date="2024-11-21T15:16:00Z" w16du:dateUtc="2024-11-21T15:16:00Z">
         <w:r>
           <w:delText>2.5</w:delText>
         </w:r>
@@ -14065,19 +14137,19 @@
           <w:tab/>
         </w:r>
       </w:del>
-      <w:bookmarkStart w:id="660" w:name="_Toc183099261"/>
-      <w:del w:id="661" w:author="Dominic Stringer" w:date="2024-11-28T13:23:00Z" w16du:dateUtc="2024-11-28T13:23:00Z">
+      <w:bookmarkStart w:id="669" w:name="_Toc183099261"/>
+      <w:del w:id="670" w:author="Dominic Stringer" w:date="2024-11-28T13:23:00Z" w16du:dateUtc="2024-11-28T13:23:00Z">
         <w:r>
           <w:delText>Adverse event reporting</w:delText>
         </w:r>
-        <w:bookmarkEnd w:id="660"/>
+        <w:bookmarkEnd w:id="669"/>
         <w:r>
           <w:fldChar w:fldCharType="begin"/>
         </w:r>
         <w:r>
           <w:delInstrText xml:space="preserve"> TC "</w:delInstrText>
         </w:r>
-        <w:bookmarkStart w:id="662" w:name="_Toc183094437"/>
+        <w:bookmarkStart w:id="671" w:name="_Toc183094437"/>
         <w:r>
           <w:delInstrText>2.5</w:delInstrText>
         </w:r>
@@ -14085,7 +14157,7 @@
           <w:tab/>
           <w:delInstrText>Adverse event reporting</w:delInstrText>
         </w:r>
-        <w:bookmarkEnd w:id="662"/>
+        <w:bookmarkEnd w:id="671"/>
         <w:r>
           <w:delInstrText xml:space="preserve">" \f C \l "1" </w:delInstrText>
         </w:r>
@@ -14093,24 +14165,27 @@
           <w:fldChar w:fldCharType="end"/>
         </w:r>
       </w:del>
-      <w:bookmarkStart w:id="663" w:name="_Toc185323548"/>
-      <w:ins w:id="664" w:author="Dominic Stringer" w:date="2024-11-28T13:23:00Z" w16du:dateUtc="2024-11-28T13:23:00Z">
+      <w:bookmarkStart w:id="672" w:name="_Toc185323548"/>
+      <w:ins w:id="673" w:author="Dominic Stringer" w:date="2024-11-28T13:23:00Z" w16du:dateUtc="2024-11-28T13:23:00Z">
         <w:r>
           <w:t>Harms</w:t>
         </w:r>
-        <w:bookmarkEnd w:id="663"/>
-      </w:ins>
-    </w:p>
-    <w:p>
-      <w:pPr>
-        <w:rPr>
-          <w:ins w:id="665" w:author="Gordon Forbes" w:date="2025-08-07T14:43:00Z" w16du:dateUtc="2025-08-07T13:43:00Z"/>
+        <w:bookmarkEnd w:id="672"/>
+      </w:ins>
+    </w:p>
+    <w:p>
+      <w:pPr>
+        <w:rPr>
+          <w:ins w:id="674" w:author="Gordon Forbes" w:date="2025-08-07T14:43:00Z" w16du:dateUtc="2025-08-07T13:43:00Z"/>
+          <w:rFonts w:hint="cs"/>
           <w:i/>
           <w:iCs/>
           <w:highlight w:val="yellow"/>
-        </w:rPr>
-      </w:pPr>
-      <w:ins w:id="666" w:author="Dominic Stringer" w:date="2024-11-28T13:23:00Z" w16du:dateUtc="2024-11-28T13:23:00Z">
+          <w:rtl/>
+          <w:lang w:bidi="fa-IR"/>
+        </w:rPr>
+      </w:pPr>
+      <w:ins w:id="675" w:author="Dominic Stringer" w:date="2024-11-28T13:23:00Z" w16du:dateUtc="2024-11-28T13:23:00Z">
         <w:r>
           <w:rPr>
             <w:i/>
@@ -14120,7 +14195,7 @@
           <w:t>Adverse event terms should be defined</w:t>
         </w:r>
       </w:ins>
-      <w:ins w:id="667" w:author="Dominic Stringer" w:date="2024-11-28T13:28:00Z" w16du:dateUtc="2024-11-28T13:28:00Z">
+      <w:ins w:id="676" w:author="Dominic Stringer" w:date="2024-11-28T13:28:00Z" w16du:dateUtc="2024-11-28T13:28:00Z">
         <w:r>
           <w:rPr>
             <w:i/>
@@ -14130,7 +14205,7 @@
           <w:t xml:space="preserve"> and what will be reported outlined. </w:t>
         </w:r>
       </w:ins>
-      <w:ins w:id="668" w:author="Dominic Stringer" w:date="2024-11-28T13:23:00Z" w16du:dateUtc="2024-11-28T13:23:00Z">
+      <w:ins w:id="677" w:author="Dominic Stringer" w:date="2024-11-28T13:23:00Z" w16du:dateUtc="2024-11-28T13:23:00Z">
         <w:r>
           <w:rPr>
             <w:i/>
@@ -14140,7 +14215,7 @@
           <w:t>Specify to what extent events will be grouped and whether, and if so how, p-values will be presented. If p-values are to be used state clear</w:t>
         </w:r>
       </w:ins>
-      <w:ins w:id="669" w:author="Dominic Stringer" w:date="2024-11-28T13:36:00Z" w16du:dateUtc="2024-11-28T13:36:00Z">
+      <w:ins w:id="678" w:author="Dominic Stringer" w:date="2024-11-28T13:36:00Z" w16du:dateUtc="2024-11-28T13:36:00Z">
         <w:r>
           <w:rPr>
             <w:i/>
@@ -14150,7 +14225,7 @@
           <w:t>ly</w:t>
         </w:r>
       </w:ins>
-      <w:ins w:id="670" w:author="Dominic Stringer" w:date="2024-11-28T13:23:00Z" w16du:dateUtc="2024-11-28T13:23:00Z">
+      <w:ins w:id="679" w:author="Dominic Stringer" w:date="2024-11-28T13:23:00Z" w16du:dateUtc="2024-11-28T13:23:00Z">
         <w:r>
           <w:rPr>
             <w:i/>
@@ -14160,7 +14235,7 @@
           <w:t xml:space="preserve"> which population will be used (</w:t>
         </w:r>
       </w:ins>
-      <w:ins w:id="671" w:author="Dominic Stringer" w:date="2024-12-17T10:48:00Z" w16du:dateUtc="2024-12-17T10:48:00Z">
+      <w:ins w:id="680" w:author="Dominic Stringer" w:date="2024-12-17T10:48:00Z" w16du:dateUtc="2024-12-17T10:48:00Z">
         <w:r>
           <w:rPr>
             <w:i/>
@@ -14170,7 +14245,7 @@
           <w:t>e.g.,</w:t>
         </w:r>
       </w:ins>
-      <w:ins w:id="672" w:author="Dominic Stringer" w:date="2024-11-28T13:23:00Z" w16du:dateUtc="2024-11-28T13:23:00Z">
+      <w:ins w:id="681" w:author="Dominic Stringer" w:date="2024-11-28T13:23:00Z" w16du:dateUtc="2024-11-28T13:23:00Z">
         <w:r>
           <w:rPr>
             <w:i/>
@@ -14198,7 +14273,7 @@
           <w:t xml:space="preserve"> should be included as to how adverse events are coded or categorized. If any </w:t>
         </w:r>
       </w:ins>
-      <w:ins w:id="673" w:author="Dominic Stringer" w:date="2024-11-28T13:24:00Z" w16du:dateUtc="2024-11-28T13:24:00Z">
+      <w:ins w:id="682" w:author="Dominic Stringer" w:date="2024-11-28T13:24:00Z" w16du:dateUtc="2024-11-28T13:24:00Z">
         <w:r>
           <w:rPr>
             <w:i/>
@@ -14208,7 +14283,7 @@
           <w:t xml:space="preserve">inferential </w:t>
         </w:r>
       </w:ins>
-      <w:ins w:id="674" w:author="Dominic Stringer" w:date="2024-11-28T13:23:00Z" w16du:dateUtc="2024-11-28T13:23:00Z">
+      <w:ins w:id="683" w:author="Dominic Stringer" w:date="2024-11-28T13:23:00Z" w16du:dateUtc="2024-11-28T13:23:00Z">
         <w:r>
           <w:rPr>
             <w:i/>
@@ -14218,7 +14293,7 @@
           <w:t>analysis</w:t>
         </w:r>
       </w:ins>
-      <w:ins w:id="675" w:author="Dominic Stringer" w:date="2024-11-28T13:24:00Z" w16du:dateUtc="2024-11-28T13:24:00Z">
+      <w:ins w:id="684" w:author="Dominic Stringer" w:date="2024-11-28T13:24:00Z" w16du:dateUtc="2024-11-28T13:24:00Z">
         <w:r>
           <w:rPr>
             <w:i/>
@@ -14237,7 +14312,7 @@
           <w:t>harms</w:t>
         </w:r>
       </w:ins>
-      <w:ins w:id="676" w:author="Dominic Stringer" w:date="2024-11-28T13:25:00Z" w16du:dateUtc="2024-11-28T13:25:00Z">
+      <w:ins w:id="685" w:author="Dominic Stringer" w:date="2024-11-28T13:25:00Z" w16du:dateUtc="2024-11-28T13:25:00Z">
         <w:r>
           <w:rPr>
             <w:i/>
@@ -14247,7 +14322,7 @@
           <w:t>,</w:t>
         </w:r>
       </w:ins>
-      <w:ins w:id="677" w:author="Dominic Stringer" w:date="2024-11-28T13:24:00Z" w16du:dateUtc="2024-11-28T13:24:00Z">
+      <w:ins w:id="686" w:author="Dominic Stringer" w:date="2024-11-28T13:24:00Z" w16du:dateUtc="2024-11-28T13:24:00Z">
         <w:r>
           <w:rPr>
             <w:i/>
@@ -14257,7 +14332,7 @@
           <w:t xml:space="preserve"> </w:t>
         </w:r>
       </w:ins>
-      <w:ins w:id="678" w:author="Dominic Stringer" w:date="2024-11-28T13:23:00Z" w16du:dateUtc="2024-11-28T13:23:00Z">
+      <w:ins w:id="687" w:author="Dominic Stringer" w:date="2024-11-28T13:23:00Z" w16du:dateUtc="2024-11-28T13:23:00Z">
         <w:r>
           <w:rPr>
             <w:i/>
@@ -14267,7 +14342,7 @@
           <w:t xml:space="preserve"> </w:t>
         </w:r>
       </w:ins>
-      <w:ins w:id="679" w:author="Dominic Stringer" w:date="2024-11-28T13:24:00Z" w16du:dateUtc="2024-11-28T13:24:00Z">
+      <w:ins w:id="688" w:author="Dominic Stringer" w:date="2024-11-28T13:24:00Z" w16du:dateUtc="2024-11-28T13:24:00Z">
         <w:r>
           <w:rPr>
             <w:i/>
@@ -14298,11 +14373,11 @@
     <w:p>
       <w:pPr>
         <w:rPr>
-          <w:ins w:id="680" w:author="Dominic Stringer" w:date="2024-11-28T13:23:00Z" w16du:dateUtc="2024-11-28T13:23:00Z"/>
+          <w:ins w:id="689" w:author="Dominic Stringer" w:date="2024-11-28T13:23:00Z" w16du:dateUtc="2024-11-28T13:23:00Z"/>
           <w:highlight w:val="yellow"/>
-          <w:rPrChange w:id="681" w:author="Gordon Forbes" w:date="2025-08-07T14:43:00Z" w16du:dateUtc="2025-08-07T13:43:00Z">
+          <w:rPrChange w:id="690" w:author="Gordon Forbes" w:date="2025-08-07T14:43:00Z" w16du:dateUtc="2025-08-07T13:43:00Z">
             <w:rPr>
-              <w:ins w:id="682" w:author="Dominic Stringer" w:date="2024-11-28T13:23:00Z" w16du:dateUtc="2024-11-28T13:23:00Z"/>
+              <w:ins w:id="691" w:author="Dominic Stringer" w:date="2024-11-28T13:23:00Z" w16du:dateUtc="2024-11-28T13:23:00Z"/>
               <w:i/>
               <w:iCs/>
               <w:highlight w:val="yellow"/>
@@ -14314,28 +14389,69 @@
     <w:p>
       <w:pPr>
         <w:rPr>
-          <w:ins w:id="683" w:author="Gordon Forbes" w:date="2025-08-07T14:43:00Z" w16du:dateUtc="2025-08-07T13:43:00Z"/>
+          <w:ins w:id="692" w:author="Gordon Forbes" w:date="2025-08-07T14:43:00Z" w16du:dateUtc="2025-08-07T13:43:00Z"/>
           <w:lang w:val="en-GB"/>
         </w:rPr>
       </w:pPr>
-      <w:ins w:id="684" w:author="Gordon Forbes" w:date="2025-08-07T14:43:00Z" w16du:dateUtc="2025-08-07T13:43:00Z">
-        <w:r>
-          <w:rPr>
+      <w:ins w:id="693" w:author="Gordon Forbes" w:date="2025-08-07T14:43:00Z" w16du:dateUtc="2025-08-07T13:43:00Z">
+        <w:r>
+          <w:rPr>
+            <w:highlight w:val="red"/>
             <w:lang w:val="en-GB"/>
+            <w:rPrChange w:id="694" w:author="Hassan Jafari" w:date="2025-11-16T17:59:00Z" w16du:dateUtc="2025-11-16T17:59:00Z">
+              <w:rPr>
+                <w:lang w:val="en-GB"/>
+              </w:rPr>
+            </w:rPrChange>
           </w:rPr>
           <w:t>{{</w:t>
         </w:r>
         <w:proofErr w:type="spellStart"/>
         <w:r>
           <w:rPr>
+            <w:highlight w:val="red"/>
             <w:lang w:val="en-GB"/>
-          </w:rPr>
-          <w:t>adverse_events</w:t>
-        </w:r>
-        <w:proofErr w:type="spellEnd"/>
-        <w:r>
-          <w:rPr>
+            <w:rPrChange w:id="695" w:author="Hassan Jafari" w:date="2025-11-16T17:59:00Z" w16du:dateUtc="2025-11-16T17:59:00Z">
+              <w:rPr>
+                <w:lang w:val="en-GB"/>
+              </w:rPr>
+            </w:rPrChange>
+          </w:rPr>
+          <w:t>adverse_</w:t>
+        </w:r>
+        <w:commentRangeStart w:id="696"/>
+        <w:r>
+          <w:rPr>
+            <w:highlight w:val="red"/>
             <w:lang w:val="en-GB"/>
+            <w:rPrChange w:id="697" w:author="Hassan Jafari" w:date="2025-11-16T17:59:00Z" w16du:dateUtc="2025-11-16T17:59:00Z">
+              <w:rPr>
+                <w:lang w:val="en-GB"/>
+              </w:rPr>
+            </w:rPrChange>
+          </w:rPr>
+          <w:t>events</w:t>
+        </w:r>
+      </w:ins>
+      <w:commentRangeEnd w:id="696"/>
+      <w:proofErr w:type="spellEnd"/>
+      <w:r>
+        <w:rPr>
+          <w:rStyle w:val="CommentReference"/>
+          <w:rtl/>
+        </w:rPr>
+        <w:commentReference w:id="696"/>
+      </w:r>
+      <w:ins w:id="698" w:author="Gordon Forbes" w:date="2025-08-07T14:43:00Z" w16du:dateUtc="2025-08-07T13:43:00Z">
+        <w:r>
+          <w:rPr>
+            <w:highlight w:val="red"/>
+            <w:lang w:val="en-GB"/>
+            <w:rPrChange w:id="699" w:author="Hassan Jafari" w:date="2025-11-16T17:59:00Z" w16du:dateUtc="2025-11-16T17:59:00Z">
+              <w:rPr>
+                <w:lang w:val="en-GB"/>
+              </w:rPr>
+            </w:rPrChange>
           </w:rPr>
           <w:t>}}</w:t>
         </w:r>
@@ -14344,7 +14460,7 @@
     <w:p>
       <w:pPr>
         <w:rPr>
-          <w:ins w:id="685" w:author="Dominic Stringer" w:date="2024-11-28T13:23:00Z" w16du:dateUtc="2024-11-28T13:23:00Z"/>
+          <w:ins w:id="700" w:author="Dominic Stringer" w:date="2024-11-28T13:23:00Z" w16du:dateUtc="2024-11-28T13:23:00Z"/>
           <w:lang w:val="en-GB"/>
         </w:rPr>
       </w:pPr>
@@ -14352,14 +14468,14 @@
     <w:p>
       <w:pPr>
         <w:rPr>
-          <w:del w:id="686" w:author="Dominic Stringer" w:date="2024-12-17T10:21:00Z" w16du:dateUtc="2024-12-17T10:21:00Z"/>
-        </w:rPr>
-      </w:pPr>
-    </w:p>
-    <w:p>
-      <w:pPr>
-        <w:rPr>
-          <w:ins w:id="687" w:author="Dominic Stringer" w:date="2024-11-22T13:20:00Z" w16du:dateUtc="2024-11-22T13:20:00Z"/>
+          <w:del w:id="701" w:author="Dominic Stringer" w:date="2024-12-17T10:21:00Z" w16du:dateUtc="2024-12-17T10:21:00Z"/>
+        </w:rPr>
+      </w:pPr>
+    </w:p>
+    <w:p>
+      <w:pPr>
+        <w:rPr>
+          <w:ins w:id="702" w:author="Dominic Stringer" w:date="2024-11-22T13:20:00Z" w16du:dateUtc="2024-11-22T13:20:00Z"/>
         </w:rPr>
       </w:pPr>
       <w:r>
@@ -14373,7 +14489,7 @@
       <w:r>
         <w:t>.</w:t>
       </w:r>
-      <w:ins w:id="688" w:author="Dominic Stringer" w:date="2024-11-21T14:23:00Z" w16du:dateUtc="2024-11-21T14:23:00Z">
+      <w:ins w:id="703" w:author="Dominic Stringer" w:date="2024-11-21T14:23:00Z" w16du:dateUtc="2024-11-21T14:23:00Z">
         <w:r>
           <w:t xml:space="preserve"> </w:t>
         </w:r>
@@ -14382,7 +14498,7 @@
     <w:p>
       <w:pPr>
         <w:rPr>
-          <w:ins w:id="689" w:author="Dominic Stringer" w:date="2024-11-22T13:20:00Z" w16du:dateUtc="2024-11-22T13:20:00Z"/>
+          <w:ins w:id="704" w:author="Dominic Stringer" w:date="2024-11-22T13:20:00Z" w16du:dateUtc="2024-11-22T13:20:00Z"/>
         </w:rPr>
       </w:pPr>
     </w:p>
@@ -14390,26 +14506,44 @@
       <w:pPr>
         <w:pStyle w:val="Heading2"/>
       </w:pPr>
-      <w:bookmarkStart w:id="690" w:name="_Toc185323549"/>
-      <w:bookmarkStart w:id="691" w:name="_Toc185323550"/>
-      <w:bookmarkStart w:id="692" w:name="_Toc185323551"/>
-      <w:bookmarkStart w:id="693" w:name="_Toc183099262"/>
-      <w:bookmarkStart w:id="694" w:name="_Toc185323552"/>
-      <w:bookmarkEnd w:id="690"/>
-      <w:bookmarkEnd w:id="691"/>
-      <w:bookmarkEnd w:id="692"/>
-      <w:r>
-        <w:t>Assessment of outcome measures (unblinding)</w:t>
-      </w:r>
-      <w:bookmarkEnd w:id="693"/>
-      <w:bookmarkEnd w:id="694"/>
+      <w:bookmarkStart w:id="705" w:name="_Toc185323549"/>
+      <w:bookmarkStart w:id="706" w:name="_Toc185323550"/>
+      <w:bookmarkStart w:id="707" w:name="_Toc185323551"/>
+      <w:bookmarkStart w:id="708" w:name="_Toc183099262"/>
+      <w:bookmarkStart w:id="709" w:name="_Toc185323552"/>
+      <w:bookmarkEnd w:id="705"/>
+      <w:bookmarkEnd w:id="706"/>
+      <w:bookmarkEnd w:id="707"/>
+      <w:r>
+        <w:t>Assessment of outcome measures (</w:t>
+      </w:r>
+      <w:commentRangeStart w:id="710"/>
+      <w:r>
+        <w:t>unblinding</w:t>
+      </w:r>
+      <w:commentRangeEnd w:id="710"/>
+      <w:r>
+        <w:rPr>
+          <w:rStyle w:val="CommentReference"/>
+          <w:b w:val="0"/>
+          <w:iCs w:val="0"/>
+          <w:u w:val="none"/>
+          <w:lang w:val="en-US"/>
+        </w:rPr>
+        <w:commentReference w:id="710"/>
+      </w:r>
+      <w:r>
+        <w:t>)</w:t>
+      </w:r>
+      <w:bookmarkEnd w:id="708"/>
+      <w:bookmarkEnd w:id="709"/>
       <w:r>
         <w:fldChar w:fldCharType="begin"/>
       </w:r>
       <w:r>
         <w:instrText xml:space="preserve"> TC "</w:instrText>
       </w:r>
-      <w:bookmarkStart w:id="695" w:name="_Toc183094438"/>
+      <w:bookmarkStart w:id="711" w:name="_Toc183094438"/>
       <w:r>
         <w:instrText>2.6</w:instrText>
       </w:r>
@@ -14417,7 +14551,7 @@
         <w:tab/>
         <w:instrText>Assessment of outcome measures (unblinding)</w:instrText>
       </w:r>
-      <w:bookmarkEnd w:id="695"/>
+      <w:bookmarkEnd w:id="711"/>
       <w:r>
         <w:instrText xml:space="preserve">" \f C \l "1" </w:instrText>
       </w:r>
@@ -14441,7 +14575,7 @@
     <w:p>
       <w:pPr>
         <w:rPr>
-          <w:del w:id="696" w:author="Dominic Stringer" w:date="2024-11-21T16:56:00Z" w16du:dateUtc="2024-11-21T16:56:00Z"/>
+          <w:del w:id="712" w:author="Dominic Stringer" w:date="2024-11-21T16:56:00Z" w16du:dateUtc="2024-11-21T16:56:00Z"/>
         </w:rPr>
       </w:pPr>
     </w:p>
@@ -14450,28 +14584,29 @@
       <w:pPr>
         <w:pStyle w:val="Heading2"/>
       </w:pPr>
-      <w:del w:id="697" w:author="Dominic Stringer" w:date="2024-11-21T15:16:00Z" w16du:dateUtc="2024-11-21T15:16:00Z">
-        <w:r>
+      <w:del w:id="713" w:author="Dominic Stringer" w:date="2024-11-21T15:16:00Z" w16du:dateUtc="2024-11-21T15:16:00Z">
+        <w:r>
+          <w:lastRenderedPageBreak/>
           <w:delText>2.7</w:delText>
         </w:r>
         <w:r>
           <w:tab/>
         </w:r>
       </w:del>
-      <w:bookmarkStart w:id="698" w:name="_Toc183099263"/>
-      <w:bookmarkStart w:id="699" w:name="_Toc185323553"/>
+      <w:bookmarkStart w:id="714" w:name="_Toc183099263"/>
+      <w:bookmarkStart w:id="715" w:name="_Toc185323553"/>
       <w:r>
         <w:t>Descriptive statistics for outcome measures</w:t>
       </w:r>
-      <w:bookmarkEnd w:id="698"/>
-      <w:bookmarkEnd w:id="699"/>
+      <w:bookmarkEnd w:id="714"/>
+      <w:bookmarkEnd w:id="715"/>
       <w:r>
         <w:fldChar w:fldCharType="begin"/>
       </w:r>
       <w:r>
         <w:instrText xml:space="preserve"> TC "</w:instrText>
       </w:r>
-      <w:bookmarkStart w:id="700" w:name="_Toc183094439"/>
+      <w:bookmarkStart w:id="716" w:name="_Toc183094439"/>
       <w:r>
         <w:instrText>2.7</w:instrText>
       </w:r>
@@ -14479,7 +14614,7 @@
         <w:tab/>
         <w:instrText>Descriptive statistics for outcome measures</w:instrText>
       </w:r>
-      <w:bookmarkEnd w:id="700"/>
+      <w:bookmarkEnd w:id="716"/>
       <w:r>
         <w:instrText xml:space="preserve">" \f C \l "1" </w:instrText>
       </w:r>
@@ -14490,12 +14625,12 @@
     <w:p>
       <w:pPr>
         <w:rPr>
-          <w:ins w:id="701" w:author="Gordon Forbes" w:date="2025-08-07T14:43:00Z" w16du:dateUtc="2025-08-07T13:43:00Z"/>
+          <w:ins w:id="717" w:author="Gordon Forbes" w:date="2025-08-07T14:43:00Z" w16du:dateUtc="2025-08-07T13:43:00Z"/>
           <w:i/>
           <w:iCs/>
         </w:rPr>
       </w:pPr>
-      <w:ins w:id="702" w:author="Dominic Stringer" w:date="2024-12-17T10:36:00Z" w16du:dateUtc="2024-12-17T10:36:00Z">
+      <w:ins w:id="718" w:author="Dominic Stringer" w:date="2024-12-17T10:36:00Z" w16du:dateUtc="2024-12-17T10:36:00Z">
         <w:r>
           <w:rPr>
             <w:i/>
@@ -14509,14 +14644,14 @@
     <w:p>
       <w:pPr>
         <w:rPr>
-          <w:ins w:id="703" w:author="Gordon Forbes" w:date="2025-08-07T14:43:00Z" w16du:dateUtc="2025-08-07T13:43:00Z"/>
-        </w:rPr>
-      </w:pPr>
-    </w:p>
-    <w:p>
-      <w:pPr>
-        <w:rPr>
-          <w:rPrChange w:id="704" w:author="Gordon Forbes" w:date="2025-08-07T14:43:00Z" w16du:dateUtc="2025-08-07T13:43:00Z">
+          <w:ins w:id="719" w:author="Gordon Forbes" w:date="2025-08-07T14:43:00Z" w16du:dateUtc="2025-08-07T13:43:00Z"/>
+        </w:rPr>
+      </w:pPr>
+    </w:p>
+    <w:p>
+      <w:pPr>
+        <w:rPr>
+          <w:rPrChange w:id="720" w:author="Gordon Forbes" w:date="2025-08-07T14:43:00Z" w16du:dateUtc="2025-08-07T13:43:00Z">
             <w:rPr>
               <w:i/>
               <w:iCs/>
@@ -14524,9 +14659,8 @@
           </w:rPrChange>
         </w:rPr>
       </w:pPr>
-      <w:ins w:id="705" w:author="Gordon Forbes" w:date="2025-08-07T14:43:00Z" w16du:dateUtc="2025-08-07T13:43:00Z">
-        <w:r>
-          <w:lastRenderedPageBreak/>
+      <w:ins w:id="721" w:author="Gordon Forbes" w:date="2025-08-07T14:43:00Z" w16du:dateUtc="2025-08-07T13:43:00Z">
+        <w:r>
           <w:t>{{</w:t>
         </w:r>
         <w:proofErr w:type="spellStart"/>
@@ -14543,23 +14677,23 @@
       <w:pPr>
         <w:pStyle w:val="Heading2"/>
         <w:rPr>
-          <w:del w:id="706" w:author="Dominic Stringer" w:date="2024-11-21T16:56:00Z" w16du:dateUtc="2024-11-21T16:56:00Z"/>
-        </w:rPr>
-        <w:pPrChange w:id="707" w:author="Dominic Stringer" w:date="2024-12-17T10:19:00Z" w16du:dateUtc="2024-12-17T10:19:00Z">
+          <w:del w:id="722" w:author="Dominic Stringer" w:date="2024-11-21T16:56:00Z" w16du:dateUtc="2024-11-21T16:56:00Z"/>
+        </w:rPr>
+        <w:pPrChange w:id="723" w:author="Dominic Stringer" w:date="2024-12-17T10:19:00Z" w16du:dateUtc="2024-12-17T10:19:00Z">
           <w:pPr/>
         </w:pPrChange>
       </w:pPr>
-      <w:bookmarkStart w:id="708" w:name="_Toc185323554"/>
-      <w:bookmarkEnd w:id="708"/>
+      <w:bookmarkStart w:id="724" w:name="_Toc185323554"/>
+      <w:bookmarkEnd w:id="724"/>
     </w:p>
     <w:p>
       <w:pPr>
         <w:pStyle w:val="Heading2"/>
         <w:rPr>
-          <w:ins w:id="709" w:author="Dominic Stringer" w:date="2024-11-21T14:55:00Z" w16du:dateUtc="2024-11-21T14:55:00Z"/>
-        </w:rPr>
-      </w:pPr>
-      <w:del w:id="710" w:author="Dominic Stringer" w:date="2024-11-21T15:16:00Z" w16du:dateUtc="2024-11-21T15:16:00Z">
+          <w:ins w:id="725" w:author="Dominic Stringer" w:date="2024-11-21T14:55:00Z" w16du:dateUtc="2024-11-21T14:55:00Z"/>
+        </w:rPr>
+      </w:pPr>
+      <w:del w:id="726" w:author="Dominic Stringer" w:date="2024-11-21T15:16:00Z" w16du:dateUtc="2024-11-21T15:16:00Z">
         <w:r>
           <w:delText>2.8</w:delText>
         </w:r>
@@ -14567,22 +14701,22 @@
           <w:tab/>
         </w:r>
       </w:del>
-      <w:bookmarkStart w:id="711" w:name="_Toc183099264"/>
-      <w:bookmarkStart w:id="712" w:name="_Toc185323555"/>
+      <w:bookmarkStart w:id="727" w:name="_Toc183099264"/>
+      <w:bookmarkStart w:id="728" w:name="_Toc185323555"/>
       <w:r>
         <w:t>Descripti</w:t>
       </w:r>
-      <w:ins w:id="713" w:author="Dominic Stringer" w:date="2024-12-17T10:40:00Z" w16du:dateUtc="2024-12-17T10:40:00Z">
+      <w:ins w:id="729" w:author="Dominic Stringer" w:date="2024-12-17T10:40:00Z" w16du:dateUtc="2024-12-17T10:40:00Z">
         <w:r>
           <w:t>ves</w:t>
         </w:r>
       </w:ins>
-      <w:del w:id="714" w:author="Dominic Stringer" w:date="2024-12-17T10:40:00Z" w16du:dateUtc="2024-12-17T10:40:00Z">
+      <w:del w:id="730" w:author="Dominic Stringer" w:date="2024-12-17T10:40:00Z" w16du:dateUtc="2024-12-17T10:40:00Z">
         <w:r>
           <w:delText xml:space="preserve">on of </w:delText>
         </w:r>
       </w:del>
-      <w:del w:id="715" w:author="Dominic Stringer" w:date="2024-12-17T10:37:00Z" w16du:dateUtc="2024-12-17T10:37:00Z">
+      <w:del w:id="731" w:author="Dominic Stringer" w:date="2024-12-17T10:37:00Z" w16du:dateUtc="2024-12-17T10:37:00Z">
         <w:r>
           <w:delText>therapists</w:delText>
         </w:r>
@@ -14590,29 +14724,29 @@
           <w:delText>/therapies</w:delText>
         </w:r>
       </w:del>
-      <w:bookmarkEnd w:id="711"/>
-      <w:bookmarkEnd w:id="712"/>
-      <w:ins w:id="716" w:author="Dominic Stringer" w:date="2024-12-17T10:40:00Z" w16du:dateUtc="2024-12-17T10:40:00Z">
+      <w:bookmarkEnd w:id="727"/>
+      <w:bookmarkEnd w:id="728"/>
+      <w:ins w:id="732" w:author="Dominic Stringer" w:date="2024-12-17T10:40:00Z" w16du:dateUtc="2024-12-17T10:40:00Z">
         <w:r>
           <w:t xml:space="preserve"> of </w:t>
         </w:r>
       </w:ins>
-      <w:ins w:id="717" w:author="Dominic Stringer" w:date="2024-12-17T10:37:00Z" w16du:dateUtc="2024-12-17T10:37:00Z">
+      <w:ins w:id="733" w:author="Dominic Stringer" w:date="2024-12-17T10:37:00Z" w16du:dateUtc="2024-12-17T10:37:00Z">
         <w:r>
           <w:t>intervention</w:t>
         </w:r>
       </w:ins>
-      <w:ins w:id="718" w:author="Dominic Stringer" w:date="2024-12-17T11:06:00Z" w16du:dateUtc="2024-12-17T11:06:00Z">
+      <w:ins w:id="734" w:author="Dominic Stringer" w:date="2024-12-17T11:06:00Z" w16du:dateUtc="2024-12-17T11:06:00Z">
         <w:r>
           <w:t>(s)</w:t>
         </w:r>
       </w:ins>
-      <w:ins w:id="719" w:author="Dominic Stringer" w:date="2024-12-17T10:39:00Z" w16du:dateUtc="2024-12-17T10:39:00Z">
+      <w:ins w:id="735" w:author="Dominic Stringer" w:date="2024-12-17T10:39:00Z" w16du:dateUtc="2024-12-17T10:39:00Z">
         <w:r>
           <w:t xml:space="preserve"> </w:t>
         </w:r>
       </w:ins>
-      <w:ins w:id="720" w:author="Dominic Stringer" w:date="2024-12-17T10:37:00Z" w16du:dateUtc="2024-12-17T10:37:00Z">
+      <w:ins w:id="736" w:author="Dominic Stringer" w:date="2024-12-17T10:37:00Z" w16du:dateUtc="2024-12-17T10:37:00Z">
         <w:r>
           <w:t xml:space="preserve">and </w:t>
         </w:r>
@@ -14620,22 +14754,22 @@
           <w:t xml:space="preserve">people </w:t>
         </w:r>
       </w:ins>
-      <w:ins w:id="721" w:author="Dominic Stringer" w:date="2024-12-17T10:38:00Z" w16du:dateUtc="2024-12-17T10:38:00Z">
+      <w:ins w:id="737" w:author="Dominic Stringer" w:date="2024-12-17T10:38:00Z" w16du:dateUtc="2024-12-17T10:38:00Z">
         <w:r>
           <w:t>that administered</w:t>
         </w:r>
       </w:ins>
-      <w:ins w:id="722" w:author="Dominic Stringer" w:date="2024-12-17T10:37:00Z" w16du:dateUtc="2024-12-17T10:37:00Z">
+      <w:ins w:id="738" w:author="Dominic Stringer" w:date="2024-12-17T10:37:00Z" w16du:dateUtc="2024-12-17T10:37:00Z">
         <w:r>
           <w:t xml:space="preserve"> the intervention</w:t>
         </w:r>
       </w:ins>
-      <w:ins w:id="723" w:author="Dominic Stringer" w:date="2024-12-17T11:06:00Z" w16du:dateUtc="2024-12-17T11:06:00Z">
+      <w:ins w:id="739" w:author="Dominic Stringer" w:date="2024-12-17T11:06:00Z" w16du:dateUtc="2024-12-17T11:06:00Z">
         <w:r>
           <w:t>(s)</w:t>
         </w:r>
       </w:ins>
-      <w:ins w:id="724" w:author="Dominic Stringer" w:date="2024-12-17T10:37:00Z" w16du:dateUtc="2024-12-17T10:37:00Z">
+      <w:ins w:id="740" w:author="Dominic Stringer" w:date="2024-12-17T10:37:00Z" w16du:dateUtc="2024-12-17T10:37:00Z">
         <w:r>
           <w:t xml:space="preserve"> </w:t>
         </w:r>
@@ -14644,12 +14778,12 @@
     <w:p>
       <w:pPr>
         <w:rPr>
-          <w:ins w:id="725" w:author="Dominic Stringer" w:date="2024-12-17T10:36:00Z" w16du:dateUtc="2024-12-17T10:36:00Z"/>
+          <w:ins w:id="741" w:author="Dominic Stringer" w:date="2024-12-17T10:36:00Z" w16du:dateUtc="2024-12-17T10:36:00Z"/>
           <w:i/>
           <w:iCs/>
         </w:rPr>
       </w:pPr>
-      <w:ins w:id="726" w:author="Dominic Stringer" w:date="2024-12-17T10:39:00Z" w16du:dateUtc="2024-12-17T10:39:00Z">
+      <w:ins w:id="742" w:author="Dominic Stringer" w:date="2024-12-17T10:39:00Z" w16du:dateUtc="2024-12-17T10:39:00Z">
         <w:r>
           <w:rPr>
             <w:i/>
@@ -14659,7 +14793,7 @@
           <w:t>If applicable, o</w:t>
         </w:r>
       </w:ins>
-      <w:ins w:id="727" w:author="Dominic Stringer" w:date="2024-12-17T10:36:00Z" w16du:dateUtc="2024-12-17T10:36:00Z">
+      <w:ins w:id="743" w:author="Dominic Stringer" w:date="2024-12-17T10:36:00Z" w16du:dateUtc="2024-12-17T10:36:00Z">
         <w:r>
           <w:rPr>
             <w:i/>
@@ -14669,7 +14803,7 @@
           <w:t>utline descriptive statistics</w:t>
         </w:r>
       </w:ins>
-      <w:ins w:id="728" w:author="Dominic Stringer" w:date="2024-12-17T10:39:00Z" w16du:dateUtc="2024-12-17T10:39:00Z">
+      <w:ins w:id="744" w:author="Dominic Stringer" w:date="2024-12-17T10:39:00Z" w16du:dateUtc="2024-12-17T10:39:00Z">
         <w:r>
           <w:rPr>
             <w:i/>
@@ -14679,7 +14813,7 @@
           <w:t xml:space="preserve"> </w:t>
         </w:r>
       </w:ins>
-      <w:ins w:id="729" w:author="Dominic Stringer" w:date="2024-12-17T10:38:00Z" w16du:dateUtc="2024-12-17T10:38:00Z">
+      <w:ins w:id="745" w:author="Dominic Stringer" w:date="2024-12-17T10:38:00Z" w16du:dateUtc="2024-12-17T10:38:00Z">
         <w:r>
           <w:rPr>
             <w:i/>
@@ -14697,7 +14831,7 @@
           <w:t xml:space="preserve"> about the </w:t>
         </w:r>
       </w:ins>
-      <w:ins w:id="730" w:author="Dominic Stringer" w:date="2024-12-17T10:39:00Z" w16du:dateUtc="2024-12-17T10:39:00Z">
+      <w:ins w:id="746" w:author="Dominic Stringer" w:date="2024-12-17T10:39:00Z" w16du:dateUtc="2024-12-17T10:39:00Z">
         <w:r>
           <w:rPr>
             <w:i/>
@@ -14707,7 +14841,7 @@
           <w:t xml:space="preserve">delivery of the </w:t>
         </w:r>
       </w:ins>
-      <w:ins w:id="731" w:author="Dominic Stringer" w:date="2024-12-17T10:38:00Z" w16du:dateUtc="2024-12-17T10:38:00Z">
+      <w:ins w:id="747" w:author="Dominic Stringer" w:date="2024-12-17T10:38:00Z" w16du:dateUtc="2024-12-17T10:38:00Z">
         <w:r>
           <w:rPr>
             <w:i/>
@@ -14717,7 +14851,7 @@
           <w:t>intervention</w:t>
         </w:r>
       </w:ins>
-      <w:ins w:id="732" w:author="Dominic Stringer" w:date="2024-12-17T11:06:00Z" w16du:dateUtc="2024-12-17T11:06:00Z">
+      <w:ins w:id="748" w:author="Dominic Stringer" w:date="2024-12-17T11:06:00Z" w16du:dateUtc="2024-12-17T11:06:00Z">
         <w:r>
           <w:rPr>
             <w:i/>
@@ -14727,7 +14861,7 @@
           <w:t xml:space="preserve"> (or control arms)</w:t>
         </w:r>
       </w:ins>
-      <w:ins w:id="733" w:author="Dominic Stringer" w:date="2024-12-17T10:38:00Z" w16du:dateUtc="2024-12-17T10:38:00Z">
+      <w:ins w:id="749" w:author="Dominic Stringer" w:date="2024-12-17T10:38:00Z" w16du:dateUtc="2024-12-17T10:38:00Z">
         <w:r>
           <w:rPr>
             <w:i/>
@@ -14737,7 +14871,7 @@
           <w:t xml:space="preserve"> and the people that administered the intervention (</w:t>
         </w:r>
       </w:ins>
-      <w:ins w:id="734" w:author="Dominic Stringer" w:date="2024-12-17T10:48:00Z" w16du:dateUtc="2024-12-17T10:48:00Z">
+      <w:ins w:id="750" w:author="Dominic Stringer" w:date="2024-12-17T10:48:00Z" w16du:dateUtc="2024-12-17T10:48:00Z">
         <w:r>
           <w:rPr>
             <w:i/>
@@ -14747,7 +14881,7 @@
           <w:t>e.g.,</w:t>
         </w:r>
       </w:ins>
-      <w:ins w:id="735" w:author="Dominic Stringer" w:date="2024-12-17T10:38:00Z" w16du:dateUtc="2024-12-17T10:38:00Z">
+      <w:ins w:id="751" w:author="Dominic Stringer" w:date="2024-12-17T10:38:00Z" w16du:dateUtc="2024-12-17T10:38:00Z">
         <w:r>
           <w:rPr>
             <w:i/>
@@ -14761,17 +14895,17 @@
     <w:p>
       <w:pPr>
         <w:rPr>
-          <w:ins w:id="736" w:author="Gordon Forbes" w:date="2025-08-07T14:43:00Z" w16du:dateUtc="2025-08-07T13:43:00Z"/>
-        </w:rPr>
-      </w:pPr>
-    </w:p>
-    <w:p>
-      <w:pPr>
-        <w:rPr>
-          <w:ins w:id="737" w:author="Dominic Stringer" w:date="2024-12-17T11:08:00Z" w16du:dateUtc="2024-12-17T11:08:00Z"/>
-        </w:rPr>
-      </w:pPr>
-      <w:ins w:id="738" w:author="Gordon Forbes" w:date="2025-08-07T14:43:00Z" w16du:dateUtc="2025-08-07T13:43:00Z">
+          <w:ins w:id="752" w:author="Gordon Forbes" w:date="2025-08-07T14:43:00Z" w16du:dateUtc="2025-08-07T13:43:00Z"/>
+        </w:rPr>
+      </w:pPr>
+    </w:p>
+    <w:p>
+      <w:pPr>
+        <w:rPr>
+          <w:ins w:id="753" w:author="Dominic Stringer" w:date="2024-12-17T11:08:00Z" w16du:dateUtc="2024-12-17T11:08:00Z"/>
+        </w:rPr>
+      </w:pPr>
+      <w:ins w:id="754" w:author="Gordon Forbes" w:date="2025-08-07T14:43:00Z" w16du:dateUtc="2025-08-07T13:43:00Z">
         <w:r>
           <w:t>{{</w:t>
         </w:r>
@@ -14780,7 +14914,7 @@
           <w:t>descriptive</w:t>
         </w:r>
       </w:ins>
-      <w:ins w:id="739" w:author="Gordon Forbes" w:date="2025-08-07T14:44:00Z" w16du:dateUtc="2025-08-07T13:44:00Z">
+      <w:ins w:id="755" w:author="Gordon Forbes" w:date="2025-08-07T14:44:00Z" w16du:dateUtc="2025-08-07T13:44:00Z">
         <w:r>
           <w:t>_of_intervention</w:t>
         </w:r>
@@ -14793,7 +14927,7 @@
     <w:p>
       <w:pPr>
         <w:rPr>
-          <w:ins w:id="740" w:author="Dominic Stringer" w:date="2024-12-17T11:08:00Z" w16du:dateUtc="2024-12-17T11:08:00Z"/>
+          <w:ins w:id="756" w:author="Dominic Stringer" w:date="2024-12-17T11:08:00Z" w16du:dateUtc="2024-12-17T11:08:00Z"/>
         </w:rPr>
       </w:pPr>
     </w:p>
@@ -14801,10 +14935,10 @@
       <w:pPr>
         <w:pStyle w:val="Heading2"/>
         <w:rPr>
-          <w:ins w:id="741" w:author="Dominic Stringer" w:date="2024-12-17T11:08:00Z" w16du:dateUtc="2024-12-17T11:08:00Z"/>
-        </w:rPr>
-      </w:pPr>
-      <w:ins w:id="742" w:author="Dominic Stringer" w:date="2024-12-17T11:08:00Z" w16du:dateUtc="2024-12-17T11:08:00Z">
+          <w:ins w:id="757" w:author="Dominic Stringer" w:date="2024-12-17T11:08:00Z" w16du:dateUtc="2024-12-17T11:08:00Z"/>
+        </w:rPr>
+      </w:pPr>
+      <w:ins w:id="758" w:author="Dominic Stringer" w:date="2024-12-17T11:08:00Z" w16du:dateUtc="2024-12-17T11:08:00Z">
         <w:r>
           <w:t>C</w:t>
         </w:r>
@@ -14822,12 +14956,12 @@
     <w:p>
       <w:pPr>
         <w:rPr>
-          <w:ins w:id="743" w:author="Gordon Forbes" w:date="2025-08-07T14:44:00Z" w16du:dateUtc="2025-08-07T13:44:00Z"/>
+          <w:ins w:id="759" w:author="Gordon Forbes" w:date="2025-08-07T14:44:00Z" w16du:dateUtc="2025-08-07T13:44:00Z"/>
           <w:i/>
           <w:iCs/>
         </w:rPr>
       </w:pPr>
-      <w:ins w:id="744" w:author="Dominic Stringer" w:date="2024-12-17T11:09:00Z" w16du:dateUtc="2024-12-17T11:09:00Z">
+      <w:ins w:id="760" w:author="Dominic Stringer" w:date="2024-12-17T11:09:00Z" w16du:dateUtc="2024-12-17T11:09:00Z">
         <w:r>
           <w:rPr>
             <w:i/>
@@ -14845,7 +14979,7 @@
           <w:t xml:space="preserve"> that will be prese</w:t>
         </w:r>
       </w:ins>
-      <w:ins w:id="745" w:author="Dominic Stringer" w:date="2024-12-17T11:10:00Z" w16du:dateUtc="2024-12-17T11:10:00Z">
+      <w:ins w:id="761" w:author="Dominic Stringer" w:date="2024-12-17T11:10:00Z" w16du:dateUtc="2024-12-17T11:10:00Z">
         <w:r>
           <w:rPr>
             <w:i/>
@@ -14859,7 +14993,7 @@
     <w:p>
       <w:pPr>
         <w:rPr>
-          <w:ins w:id="746" w:author="Gordon Forbes" w:date="2025-08-07T14:44:00Z" w16du:dateUtc="2025-08-07T13:44:00Z"/>
+          <w:ins w:id="762" w:author="Gordon Forbes" w:date="2025-08-07T14:44:00Z" w16du:dateUtc="2025-08-07T13:44:00Z"/>
           <w:i/>
           <w:iCs/>
         </w:rPr>
@@ -14868,17 +15002,17 @@
     <w:p>
       <w:pPr>
         <w:rPr>
-          <w:ins w:id="747" w:author="Dominic Stringer" w:date="2024-12-17T11:10:00Z" w16du:dateUtc="2024-12-17T11:10:00Z"/>
-          <w:rPrChange w:id="748" w:author="Gordon Forbes" w:date="2025-08-07T14:44:00Z" w16du:dateUtc="2025-08-07T13:44:00Z">
+          <w:ins w:id="763" w:author="Dominic Stringer" w:date="2024-12-17T11:10:00Z" w16du:dateUtc="2024-12-17T11:10:00Z"/>
+          <w:rPrChange w:id="764" w:author="Gordon Forbes" w:date="2025-08-07T14:44:00Z" w16du:dateUtc="2025-08-07T13:44:00Z">
             <w:rPr>
-              <w:ins w:id="749" w:author="Dominic Stringer" w:date="2024-12-17T11:10:00Z" w16du:dateUtc="2024-12-17T11:10:00Z"/>
+              <w:ins w:id="765" w:author="Dominic Stringer" w:date="2024-12-17T11:10:00Z" w16du:dateUtc="2024-12-17T11:10:00Z"/>
               <w:i/>
               <w:iCs/>
             </w:rPr>
           </w:rPrChange>
         </w:rPr>
       </w:pPr>
-      <w:ins w:id="750" w:author="Gordon Forbes" w:date="2025-08-07T14:44:00Z" w16du:dateUtc="2025-08-07T13:44:00Z">
+      <w:ins w:id="766" w:author="Gordon Forbes" w:date="2025-08-07T14:44:00Z" w16du:dateUtc="2025-08-07T13:44:00Z">
         <w:r>
           <w:t>{{</w:t>
         </w:r>
@@ -14895,7 +15029,7 @@
     <w:p>
       <w:pPr>
         <w:rPr>
-          <w:ins w:id="751" w:author="Dominic Stringer" w:date="2024-11-21T14:55:00Z" w16du:dateUtc="2024-11-21T14:55:00Z"/>
+          <w:ins w:id="767" w:author="Dominic Stringer" w:date="2024-11-21T14:55:00Z" w16du:dateUtc="2024-11-21T14:55:00Z"/>
           <w:lang w:val="en-GB"/>
         </w:rPr>
       </w:pPr>
@@ -14904,30 +15038,30 @@
       <w:pPr>
         <w:pStyle w:val="Heading2"/>
         <w:rPr>
-          <w:ins w:id="752" w:author="Dominic Stringer" w:date="2024-11-21T14:55:00Z" w16du:dateUtc="2024-11-21T14:55:00Z"/>
-        </w:rPr>
-      </w:pPr>
-      <w:bookmarkStart w:id="753" w:name="_Toc183099265"/>
-      <w:bookmarkStart w:id="754" w:name="_Toc185323556"/>
-      <w:ins w:id="755" w:author="Dominic Stringer" w:date="2024-11-21T14:55:00Z" w16du:dateUtc="2024-11-21T14:55:00Z">
+          <w:ins w:id="768" w:author="Dominic Stringer" w:date="2024-11-21T14:55:00Z" w16du:dateUtc="2024-11-21T14:55:00Z"/>
+        </w:rPr>
+      </w:pPr>
+      <w:bookmarkStart w:id="769" w:name="_Toc183099265"/>
+      <w:bookmarkStart w:id="770" w:name="_Toc185323556"/>
+      <w:ins w:id="771" w:author="Dominic Stringer" w:date="2024-11-21T14:55:00Z" w16du:dateUtc="2024-11-21T14:55:00Z">
         <w:r>
           <w:t>Protocol deviations/violations</w:t>
         </w:r>
-        <w:bookmarkEnd w:id="753"/>
-        <w:bookmarkEnd w:id="754"/>
+        <w:bookmarkEnd w:id="769"/>
+        <w:bookmarkEnd w:id="770"/>
       </w:ins>
     </w:p>
     <w:p>
       <w:pPr>
         <w:pStyle w:val="Default"/>
         <w:rPr>
-          <w:ins w:id="756" w:author="Dominic Stringer" w:date="2024-11-22T13:24:00Z" w16du:dateUtc="2024-11-22T13:24:00Z"/>
+          <w:ins w:id="772" w:author="Dominic Stringer" w:date="2024-11-22T13:24:00Z" w16du:dateUtc="2024-11-22T13:24:00Z"/>
           <w:rFonts w:asciiTheme="minorHAnsi" w:hAnsiTheme="minorHAnsi" w:cstheme="minorHAnsi"/>
           <w:color w:val="auto"/>
           <w:lang w:val="en-US" w:eastAsia="en-US"/>
         </w:rPr>
       </w:pPr>
-      <w:ins w:id="757" w:author="Dominic Stringer" w:date="2024-11-21T14:55:00Z" w16du:dateUtc="2024-11-21T14:55:00Z">
+      <w:ins w:id="773" w:author="Dominic Stringer" w:date="2024-11-21T14:55:00Z" w16du:dateUtc="2024-11-21T14:55:00Z">
         <w:r>
           <w:rPr>
             <w:rFonts w:asciiTheme="minorHAnsi" w:hAnsiTheme="minorHAnsi" w:cstheme="minorHAnsi"/>
@@ -14962,7 +15096,7 @@
       <w:pPr>
         <w:pStyle w:val="Default"/>
         <w:rPr>
-          <w:ins w:id="758" w:author="Dominic Stringer" w:date="2024-11-21T14:55:00Z" w16du:dateUtc="2024-11-21T14:55:00Z"/>
+          <w:ins w:id="774" w:author="Dominic Stringer" w:date="2024-11-21T14:55:00Z" w16du:dateUtc="2024-11-21T14:55:00Z"/>
           <w:rFonts w:asciiTheme="minorHAnsi" w:hAnsiTheme="minorHAnsi" w:cstheme="minorHAnsi"/>
           <w:color w:val="auto"/>
           <w:lang w:val="en-US" w:eastAsia="en-US"/>
@@ -14973,13 +15107,13 @@
       <w:pPr>
         <w:pStyle w:val="Default"/>
         <w:rPr>
-          <w:ins w:id="759" w:author="Dominic Stringer" w:date="2024-11-26T11:03:00Z" w16du:dateUtc="2024-11-26T11:03:00Z"/>
+          <w:ins w:id="775" w:author="Dominic Stringer" w:date="2024-11-26T11:03:00Z" w16du:dateUtc="2024-11-26T11:03:00Z"/>
           <w:rFonts w:asciiTheme="minorHAnsi" w:hAnsiTheme="minorHAnsi" w:cstheme="minorHAnsi"/>
           <w:color w:val="auto"/>
           <w:lang w:val="en-US" w:eastAsia="en-US"/>
         </w:rPr>
       </w:pPr>
-      <w:ins w:id="760" w:author="Dominic Stringer" w:date="2024-11-21T14:55:00Z" w16du:dateUtc="2024-11-21T14:55:00Z">
+      <w:ins w:id="776" w:author="Dominic Stringer" w:date="2024-11-21T14:55:00Z" w16du:dateUtc="2024-11-21T14:55:00Z">
         <w:r>
           <w:rPr>
             <w:rFonts w:asciiTheme="minorHAnsi" w:hAnsiTheme="minorHAnsi" w:cstheme="minorHAnsi"/>
@@ -14989,7 +15123,7 @@
           <w:t xml:space="preserve">A protocol deviation (PD) is defined as a non-serious breach from the protocol that is unlikely to lead to any impact on the value of the data contributing to the overall treatment effect. A protocol violation (PV) is an excursion from the protocol that is likely to lead to an impact on the </w:t>
         </w:r>
       </w:ins>
-      <w:ins w:id="761" w:author="Dominic Stringer" w:date="2024-12-17T10:15:00Z" w16du:dateUtc="2024-12-17T10:15:00Z">
+      <w:ins w:id="777" w:author="Dominic Stringer" w:date="2024-12-17T10:15:00Z" w16du:dateUtc="2024-12-17T10:15:00Z">
         <w:r>
           <w:rPr>
             <w:rFonts w:asciiTheme="minorHAnsi" w:hAnsiTheme="minorHAnsi" w:cstheme="minorHAnsi"/>
@@ -15012,7 +15146,7 @@
       <w:pPr>
         <w:pStyle w:val="Default"/>
         <w:rPr>
-          <w:ins w:id="762" w:author="Dominic Stringer" w:date="2024-11-26T11:03:00Z" w16du:dateUtc="2024-11-26T11:03:00Z"/>
+          <w:ins w:id="778" w:author="Dominic Stringer" w:date="2024-11-26T11:03:00Z" w16du:dateUtc="2024-11-26T11:03:00Z"/>
           <w:rFonts w:asciiTheme="minorHAnsi" w:hAnsiTheme="minorHAnsi" w:cstheme="minorHAnsi"/>
           <w:color w:val="auto"/>
           <w:lang w:val="en-US" w:eastAsia="en-US"/>
@@ -15023,13 +15157,13 @@
       <w:pPr>
         <w:pStyle w:val="Default"/>
         <w:rPr>
-          <w:ins w:id="763" w:author="Dominic Stringer" w:date="2024-11-21T15:16:00Z" w16du:dateUtc="2024-11-21T15:16:00Z"/>
+          <w:ins w:id="779" w:author="Dominic Stringer" w:date="2024-11-21T15:16:00Z" w16du:dateUtc="2024-11-21T15:16:00Z"/>
           <w:rFonts w:asciiTheme="minorHAnsi" w:hAnsiTheme="minorHAnsi" w:cstheme="minorHAnsi"/>
           <w:color w:val="auto"/>
           <w:lang w:val="en-US" w:eastAsia="en-US"/>
         </w:rPr>
       </w:pPr>
-      <w:ins w:id="764" w:author="Dominic Stringer" w:date="2024-11-21T14:55:00Z" w16du:dateUtc="2024-11-21T14:55:00Z">
+      <w:ins w:id="780" w:author="Dominic Stringer" w:date="2024-11-21T14:55:00Z" w16du:dateUtc="2024-11-21T14:55:00Z">
         <w:r>
           <w:rPr>
             <w:rFonts w:asciiTheme="minorHAnsi" w:hAnsiTheme="minorHAnsi" w:cstheme="minorHAnsi"/>
@@ -15039,7 +15173,7 @@
           <w:t>Protocol deviation</w:t>
         </w:r>
       </w:ins>
-      <w:ins w:id="765" w:author="Dominic Stringer" w:date="2024-12-17T11:11:00Z" w16du:dateUtc="2024-12-17T11:11:00Z">
+      <w:ins w:id="781" w:author="Dominic Stringer" w:date="2024-12-17T11:11:00Z" w16du:dateUtc="2024-12-17T11:11:00Z">
         <w:r>
           <w:rPr>
             <w:rFonts w:asciiTheme="minorHAnsi" w:hAnsiTheme="minorHAnsi" w:cstheme="minorHAnsi"/>
@@ -15049,7 +15183,7 @@
           <w:t>s</w:t>
         </w:r>
       </w:ins>
-      <w:ins w:id="766" w:author="Dominic Stringer" w:date="2024-11-21T14:55:00Z" w16du:dateUtc="2024-11-21T14:55:00Z">
+      <w:ins w:id="782" w:author="Dominic Stringer" w:date="2024-11-21T14:55:00Z" w16du:dateUtc="2024-11-21T14:55:00Z">
         <w:r>
           <w:rPr>
             <w:rFonts w:asciiTheme="minorHAnsi" w:hAnsiTheme="minorHAnsi" w:cstheme="minorHAnsi"/>
@@ -15064,7 +15198,7 @@
       <w:pPr>
         <w:pStyle w:val="Default"/>
         <w:rPr>
-          <w:ins w:id="767" w:author="Dominic Stringer" w:date="2024-11-21T14:55:00Z" w16du:dateUtc="2024-11-21T14:55:00Z"/>
+          <w:ins w:id="783" w:author="Dominic Stringer" w:date="2024-11-21T14:55:00Z" w16du:dateUtc="2024-11-21T14:55:00Z"/>
           <w:rFonts w:asciiTheme="minorHAnsi" w:hAnsiTheme="minorHAnsi" w:cstheme="minorHAnsi"/>
           <w:color w:val="auto"/>
           <w:lang w:val="en-US" w:eastAsia="en-US"/>
@@ -15074,15 +15208,15 @@
     <w:p>
       <w:pPr>
         <w:rPr>
-          <w:ins w:id="768" w:author="Dominic Stringer" w:date="2024-11-22T13:34:00Z" w16du:dateUtc="2024-11-22T13:34:00Z"/>
-        </w:rPr>
-      </w:pPr>
-      <w:ins w:id="769" w:author="Dominic Stringer" w:date="2024-11-21T14:55:00Z" w16du:dateUtc="2024-11-21T14:55:00Z">
+          <w:ins w:id="784" w:author="Dominic Stringer" w:date="2024-11-22T13:34:00Z" w16du:dateUtc="2024-11-22T13:34:00Z"/>
+        </w:rPr>
+      </w:pPr>
+      <w:ins w:id="785" w:author="Dominic Stringer" w:date="2024-11-21T14:55:00Z" w16du:dateUtc="2024-11-21T14:55:00Z">
         <w:r>
           <w:t>All visit window deviations will be classified as protocol deviation</w:t>
         </w:r>
       </w:ins>
-      <w:ins w:id="770" w:author="Dominic Stringer" w:date="2024-12-17T10:15:00Z" w16du:dateUtc="2024-12-17T10:15:00Z">
+      <w:ins w:id="786" w:author="Dominic Stringer" w:date="2024-12-17T10:15:00Z" w16du:dateUtc="2024-12-17T10:15:00Z">
         <w:r>
           <w:t xml:space="preserve"> </w:t>
         </w:r>
@@ -15090,7 +15224,7 @@
           <w:t xml:space="preserve">as </w:t>
         </w:r>
       </w:ins>
-      <w:ins w:id="771" w:author="Dominic Stringer" w:date="2024-12-17T10:16:00Z" w16du:dateUtc="2024-12-17T10:16:00Z">
+      <w:ins w:id="787" w:author="Dominic Stringer" w:date="2024-12-17T10:16:00Z" w16du:dateUtc="2024-12-17T10:16:00Z">
         <w:r>
           <w:rPr>
             <w:i/>
@@ -15109,7 +15243,7 @@
           <w:t>appropriate]</w:t>
         </w:r>
       </w:ins>
-      <w:ins w:id="772" w:author="Gordon Forbes" w:date="2025-08-07T14:44:00Z" w16du:dateUtc="2025-08-07T13:44:00Z">
+      <w:ins w:id="788" w:author="Gordon Forbes" w:date="2025-08-07T14:44:00Z" w16du:dateUtc="2025-08-07T13:44:00Z">
         <w:r>
           <w:rPr>
             <w:i/>
@@ -15119,7 +15253,7 @@
         </w:r>
         <w:r>
           <w:rPr>
-            <w:rPrChange w:id="773" w:author="Gordon Forbes" w:date="2025-08-07T14:44:00Z" w16du:dateUtc="2025-08-07T13:44:00Z">
+            <w:rPrChange w:id="789" w:author="Gordon Forbes" w:date="2025-08-07T14:44:00Z" w16du:dateUtc="2025-08-07T13:44:00Z">
               <w:rPr>
                 <w:i/>
                 <w:iCs/>
@@ -15132,7 +15266,7 @@
         <w:proofErr w:type="gramEnd"/>
         <w:r>
           <w:rPr>
-            <w:rPrChange w:id="774" w:author="Gordon Forbes" w:date="2025-08-07T14:44:00Z" w16du:dateUtc="2025-08-07T13:44:00Z">
+            <w:rPrChange w:id="790" w:author="Gordon Forbes" w:date="2025-08-07T14:44:00Z" w16du:dateUtc="2025-08-07T13:44:00Z">
               <w:rPr>
                 <w:i/>
                 <w:iCs/>
@@ -15144,7 +15278,7 @@
         <w:proofErr w:type="gramStart"/>
         <w:r>
           <w:rPr>
-            <w:rPrChange w:id="775" w:author="Gordon Forbes" w:date="2025-08-07T14:44:00Z" w16du:dateUtc="2025-08-07T13:44:00Z">
+            <w:rPrChange w:id="791" w:author="Gordon Forbes" w:date="2025-08-07T14:44:00Z" w16du:dateUtc="2025-08-07T13:44:00Z">
               <w:rPr>
                 <w:i/>
                 <w:iCs/>
@@ -15156,7 +15290,7 @@
         <w:proofErr w:type="spellEnd"/>
         <w:r>
           <w:rPr>
-            <w:rPrChange w:id="776" w:author="Gordon Forbes" w:date="2025-08-07T14:44:00Z" w16du:dateUtc="2025-08-07T13:44:00Z">
+            <w:rPrChange w:id="792" w:author="Gordon Forbes" w:date="2025-08-07T14:44:00Z" w16du:dateUtc="2025-08-07T13:44:00Z">
               <w:rPr>
                 <w:i/>
                 <w:iCs/>
@@ -15166,7 +15300,7 @@
           <w:t>}}</w:t>
         </w:r>
       </w:ins>
-      <w:ins w:id="777" w:author="Dominic Stringer" w:date="2024-11-21T14:55:00Z" w16du:dateUtc="2024-11-21T14:55:00Z">
+      <w:ins w:id="793" w:author="Dominic Stringer" w:date="2024-11-21T14:55:00Z" w16du:dateUtc="2024-11-21T14:55:00Z">
         <w:r>
           <w:rPr>
             <w:i/>
@@ -15183,17 +15317,17 @@
     <w:p>
       <w:pPr>
         <w:rPr>
-          <w:ins w:id="778" w:author="Dominic Stringer" w:date="2024-11-22T13:34:00Z" w16du:dateUtc="2024-11-22T13:34:00Z"/>
-        </w:rPr>
-      </w:pPr>
-    </w:p>
-    <w:p>
-      <w:pPr>
-        <w:rPr>
-          <w:ins w:id="779" w:author="Dominic Stringer" w:date="2024-12-17T11:06:00Z" w16du:dateUtc="2024-12-17T11:06:00Z"/>
-        </w:rPr>
-      </w:pPr>
-      <w:ins w:id="780" w:author="Dominic Stringer" w:date="2024-11-21T14:55:00Z" w16du:dateUtc="2024-11-21T14:55:00Z">
+          <w:ins w:id="794" w:author="Dominic Stringer" w:date="2024-11-22T13:34:00Z" w16du:dateUtc="2024-11-22T13:34:00Z"/>
+        </w:rPr>
+      </w:pPr>
+    </w:p>
+    <w:p>
+      <w:pPr>
+        <w:rPr>
+          <w:ins w:id="795" w:author="Dominic Stringer" w:date="2024-12-17T11:06:00Z" w16du:dateUtc="2024-12-17T11:06:00Z"/>
+        </w:rPr>
+      </w:pPr>
+      <w:ins w:id="796" w:author="Dominic Stringer" w:date="2024-11-21T14:55:00Z" w16du:dateUtc="2024-11-21T14:55:00Z">
         <w:r>
           <w:t xml:space="preserve">All protocol violations will be reported to the DMEC as well as any excursions for which the trial team are unsure if </w:t>
         </w:r>
@@ -15210,26 +15344,26 @@
     <w:p>
       <w:pPr>
         <w:rPr>
-          <w:ins w:id="781" w:author="Dominic Stringer" w:date="2024-12-17T11:06:00Z" w16du:dateUtc="2024-12-17T11:06:00Z"/>
-        </w:rPr>
-      </w:pPr>
-    </w:p>
-    <w:p>
-      <w:pPr>
-        <w:rPr>
-          <w:ins w:id="782" w:author="Dominic Stringer" w:date="2024-12-17T11:06:00Z" w16du:dateUtc="2024-12-17T11:06:00Z"/>
-        </w:rPr>
-      </w:pPr>
-    </w:p>
-    <w:p>
-      <w:pPr>
-        <w:rPr>
-          <w:del w:id="783" w:author="Dominic Stringer" w:date="2024-12-17T11:10:00Z" w16du:dateUtc="2024-12-17T11:10:00Z"/>
+          <w:ins w:id="797" w:author="Dominic Stringer" w:date="2024-12-17T11:06:00Z" w16du:dateUtc="2024-12-17T11:06:00Z"/>
+        </w:rPr>
+      </w:pPr>
+    </w:p>
+    <w:p>
+      <w:pPr>
+        <w:rPr>
+          <w:ins w:id="798" w:author="Dominic Stringer" w:date="2024-12-17T11:06:00Z" w16du:dateUtc="2024-12-17T11:06:00Z"/>
+        </w:rPr>
+      </w:pPr>
+    </w:p>
+    <w:p>
+      <w:pPr>
+        <w:rPr>
+          <w:del w:id="799" w:author="Dominic Stringer" w:date="2024-12-17T11:10:00Z" w16du:dateUtc="2024-12-17T11:10:00Z"/>
           <w:i/>
           <w:iCs/>
         </w:rPr>
       </w:pPr>
-      <w:del w:id="784" w:author="Dominic Stringer" w:date="2024-12-17T11:10:00Z" w16du:dateUtc="2024-12-17T11:10:00Z">
+      <w:del w:id="800" w:author="Dominic Stringer" w:date="2024-12-17T11:10:00Z" w16du:dateUtc="2024-12-17T11:10:00Z">
         <w:r>
           <w:rPr>
             <w:i/>
@@ -15246,7 +15380,7 @@
           </w:rPr>
           <w:delInstrText xml:space="preserve"> TC "</w:delInstrText>
         </w:r>
-        <w:bookmarkStart w:id="785" w:name="_Toc183094440"/>
+        <w:bookmarkStart w:id="801" w:name="_Toc183094440"/>
         <w:r>
           <w:rPr>
             <w:i/>
@@ -15264,7 +15398,7 @@
           <w:tab/>
           <w:delInstrText>Description of therapists/therapies</w:delInstrText>
         </w:r>
-        <w:bookmarkEnd w:id="785"/>
+        <w:bookmarkEnd w:id="801"/>
         <w:r>
           <w:rPr>
             <w:i/>
@@ -15286,10 +15420,10 @@
     <w:p>
       <w:pPr>
         <w:rPr>
-          <w:ins w:id="786" w:author="Dominic Stringer" w:date="2024-12-17T11:10:00Z" w16du:dateUtc="2024-12-17T11:10:00Z"/>
-        </w:rPr>
-      </w:pPr>
-      <w:ins w:id="787" w:author="Dominic Stringer" w:date="2024-12-17T11:10:00Z" w16du:dateUtc="2024-12-17T11:10:00Z">
+          <w:ins w:id="802" w:author="Dominic Stringer" w:date="2024-12-17T11:10:00Z" w16du:dateUtc="2024-12-17T11:10:00Z"/>
+        </w:rPr>
+      </w:pPr>
+      <w:ins w:id="803" w:author="Dominic Stringer" w:date="2024-12-17T11:10:00Z" w16du:dateUtc="2024-12-17T11:10:00Z">
         <w:r>
           <w:br w:type="page"/>
         </w:r>
@@ -15299,59 +15433,43 @@
       <w:pPr>
         <w:pStyle w:val="Heading1"/>
       </w:pPr>
-      <w:bookmarkStart w:id="788" w:name="_Toc183095029"/>
-      <w:bookmarkStart w:id="789" w:name="_Toc183095135"/>
-      <w:bookmarkStart w:id="790" w:name="_Toc183095480"/>
-      <w:bookmarkStart w:id="791" w:name="_Toc183099266"/>
-      <w:bookmarkStart w:id="792" w:name="_Toc183100557"/>
-      <w:bookmarkStart w:id="793" w:name="_Toc183095030"/>
-      <w:bookmarkStart w:id="794" w:name="_Toc183095136"/>
-      <w:bookmarkStart w:id="795" w:name="_Toc183095481"/>
-      <w:bookmarkStart w:id="796" w:name="_Toc183099267"/>
-      <w:bookmarkStart w:id="797" w:name="_Toc183100558"/>
-      <w:bookmarkStart w:id="798" w:name="_Toc183095031"/>
-      <w:bookmarkStart w:id="799" w:name="_Toc183095137"/>
-      <w:bookmarkStart w:id="800" w:name="_Toc183095482"/>
-      <w:bookmarkStart w:id="801" w:name="_Toc183099268"/>
-      <w:bookmarkStart w:id="802" w:name="_Toc183100559"/>
-      <w:bookmarkStart w:id="803" w:name="_Toc183095032"/>
-      <w:bookmarkStart w:id="804" w:name="_Toc183095138"/>
-      <w:bookmarkStart w:id="805" w:name="_Toc183095483"/>
-      <w:bookmarkStart w:id="806" w:name="_Toc183099269"/>
-      <w:bookmarkStart w:id="807" w:name="_Toc183100560"/>
-      <w:bookmarkStart w:id="808" w:name="_Toc183095033"/>
-      <w:bookmarkStart w:id="809" w:name="_Toc183095139"/>
-      <w:bookmarkStart w:id="810" w:name="_Toc183095484"/>
-      <w:bookmarkStart w:id="811" w:name="_Toc183099270"/>
-      <w:bookmarkStart w:id="812" w:name="_Toc183100561"/>
-      <w:bookmarkStart w:id="813" w:name="_Toc183095034"/>
-      <w:bookmarkStart w:id="814" w:name="_Toc183095140"/>
-      <w:bookmarkStart w:id="815" w:name="_Toc183095485"/>
-      <w:bookmarkStart w:id="816" w:name="_Toc183099271"/>
-      <w:bookmarkStart w:id="817" w:name="_Toc183100562"/>
-      <w:bookmarkStart w:id="818" w:name="_Toc183095035"/>
-      <w:bookmarkStart w:id="819" w:name="_Toc183095141"/>
-      <w:bookmarkStart w:id="820" w:name="_Toc183095486"/>
-      <w:bookmarkStart w:id="821" w:name="_Toc183099272"/>
-      <w:bookmarkStart w:id="822" w:name="_Toc183100563"/>
-      <w:bookmarkStart w:id="823" w:name="_Toc183099273"/>
-      <w:bookmarkStart w:id="824" w:name="_Toc185323557"/>
-      <w:bookmarkEnd w:id="788"/>
-      <w:bookmarkEnd w:id="789"/>
-      <w:bookmarkEnd w:id="790"/>
-      <w:bookmarkEnd w:id="791"/>
-      <w:bookmarkEnd w:id="792"/>
-      <w:bookmarkEnd w:id="793"/>
-      <w:bookmarkEnd w:id="794"/>
-      <w:bookmarkEnd w:id="795"/>
-      <w:bookmarkEnd w:id="796"/>
-      <w:bookmarkEnd w:id="797"/>
-      <w:bookmarkEnd w:id="798"/>
-      <w:bookmarkEnd w:id="799"/>
-      <w:bookmarkEnd w:id="800"/>
-      <w:bookmarkEnd w:id="801"/>
-      <w:bookmarkEnd w:id="802"/>
-      <w:bookmarkEnd w:id="803"/>
+      <w:bookmarkStart w:id="804" w:name="_Toc183095029"/>
+      <w:bookmarkStart w:id="805" w:name="_Toc183095135"/>
+      <w:bookmarkStart w:id="806" w:name="_Toc183095480"/>
+      <w:bookmarkStart w:id="807" w:name="_Toc183099266"/>
+      <w:bookmarkStart w:id="808" w:name="_Toc183100557"/>
+      <w:bookmarkStart w:id="809" w:name="_Toc183095030"/>
+      <w:bookmarkStart w:id="810" w:name="_Toc183095136"/>
+      <w:bookmarkStart w:id="811" w:name="_Toc183095481"/>
+      <w:bookmarkStart w:id="812" w:name="_Toc183099267"/>
+      <w:bookmarkStart w:id="813" w:name="_Toc183100558"/>
+      <w:bookmarkStart w:id="814" w:name="_Toc183095031"/>
+      <w:bookmarkStart w:id="815" w:name="_Toc183095137"/>
+      <w:bookmarkStart w:id="816" w:name="_Toc183095482"/>
+      <w:bookmarkStart w:id="817" w:name="_Toc183099268"/>
+      <w:bookmarkStart w:id="818" w:name="_Toc183100559"/>
+      <w:bookmarkStart w:id="819" w:name="_Toc183095032"/>
+      <w:bookmarkStart w:id="820" w:name="_Toc183095138"/>
+      <w:bookmarkStart w:id="821" w:name="_Toc183095483"/>
+      <w:bookmarkStart w:id="822" w:name="_Toc183099269"/>
+      <w:bookmarkStart w:id="823" w:name="_Toc183100560"/>
+      <w:bookmarkStart w:id="824" w:name="_Toc183095033"/>
+      <w:bookmarkStart w:id="825" w:name="_Toc183095139"/>
+      <w:bookmarkStart w:id="826" w:name="_Toc183095484"/>
+      <w:bookmarkStart w:id="827" w:name="_Toc183099270"/>
+      <w:bookmarkStart w:id="828" w:name="_Toc183100561"/>
+      <w:bookmarkStart w:id="829" w:name="_Toc183095034"/>
+      <w:bookmarkStart w:id="830" w:name="_Toc183095140"/>
+      <w:bookmarkStart w:id="831" w:name="_Toc183095485"/>
+      <w:bookmarkStart w:id="832" w:name="_Toc183099271"/>
+      <w:bookmarkStart w:id="833" w:name="_Toc183100562"/>
+      <w:bookmarkStart w:id="834" w:name="_Toc183095035"/>
+      <w:bookmarkStart w:id="835" w:name="_Toc183095141"/>
+      <w:bookmarkStart w:id="836" w:name="_Toc183095486"/>
+      <w:bookmarkStart w:id="837" w:name="_Toc183099272"/>
+      <w:bookmarkStart w:id="838" w:name="_Toc183100563"/>
+      <w:bookmarkStart w:id="839" w:name="_Toc183099273"/>
+      <w:bookmarkStart w:id="840" w:name="_Toc185323557"/>
       <w:bookmarkEnd w:id="804"/>
       <w:bookmarkEnd w:id="805"/>
       <w:bookmarkEnd w:id="806"/>
@@ -15371,19 +15489,35 @@
       <w:bookmarkEnd w:id="820"/>
       <w:bookmarkEnd w:id="821"/>
       <w:bookmarkEnd w:id="822"/>
+      <w:bookmarkEnd w:id="823"/>
+      <w:bookmarkEnd w:id="824"/>
+      <w:bookmarkEnd w:id="825"/>
+      <w:bookmarkEnd w:id="826"/>
+      <w:bookmarkEnd w:id="827"/>
+      <w:bookmarkEnd w:id="828"/>
+      <w:bookmarkEnd w:id="829"/>
+      <w:bookmarkEnd w:id="830"/>
+      <w:bookmarkEnd w:id="831"/>
+      <w:bookmarkEnd w:id="832"/>
+      <w:bookmarkEnd w:id="833"/>
+      <w:bookmarkEnd w:id="834"/>
+      <w:bookmarkEnd w:id="835"/>
+      <w:bookmarkEnd w:id="836"/>
+      <w:bookmarkEnd w:id="837"/>
+      <w:bookmarkEnd w:id="838"/>
       <w:r>
         <w:lastRenderedPageBreak/>
         <w:t>Data analysis plan – Inferential analysis</w:t>
       </w:r>
-      <w:bookmarkEnd w:id="823"/>
-      <w:bookmarkEnd w:id="824"/>
+      <w:bookmarkEnd w:id="839"/>
+      <w:bookmarkEnd w:id="840"/>
       <w:r>
         <w:fldChar w:fldCharType="begin"/>
       </w:r>
       <w:r>
         <w:instrText xml:space="preserve"> TC "</w:instrText>
       </w:r>
-      <w:bookmarkStart w:id="825" w:name="_Toc183094441"/>
+      <w:bookmarkStart w:id="841" w:name="_Toc183094441"/>
       <w:r>
         <w:instrText>3.</w:instrText>
       </w:r>
@@ -15391,7 +15525,7 @@
         <w:tab/>
         <w:instrText>Data analysis plan – Inferential analysis</w:instrText>
       </w:r>
-      <w:bookmarkEnd w:id="825"/>
+      <w:bookmarkEnd w:id="841"/>
       <w:r>
         <w:instrText xml:space="preserve">" \f C \l "1" </w:instrText>
       </w:r>
@@ -15403,10 +15537,10 @@
       <w:pPr>
         <w:pStyle w:val="Heading2"/>
         <w:rPr>
-          <w:ins w:id="826" w:author="Dominic Stringer" w:date="2024-11-21T16:15:00Z" w16du:dateUtc="2024-11-21T16:15:00Z"/>
-        </w:rPr>
-      </w:pPr>
-      <w:del w:id="827" w:author="Dominic Stringer" w:date="2024-11-21T15:16:00Z" w16du:dateUtc="2024-11-21T15:16:00Z">
+          <w:ins w:id="842" w:author="Dominic Stringer" w:date="2024-11-21T16:15:00Z" w16du:dateUtc="2024-11-21T16:15:00Z"/>
+        </w:rPr>
+      </w:pPr>
+      <w:del w:id="843" w:author="Dominic Stringer" w:date="2024-11-21T15:16:00Z" w16du:dateUtc="2024-11-21T15:16:00Z">
         <w:r>
           <w:delText>3.1</w:delText>
         </w:r>
@@ -15414,25 +15548,25 @@
           <w:tab/>
         </w:r>
       </w:del>
-      <w:del w:id="828" w:author="Dominic Stringer" w:date="2024-11-21T15:10:00Z" w16du:dateUtc="2024-11-21T15:10:00Z">
+      <w:del w:id="844" w:author="Dominic Stringer" w:date="2024-11-21T15:10:00Z" w16du:dateUtc="2024-11-21T15:10:00Z">
         <w:r>
           <w:delText>Main analysis of treatment differences</w:delText>
         </w:r>
       </w:del>
-      <w:bookmarkStart w:id="829" w:name="_Toc183099274"/>
-      <w:bookmarkStart w:id="830" w:name="_Toc185323558"/>
-      <w:ins w:id="831" w:author="Dominic Stringer" w:date="2024-11-21T15:10:00Z" w16du:dateUtc="2024-11-21T15:10:00Z">
+      <w:bookmarkStart w:id="845" w:name="_Toc183099274"/>
+      <w:bookmarkStart w:id="846" w:name="_Toc185323558"/>
+      <w:ins w:id="847" w:author="Dominic Stringer" w:date="2024-11-21T15:10:00Z" w16du:dateUtc="2024-11-21T15:10:00Z">
         <w:r>
           <w:t>Description of primary estimand</w:t>
         </w:r>
       </w:ins>
-      <w:bookmarkEnd w:id="829"/>
-      <w:bookmarkEnd w:id="830"/>
-    </w:p>
-    <w:p>
-      <w:pPr>
-        <w:rPr>
-          <w:ins w:id="832" w:author="Gordon Forbes" w:date="2025-08-07T14:45:00Z" w16du:dateUtc="2025-08-07T13:45:00Z"/>
+      <w:bookmarkEnd w:id="845"/>
+      <w:bookmarkEnd w:id="846"/>
+    </w:p>
+    <w:p>
+      <w:pPr>
+        <w:rPr>
+          <w:ins w:id="848" w:author="Gordon Forbes" w:date="2025-08-07T14:45:00Z" w16du:dateUtc="2025-08-07T13:45:00Z"/>
           <w:i/>
           <w:iCs/>
           <w:sz w:val="22"/>
@@ -15440,7 +15574,7 @@
           <w:lang w:val="en-GB"/>
         </w:rPr>
       </w:pPr>
-      <w:ins w:id="833" w:author="Dominic Stringer" w:date="2024-11-22T13:18:00Z" w16du:dateUtc="2024-11-22T13:18:00Z">
+      <w:ins w:id="849" w:author="Dominic Stringer" w:date="2024-11-22T13:18:00Z" w16du:dateUtc="2024-11-22T13:18:00Z">
         <w:r>
           <w:rPr>
             <w:i/>
@@ -15453,7 +15587,7 @@
           <w:t>Describe p</w:t>
         </w:r>
       </w:ins>
-      <w:ins w:id="834" w:author="Dominic Stringer" w:date="2024-11-21T16:16:00Z" w16du:dateUtc="2024-11-21T16:16:00Z">
+      <w:ins w:id="850" w:author="Dominic Stringer" w:date="2024-11-21T16:16:00Z" w16du:dateUtc="2024-11-21T16:16:00Z">
         <w:r>
           <w:rPr>
             <w:i/>
@@ -15466,7 +15600,7 @@
           <w:t xml:space="preserve">rimary </w:t>
         </w:r>
       </w:ins>
-      <w:ins w:id="835" w:author="Dominic Stringer" w:date="2024-11-21T16:48:00Z" w16du:dateUtc="2024-11-21T16:48:00Z">
+      <w:ins w:id="851" w:author="Dominic Stringer" w:date="2024-11-21T16:48:00Z" w16du:dateUtc="2024-11-21T16:48:00Z">
         <w:r>
           <w:rPr>
             <w:i/>
@@ -15479,7 +15613,7 @@
           <w:t>estimand</w:t>
         </w:r>
       </w:ins>
-      <w:ins w:id="836" w:author="Dominic Stringer" w:date="2024-11-22T13:29:00Z" w16du:dateUtc="2024-11-22T13:29:00Z">
+      <w:ins w:id="852" w:author="Dominic Stringer" w:date="2024-11-22T13:29:00Z" w16du:dateUtc="2024-11-22T13:29:00Z">
         <w:r>
           <w:rPr>
             <w:i/>
@@ -15492,7 +15626,7 @@
           <w:t>(s)</w:t>
         </w:r>
       </w:ins>
-      <w:ins w:id="837" w:author="Dominic Stringer" w:date="2024-11-21T16:48:00Z" w16du:dateUtc="2024-11-21T16:48:00Z">
+      <w:ins w:id="853" w:author="Dominic Stringer" w:date="2024-11-21T16:48:00Z" w16du:dateUtc="2024-11-21T16:48:00Z">
         <w:r>
           <w:rPr>
             <w:i/>
@@ -15505,7 +15639,7 @@
           <w:t xml:space="preserve"> </w:t>
         </w:r>
       </w:ins>
-      <w:ins w:id="838" w:author="Dominic Stringer" w:date="2024-11-21T16:16:00Z" w16du:dateUtc="2024-11-21T16:16:00Z">
+      <w:ins w:id="854" w:author="Dominic Stringer" w:date="2024-11-21T16:16:00Z" w16du:dateUtc="2024-11-21T16:16:00Z">
         <w:r>
           <w:rPr>
             <w:i/>
@@ -15518,7 +15652,7 @@
           <w:t>in words</w:t>
         </w:r>
       </w:ins>
-      <w:ins w:id="839" w:author="Dominic Stringer" w:date="2024-11-22T13:29:00Z" w16du:dateUtc="2024-11-22T13:29:00Z">
+      <w:ins w:id="855" w:author="Dominic Stringer" w:date="2024-11-22T13:29:00Z" w16du:dateUtc="2024-11-22T13:29:00Z">
         <w:r>
           <w:rPr>
             <w:i/>
@@ -15542,7 +15676,7 @@
           <w:t>w</w:t>
         </w:r>
       </w:ins>
-      <w:ins w:id="840" w:author="Dominic Stringer" w:date="2024-12-17T10:28:00Z" w16du:dateUtc="2024-12-17T10:28:00Z">
+      <w:ins w:id="856" w:author="Dominic Stringer" w:date="2024-12-17T10:28:00Z" w16du:dateUtc="2024-12-17T10:28:00Z">
         <w:r>
           <w:rPr>
             <w:i/>
@@ -15559,7 +15693,7 @@
     <w:p>
       <w:pPr>
         <w:rPr>
-          <w:ins w:id="841" w:author="Gordon Forbes" w:date="2025-08-07T14:45:00Z" w16du:dateUtc="2025-08-07T13:45:00Z"/>
+          <w:ins w:id="857" w:author="Gordon Forbes" w:date="2025-08-07T14:45:00Z" w16du:dateUtc="2025-08-07T13:45:00Z"/>
           <w:i/>
           <w:iCs/>
           <w:sz w:val="22"/>
@@ -15571,13 +15705,13 @@
     <w:p>
       <w:pPr>
         <w:rPr>
-          <w:ins w:id="842" w:author="Dominic Stringer" w:date="2024-11-22T13:29:00Z" w16du:dateUtc="2024-11-22T13:29:00Z"/>
+          <w:ins w:id="858" w:author="Dominic Stringer" w:date="2024-11-22T13:29:00Z" w16du:dateUtc="2024-11-22T13:29:00Z"/>
           <w:sz w:val="22"/>
           <w:szCs w:val="22"/>
           <w:lang w:val="en-GB"/>
-          <w:rPrChange w:id="843" w:author="Gordon Forbes" w:date="2025-08-07T14:45:00Z" w16du:dateUtc="2025-08-07T13:45:00Z">
+          <w:rPrChange w:id="859" w:author="Gordon Forbes" w:date="2025-08-07T14:45:00Z" w16du:dateUtc="2025-08-07T13:45:00Z">
             <w:rPr>
-              <w:ins w:id="844" w:author="Dominic Stringer" w:date="2024-11-22T13:29:00Z" w16du:dateUtc="2024-11-22T13:29:00Z"/>
+              <w:ins w:id="860" w:author="Dominic Stringer" w:date="2024-11-22T13:29:00Z" w16du:dateUtc="2024-11-22T13:29:00Z"/>
               <w:i/>
               <w:iCs/>
               <w:sz w:val="22"/>
@@ -15587,7 +15721,7 @@
           </w:rPrChange>
         </w:rPr>
       </w:pPr>
-      <w:ins w:id="845" w:author="Gordon Forbes" w:date="2025-08-07T14:45:00Z" w16du:dateUtc="2025-08-07T13:45:00Z">
+      <w:ins w:id="861" w:author="Gordon Forbes" w:date="2025-08-07T14:45:00Z" w16du:dateUtc="2025-08-07T13:45:00Z">
         <w:r>
           <w:rPr>
             <w:sz w:val="22"/>
@@ -15619,7 +15753,7 @@
     <w:p>
       <w:pPr>
         <w:rPr>
-          <w:ins w:id="846" w:author="Dominic Stringer" w:date="2024-11-21T16:16:00Z" w16du:dateUtc="2024-11-21T16:16:00Z"/>
+          <w:ins w:id="862" w:author="Dominic Stringer" w:date="2024-11-21T16:16:00Z" w16du:dateUtc="2024-11-21T16:16:00Z"/>
           <w:i/>
           <w:iCs/>
           <w:sz w:val="22"/>
@@ -15636,13 +15770,13 @@
           <w:numId w:val="38"/>
         </w:numPr>
         <w:rPr>
-          <w:ins w:id="847" w:author="Dominic Stringer" w:date="2024-11-21T16:16:00Z" w16du:dateUtc="2024-11-21T16:16:00Z"/>
+          <w:ins w:id="863" w:author="Dominic Stringer" w:date="2024-11-21T16:16:00Z" w16du:dateUtc="2024-11-21T16:16:00Z"/>
           <w:rFonts w:asciiTheme="minorHAnsi" w:hAnsiTheme="minorHAnsi"/>
           <w:sz w:val="22"/>
           <w:szCs w:val="22"/>
         </w:rPr>
       </w:pPr>
-      <w:ins w:id="848" w:author="Dominic Stringer" w:date="2024-11-21T16:16:00Z" w16du:dateUtc="2024-11-21T16:16:00Z">
+      <w:ins w:id="864" w:author="Dominic Stringer" w:date="2024-11-21T16:16:00Z" w16du:dateUtc="2024-11-21T16:16:00Z">
         <w:r>
           <w:rPr>
             <w:rFonts w:asciiTheme="minorHAnsi" w:hAnsiTheme="minorHAnsi"/>
@@ -15661,13 +15795,13 @@
           <w:numId w:val="38"/>
         </w:numPr>
         <w:rPr>
-          <w:ins w:id="849" w:author="Dominic Stringer" w:date="2024-11-21T16:16:00Z" w16du:dateUtc="2024-11-21T16:16:00Z"/>
+          <w:ins w:id="865" w:author="Dominic Stringer" w:date="2024-11-21T16:16:00Z" w16du:dateUtc="2024-11-21T16:16:00Z"/>
           <w:rFonts w:asciiTheme="minorHAnsi" w:hAnsiTheme="minorHAnsi"/>
           <w:sz w:val="22"/>
           <w:szCs w:val="22"/>
         </w:rPr>
       </w:pPr>
-      <w:ins w:id="850" w:author="Dominic Stringer" w:date="2024-11-21T16:16:00Z" w16du:dateUtc="2024-11-21T16:16:00Z">
+      <w:ins w:id="866" w:author="Dominic Stringer" w:date="2024-11-21T16:16:00Z" w16du:dateUtc="2024-11-21T16:16:00Z">
         <w:r>
           <w:rPr>
             <w:rFonts w:asciiTheme="minorHAnsi" w:hAnsiTheme="minorHAnsi"/>
@@ -15686,13 +15820,13 @@
           <w:numId w:val="38"/>
         </w:numPr>
         <w:rPr>
-          <w:ins w:id="851" w:author="Dominic Stringer" w:date="2024-11-21T16:16:00Z" w16du:dateUtc="2024-11-21T16:16:00Z"/>
+          <w:ins w:id="867" w:author="Dominic Stringer" w:date="2024-11-21T16:16:00Z" w16du:dateUtc="2024-11-21T16:16:00Z"/>
           <w:rFonts w:asciiTheme="minorHAnsi" w:hAnsiTheme="minorHAnsi"/>
           <w:sz w:val="22"/>
           <w:szCs w:val="22"/>
         </w:rPr>
       </w:pPr>
-      <w:ins w:id="852" w:author="Dominic Stringer" w:date="2024-11-21T16:16:00Z" w16du:dateUtc="2024-11-21T16:16:00Z">
+      <w:ins w:id="868" w:author="Dominic Stringer" w:date="2024-11-21T16:16:00Z" w16du:dateUtc="2024-11-21T16:16:00Z">
         <w:r>
           <w:rPr>
             <w:rFonts w:asciiTheme="minorHAnsi" w:hAnsiTheme="minorHAnsi"/>
@@ -15711,13 +15845,13 @@
           <w:numId w:val="38"/>
         </w:numPr>
         <w:rPr>
-          <w:ins w:id="853" w:author="Dominic Stringer" w:date="2024-11-21T16:16:00Z" w16du:dateUtc="2024-11-21T16:16:00Z"/>
+          <w:ins w:id="869" w:author="Dominic Stringer" w:date="2024-11-21T16:16:00Z" w16du:dateUtc="2024-11-21T16:16:00Z"/>
           <w:rFonts w:asciiTheme="minorHAnsi" w:hAnsiTheme="minorHAnsi"/>
           <w:sz w:val="22"/>
           <w:szCs w:val="22"/>
         </w:rPr>
       </w:pPr>
-      <w:ins w:id="854" w:author="Dominic Stringer" w:date="2024-11-21T16:17:00Z" w16du:dateUtc="2024-11-21T16:17:00Z">
+      <w:ins w:id="870" w:author="Dominic Stringer" w:date="2024-11-21T16:17:00Z" w16du:dateUtc="2024-11-21T16:17:00Z">
         <w:r>
           <w:rPr>
             <w:rFonts w:asciiTheme="minorHAnsi" w:hAnsiTheme="minorHAnsi"/>
@@ -15727,7 +15861,7 @@
           <w:t>I</w:t>
         </w:r>
       </w:ins>
-      <w:ins w:id="855" w:author="Dominic Stringer" w:date="2024-11-21T16:16:00Z" w16du:dateUtc="2024-11-21T16:16:00Z">
+      <w:ins w:id="871" w:author="Dominic Stringer" w:date="2024-11-21T16:16:00Z" w16du:dateUtc="2024-11-21T16:16:00Z">
         <w:r>
           <w:rPr>
             <w:rFonts w:asciiTheme="minorHAnsi" w:hAnsiTheme="minorHAnsi"/>
@@ -15746,7 +15880,7 @@
           <w:numId w:val="38"/>
         </w:numPr>
         <w:rPr>
-          <w:ins w:id="856" w:author="Dominic Stringer" w:date="2024-11-21T16:16:00Z" w16du:dateUtc="2024-11-21T16:16:00Z"/>
+          <w:ins w:id="872" w:author="Dominic Stringer" w:date="2024-11-21T16:16:00Z" w16du:dateUtc="2024-11-21T16:16:00Z"/>
           <w:rFonts w:asciiTheme="minorHAnsi" w:hAnsiTheme="minorHAnsi"/>
           <w:i/>
           <w:iCs/>
@@ -15754,7 +15888,7 @@
           <w:szCs w:val="22"/>
         </w:rPr>
       </w:pPr>
-      <w:ins w:id="857" w:author="Dominic Stringer" w:date="2024-11-21T16:16:00Z" w16du:dateUtc="2024-11-21T16:16:00Z">
+      <w:ins w:id="873" w:author="Dominic Stringer" w:date="2024-11-21T16:16:00Z" w16du:dateUtc="2024-11-21T16:16:00Z">
         <w:r>
           <w:rPr>
             <w:rFonts w:asciiTheme="minorHAnsi" w:hAnsiTheme="minorHAnsi"/>
@@ -15768,23 +15902,23 @@
     <w:p>
       <w:pPr>
         <w:rPr>
-          <w:ins w:id="858" w:author="Dominic Stringer" w:date="2024-11-22T13:30:00Z" w16du:dateUtc="2024-11-22T13:30:00Z"/>
-          <w:sz w:val="22"/>
-          <w:szCs w:val="22"/>
-        </w:rPr>
-      </w:pPr>
-    </w:p>
-    <w:p>
-      <w:pPr>
-        <w:rPr>
-          <w:ins w:id="859" w:author="Dominic Stringer" w:date="2024-11-28T11:09:00Z" w16du:dateUtc="2024-11-28T11:09:00Z"/>
+          <w:ins w:id="874" w:author="Dominic Stringer" w:date="2024-11-22T13:30:00Z" w16du:dateUtc="2024-11-22T13:30:00Z"/>
+          <w:sz w:val="22"/>
+          <w:szCs w:val="22"/>
+        </w:rPr>
+      </w:pPr>
+    </w:p>
+    <w:p>
+      <w:pPr>
+        <w:rPr>
+          <w:ins w:id="875" w:author="Dominic Stringer" w:date="2024-11-28T11:09:00Z" w16du:dateUtc="2024-11-28T11:09:00Z"/>
           <w:i/>
           <w:iCs/>
           <w:sz w:val="22"/>
           <w:szCs w:val="22"/>
         </w:rPr>
       </w:pPr>
-      <w:ins w:id="860" w:author="Dominic Stringer" w:date="2024-11-22T13:29:00Z" w16du:dateUtc="2024-11-22T13:29:00Z">
+      <w:ins w:id="876" w:author="Dominic Stringer" w:date="2024-11-22T13:29:00Z" w16du:dateUtc="2024-11-22T13:29:00Z">
         <w:r>
           <w:rPr>
             <w:i/>
@@ -15796,7 +15930,7 @@
           <w:t>Describe additi</w:t>
         </w:r>
       </w:ins>
-      <w:ins w:id="861" w:author="Dominic Stringer" w:date="2024-11-22T13:30:00Z" w16du:dateUtc="2024-11-22T13:30:00Z">
+      <w:ins w:id="877" w:author="Dominic Stringer" w:date="2024-11-22T13:30:00Z" w16du:dateUtc="2024-11-22T13:30:00Z">
         <w:r>
           <w:rPr>
             <w:i/>
@@ -15828,7 +15962,7 @@
           <w:t xml:space="preserve">al </w:t>
         </w:r>
       </w:ins>
-      <w:ins w:id="862" w:author="Dominic Stringer" w:date="2024-11-22T13:29:00Z" w16du:dateUtc="2024-11-22T13:29:00Z">
+      <w:ins w:id="878" w:author="Dominic Stringer" w:date="2024-11-22T13:29:00Z" w16du:dateUtc="2024-11-22T13:29:00Z">
         <w:r>
           <w:rPr>
             <w:i/>
@@ -15840,7 +15974,7 @@
           <w:t>effect size</w:t>
         </w:r>
       </w:ins>
-      <w:ins w:id="863" w:author="Dominic Stringer" w:date="2024-11-22T13:30:00Z" w16du:dateUtc="2024-11-22T13:30:00Z">
+      <w:ins w:id="879" w:author="Dominic Stringer" w:date="2024-11-22T13:30:00Z" w16du:dateUtc="2024-11-22T13:30:00Z">
         <w:r>
           <w:rPr>
             <w:i/>
@@ -15852,7 +15986,7 @@
           <w:t>s that will be reported</w:t>
         </w:r>
       </w:ins>
-      <w:ins w:id="864" w:author="Dominic Stringer" w:date="2024-11-22T13:29:00Z" w16du:dateUtc="2024-11-22T13:29:00Z">
+      <w:ins w:id="880" w:author="Dominic Stringer" w:date="2024-11-22T13:29:00Z" w16du:dateUtc="2024-11-22T13:29:00Z">
         <w:r>
           <w:rPr>
             <w:i/>
@@ -15864,7 +15998,7 @@
           <w:t xml:space="preserve"> </w:t>
         </w:r>
       </w:ins>
-      <w:ins w:id="865" w:author="Dominic Stringer" w:date="2024-11-22T13:30:00Z" w16du:dateUtc="2024-11-22T13:30:00Z">
+      <w:ins w:id="881" w:author="Dominic Stringer" w:date="2024-11-22T13:30:00Z" w16du:dateUtc="2024-11-22T13:30:00Z">
         <w:r>
           <w:rPr>
             <w:i/>
@@ -15876,7 +16010,7 @@
           <w:t>and how they will be calculated if relevant</w:t>
         </w:r>
       </w:ins>
-      <w:ins w:id="866" w:author="Dominic Stringer" w:date="2024-11-28T11:08:00Z" w16du:dateUtc="2024-11-28T11:08:00Z">
+      <w:ins w:id="882" w:author="Dominic Stringer" w:date="2024-11-28T11:08:00Z" w16du:dateUtc="2024-11-28T11:08:00Z">
         <w:r>
           <w:rPr>
             <w:i/>
@@ -15891,7 +16025,7 @@
     <w:p>
       <w:pPr>
         <w:rPr>
-          <w:ins w:id="867" w:author="Dominic Stringer" w:date="2024-11-28T11:08:00Z" w16du:dateUtc="2024-11-28T11:08:00Z"/>
+          <w:ins w:id="883" w:author="Dominic Stringer" w:date="2024-11-28T11:08:00Z" w16du:dateUtc="2024-11-28T11:08:00Z"/>
           <w:i/>
           <w:iCs/>
           <w:sz w:val="22"/>
@@ -15902,7 +16036,7 @@
     <w:p>
       <w:pPr>
         <w:rPr>
-          <w:ins w:id="868" w:author="Gordon Forbes" w:date="2025-08-07T14:45:00Z" w16du:dateUtc="2025-08-07T13:45:00Z"/>
+          <w:ins w:id="884" w:author="Gordon Forbes" w:date="2025-08-07T14:45:00Z" w16du:dateUtc="2025-08-07T13:45:00Z"/>
           <w:i/>
           <w:iCs/>
           <w:sz w:val="22"/>
@@ -15910,7 +16044,7 @@
           <w:highlight w:val="yellow"/>
         </w:rPr>
       </w:pPr>
-      <w:ins w:id="869" w:author="Dominic Stringer" w:date="2024-11-28T11:08:00Z" w16du:dateUtc="2024-11-28T11:08:00Z">
+      <w:ins w:id="885" w:author="Dominic Stringer" w:date="2024-11-28T11:08:00Z" w16du:dateUtc="2024-11-28T11:08:00Z">
         <w:r>
           <w:rPr>
             <w:i/>
@@ -15922,7 +16056,7 @@
           <w:t xml:space="preserve">Where cut-off values are to be used for statistical </w:t>
         </w:r>
       </w:ins>
-      <w:ins w:id="870" w:author="Dominic Stringer" w:date="2024-12-17T10:29:00Z" w16du:dateUtc="2024-12-17T10:29:00Z">
+      <w:ins w:id="886" w:author="Dominic Stringer" w:date="2024-12-17T10:29:00Z" w16du:dateUtc="2024-12-17T10:29:00Z">
         <w:r>
           <w:rPr>
             <w:i/>
@@ -15934,7 +16068,7 @@
           <w:t>significance,</w:t>
         </w:r>
       </w:ins>
-      <w:ins w:id="871" w:author="Dominic Stringer" w:date="2024-11-28T11:08:00Z" w16du:dateUtc="2024-11-28T11:08:00Z">
+      <w:ins w:id="887" w:author="Dominic Stringer" w:date="2024-11-28T11:08:00Z" w16du:dateUtc="2024-11-28T11:08:00Z">
         <w:r>
           <w:rPr>
             <w:i/>
@@ -15946,7 +16080,7 @@
           <w:t xml:space="preserve"> these should be described here, as well as reporting of c</w:t>
         </w:r>
       </w:ins>
-      <w:ins w:id="872" w:author="Dominic Stringer" w:date="2024-11-28T11:09:00Z" w16du:dateUtc="2024-11-28T11:09:00Z">
+      <w:ins w:id="888" w:author="Dominic Stringer" w:date="2024-11-28T11:09:00Z" w16du:dateUtc="2024-11-28T11:09:00Z">
         <w:r>
           <w:rPr>
             <w:i/>
@@ -16002,7 +16136,7 @@
     <w:p>
       <w:pPr>
         <w:rPr>
-          <w:ins w:id="873" w:author="Gordon Forbes" w:date="2025-08-07T14:45:00Z" w16du:dateUtc="2025-08-07T13:45:00Z"/>
+          <w:ins w:id="889" w:author="Gordon Forbes" w:date="2025-08-07T14:45:00Z" w16du:dateUtc="2025-08-07T13:45:00Z"/>
           <w:i/>
           <w:iCs/>
           <w:sz w:val="22"/>
@@ -16014,13 +16148,13 @@
     <w:p>
       <w:pPr>
         <w:rPr>
-          <w:ins w:id="874" w:author="Gordon Forbes" w:date="2025-08-07T14:45:00Z" w16du:dateUtc="2025-08-07T13:45:00Z"/>
+          <w:ins w:id="890" w:author="Gordon Forbes" w:date="2025-08-07T14:45:00Z" w16du:dateUtc="2025-08-07T13:45:00Z"/>
           <w:sz w:val="22"/>
           <w:szCs w:val="22"/>
           <w:lang w:val="en-GB"/>
         </w:rPr>
       </w:pPr>
-      <w:ins w:id="875" w:author="Gordon Forbes" w:date="2025-08-07T14:45:00Z" w16du:dateUtc="2025-08-07T13:45:00Z">
+      <w:ins w:id="891" w:author="Gordon Forbes" w:date="2025-08-07T14:45:00Z" w16du:dateUtc="2025-08-07T13:45:00Z">
         <w:r>
           <w:rPr>
             <w:sz w:val="22"/>
@@ -16052,13 +16186,13 @@
     <w:p>
       <w:pPr>
         <w:rPr>
-          <w:del w:id="876" w:author="Gordon Forbes" w:date="2025-08-07T14:45:00Z" w16du:dateUtc="2025-08-07T13:45:00Z"/>
+          <w:del w:id="892" w:author="Gordon Forbes" w:date="2025-08-07T14:45:00Z" w16du:dateUtc="2025-08-07T13:45:00Z"/>
           <w:bCs/>
           <w:sz w:val="22"/>
           <w:szCs w:val="22"/>
         </w:rPr>
       </w:pPr>
-      <w:del w:id="877" w:author="Gordon Forbes" w:date="2025-08-07T14:45:00Z" w16du:dateUtc="2025-08-07T13:45:00Z">
+      <w:del w:id="893" w:author="Gordon Forbes" w:date="2025-08-07T14:45:00Z" w16du:dateUtc="2025-08-07T13:45:00Z">
         <w:r>
           <w:rPr>
             <w:sz w:val="22"/>
@@ -16075,7 +16209,7 @@
           </w:rPr>
           <w:delInstrText xml:space="preserve"> TC "</w:delInstrText>
         </w:r>
-        <w:bookmarkStart w:id="878" w:name="_Toc183094442"/>
+        <w:bookmarkStart w:id="894" w:name="_Toc183094442"/>
         <w:r>
           <w:rPr>
             <w:sz w:val="22"/>
@@ -16093,7 +16227,7 @@
           <w:tab/>
           <w:delInstrText>Main analysis of treatment differences</w:delInstrText>
         </w:r>
-        <w:bookmarkEnd w:id="878"/>
+        <w:bookmarkEnd w:id="894"/>
         <w:r>
           <w:rPr>
             <w:sz w:val="22"/>
@@ -16110,17 +16244,17 @@
           </w:rPr>
           <w:fldChar w:fldCharType="end"/>
         </w:r>
-        <w:bookmarkStart w:id="879" w:name="_Toc183099275"/>
-        <w:bookmarkEnd w:id="879"/>
+        <w:bookmarkStart w:id="895" w:name="_Toc183099275"/>
+        <w:bookmarkEnd w:id="895"/>
       </w:del>
     </w:p>
     <w:p>
       <w:pPr>
         <w:rPr>
-          <w:del w:id="880" w:author="Dominic Stringer" w:date="2024-11-21T16:48:00Z" w16du:dateUtc="2024-11-21T16:48:00Z"/>
-        </w:rPr>
-      </w:pPr>
-      <w:del w:id="881" w:author="Dominic Stringer" w:date="2024-11-21T16:48:00Z" w16du:dateUtc="2024-11-21T16:48:00Z">
+          <w:del w:id="896" w:author="Dominic Stringer" w:date="2024-11-21T16:48:00Z" w16du:dateUtc="2024-11-21T16:48:00Z"/>
+        </w:rPr>
+      </w:pPr>
+      <w:del w:id="897" w:author="Dominic Stringer" w:date="2024-11-21T16:48:00Z" w16du:dateUtc="2024-11-21T16:48:00Z">
         <w:r>
           <w:delText xml:space="preserve">The main statistical analyses will estimate the difference in mean outcomes between patients randomised to XXX and XXX by intention to treat at the various post-treatment observation time points. Group difference estimates and associated confidence intervals will be reported.  </w:delText>
         </w:r>
@@ -16129,7 +16263,7 @@
     <w:p>
       <w:pPr>
         <w:rPr>
-          <w:ins w:id="882" w:author="Dominic Stringer" w:date="2024-11-21T16:15:00Z" w16du:dateUtc="2024-11-21T16:15:00Z"/>
+          <w:ins w:id="898" w:author="Dominic Stringer" w:date="2024-11-21T16:15:00Z" w16du:dateUtc="2024-11-21T16:15:00Z"/>
         </w:rPr>
       </w:pPr>
     </w:p>
@@ -16138,30 +16272,30 @@
       <w:pPr>
         <w:pStyle w:val="Heading2"/>
         <w:rPr>
-          <w:ins w:id="883" w:author="Dominic Stringer" w:date="2024-11-21T16:17:00Z" w16du:dateUtc="2024-11-21T16:17:00Z"/>
-        </w:rPr>
-      </w:pPr>
-      <w:del w:id="884" w:author="Dominic Stringer" w:date="2024-11-21T15:10:00Z" w16du:dateUtc="2024-11-21T15:10:00Z">
+          <w:ins w:id="899" w:author="Dominic Stringer" w:date="2024-11-21T16:17:00Z" w16du:dateUtc="2024-11-21T16:17:00Z"/>
+        </w:rPr>
+      </w:pPr>
+      <w:del w:id="900" w:author="Dominic Stringer" w:date="2024-11-21T15:10:00Z" w16du:dateUtc="2024-11-21T15:10:00Z">
         <w:r>
           <w:delText>3.1.1</w:delText>
         </w:r>
       </w:del>
-      <w:del w:id="885" w:author="Dominic Stringer" w:date="2024-11-21T15:16:00Z" w16du:dateUtc="2024-11-21T15:16:00Z">
+      <w:del w:id="901" w:author="Dominic Stringer" w:date="2024-11-21T15:16:00Z" w16du:dateUtc="2024-11-21T15:16:00Z">
         <w:r>
           <w:tab/>
         </w:r>
       </w:del>
-      <w:bookmarkStart w:id="886" w:name="_Toc183099276"/>
-      <w:bookmarkStart w:id="887" w:name="_Toc185323559"/>
+      <w:bookmarkStart w:id="902" w:name="_Toc183099276"/>
+      <w:bookmarkStart w:id="903" w:name="_Toc185323559"/>
       <w:r>
         <w:t xml:space="preserve">Analysis </w:t>
       </w:r>
-      <w:ins w:id="888" w:author="Dominic Stringer" w:date="2024-11-21T16:17:00Z" w16du:dateUtc="2024-11-21T16:17:00Z">
+      <w:ins w:id="904" w:author="Dominic Stringer" w:date="2024-11-21T16:17:00Z" w16du:dateUtc="2024-11-21T16:17:00Z">
         <w:r>
           <w:t xml:space="preserve">model for </w:t>
         </w:r>
       </w:ins>
-      <w:del w:id="889" w:author="Dominic Stringer" w:date="2024-11-21T16:17:00Z" w16du:dateUtc="2024-11-21T16:17:00Z">
+      <w:del w:id="905" w:author="Dominic Stringer" w:date="2024-11-21T16:17:00Z" w16du:dateUtc="2024-11-21T16:17:00Z">
         <w:r>
           <w:delText xml:space="preserve">of </w:delText>
         </w:r>
@@ -16169,25 +16303,25 @@
       <w:r>
         <w:t>primary outcome</w:t>
       </w:r>
-      <w:ins w:id="890" w:author="Dominic Stringer" w:date="2024-11-21T16:21:00Z" w16du:dateUtc="2024-11-21T16:21:00Z">
+      <w:ins w:id="906" w:author="Dominic Stringer" w:date="2024-11-21T16:21:00Z" w16du:dateUtc="2024-11-21T16:21:00Z">
         <w:r>
           <w:t>(s)</w:t>
         </w:r>
       </w:ins>
-      <w:bookmarkEnd w:id="886"/>
-      <w:bookmarkEnd w:id="887"/>
-    </w:p>
-    <w:p>
-      <w:pPr>
-        <w:rPr>
-          <w:ins w:id="891" w:author="Gordon Forbes" w:date="2025-08-07T14:45:00Z" w16du:dateUtc="2025-08-07T13:45:00Z"/>
+      <w:bookmarkEnd w:id="902"/>
+      <w:bookmarkEnd w:id="903"/>
+    </w:p>
+    <w:p>
+      <w:pPr>
+        <w:rPr>
+          <w:ins w:id="907" w:author="Gordon Forbes" w:date="2025-08-07T14:45:00Z" w16du:dateUtc="2025-08-07T13:45:00Z"/>
           <w:i/>
           <w:iCs/>
           <w:sz w:val="22"/>
           <w:szCs w:val="22"/>
         </w:rPr>
       </w:pPr>
-      <w:ins w:id="892" w:author="Dominic Stringer" w:date="2024-12-17T10:40:00Z" w16du:dateUtc="2024-12-17T10:40:00Z">
+      <w:ins w:id="908" w:author="Dominic Stringer" w:date="2024-12-17T10:40:00Z" w16du:dateUtc="2024-12-17T10:40:00Z">
         <w:r>
           <w:rPr>
             <w:i/>
@@ -16199,7 +16333,7 @@
           <w:t>Describe analysis model(s) for primary outcome</w:t>
         </w:r>
       </w:ins>
-      <w:ins w:id="893" w:author="Dominic Stringer" w:date="2024-12-17T10:54:00Z" w16du:dateUtc="2024-12-17T10:54:00Z">
+      <w:ins w:id="909" w:author="Dominic Stringer" w:date="2024-12-17T10:54:00Z" w16du:dateUtc="2024-12-17T10:54:00Z">
         <w:r>
           <w:rPr>
             <w:i/>
@@ -16211,7 +16345,7 @@
           <w:t>(</w:t>
         </w:r>
       </w:ins>
-      <w:ins w:id="894" w:author="Dominic Stringer" w:date="2024-12-17T10:40:00Z" w16du:dateUtc="2024-12-17T10:40:00Z">
+      <w:ins w:id="910" w:author="Dominic Stringer" w:date="2024-12-17T10:40:00Z" w16du:dateUtc="2024-12-17T10:40:00Z">
         <w:r>
           <w:rPr>
             <w:i/>
@@ -16223,7 +16357,7 @@
           <w:t>s</w:t>
         </w:r>
       </w:ins>
-      <w:ins w:id="895" w:author="Dominic Stringer" w:date="2024-12-17T10:54:00Z" w16du:dateUtc="2024-12-17T10:54:00Z">
+      <w:ins w:id="911" w:author="Dominic Stringer" w:date="2024-12-17T10:54:00Z" w16du:dateUtc="2024-12-17T10:54:00Z">
         <w:r>
           <w:rPr>
             <w:i/>
@@ -16235,7 +16369,7 @@
           <w:t>)</w:t>
         </w:r>
       </w:ins>
-      <w:ins w:id="896" w:author="Dominic Stringer" w:date="2024-12-17T10:40:00Z" w16du:dateUtc="2024-12-17T10:40:00Z">
+      <w:ins w:id="912" w:author="Dominic Stringer" w:date="2024-12-17T10:40:00Z" w16du:dateUtc="2024-12-17T10:40:00Z">
         <w:r>
           <w:rPr>
             <w:i/>
@@ -16247,7 +16381,7 @@
           <w:t xml:space="preserve"> that will be used to estim</w:t>
         </w:r>
       </w:ins>
-      <w:ins w:id="897" w:author="Dominic Stringer" w:date="2024-12-17T10:41:00Z" w16du:dateUtc="2024-12-17T10:41:00Z">
+      <w:ins w:id="913" w:author="Dominic Stringer" w:date="2024-12-17T10:41:00Z" w16du:dateUtc="2024-12-17T10:41:00Z">
         <w:r>
           <w:rPr>
             <w:i/>
@@ -16285,7 +16419,7 @@
     <w:p>
       <w:pPr>
         <w:rPr>
-          <w:ins w:id="898" w:author="Gordon Forbes" w:date="2025-08-07T14:45:00Z" w16du:dateUtc="2025-08-07T13:45:00Z"/>
+          <w:ins w:id="914" w:author="Gordon Forbes" w:date="2025-08-07T14:45:00Z" w16du:dateUtc="2025-08-07T13:45:00Z"/>
           <w:i/>
           <w:iCs/>
           <w:sz w:val="22"/>
@@ -16296,12 +16430,12 @@
     <w:p>
       <w:pPr>
         <w:rPr>
-          <w:ins w:id="899" w:author="Dominic Stringer" w:date="2024-12-17T10:40:00Z" w16du:dateUtc="2024-12-17T10:40:00Z"/>
-          <w:sz w:val="22"/>
-          <w:szCs w:val="22"/>
-          <w:rPrChange w:id="900" w:author="Gordon Forbes" w:date="2025-08-07T14:45:00Z" w16du:dateUtc="2025-08-07T13:45:00Z">
+          <w:ins w:id="915" w:author="Dominic Stringer" w:date="2024-12-17T10:40:00Z" w16du:dateUtc="2024-12-17T10:40:00Z"/>
+          <w:sz w:val="22"/>
+          <w:szCs w:val="22"/>
+          <w:rPrChange w:id="916" w:author="Gordon Forbes" w:date="2025-08-07T14:45:00Z" w16du:dateUtc="2025-08-07T13:45:00Z">
             <w:rPr>
-              <w:ins w:id="901" w:author="Dominic Stringer" w:date="2024-12-17T10:40:00Z" w16du:dateUtc="2024-12-17T10:40:00Z"/>
+              <w:ins w:id="917" w:author="Dominic Stringer" w:date="2024-12-17T10:40:00Z" w16du:dateUtc="2024-12-17T10:40:00Z"/>
               <w:i/>
               <w:iCs/>
               <w:sz w:val="22"/>
@@ -16310,7 +16444,7 @@
           </w:rPrChange>
         </w:rPr>
       </w:pPr>
-      <w:ins w:id="902" w:author="Gordon Forbes" w:date="2025-08-07T14:45:00Z" w16du:dateUtc="2025-08-07T13:45:00Z">
+      <w:ins w:id="918" w:author="Gordon Forbes" w:date="2025-08-07T14:45:00Z" w16du:dateUtc="2025-08-07T13:45:00Z">
         <w:r>
           <w:rPr>
             <w:sz w:val="22"/>
@@ -16328,7 +16462,7 @@
         </w:r>
       </w:ins>
       <w:proofErr w:type="spellEnd"/>
-      <w:ins w:id="903" w:author="Gordon Forbes" w:date="2025-08-07T14:46:00Z" w16du:dateUtc="2025-08-07T13:46:00Z">
+      <w:ins w:id="919" w:author="Gordon Forbes" w:date="2025-08-07T14:46:00Z" w16du:dateUtc="2025-08-07T13:46:00Z">
         <w:r>
           <w:rPr>
             <w:sz w:val="22"/>
@@ -16341,7 +16475,7 @@
     <w:p>
       <w:pPr>
         <w:rPr>
-          <w:ins w:id="904" w:author="Dominic Stringer" w:date="2024-11-21T16:17:00Z" w16du:dateUtc="2024-11-21T16:17:00Z"/>
+          <w:ins w:id="920" w:author="Dominic Stringer" w:date="2024-11-21T16:17:00Z" w16du:dateUtc="2024-11-21T16:17:00Z"/>
           <w:lang w:val="en-GB"/>
         </w:rPr>
       </w:pPr>
@@ -16350,52 +16484,52 @@
       <w:pPr>
         <w:pStyle w:val="Heading2"/>
         <w:rPr>
-          <w:ins w:id="905" w:author="Gordon Forbes" w:date="2025-08-07T14:46:00Z" w16du:dateUtc="2025-08-07T13:46:00Z"/>
-        </w:rPr>
-      </w:pPr>
-      <w:bookmarkStart w:id="906" w:name="_Ref105410120"/>
-      <w:bookmarkStart w:id="907" w:name="_Toc105411787"/>
-      <w:bookmarkStart w:id="908" w:name="_Toc148432493"/>
-      <w:bookmarkStart w:id="909" w:name="_Toc183099277"/>
-      <w:bookmarkStart w:id="910" w:name="_Toc185323560"/>
-      <w:ins w:id="911" w:author="Dominic Stringer" w:date="2024-11-21T16:19:00Z" w16du:dateUtc="2024-11-21T16:19:00Z">
+          <w:ins w:id="921" w:author="Gordon Forbes" w:date="2025-08-07T14:46:00Z" w16du:dateUtc="2025-08-07T13:46:00Z"/>
+        </w:rPr>
+      </w:pPr>
+      <w:bookmarkStart w:id="922" w:name="_Ref105410120"/>
+      <w:bookmarkStart w:id="923" w:name="_Toc105411787"/>
+      <w:bookmarkStart w:id="924" w:name="_Toc148432493"/>
+      <w:bookmarkStart w:id="925" w:name="_Toc183099277"/>
+      <w:bookmarkStart w:id="926" w:name="_Toc185323560"/>
+      <w:ins w:id="927" w:author="Dominic Stringer" w:date="2024-11-21T16:19:00Z" w16du:dateUtc="2024-11-21T16:19:00Z">
         <w:r>
           <w:t>List of anticipated</w:t>
         </w:r>
       </w:ins>
-      <w:ins w:id="912" w:author="Dominic Stringer" w:date="2024-11-21T16:17:00Z" w16du:dateUtc="2024-11-21T16:17:00Z">
+      <w:ins w:id="928" w:author="Dominic Stringer" w:date="2024-11-21T16:17:00Z" w16du:dateUtc="2024-11-21T16:17:00Z">
         <w:r>
           <w:t xml:space="preserve"> intercurrent events</w:t>
         </w:r>
-        <w:bookmarkEnd w:id="906"/>
-        <w:bookmarkEnd w:id="907"/>
+        <w:bookmarkEnd w:id="922"/>
+        <w:bookmarkEnd w:id="923"/>
         <w:r>
           <w:t xml:space="preserve"> and </w:t>
         </w:r>
       </w:ins>
-      <w:ins w:id="913" w:author="Dominic Stringer" w:date="2024-11-21T16:19:00Z" w16du:dateUtc="2024-11-21T16:19:00Z">
+      <w:ins w:id="929" w:author="Dominic Stringer" w:date="2024-11-21T16:19:00Z" w16du:dateUtc="2024-11-21T16:19:00Z">
         <w:r>
           <w:t xml:space="preserve">any </w:t>
         </w:r>
       </w:ins>
-      <w:ins w:id="914" w:author="Dominic Stringer" w:date="2024-11-21T16:17:00Z" w16du:dateUtc="2024-11-21T16:17:00Z">
+      <w:ins w:id="930" w:author="Dominic Stringer" w:date="2024-11-21T16:17:00Z" w16du:dateUtc="2024-11-21T16:17:00Z">
         <w:r>
           <w:t>supplementary analyses</w:t>
         </w:r>
       </w:ins>
-      <w:bookmarkEnd w:id="908"/>
-      <w:ins w:id="915" w:author="Dominic Stringer" w:date="2024-11-21T16:19:00Z" w16du:dateUtc="2024-11-21T16:19:00Z">
+      <w:bookmarkEnd w:id="924"/>
+      <w:ins w:id="931" w:author="Dominic Stringer" w:date="2024-11-21T16:19:00Z" w16du:dateUtc="2024-11-21T16:19:00Z">
         <w:r>
           <w:t xml:space="preserve"> using different strategies</w:t>
         </w:r>
       </w:ins>
-      <w:bookmarkEnd w:id="909"/>
-      <w:bookmarkEnd w:id="910"/>
-    </w:p>
-    <w:p>
-      <w:pPr>
-        <w:rPr>
-          <w:ins w:id="916" w:author="Gordon Forbes" w:date="2025-08-07T14:46:00Z" w16du:dateUtc="2025-08-07T13:46:00Z"/>
+      <w:bookmarkEnd w:id="925"/>
+      <w:bookmarkEnd w:id="926"/>
+    </w:p>
+    <w:p>
+      <w:pPr>
+        <w:rPr>
+          <w:ins w:id="932" w:author="Gordon Forbes" w:date="2025-08-07T14:46:00Z" w16du:dateUtc="2025-08-07T13:46:00Z"/>
           <w:lang w:val="en-GB"/>
         </w:rPr>
       </w:pPr>
@@ -16403,11 +16537,11 @@
     <w:p>
       <w:pPr>
         <w:rPr>
-          <w:ins w:id="917" w:author="Gordon Forbes" w:date="2025-08-07T14:46:00Z" w16du:dateUtc="2025-08-07T13:46:00Z"/>
+          <w:ins w:id="933" w:author="Gordon Forbes" w:date="2025-08-07T14:46:00Z" w16du:dateUtc="2025-08-07T13:46:00Z"/>
           <w:lang w:val="en-GB"/>
         </w:rPr>
       </w:pPr>
-      <w:ins w:id="918" w:author="Gordon Forbes" w:date="2025-08-07T14:46:00Z" w16du:dateUtc="2025-08-07T13:46:00Z">
+      <w:ins w:id="934" w:author="Gordon Forbes" w:date="2025-08-07T14:46:00Z" w16du:dateUtc="2025-08-07T13:46:00Z">
         <w:r>
           <w:rPr>
             <w:lang w:val="en-GB"/>
@@ -16433,9 +16567,9 @@
     <w:p>
       <w:pPr>
         <w:rPr>
-          <w:ins w:id="919" w:author="Dominic Stringer" w:date="2024-11-21T16:17:00Z" w16du:dateUtc="2024-11-21T16:17:00Z"/>
-        </w:rPr>
-        <w:pPrChange w:id="920" w:author="Gordon Forbes" w:date="2025-08-07T14:46:00Z" w16du:dateUtc="2025-08-07T13:46:00Z">
+          <w:ins w:id="935" w:author="Dominic Stringer" w:date="2024-11-21T16:17:00Z" w16du:dateUtc="2024-11-21T16:17:00Z"/>
+        </w:rPr>
+        <w:pPrChange w:id="936" w:author="Gordon Forbes" w:date="2025-08-07T14:46:00Z" w16du:dateUtc="2025-08-07T13:46:00Z">
           <w:pPr>
             <w:pStyle w:val="Heading2"/>
           </w:pPr>
@@ -16445,14 +16579,14 @@
     <w:p>
       <w:pPr>
         <w:rPr>
-          <w:ins w:id="921" w:author="Dominic Stringer" w:date="2024-11-21T16:18:00Z" w16du:dateUtc="2024-11-21T16:18:00Z"/>
+          <w:ins w:id="937" w:author="Dominic Stringer" w:date="2024-11-21T16:18:00Z" w16du:dateUtc="2024-11-21T16:18:00Z"/>
           <w:i/>
           <w:iCs/>
           <w:sz w:val="22"/>
           <w:szCs w:val="22"/>
         </w:rPr>
       </w:pPr>
-      <w:ins w:id="922" w:author="Dominic Stringer" w:date="2024-11-22T13:31:00Z" w16du:dateUtc="2024-11-22T13:31:00Z">
+      <w:ins w:id="938" w:author="Dominic Stringer" w:date="2024-11-22T13:31:00Z" w16du:dateUtc="2024-11-22T13:31:00Z">
         <w:r>
           <w:rPr>
             <w:i/>
@@ -16474,7 +16608,7 @@
           <w:t>perceived or estimated rates of occurrence.</w:t>
         </w:r>
       </w:ins>
-      <w:ins w:id="923" w:author="Dominic Stringer" w:date="2024-12-17T10:09:00Z" w16du:dateUtc="2024-12-17T10:09:00Z">
+      <w:ins w:id="939" w:author="Dominic Stringer" w:date="2024-12-17T10:09:00Z" w16du:dateUtc="2024-12-17T10:09:00Z">
         <w:r>
           <w:rPr>
             <w:i/>
@@ -16486,7 +16620,7 @@
           <w:t xml:space="preserve"> If </w:t>
         </w:r>
       </w:ins>
-      <w:ins w:id="924" w:author="Dominic Stringer" w:date="2024-12-17T10:48:00Z" w16du:dateUtc="2024-12-17T10:48:00Z">
+      <w:ins w:id="940" w:author="Dominic Stringer" w:date="2024-12-17T10:48:00Z" w16du:dateUtc="2024-12-17T10:48:00Z">
         <w:r>
           <w:rPr>
             <w:i/>
@@ -16498,7 +16632,7 @@
           <w:t>necessary,</w:t>
         </w:r>
       </w:ins>
-      <w:ins w:id="925" w:author="Dominic Stringer" w:date="2024-12-17T10:09:00Z" w16du:dateUtc="2024-12-17T10:09:00Z">
+      <w:ins w:id="941" w:author="Dominic Stringer" w:date="2024-12-17T10:09:00Z" w16du:dateUtc="2024-12-17T10:09:00Z">
         <w:r>
           <w:rPr>
             <w:i/>
@@ -16532,7 +16666,7 @@
           <w:t xml:space="preserve"> intercur</w:t>
         </w:r>
       </w:ins>
-      <w:ins w:id="926" w:author="Dominic Stringer" w:date="2024-12-17T10:10:00Z" w16du:dateUtc="2024-12-17T10:10:00Z">
+      <w:ins w:id="942" w:author="Dominic Stringer" w:date="2024-12-17T10:10:00Z" w16du:dateUtc="2024-12-17T10:10:00Z">
         <w:r>
           <w:rPr>
             <w:i/>
@@ -16544,7 +16678,7 @@
           <w:t xml:space="preserve">rent events and why rates may differ by arm. </w:t>
         </w:r>
       </w:ins>
-      <w:ins w:id="927" w:author="Dominic Stringer" w:date="2024-11-22T13:31:00Z" w16du:dateUtc="2024-11-22T13:31:00Z">
+      <w:ins w:id="943" w:author="Dominic Stringer" w:date="2024-11-22T13:31:00Z" w16du:dateUtc="2024-11-22T13:31:00Z">
         <w:r>
           <w:rPr>
             <w:i/>
@@ -16578,7 +16712,7 @@
           <w:t xml:space="preserve"> looking a</w:t>
         </w:r>
       </w:ins>
-      <w:ins w:id="928" w:author="Dominic Stringer" w:date="2024-11-22T13:32:00Z" w16du:dateUtc="2024-11-22T13:32:00Z">
+      <w:ins w:id="944" w:author="Dominic Stringer" w:date="2024-11-22T13:32:00Z" w16du:dateUtc="2024-11-22T13:32:00Z">
         <w:r>
           <w:rPr>
             <w:i/>
@@ -16634,7 +16768,7 @@
       </w:ins>
     </w:p>
     <w:p>
-      <w:del w:id="929" w:author="Dominic Stringer" w:date="2024-11-21T16:17:00Z" w16du:dateUtc="2024-11-21T16:17:00Z">
+      <w:del w:id="945" w:author="Dominic Stringer" w:date="2024-11-21T16:17:00Z" w16du:dateUtc="2024-11-21T16:17:00Z">
         <w:r>
           <w:delText>s</w:delText>
         </w:r>
@@ -16645,7 +16779,7 @@
       <w:r>
         <w:instrText xml:space="preserve"> TC "</w:instrText>
       </w:r>
-      <w:bookmarkStart w:id="930" w:name="_Toc183094443"/>
+      <w:bookmarkStart w:id="946" w:name="_Toc183094443"/>
       <w:r>
         <w:instrText>3.1.1</w:instrText>
       </w:r>
@@ -16653,7 +16787,7 @@
         <w:tab/>
         <w:instrText>Analysis of primary outcomes</w:instrText>
       </w:r>
-      <w:bookmarkEnd w:id="930"/>
+      <w:bookmarkEnd w:id="946"/>
       <w:r>
         <w:instrText xml:space="preserve">" \f C \l "1" </w:instrText>
       </w:r>
@@ -16665,36 +16799,36 @@
       <w:pPr>
         <w:pStyle w:val="Heading2"/>
       </w:pPr>
-      <w:bookmarkStart w:id="931" w:name="_Toc185323561"/>
-      <w:bookmarkStart w:id="932" w:name="_Toc183099278"/>
-      <w:bookmarkStart w:id="933" w:name="_Toc185323562"/>
-      <w:bookmarkEnd w:id="931"/>
-      <w:ins w:id="934" w:author="Dominic Stringer" w:date="2024-11-21T16:21:00Z" w16du:dateUtc="2024-11-21T16:21:00Z">
+      <w:bookmarkStart w:id="947" w:name="_Toc185323561"/>
+      <w:bookmarkStart w:id="948" w:name="_Toc183099278"/>
+      <w:bookmarkStart w:id="949" w:name="_Toc185323562"/>
+      <w:bookmarkEnd w:id="947"/>
+      <w:ins w:id="950" w:author="Dominic Stringer" w:date="2024-11-21T16:21:00Z" w16du:dateUtc="2024-11-21T16:21:00Z">
         <w:r>
           <w:t>Analysis of</w:t>
         </w:r>
       </w:ins>
-      <w:del w:id="935" w:author="Dominic Stringer" w:date="2024-11-21T15:09:00Z" w16du:dateUtc="2024-11-21T15:09:00Z">
+      <w:del w:id="951" w:author="Dominic Stringer" w:date="2024-11-21T15:09:00Z" w16du:dateUtc="2024-11-21T15:09:00Z">
         <w:r>
           <w:delText>3.1.2</w:delText>
         </w:r>
       </w:del>
-      <w:del w:id="936" w:author="Dominic Stringer" w:date="2024-11-21T15:16:00Z" w16du:dateUtc="2024-11-21T15:16:00Z">
+      <w:del w:id="952" w:author="Dominic Stringer" w:date="2024-11-21T15:16:00Z" w16du:dateUtc="2024-11-21T15:16:00Z">
         <w:r>
           <w:tab/>
         </w:r>
       </w:del>
-      <w:del w:id="937" w:author="Dominic Stringer" w:date="2024-11-21T16:20:00Z" w16du:dateUtc="2024-11-21T16:20:00Z">
+      <w:del w:id="953" w:author="Dominic Stringer" w:date="2024-11-21T16:20:00Z" w16du:dateUtc="2024-11-21T16:20:00Z">
         <w:r>
           <w:delText>A</w:delText>
         </w:r>
       </w:del>
-      <w:del w:id="938" w:author="Dominic Stringer" w:date="2024-11-21T16:21:00Z" w16du:dateUtc="2024-11-21T16:21:00Z">
+      <w:del w:id="954" w:author="Dominic Stringer" w:date="2024-11-21T16:21:00Z" w16du:dateUtc="2024-11-21T16:21:00Z">
         <w:r>
           <w:delText xml:space="preserve">nalysis </w:delText>
         </w:r>
       </w:del>
-      <w:del w:id="939" w:author="Dominic Stringer" w:date="2024-11-21T16:19:00Z" w16du:dateUtc="2024-11-21T16:19:00Z">
+      <w:del w:id="955" w:author="Dominic Stringer" w:date="2024-11-21T16:19:00Z" w16du:dateUtc="2024-11-21T16:19:00Z">
         <w:r>
           <w:delText>of</w:delText>
         </w:r>
@@ -16702,9 +16836,9 @@
       <w:r>
         <w:t xml:space="preserve"> secondary outcomes</w:t>
       </w:r>
-      <w:bookmarkEnd w:id="932"/>
-      <w:bookmarkEnd w:id="933"/>
-      <w:ins w:id="940" w:author="Dominic Stringer" w:date="2024-11-21T16:19:00Z" w16du:dateUtc="2024-11-21T16:19:00Z">
+      <w:bookmarkEnd w:id="948"/>
+      <w:bookmarkEnd w:id="949"/>
+      <w:ins w:id="956" w:author="Dominic Stringer" w:date="2024-11-21T16:19:00Z" w16du:dateUtc="2024-11-21T16:19:00Z">
         <w:r>
           <w:t xml:space="preserve"> </w:t>
         </w:r>
@@ -16715,7 +16849,7 @@
       <w:r>
         <w:instrText xml:space="preserve"> TC "</w:instrText>
       </w:r>
-      <w:bookmarkStart w:id="941" w:name="_Toc183094444"/>
+      <w:bookmarkStart w:id="957" w:name="_Toc183094444"/>
       <w:r>
         <w:instrText>3.1.2</w:instrText>
       </w:r>
@@ -16723,7 +16857,7 @@
         <w:tab/>
         <w:instrText>Analysis of secondary outcomes</w:instrText>
       </w:r>
-      <w:bookmarkEnd w:id="941"/>
+      <w:bookmarkEnd w:id="957"/>
       <w:r>
         <w:instrText xml:space="preserve">" \f C \l "1" </w:instrText>
       </w:r>
@@ -16734,7 +16868,7 @@
     <w:p>
       <w:pPr>
         <w:rPr>
-          <w:ins w:id="942" w:author="Dominic Stringer" w:date="2024-11-21T16:20:00Z" w16du:dateUtc="2024-11-21T16:20:00Z"/>
+          <w:ins w:id="958" w:author="Dominic Stringer" w:date="2024-11-21T16:20:00Z" w16du:dateUtc="2024-11-21T16:20:00Z"/>
           <w:i/>
           <w:iCs/>
           <w:sz w:val="22"/>
@@ -16742,7 +16876,7 @@
         </w:rPr>
       </w:pPr>
       <w:proofErr w:type="spellStart"/>
-      <w:ins w:id="943" w:author="Dominic Stringer" w:date="2024-11-21T16:20:00Z" w16du:dateUtc="2024-11-21T16:20:00Z">
+      <w:ins w:id="959" w:author="Dominic Stringer" w:date="2024-11-21T16:20:00Z" w16du:dateUtc="2024-11-21T16:20:00Z">
         <w:r>
           <w:rPr>
             <w:i/>
@@ -16765,7 +16899,7 @@
           <w:t xml:space="preserve"> for secondary outcomes where differ from primary estimand</w:t>
         </w:r>
       </w:ins>
-      <w:ins w:id="944" w:author="Dominic Stringer" w:date="2024-11-21T16:21:00Z" w16du:dateUtc="2024-11-21T16:21:00Z">
+      <w:ins w:id="960" w:author="Dominic Stringer" w:date="2024-11-21T16:21:00Z" w16du:dateUtc="2024-11-21T16:21:00Z">
         <w:r>
           <w:rPr>
             <w:i/>
@@ -16781,17 +16915,17 @@
     <w:p>
       <w:pPr>
         <w:rPr>
-          <w:ins w:id="945" w:author="Gordon Forbes" w:date="2025-08-07T14:46:00Z" w16du:dateUtc="2025-08-07T13:46:00Z"/>
-        </w:rPr>
-      </w:pPr>
-    </w:p>
-    <w:p>
-      <w:pPr>
-        <w:rPr>
-          <w:ins w:id="946" w:author="Gordon Forbes" w:date="2025-08-07T14:46:00Z" w16du:dateUtc="2025-08-07T13:46:00Z"/>
-        </w:rPr>
-      </w:pPr>
-      <w:ins w:id="947" w:author="Gordon Forbes" w:date="2025-08-07T14:46:00Z" w16du:dateUtc="2025-08-07T13:46:00Z">
+          <w:ins w:id="961" w:author="Gordon Forbes" w:date="2025-08-07T14:46:00Z" w16du:dateUtc="2025-08-07T13:46:00Z"/>
+        </w:rPr>
+      </w:pPr>
+    </w:p>
+    <w:p>
+      <w:pPr>
+        <w:rPr>
+          <w:ins w:id="962" w:author="Gordon Forbes" w:date="2025-08-07T14:46:00Z" w16du:dateUtc="2025-08-07T13:46:00Z"/>
+        </w:rPr>
+      </w:pPr>
+      <w:ins w:id="963" w:author="Gordon Forbes" w:date="2025-08-07T14:46:00Z" w16du:dateUtc="2025-08-07T13:46:00Z">
         <w:r>
           <w:t>{{</w:t>
         </w:r>
@@ -16800,12 +16934,12 @@
           <w:t>secondary_estiman</w:t>
         </w:r>
       </w:ins>
-      <w:ins w:id="948" w:author="Gordon Forbes" w:date="2025-08-07T14:47:00Z" w16du:dateUtc="2025-08-07T13:47:00Z">
+      <w:ins w:id="964" w:author="Gordon Forbes" w:date="2025-08-07T14:47:00Z" w16du:dateUtc="2025-08-07T13:47:00Z">
         <w:r>
           <w:t>d</w:t>
         </w:r>
       </w:ins>
-      <w:ins w:id="949" w:author="Gordon Forbes" w:date="2025-08-07T14:46:00Z" w16du:dateUtc="2025-08-07T13:46:00Z">
+      <w:ins w:id="965" w:author="Gordon Forbes" w:date="2025-08-07T14:46:00Z" w16du:dateUtc="2025-08-07T13:46:00Z">
         <w:r>
           <w:t>s</w:t>
         </w:r>
@@ -16818,12 +16952,12 @@
     <w:p>
       <w:pPr>
         <w:rPr>
-          <w:ins w:id="950" w:author="Gordon Forbes" w:date="2025-08-07T14:46:00Z" w16du:dateUtc="2025-08-07T13:46:00Z"/>
-        </w:rPr>
-      </w:pPr>
-    </w:p>
-    <w:p>
-      <w:ins w:id="951" w:author="Gordon Forbes" w:date="2025-08-07T14:46:00Z" w16du:dateUtc="2025-08-07T13:46:00Z">
+          <w:ins w:id="966" w:author="Gordon Forbes" w:date="2025-08-07T14:46:00Z" w16du:dateUtc="2025-08-07T13:46:00Z"/>
+        </w:rPr>
+      </w:pPr>
+    </w:p>
+    <w:p>
+      <w:ins w:id="967" w:author="Gordon Forbes" w:date="2025-08-07T14:46:00Z" w16du:dateUtc="2025-08-07T13:46:00Z">
         <w:r>
           <w:lastRenderedPageBreak/>
           <w:t>{{</w:t>
@@ -16842,36 +16976,40 @@
       <w:pPr>
         <w:pStyle w:val="Heading2"/>
         <w:rPr>
-          <w:del w:id="952" w:author="Dominic Stringer" w:date="2024-11-21T15:19:00Z" w16du:dateUtc="2024-11-21T15:19:00Z"/>
-        </w:rPr>
-        <w:pPrChange w:id="953" w:author="Dominic Stringer" w:date="2024-12-17T10:19:00Z" w16du:dateUtc="2024-12-17T10:19:00Z">
+          <w:del w:id="968" w:author="Dominic Stringer" w:date="2024-11-21T15:19:00Z" w16du:dateUtc="2024-11-21T15:19:00Z"/>
+        </w:rPr>
+        <w:pPrChange w:id="969" w:author="Dominic Stringer" w:date="2024-12-17T10:19:00Z" w16du:dateUtc="2024-12-17T10:19:00Z">
           <w:pPr>
             <w:pStyle w:val="Heading3"/>
           </w:pPr>
         </w:pPrChange>
       </w:pPr>
-      <w:commentRangeStart w:id="954"/>
-      <w:del w:id="955" w:author="Dominic Stringer" w:date="2024-11-21T15:09:00Z" w16du:dateUtc="2024-11-21T15:09:00Z">
+      <w:commentRangeStart w:id="970"/>
+      <w:del w:id="971" w:author="Dominic Stringer" w:date="2024-11-21T15:09:00Z" w16du:dateUtc="2024-11-21T15:09:00Z">
         <w:r>
           <w:delText>3.1.3</w:delText>
         </w:r>
       </w:del>
-      <w:del w:id="956" w:author="Dominic Stringer" w:date="2024-11-21T15:16:00Z" w16du:dateUtc="2024-11-21T15:16:00Z">
+      <w:del w:id="972" w:author="Dominic Stringer" w:date="2024-11-21T15:16:00Z" w16du:dateUtc="2024-11-21T15:16:00Z">
         <w:r>
           <w:tab/>
         </w:r>
       </w:del>
-      <w:del w:id="957" w:author="Dominic Stringer" w:date="2024-11-21T15:19:00Z" w16du:dateUtc="2024-11-21T15:19:00Z">
+      <w:del w:id="973" w:author="Dominic Stringer" w:date="2024-11-21T15:19:00Z" w16du:dateUtc="2024-11-21T15:19:00Z">
         <w:r>
           <w:delText>Statistical considerations</w:delText>
         </w:r>
         <w:r>
+          <w:rPr>
+            <w:b w:val="0"/>
+            <w:iCs w:val="0"/>
+          </w:rPr>
           <w:fldChar w:fldCharType="begin"/>
         </w:r>
         <w:r>
           <w:delInstrText xml:space="preserve"> TC "</w:delInstrText>
         </w:r>
-        <w:bookmarkStart w:id="958" w:name="_Toc183094445"/>
+        <w:bookmarkStart w:id="974" w:name="_Toc183094445"/>
         <w:r>
           <w:delInstrText>3.1.3</w:delInstrText>
         </w:r>
@@ -16879,47 +17017,51 @@
           <w:tab/>
           <w:delInstrText>Statistical considerations</w:delInstrText>
         </w:r>
-        <w:bookmarkEnd w:id="958"/>
+        <w:bookmarkEnd w:id="974"/>
         <w:r>
           <w:delInstrText xml:space="preserve">" \f C \l "1" </w:delInstrText>
         </w:r>
         <w:r>
+          <w:rPr>
+            <w:b w:val="0"/>
+            <w:iCs w:val="0"/>
+          </w:rPr>
           <w:fldChar w:fldCharType="end"/>
         </w:r>
-        <w:bookmarkStart w:id="959" w:name="_Toc183099279"/>
-        <w:bookmarkStart w:id="960" w:name="_Toc183100570"/>
-        <w:bookmarkStart w:id="961" w:name="_Toc185323563"/>
-        <w:bookmarkEnd w:id="959"/>
-        <w:bookmarkEnd w:id="960"/>
-        <w:bookmarkEnd w:id="961"/>
+        <w:bookmarkStart w:id="975" w:name="_Toc183099279"/>
+        <w:bookmarkStart w:id="976" w:name="_Toc183100570"/>
+        <w:bookmarkStart w:id="977" w:name="_Toc185323563"/>
+        <w:bookmarkEnd w:id="975"/>
+        <w:bookmarkEnd w:id="976"/>
+        <w:bookmarkEnd w:id="977"/>
       </w:del>
     </w:p>
     <w:p>
       <w:pPr>
         <w:pStyle w:val="Heading2"/>
         <w:rPr>
-          <w:del w:id="962" w:author="Dominic Stringer" w:date="2024-11-21T15:58:00Z" w16du:dateUtc="2024-11-21T15:58:00Z"/>
-        </w:rPr>
-      </w:pPr>
-      <w:bookmarkStart w:id="963" w:name="_Toc183099280"/>
-      <w:bookmarkStart w:id="964" w:name="_Toc183100571"/>
-      <w:bookmarkStart w:id="965" w:name="_Toc185323564"/>
-      <w:bookmarkEnd w:id="963"/>
-      <w:bookmarkEnd w:id="964"/>
-      <w:bookmarkEnd w:id="965"/>
+          <w:del w:id="978" w:author="Dominic Stringer" w:date="2024-11-21T15:58:00Z" w16du:dateUtc="2024-11-21T15:58:00Z"/>
+        </w:rPr>
+      </w:pPr>
+      <w:bookmarkStart w:id="979" w:name="_Toc183099280"/>
+      <w:bookmarkStart w:id="980" w:name="_Toc183100571"/>
+      <w:bookmarkStart w:id="981" w:name="_Toc185323564"/>
+      <w:bookmarkEnd w:id="979"/>
+      <w:bookmarkEnd w:id="980"/>
+      <w:bookmarkEnd w:id="981"/>
     </w:p>
     <w:p>
       <w:pPr>
         <w:pStyle w:val="Heading2"/>
       </w:pPr>
-      <w:bookmarkStart w:id="966" w:name="_Toc183099281"/>
-      <w:bookmarkStart w:id="967" w:name="_Toc185323565"/>
+      <w:bookmarkStart w:id="982" w:name="_Toc183099281"/>
+      <w:bookmarkStart w:id="983" w:name="_Toc185323565"/>
       <w:r>
         <w:t>Time points</w:t>
       </w:r>
-      <w:bookmarkEnd w:id="966"/>
-      <w:bookmarkEnd w:id="967"/>
-      <w:commentRangeEnd w:id="954"/>
+      <w:bookmarkEnd w:id="982"/>
+      <w:bookmarkEnd w:id="983"/>
+      <w:commentRangeEnd w:id="970"/>
       <w:r>
         <w:rPr>
           <w:rStyle w:val="CommentReference"/>
@@ -16928,7 +17070,7 @@
           <w:u w:val="none"/>
           <w:lang w:val="en-US"/>
         </w:rPr>
-        <w:commentReference w:id="954"/>
+        <w:commentReference w:id="970"/>
       </w:r>
       <w:r>
         <w:fldChar w:fldCharType="begin"/>
@@ -16936,11 +17078,11 @@
       <w:r>
         <w:instrText xml:space="preserve"> TC "</w:instrText>
       </w:r>
-      <w:bookmarkStart w:id="968" w:name="_Toc183094446"/>
+      <w:bookmarkStart w:id="984" w:name="_Toc183094446"/>
       <w:r>
         <w:instrText>Time points</w:instrText>
       </w:r>
-      <w:bookmarkEnd w:id="968"/>
+      <w:bookmarkEnd w:id="984"/>
       <w:r>
         <w:instrText xml:space="preserve">" \f C \l "1" </w:instrText>
       </w:r>
@@ -16951,14 +17093,14 @@
     <w:p>
       <w:pPr>
         <w:rPr>
-          <w:ins w:id="969" w:author="Hassan Jafari" w:date="2025-10-22T14:17:00Z" w16du:dateUtc="2025-10-22T13:17:00Z"/>
+          <w:ins w:id="985" w:author="Hassan Jafari" w:date="2025-10-22T14:17:00Z" w16du:dateUtc="2025-10-22T13:17:00Z"/>
           <w:i/>
           <w:iCs/>
           <w:sz w:val="22"/>
           <w:szCs w:val="22"/>
         </w:rPr>
       </w:pPr>
-      <w:ins w:id="970" w:author="Dominic Stringer" w:date="2024-12-17T10:41:00Z" w16du:dateUtc="2024-12-17T10:41:00Z">
+      <w:ins w:id="986" w:author="Dominic Stringer" w:date="2024-12-17T10:41:00Z" w16du:dateUtc="2024-12-17T10:41:00Z">
         <w:r>
           <w:rPr>
             <w:i/>
@@ -16992,7 +17134,7 @@
         </w:r>
       </w:ins>
       <w:proofErr w:type="gramEnd"/>
-      <w:ins w:id="971" w:author="Dominic Stringer" w:date="2024-12-17T10:55:00Z" w16du:dateUtc="2024-12-17T10:55:00Z">
+      <w:ins w:id="987" w:author="Dominic Stringer" w:date="2024-12-17T10:55:00Z" w16du:dateUtc="2024-12-17T10:55:00Z">
         <w:r>
           <w:rPr>
             <w:i/>
@@ -17004,7 +17146,7 @@
           <w:t>/</w:t>
         </w:r>
       </w:ins>
-      <w:ins w:id="972" w:author="Dominic Stringer" w:date="2024-12-17T10:41:00Z" w16du:dateUtc="2024-12-17T10:41:00Z">
+      <w:ins w:id="988" w:author="Dominic Stringer" w:date="2024-12-17T10:41:00Z" w16du:dateUtc="2024-12-17T10:41:00Z">
         <w:r>
           <w:rPr>
             <w:i/>
@@ -17016,7 +17158,7 @@
           <w:t xml:space="preserve"> time will be used in the analysis (if not </w:t>
         </w:r>
       </w:ins>
-      <w:ins w:id="973" w:author="Dominic Stringer" w:date="2024-12-17T10:42:00Z" w16du:dateUtc="2024-12-17T10:42:00Z">
+      <w:ins w:id="989" w:author="Dominic Stringer" w:date="2024-12-17T10:42:00Z" w16du:dateUtc="2024-12-17T10:42:00Z">
         <w:r>
           <w:rPr>
             <w:i/>
@@ -17028,7 +17170,7 @@
           <w:t>described elsewhere)</w:t>
         </w:r>
       </w:ins>
-      <w:ins w:id="974" w:author="Dominic Stringer" w:date="2024-12-17T10:55:00Z" w16du:dateUtc="2024-12-17T10:55:00Z">
+      <w:ins w:id="990" w:author="Dominic Stringer" w:date="2024-12-17T10:55:00Z" w16du:dateUtc="2024-12-17T10:55:00Z">
         <w:r>
           <w:rPr>
             <w:i/>
@@ -17049,7 +17191,7 @@
           <w:t xml:space="preserve">and what data will be used if visit </w:t>
         </w:r>
       </w:ins>
-      <w:ins w:id="975" w:author="Dominic Stringer" w:date="2024-12-17T10:56:00Z" w16du:dateUtc="2024-12-17T10:56:00Z">
+      <w:ins w:id="991" w:author="Dominic Stringer" w:date="2024-12-17T10:56:00Z" w16du:dateUtc="2024-12-17T10:56:00Z">
         <w:r>
           <w:rPr>
             <w:i/>
@@ -17063,7 +17205,7 @@
       </w:ins>
     </w:p>
     <w:p>
-      <w:ins w:id="976" w:author="Hassan Jafari" w:date="2025-10-22T14:17:00Z" w16du:dateUtc="2025-10-22T13:17:00Z">
+      <w:ins w:id="992" w:author="Hassan Jafari" w:date="2025-10-22T14:17:00Z" w16du:dateUtc="2025-10-22T13:17:00Z">
         <w:r>
           <w:t>{{</w:t>
         </w:r>
@@ -17084,16 +17226,16 @@
       <w:pPr>
         <w:pStyle w:val="Heading2"/>
       </w:pPr>
-      <w:bookmarkStart w:id="977" w:name="_Toc183099282"/>
-      <w:bookmarkStart w:id="978" w:name="_Toc185323566"/>
-      <w:commentRangeStart w:id="979"/>
-      <w:commentRangeStart w:id="980"/>
+      <w:bookmarkStart w:id="993" w:name="_Toc183099282"/>
+      <w:bookmarkStart w:id="994" w:name="_Toc185323566"/>
+      <w:commentRangeStart w:id="995"/>
+      <w:commentRangeStart w:id="996"/>
       <w:r>
         <w:t>Stratification and clustering</w:t>
       </w:r>
-      <w:bookmarkEnd w:id="977"/>
-      <w:bookmarkEnd w:id="978"/>
-      <w:commentRangeEnd w:id="979"/>
+      <w:bookmarkEnd w:id="993"/>
+      <w:bookmarkEnd w:id="994"/>
+      <w:commentRangeEnd w:id="995"/>
       <w:r>
         <w:rPr>
           <w:rStyle w:val="CommentReference"/>
@@ -17102,9 +17244,9 @@
           <w:u w:val="none"/>
           <w:lang w:val="en-US"/>
         </w:rPr>
-        <w:commentReference w:id="979"/>
-      </w:r>
-      <w:commentRangeEnd w:id="980"/>
+        <w:commentReference w:id="995"/>
+      </w:r>
+      <w:commentRangeEnd w:id="996"/>
       <w:r>
         <w:rPr>
           <w:rStyle w:val="CommentReference"/>
@@ -17113,7 +17255,7 @@
           <w:u w:val="none"/>
           <w:lang w:val="en-US"/>
         </w:rPr>
-        <w:commentReference w:id="980"/>
+        <w:commentReference w:id="996"/>
       </w:r>
       <w:r>
         <w:fldChar w:fldCharType="begin"/>
@@ -17121,11 +17263,11 @@
       <w:r>
         <w:instrText xml:space="preserve"> TC "</w:instrText>
       </w:r>
-      <w:bookmarkStart w:id="981" w:name="_Toc183094447"/>
+      <w:bookmarkStart w:id="997" w:name="_Toc183094447"/>
       <w:r>
         <w:instrText>Stratification and clustering</w:instrText>
       </w:r>
-      <w:bookmarkEnd w:id="981"/>
+      <w:bookmarkEnd w:id="997"/>
       <w:r>
         <w:instrText xml:space="preserve">" \f C \l "1" </w:instrText>
       </w:r>
@@ -17136,10 +17278,10 @@
     <w:p>
       <w:pPr>
         <w:rPr>
-          <w:ins w:id="982" w:author="Dominic Stringer" w:date="2024-12-17T10:42:00Z" w16du:dateUtc="2024-12-17T10:42:00Z"/>
-        </w:rPr>
-      </w:pPr>
-      <w:ins w:id="983" w:author="Dominic Stringer" w:date="2024-12-17T10:42:00Z" w16du:dateUtc="2024-12-17T10:42:00Z">
+          <w:ins w:id="998" w:author="Dominic Stringer" w:date="2024-12-17T10:42:00Z" w16du:dateUtc="2024-12-17T10:42:00Z"/>
+        </w:rPr>
+      </w:pPr>
+      <w:ins w:id="999" w:author="Dominic Stringer" w:date="2024-12-17T10:42:00Z" w16du:dateUtc="2024-12-17T10:42:00Z">
         <w:r>
           <w:rPr>
             <w:i/>
@@ -17176,12 +17318,12 @@
     </w:p>
     <w:p>
       <w:proofErr w:type="gramStart"/>
-      <w:ins w:id="984" w:author="Hassan Jafari" w:date="2025-10-22T14:17:00Z" w16du:dateUtc="2025-10-22T13:17:00Z">
+      <w:ins w:id="1000" w:author="Hassan Jafari" w:date="2025-10-22T14:17:00Z" w16du:dateUtc="2025-10-22T13:17:00Z">
         <w:r>
           <w:t>{{</w:t>
         </w:r>
       </w:ins>
-      <w:ins w:id="985" w:author="Hassan Jafari" w:date="2025-10-22T14:18:00Z" w16du:dateUtc="2025-10-22T13:18:00Z">
+      <w:ins w:id="1001" w:author="Hassan Jafari" w:date="2025-10-22T14:18:00Z" w16du:dateUtc="2025-10-22T13:18:00Z">
         <w:r>
           <w:t xml:space="preserve"> </w:t>
         </w:r>
@@ -17212,24 +17354,24 @@
       <w:pPr>
         <w:pStyle w:val="Heading2"/>
       </w:pPr>
-      <w:bookmarkStart w:id="986" w:name="_Toc183099283"/>
-      <w:bookmarkStart w:id="987" w:name="_Toc185323567"/>
+      <w:bookmarkStart w:id="1002" w:name="_Toc183099283"/>
+      <w:bookmarkStart w:id="1003" w:name="_Toc185323567"/>
       <w:r>
         <w:t>Missing items in scales and subscales</w:t>
       </w:r>
-      <w:bookmarkEnd w:id="986"/>
-      <w:bookmarkEnd w:id="987"/>
+      <w:bookmarkEnd w:id="1002"/>
+      <w:bookmarkEnd w:id="1003"/>
       <w:r>
         <w:fldChar w:fldCharType="begin"/>
       </w:r>
       <w:r>
         <w:instrText xml:space="preserve"> TC "</w:instrText>
       </w:r>
-      <w:bookmarkStart w:id="988" w:name="_Toc183094448"/>
+      <w:bookmarkStart w:id="1004" w:name="_Toc183094448"/>
       <w:r>
         <w:instrText>Missing items in scales and subscales</w:instrText>
       </w:r>
-      <w:bookmarkEnd w:id="988"/>
+      <w:bookmarkEnd w:id="1004"/>
       <w:r>
         <w:instrText xml:space="preserve">" \f C \l "1" </w:instrText>
       </w:r>
@@ -17240,7 +17382,7 @@
     <w:p>
       <w:pPr>
         <w:rPr>
-          <w:del w:id="989" w:author="Dominic Stringer" w:date="2024-12-17T10:19:00Z" w16du:dateUtc="2024-12-17T10:19:00Z"/>
+          <w:del w:id="1005" w:author="Dominic Stringer" w:date="2024-12-17T10:19:00Z" w16du:dateUtc="2024-12-17T10:19:00Z"/>
         </w:rPr>
       </w:pPr>
     </w:p>
@@ -17252,7 +17394,7 @@
         </w:rPr>
         <w:t xml:space="preserve">The number (%) with complete data will be reported.  The ideal approach would be to use missing value guidance provided for scales, </w:t>
       </w:r>
-      <w:del w:id="990" w:author="Dominic Stringer" w:date="2024-11-28T13:29:00Z" w16du:dateUtc="2024-11-28T13:29:00Z">
+      <w:del w:id="1006" w:author="Dominic Stringer" w:date="2024-11-28T13:29:00Z" w16du:dateUtc="2024-11-28T13:29:00Z">
         <w:r>
           <w:rPr>
             <w:i/>
@@ -17274,7 +17416,7 @@
         </w:rPr>
         <w:t>if available, describe</w:t>
       </w:r>
-      <w:ins w:id="991" w:author="Dominic Stringer" w:date="2024-11-28T13:28:00Z" w16du:dateUtc="2024-11-28T13:28:00Z">
+      <w:ins w:id="1007" w:author="Dominic Stringer" w:date="2024-11-28T13:28:00Z" w16du:dateUtc="2024-11-28T13:28:00Z">
         <w:r>
           <w:rPr>
             <w:i/>
@@ -17286,7 +17428,7 @@
           <w:t xml:space="preserve"> in scori</w:t>
         </w:r>
       </w:ins>
-      <w:ins w:id="992" w:author="Dominic Stringer" w:date="2024-11-28T13:29:00Z" w16du:dateUtc="2024-11-28T13:29:00Z">
+      <w:ins w:id="1008" w:author="Dominic Stringer" w:date="2024-11-28T13:29:00Z" w16du:dateUtc="2024-11-28T13:29:00Z">
         <w:r>
           <w:rPr>
             <w:i/>
@@ -17320,12 +17462,12 @@
     <w:p>
       <w:pPr>
         <w:rPr>
-          <w:ins w:id="993" w:author="Gordon Forbes" w:date="2025-08-07T14:47:00Z" w16du:dateUtc="2025-08-07T13:47:00Z"/>
-        </w:rPr>
-      </w:pPr>
-    </w:p>
-    <w:p>
-      <w:ins w:id="994" w:author="Gordon Forbes" w:date="2025-08-07T14:47:00Z" w16du:dateUtc="2025-08-07T13:47:00Z">
+          <w:ins w:id="1009" w:author="Gordon Forbes" w:date="2025-08-07T14:47:00Z" w16du:dateUtc="2025-08-07T13:47:00Z"/>
+        </w:rPr>
+      </w:pPr>
+    </w:p>
+    <w:p>
+      <w:ins w:id="1010" w:author="Gordon Forbes" w:date="2025-08-07T14:47:00Z" w16du:dateUtc="2025-08-07T13:47:00Z">
         <w:r>
           <w:t>{{</w:t>
         </w:r>
@@ -17343,24 +17485,24 @@
       <w:pPr>
         <w:pStyle w:val="Heading2"/>
       </w:pPr>
-      <w:bookmarkStart w:id="995" w:name="_Toc183099284"/>
-      <w:bookmarkStart w:id="996" w:name="_Toc185323568"/>
+      <w:bookmarkStart w:id="1011" w:name="_Toc183099284"/>
+      <w:bookmarkStart w:id="1012" w:name="_Toc185323568"/>
       <w:r>
         <w:t>Missing baseline data</w:t>
       </w:r>
-      <w:bookmarkEnd w:id="995"/>
-      <w:bookmarkEnd w:id="996"/>
+      <w:bookmarkEnd w:id="1011"/>
+      <w:bookmarkEnd w:id="1012"/>
       <w:r>
         <w:fldChar w:fldCharType="begin"/>
       </w:r>
       <w:r>
         <w:instrText xml:space="preserve"> TC "</w:instrText>
       </w:r>
-      <w:bookmarkStart w:id="997" w:name="_Toc183094449"/>
+      <w:bookmarkStart w:id="1013" w:name="_Toc183094449"/>
       <w:r>
         <w:instrText>Missing baseline data</w:instrText>
       </w:r>
-      <w:bookmarkEnd w:id="997"/>
+      <w:bookmarkEnd w:id="1013"/>
       <w:r>
         <w:instrText xml:space="preserve">" \f C \l "1" </w:instrText>
       </w:r>
@@ -17374,14 +17516,14 @@
     <w:p>
       <w:pPr>
         <w:rPr>
-          <w:del w:id="998" w:author="Dominic Stringer" w:date="2024-12-17T10:16:00Z" w16du:dateUtc="2024-12-17T10:16:00Z"/>
-        </w:rPr>
-      </w:pPr>
-    </w:p>
-    <w:p>
-      <w:pPr>
-        <w:rPr>
-          <w:ins w:id="999" w:author="Gordon Forbes" w:date="2025-08-07T14:48:00Z" w16du:dateUtc="2025-08-07T13:48:00Z"/>
+          <w:del w:id="1014" w:author="Dominic Stringer" w:date="2024-12-17T10:16:00Z" w16du:dateUtc="2024-12-17T10:16:00Z"/>
+        </w:rPr>
+      </w:pPr>
+    </w:p>
+    <w:p>
+      <w:pPr>
+        <w:rPr>
+          <w:ins w:id="1015" w:author="Gordon Forbes" w:date="2025-08-07T14:48:00Z" w16du:dateUtc="2025-08-07T13:48:00Z"/>
           <w:sz w:val="22"/>
           <w:szCs w:val="22"/>
         </w:rPr>
@@ -17421,7 +17563,7 @@
         </w:rPr>
         <w:t>(</w:t>
       </w:r>
-      <w:del w:id="1000" w:author="Dominic Stringer" w:date="2024-12-17T10:32:00Z" w16du:dateUtc="2024-12-17T10:32:00Z">
+      <w:del w:id="1016" w:author="Dominic Stringer" w:date="2024-12-17T10:32:00Z" w16du:dateUtc="2024-12-17T10:32:00Z">
         <w:r>
           <w:rPr>
             <w:sz w:val="22"/>
@@ -17430,7 +17572,7 @@
           <w:delText>2</w:delText>
         </w:r>
       </w:del>
-      <w:ins w:id="1001" w:author="Dominic Stringer" w:date="2024-12-17T10:32:00Z" w16du:dateUtc="2024-12-17T10:32:00Z">
+      <w:ins w:id="1017" w:author="Dominic Stringer" w:date="2024-12-17T10:32:00Z" w16du:dateUtc="2024-12-17T10:32:00Z">
         <w:r>
           <w:rPr>
             <w:sz w:val="22"/>
@@ -17464,20 +17606,20 @@
     <w:p>
       <w:pPr>
         <w:rPr>
-          <w:ins w:id="1002" w:author="Gordon Forbes" w:date="2025-08-07T14:48:00Z" w16du:dateUtc="2025-08-07T13:48:00Z"/>
-          <w:sz w:val="22"/>
-          <w:szCs w:val="22"/>
-        </w:rPr>
-      </w:pPr>
-    </w:p>
-    <w:p>
-      <w:pPr>
-        <w:rPr>
-          <w:sz w:val="22"/>
-          <w:szCs w:val="22"/>
-        </w:rPr>
-      </w:pPr>
-      <w:ins w:id="1003" w:author="Gordon Forbes" w:date="2025-08-07T14:48:00Z" w16du:dateUtc="2025-08-07T13:48:00Z">
+          <w:ins w:id="1018" w:author="Gordon Forbes" w:date="2025-08-07T14:48:00Z" w16du:dateUtc="2025-08-07T13:48:00Z"/>
+          <w:sz w:val="22"/>
+          <w:szCs w:val="22"/>
+        </w:rPr>
+      </w:pPr>
+    </w:p>
+    <w:p>
+      <w:pPr>
+        <w:rPr>
+          <w:sz w:val="22"/>
+          <w:szCs w:val="22"/>
+        </w:rPr>
+      </w:pPr>
+      <w:ins w:id="1019" w:author="Gordon Forbes" w:date="2025-08-07T14:48:00Z" w16du:dateUtc="2025-08-07T13:48:00Z">
         <w:r>
           <w:rPr>
             <w:sz w:val="22"/>
@@ -17508,24 +17650,24 @@
       <w:pPr>
         <w:pStyle w:val="Heading2"/>
       </w:pPr>
-      <w:bookmarkStart w:id="1004" w:name="_Toc183099285"/>
-      <w:bookmarkStart w:id="1005" w:name="_Toc185323569"/>
+      <w:bookmarkStart w:id="1020" w:name="_Toc183099285"/>
+      <w:bookmarkStart w:id="1021" w:name="_Toc185323569"/>
       <w:r>
         <w:t>Missing outcome data</w:t>
       </w:r>
-      <w:bookmarkEnd w:id="1004"/>
-      <w:bookmarkEnd w:id="1005"/>
+      <w:bookmarkEnd w:id="1020"/>
+      <w:bookmarkEnd w:id="1021"/>
       <w:r>
         <w:fldChar w:fldCharType="begin"/>
       </w:r>
       <w:r>
         <w:instrText xml:space="preserve"> TC "</w:instrText>
       </w:r>
-      <w:bookmarkStart w:id="1006" w:name="_Toc183094450"/>
+      <w:bookmarkStart w:id="1022" w:name="_Toc183094450"/>
       <w:r>
         <w:instrText>Missing outcome data</w:instrText>
       </w:r>
-      <w:bookmarkEnd w:id="1006"/>
+      <w:bookmarkEnd w:id="1022"/>
       <w:r>
         <w:instrText xml:space="preserve">" \f C \l "1" </w:instrText>
       </w:r>
@@ -17536,14 +17678,14 @@
     <w:p>
       <w:pPr>
         <w:rPr>
-          <w:del w:id="1007" w:author="Dominic Stringer" w:date="2024-12-17T10:16:00Z" w16du:dateUtc="2024-12-17T10:16:00Z"/>
-        </w:rPr>
-      </w:pPr>
-    </w:p>
-    <w:p>
-      <w:pPr>
-        <w:rPr>
-          <w:ins w:id="1008" w:author="Gordon Forbes" w:date="2025-08-07T14:48:00Z" w16du:dateUtc="2025-08-07T13:48:00Z"/>
+          <w:del w:id="1023" w:author="Dominic Stringer" w:date="2024-12-17T10:16:00Z" w16du:dateUtc="2024-12-17T10:16:00Z"/>
+        </w:rPr>
+      </w:pPr>
+    </w:p>
+    <w:p>
+      <w:pPr>
+        <w:rPr>
+          <w:ins w:id="1024" w:author="Gordon Forbes" w:date="2025-08-07T14:48:00Z" w16du:dateUtc="2025-08-07T13:48:00Z"/>
           <w:sz w:val="22"/>
           <w:szCs w:val="22"/>
         </w:rPr>
@@ -17591,21 +17733,21 @@
     <w:p>
       <w:pPr>
         <w:rPr>
-          <w:ins w:id="1009" w:author="Gordon Forbes" w:date="2025-08-07T14:48:00Z" w16du:dateUtc="2025-08-07T13:48:00Z"/>
-          <w:sz w:val="22"/>
-          <w:szCs w:val="22"/>
-        </w:rPr>
-      </w:pPr>
-    </w:p>
-    <w:p>
-      <w:pPr>
-        <w:rPr>
-          <w:ins w:id="1010" w:author="Dominic Stringer" w:date="2024-11-28T13:29:00Z" w16du:dateUtc="2024-11-28T13:29:00Z"/>
-          <w:sz w:val="22"/>
-          <w:szCs w:val="22"/>
-        </w:rPr>
-      </w:pPr>
-      <w:ins w:id="1011" w:author="Gordon Forbes" w:date="2025-08-07T14:48:00Z" w16du:dateUtc="2025-08-07T13:48:00Z">
+          <w:ins w:id="1025" w:author="Gordon Forbes" w:date="2025-08-07T14:48:00Z" w16du:dateUtc="2025-08-07T13:48:00Z"/>
+          <w:sz w:val="22"/>
+          <w:szCs w:val="22"/>
+        </w:rPr>
+      </w:pPr>
+    </w:p>
+    <w:p>
+      <w:pPr>
+        <w:rPr>
+          <w:ins w:id="1026" w:author="Dominic Stringer" w:date="2024-11-28T13:29:00Z" w16du:dateUtc="2024-11-28T13:29:00Z"/>
+          <w:sz w:val="22"/>
+          <w:szCs w:val="22"/>
+        </w:rPr>
+      </w:pPr>
+      <w:ins w:id="1027" w:author="Gordon Forbes" w:date="2025-08-07T14:48:00Z" w16du:dateUtc="2025-08-07T13:48:00Z">
         <w:r>
           <w:rPr>
             <w:sz w:val="22"/>
@@ -17634,7 +17776,7 @@
     <w:p>
       <w:pPr>
         <w:rPr>
-          <w:ins w:id="1012" w:author="Dominic Stringer" w:date="2024-11-28T13:29:00Z" w16du:dateUtc="2024-11-28T13:29:00Z"/>
+          <w:ins w:id="1028" w:author="Dominic Stringer" w:date="2024-11-28T13:29:00Z" w16du:dateUtc="2024-11-28T13:29:00Z"/>
           <w:sz w:val="22"/>
           <w:szCs w:val="22"/>
         </w:rPr>
@@ -17649,7 +17791,7 @@
           <w:szCs w:val="22"/>
         </w:rPr>
       </w:pPr>
-      <w:ins w:id="1013" w:author="Dominic Stringer" w:date="2024-11-28T13:30:00Z" w16du:dateUtc="2024-11-28T13:30:00Z">
+      <w:ins w:id="1029" w:author="Dominic Stringer" w:date="2024-11-28T13:30:00Z" w16du:dateUtc="2024-11-28T13:30:00Z">
         <w:r>
           <w:rPr>
             <w:i/>
@@ -17661,7 +17803,7 @@
           <w:t xml:space="preserve">Outline </w:t>
         </w:r>
       </w:ins>
-      <w:ins w:id="1014" w:author="Dominic Stringer" w:date="2024-11-28T13:29:00Z" w16du:dateUtc="2024-11-28T13:29:00Z">
+      <w:ins w:id="1030" w:author="Dominic Stringer" w:date="2024-11-28T13:29:00Z" w16du:dateUtc="2024-11-28T13:29:00Z">
         <w:r>
           <w:rPr>
             <w:i/>
@@ -17673,7 +17815,7 @@
           <w:t xml:space="preserve">any sensitivity analyses examining </w:t>
         </w:r>
       </w:ins>
-      <w:ins w:id="1015" w:author="Dominic Stringer" w:date="2024-12-17T10:30:00Z" w16du:dateUtc="2024-12-17T10:30:00Z">
+      <w:ins w:id="1031" w:author="Dominic Stringer" w:date="2024-12-17T10:30:00Z" w16du:dateUtc="2024-12-17T10:30:00Z">
         <w:r>
           <w:rPr>
             <w:i/>
@@ -17685,7 +17827,7 @@
           <w:t xml:space="preserve">scenarios where data may be </w:t>
         </w:r>
       </w:ins>
-      <w:ins w:id="1016" w:author="Dominic Stringer" w:date="2024-11-28T13:29:00Z" w16du:dateUtc="2024-11-28T13:29:00Z">
+      <w:ins w:id="1032" w:author="Dominic Stringer" w:date="2024-11-28T13:29:00Z" w16du:dateUtc="2024-11-28T13:29:00Z">
         <w:r>
           <w:rPr>
             <w:i/>
@@ -17697,7 +17839,7 @@
           <w:t xml:space="preserve">missing not at random </w:t>
         </w:r>
       </w:ins>
-      <w:ins w:id="1017" w:author="Dominic Stringer" w:date="2024-11-28T13:30:00Z" w16du:dateUtc="2024-11-28T13:30:00Z">
+      <w:ins w:id="1033" w:author="Dominic Stringer" w:date="2024-11-28T13:30:00Z" w16du:dateUtc="2024-11-28T13:30:00Z">
         <w:r>
           <w:rPr>
             <w:i/>
@@ -17715,42 +17857,42 @@
       <w:pPr>
         <w:pStyle w:val="Heading2"/>
         <w:rPr>
-          <w:ins w:id="1018" w:author="Dominic Stringer" w:date="2024-11-21T14:56:00Z" w16du:dateUtc="2024-11-21T14:56:00Z"/>
-        </w:rPr>
-      </w:pPr>
-      <w:bookmarkStart w:id="1019" w:name="_Toc183099286"/>
-      <w:bookmarkStart w:id="1020" w:name="_Toc185323570"/>
+          <w:ins w:id="1034" w:author="Dominic Stringer" w:date="2024-11-21T14:56:00Z" w16du:dateUtc="2024-11-21T14:56:00Z"/>
+        </w:rPr>
+      </w:pPr>
+      <w:bookmarkStart w:id="1035" w:name="_Toc183099286"/>
+      <w:bookmarkStart w:id="1036" w:name="_Toc185323570"/>
       <w:r>
         <w:t>Method for handling multiple comparisons</w:t>
       </w:r>
-      <w:ins w:id="1021" w:author="Dominic Stringer" w:date="2024-11-21T14:56:00Z" w16du:dateUtc="2024-11-21T14:56:00Z">
+      <w:ins w:id="1037" w:author="Dominic Stringer" w:date="2024-11-21T14:56:00Z" w16du:dateUtc="2024-11-21T14:56:00Z">
         <w:r>
           <w:t>/multiplicity</w:t>
         </w:r>
-        <w:bookmarkEnd w:id="1019"/>
-        <w:bookmarkEnd w:id="1020"/>
-      </w:ins>
-    </w:p>
-    <w:p>
-      <w:pPr>
-        <w:rPr>
-          <w:del w:id="1022" w:author="Dominic Stringer" w:date="2024-12-17T10:16:00Z" w16du:dateUtc="2024-12-17T10:16:00Z"/>
-          <w:sz w:val="22"/>
-          <w:szCs w:val="22"/>
-        </w:rPr>
-      </w:pPr>
-      <w:del w:id="1023" w:author="Dominic Stringer" w:date="2024-12-17T10:16:00Z" w16du:dateUtc="2024-12-17T10:16:00Z">
+        <w:bookmarkEnd w:id="1035"/>
+        <w:bookmarkEnd w:id="1036"/>
+      </w:ins>
+    </w:p>
+    <w:p>
+      <w:pPr>
+        <w:rPr>
+          <w:del w:id="1038" w:author="Dominic Stringer" w:date="2024-12-17T10:16:00Z" w16du:dateUtc="2024-12-17T10:16:00Z"/>
+          <w:sz w:val="22"/>
+          <w:szCs w:val="22"/>
+        </w:rPr>
+      </w:pPr>
+      <w:del w:id="1039" w:author="Dominic Stringer" w:date="2024-12-17T10:16:00Z" w16du:dateUtc="2024-12-17T10:16:00Z">
         <w:r>
           <w:fldChar w:fldCharType="begin"/>
         </w:r>
         <w:r>
           <w:delInstrText xml:space="preserve"> TC "</w:delInstrText>
         </w:r>
-        <w:bookmarkStart w:id="1024" w:name="_Toc183094451"/>
+        <w:bookmarkStart w:id="1040" w:name="_Toc183094451"/>
         <w:r>
           <w:delInstrText>Method for handling multiple comparisons</w:delInstrText>
         </w:r>
-        <w:bookmarkEnd w:id="1024"/>
+        <w:bookmarkEnd w:id="1040"/>
         <w:r>
           <w:delInstrText xml:space="preserve">" \f C \l "1" </w:delInstrText>
         </w:r>
@@ -17762,14 +17904,14 @@
     <w:p>
       <w:pPr>
         <w:rPr>
-          <w:ins w:id="1025" w:author="Dominic Stringer" w:date="2024-11-21T16:57:00Z" w16du:dateUtc="2024-11-21T16:57:00Z"/>
+          <w:ins w:id="1041" w:author="Dominic Stringer" w:date="2024-11-21T16:57:00Z" w16du:dateUtc="2024-11-21T16:57:00Z"/>
           <w:i/>
           <w:iCs/>
           <w:sz w:val="22"/>
           <w:szCs w:val="22"/>
         </w:rPr>
       </w:pPr>
-      <w:ins w:id="1026" w:author="Dominic Stringer" w:date="2024-11-21T14:29:00Z" w16du:dateUtc="2024-11-21T14:29:00Z">
+      <w:ins w:id="1042" w:author="Dominic Stringer" w:date="2024-11-21T14:29:00Z" w16du:dateUtc="2024-11-21T14:29:00Z">
         <w:r>
           <w:rPr>
             <w:i/>
@@ -17781,7 +17923,7 @@
           <w:t>Describe approach for analysis, reporting and interpretation of multiple outcomes</w:t>
         </w:r>
       </w:ins>
-      <w:ins w:id="1027" w:author="Dominic Stringer" w:date="2024-11-21T14:30:00Z" w16du:dateUtc="2024-11-21T14:30:00Z">
+      <w:ins w:id="1043" w:author="Dominic Stringer" w:date="2024-11-21T14:30:00Z" w16du:dateUtc="2024-11-21T14:30:00Z">
         <w:r>
           <w:rPr>
             <w:i/>
@@ -17793,7 +17935,7 @@
           <w:t>, particularly in presence of</w:t>
         </w:r>
       </w:ins>
-      <w:ins w:id="1028" w:author="Dominic Stringer" w:date="2024-11-21T14:31:00Z" w16du:dateUtc="2024-11-21T14:31:00Z">
+      <w:ins w:id="1044" w:author="Dominic Stringer" w:date="2024-11-21T14:31:00Z" w16du:dateUtc="2024-11-21T14:31:00Z">
         <w:r>
           <w:rPr>
             <w:i/>
@@ -17805,7 +17947,7 @@
           <w:t xml:space="preserve"> multiple</w:t>
         </w:r>
       </w:ins>
-      <w:ins w:id="1029" w:author="Dominic Stringer" w:date="2024-11-21T14:32:00Z" w16du:dateUtc="2024-11-21T14:32:00Z">
+      <w:ins w:id="1045" w:author="Dominic Stringer" w:date="2024-11-21T14:32:00Z" w16du:dateUtc="2024-11-21T14:32:00Z">
         <w:r>
           <w:rPr>
             <w:i/>
@@ -17827,7 +17969,7 @@
           <w:t>or co-</w:t>
         </w:r>
       </w:ins>
-      <w:ins w:id="1030" w:author="Dominic Stringer" w:date="2024-11-21T14:31:00Z" w16du:dateUtc="2024-11-21T14:31:00Z">
+      <w:ins w:id="1046" w:author="Dominic Stringer" w:date="2024-11-21T14:31:00Z" w16du:dateUtc="2024-11-21T14:31:00Z">
         <w:r>
           <w:rPr>
             <w:i/>
@@ -17839,7 +17981,7 @@
           <w:t>primary outcomes or multiple comparisons among arms</w:t>
         </w:r>
       </w:ins>
-      <w:ins w:id="1031" w:author="Dominic Stringer" w:date="2024-11-21T14:48:00Z" w16du:dateUtc="2024-11-21T14:48:00Z">
+      <w:ins w:id="1047" w:author="Dominic Stringer" w:date="2024-11-21T14:48:00Z" w16du:dateUtc="2024-11-21T14:48:00Z">
         <w:r>
           <w:rPr>
             <w:i/>
@@ -17861,7 +18003,7 @@
           <w:t>or example</w:t>
         </w:r>
       </w:ins>
-      <w:ins w:id="1032" w:author="Dominic Stringer" w:date="2024-11-22T13:24:00Z" w16du:dateUtc="2024-11-22T13:24:00Z">
+      <w:ins w:id="1048" w:author="Dominic Stringer" w:date="2024-11-22T13:24:00Z" w16du:dateUtc="2024-11-22T13:24:00Z">
         <w:r>
           <w:rPr>
             <w:i/>
@@ -17873,7 +18015,7 @@
           <w:t>,</w:t>
         </w:r>
       </w:ins>
-      <w:ins w:id="1033" w:author="Dominic Stringer" w:date="2024-11-21T14:48:00Z" w16du:dateUtc="2024-11-21T14:48:00Z">
+      <w:ins w:id="1049" w:author="Dominic Stringer" w:date="2024-11-21T14:48:00Z" w16du:dateUtc="2024-11-21T14:48:00Z">
         <w:r>
           <w:rPr>
             <w:i/>
@@ -17885,7 +18027,7 @@
           <w:t xml:space="preserve"> any </w:t>
         </w:r>
       </w:ins>
-      <w:ins w:id="1034" w:author="Dominic Stringer" w:date="2024-11-22T13:16:00Z" w16du:dateUtc="2024-11-22T13:16:00Z">
+      <w:ins w:id="1050" w:author="Dominic Stringer" w:date="2024-11-22T13:16:00Z" w16du:dateUtc="2024-11-22T13:16:00Z">
         <w:r>
           <w:rPr>
             <w:i/>
@@ -17897,7 +18039,7 @@
           <w:t>multiplicity</w:t>
         </w:r>
       </w:ins>
-      <w:ins w:id="1035" w:author="Dominic Stringer" w:date="2024-11-21T14:48:00Z" w16du:dateUtc="2024-11-21T14:48:00Z">
+      <w:ins w:id="1051" w:author="Dominic Stringer" w:date="2024-11-21T14:48:00Z" w16du:dateUtc="2024-11-21T14:48:00Z">
         <w:r>
           <w:rPr>
             <w:i/>
@@ -17909,7 +18051,7 @@
           <w:t xml:space="preserve"> adjustment</w:t>
         </w:r>
       </w:ins>
-      <w:ins w:id="1036" w:author="Dominic Stringer" w:date="2024-12-17T10:30:00Z" w16du:dateUtc="2024-12-17T10:30:00Z">
+      <w:ins w:id="1052" w:author="Dominic Stringer" w:date="2024-12-17T10:30:00Z" w16du:dateUtc="2024-12-17T10:30:00Z">
         <w:r>
           <w:rPr>
             <w:i/>
@@ -17924,14 +18066,14 @@
     <w:p>
       <w:pPr>
         <w:rPr>
-          <w:ins w:id="1037" w:author="Dominic Stringer" w:date="2024-11-21T14:31:00Z" w16du:dateUtc="2024-11-21T14:31:00Z"/>
+          <w:ins w:id="1053" w:author="Dominic Stringer" w:date="2024-11-21T14:31:00Z" w16du:dateUtc="2024-11-21T14:31:00Z"/>
           <w:i/>
           <w:iCs/>
           <w:sz w:val="22"/>
           <w:szCs w:val="22"/>
         </w:rPr>
       </w:pPr>
-      <w:ins w:id="1038" w:author="Dominic Stringer" w:date="2024-12-17T10:13:00Z" w16du:dateUtc="2024-12-17T10:13:00Z">
+      <w:ins w:id="1054" w:author="Dominic Stringer" w:date="2024-12-17T10:13:00Z" w16du:dateUtc="2024-12-17T10:13:00Z">
         <w:r>
           <w:rPr>
             <w:i/>
@@ -17940,6 +18082,7 @@
             <w:szCs w:val="22"/>
             <w:highlight w:val="yellow"/>
           </w:rPr>
+          <w:lastRenderedPageBreak/>
           <w:t>Example:</w:t>
         </w:r>
       </w:ins>
@@ -17951,17 +18094,16 @@
           <w:szCs w:val="22"/>
         </w:rPr>
       </w:pPr>
-      <w:del w:id="1039" w:author="Dominic Stringer" w:date="2024-11-21T14:29:00Z" w16du:dateUtc="2024-11-21T14:29:00Z">
-        <w:r>
-          <w:rPr>
-            <w:sz w:val="22"/>
-            <w:szCs w:val="22"/>
-          </w:rPr>
-          <w:lastRenderedPageBreak/>
+      <w:del w:id="1055" w:author="Dominic Stringer" w:date="2024-11-21T14:29:00Z" w16du:dateUtc="2024-11-21T14:29:00Z">
+        <w:r>
+          <w:rPr>
+            <w:sz w:val="22"/>
+            <w:szCs w:val="22"/>
+          </w:rPr>
           <w:delText>Bonferroni adjustment for multiple comparisons will be used</w:delText>
         </w:r>
       </w:del>
-      <w:ins w:id="1040" w:author="Dominic Stringer" w:date="2024-11-21T14:30:00Z" w16du:dateUtc="2024-11-21T14:30:00Z">
+      <w:ins w:id="1056" w:author="Dominic Stringer" w:date="2024-11-21T14:30:00Z" w16du:dateUtc="2024-11-21T14:30:00Z">
         <w:r>
           <w:rPr>
             <w:sz w:val="22"/>
@@ -17986,7 +18128,7 @@
           <w:t xml:space="preserve"> separately. </w:t>
         </w:r>
       </w:ins>
-      <w:ins w:id="1041" w:author="Dominic Stringer" w:date="2024-11-21T14:29:00Z" w16du:dateUtc="2024-11-21T14:29:00Z">
+      <w:ins w:id="1057" w:author="Dominic Stringer" w:date="2024-11-21T14:29:00Z" w16du:dateUtc="2024-11-21T14:29:00Z">
         <w:r>
           <w:rPr>
             <w:sz w:val="22"/>
@@ -17995,7 +18137,7 @@
           <w:t>No</w:t>
         </w:r>
       </w:ins>
-      <w:ins w:id="1042" w:author="Dominic Stringer" w:date="2024-11-21T14:33:00Z" w16du:dateUtc="2024-11-21T14:33:00Z">
+      <w:ins w:id="1058" w:author="Dominic Stringer" w:date="2024-11-21T14:33:00Z" w16du:dateUtc="2024-11-21T14:33:00Z">
         <w:r>
           <w:rPr>
             <w:sz w:val="22"/>
@@ -18004,7 +18146,7 @@
           <w:t xml:space="preserve"> multiplicity</w:t>
         </w:r>
       </w:ins>
-      <w:ins w:id="1043" w:author="Dominic Stringer" w:date="2024-11-21T14:29:00Z" w16du:dateUtc="2024-11-21T14:29:00Z">
+      <w:ins w:id="1059" w:author="Dominic Stringer" w:date="2024-11-21T14:29:00Z" w16du:dateUtc="2024-11-21T14:29:00Z">
         <w:r>
           <w:rPr>
             <w:sz w:val="22"/>
@@ -18013,7 +18155,7 @@
           <w:t xml:space="preserve"> adjustment will be </w:t>
         </w:r>
       </w:ins>
-      <w:ins w:id="1044" w:author="Dominic Stringer" w:date="2024-11-21T14:33:00Z" w16du:dateUtc="2024-11-21T14:33:00Z">
+      <w:ins w:id="1060" w:author="Dominic Stringer" w:date="2024-11-21T14:33:00Z" w16du:dateUtc="2024-11-21T14:33:00Z">
         <w:r>
           <w:rPr>
             <w:sz w:val="22"/>
@@ -18022,7 +18164,7 @@
           <w:t>made</w:t>
         </w:r>
       </w:ins>
-      <w:ins w:id="1045" w:author="Dominic Stringer" w:date="2024-11-21T14:29:00Z" w16du:dateUtc="2024-11-21T14:29:00Z">
+      <w:ins w:id="1061" w:author="Dominic Stringer" w:date="2024-11-21T14:29:00Z" w16du:dateUtc="2024-11-21T14:29:00Z">
         <w:r>
           <w:rPr>
             <w:sz w:val="22"/>
@@ -18031,7 +18173,7 @@
           <w:t xml:space="preserve"> for secondary o</w:t>
         </w:r>
       </w:ins>
-      <w:ins w:id="1046" w:author="Dominic Stringer" w:date="2024-11-21T14:30:00Z" w16du:dateUtc="2024-11-21T14:30:00Z">
+      <w:ins w:id="1062" w:author="Dominic Stringer" w:date="2024-11-21T14:30:00Z" w16du:dateUtc="2024-11-21T14:30:00Z">
         <w:r>
           <w:rPr>
             <w:sz w:val="22"/>
@@ -18040,7 +18182,7 @@
           <w:t>utcomes</w:t>
         </w:r>
       </w:ins>
-      <w:ins w:id="1047" w:author="Dominic Stringer" w:date="2024-11-22T13:15:00Z" w16du:dateUtc="2024-11-22T13:15:00Z">
+      <w:ins w:id="1063" w:author="Dominic Stringer" w:date="2024-11-22T13:15:00Z" w16du:dateUtc="2024-11-22T13:15:00Z">
         <w:r>
           <w:rPr>
             <w:sz w:val="23"/>
@@ -18056,7 +18198,7 @@
           <w:t xml:space="preserve">We will follow the approaches described </w:t>
         </w:r>
       </w:ins>
-      <w:ins w:id="1048" w:author="Dominic Stringer" w:date="2024-11-22T13:16:00Z" w16du:dateUtc="2024-11-22T13:16:00Z">
+      <w:ins w:id="1064" w:author="Dominic Stringer" w:date="2024-11-22T13:16:00Z" w16du:dateUtc="2024-11-22T13:16:00Z">
         <w:r>
           <w:rPr>
             <w:sz w:val="23"/>
@@ -18065,7 +18207,7 @@
           <w:t xml:space="preserve">by </w:t>
         </w:r>
       </w:ins>
-      <w:ins w:id="1049" w:author="Dominic Stringer" w:date="2024-11-22T13:15:00Z" w16du:dateUtc="2024-11-22T13:15:00Z">
+      <w:ins w:id="1065" w:author="Dominic Stringer" w:date="2024-11-22T13:15:00Z" w16du:dateUtc="2024-11-22T13:15:00Z">
         <w:r>
           <w:rPr>
             <w:sz w:val="23"/>
@@ -18074,7 +18216,7 @@
           <w:t>Parker &amp; Weir (2022) in not adjusting for multiple comparisons amongst our secondary outcomes because we will use their “precise interpretation” approach, where each outcome is interpreted based on its type, time point, and the nature of the intervention</w:t>
         </w:r>
       </w:ins>
-      <w:del w:id="1050" w:author="Dominic Stringer" w:date="2024-11-21T14:33:00Z" w16du:dateUtc="2024-11-21T14:33:00Z">
+      <w:del w:id="1066" w:author="Dominic Stringer" w:date="2024-11-21T14:33:00Z" w16du:dateUtc="2024-11-21T14:33:00Z">
         <w:r>
           <w:rPr>
             <w:sz w:val="22"/>
@@ -18087,22 +18229,22 @@
     <w:p>
       <w:pPr>
         <w:rPr>
-          <w:ins w:id="1051" w:author="Gordon Forbes" w:date="2025-08-07T14:48:00Z" w16du:dateUtc="2025-08-07T13:48:00Z"/>
-        </w:rPr>
-      </w:pPr>
-    </w:p>
-    <w:p>
-      <w:pPr>
-        <w:rPr>
-          <w:ins w:id="1052" w:author="Gordon Forbes" w:date="2025-08-07T14:49:00Z" w16du:dateUtc="2025-08-07T13:49:00Z"/>
-        </w:rPr>
-      </w:pPr>
-      <w:ins w:id="1053" w:author="Gordon Forbes" w:date="2025-08-07T14:48:00Z" w16du:dateUtc="2025-08-07T13:48:00Z">
+          <w:ins w:id="1067" w:author="Gordon Forbes" w:date="2025-08-07T14:48:00Z" w16du:dateUtc="2025-08-07T13:48:00Z"/>
+        </w:rPr>
+      </w:pPr>
+    </w:p>
+    <w:p>
+      <w:pPr>
+        <w:rPr>
+          <w:ins w:id="1068" w:author="Gordon Forbes" w:date="2025-08-07T14:49:00Z" w16du:dateUtc="2025-08-07T13:49:00Z"/>
+        </w:rPr>
+      </w:pPr>
+      <w:ins w:id="1069" w:author="Gordon Forbes" w:date="2025-08-07T14:48:00Z" w16du:dateUtc="2025-08-07T13:48:00Z">
         <w:r>
           <w:t>{</w:t>
         </w:r>
       </w:ins>
-      <w:ins w:id="1054" w:author="Gordon Forbes" w:date="2025-08-07T14:49:00Z" w16du:dateUtc="2025-08-07T13:49:00Z">
+      <w:ins w:id="1070" w:author="Gordon Forbes" w:date="2025-08-07T14:49:00Z" w16du:dateUtc="2025-08-07T13:49:00Z">
         <w:r>
           <w:t>{</w:t>
         </w:r>
@@ -18121,32 +18263,32 @@
       <w:pPr>
         <w:pStyle w:val="Heading2"/>
       </w:pPr>
-      <w:bookmarkStart w:id="1055" w:name="_Toc183099287"/>
-      <w:bookmarkStart w:id="1056" w:name="_Toc185323571"/>
-      <w:commentRangeStart w:id="1057"/>
+      <w:bookmarkStart w:id="1071" w:name="_Toc183099287"/>
+      <w:bookmarkStart w:id="1072" w:name="_Toc185323571"/>
+      <w:commentRangeStart w:id="1073"/>
       <w:r>
         <w:t>Method for handling non-compliance (per protocol/CACE analyses)</w:t>
       </w:r>
-      <w:bookmarkEnd w:id="1055"/>
-      <w:bookmarkEnd w:id="1056"/>
+      <w:bookmarkEnd w:id="1071"/>
+      <w:bookmarkEnd w:id="1072"/>
       <w:r>
         <w:fldChar w:fldCharType="begin"/>
       </w:r>
       <w:r>
         <w:instrText xml:space="preserve"> TC "</w:instrText>
       </w:r>
-      <w:bookmarkStart w:id="1058" w:name="_Toc183094452"/>
+      <w:bookmarkStart w:id="1074" w:name="_Toc183094452"/>
       <w:r>
         <w:instrText>Method for handling non-compliance (per protocol/CACE analyses)</w:instrText>
       </w:r>
-      <w:bookmarkEnd w:id="1058"/>
+      <w:bookmarkEnd w:id="1074"/>
       <w:r>
         <w:instrText xml:space="preserve">" \f C \l "1" </w:instrText>
       </w:r>
       <w:r>
         <w:fldChar w:fldCharType="end"/>
       </w:r>
-      <w:commentRangeEnd w:id="1057"/>
+      <w:commentRangeEnd w:id="1073"/>
       <w:r>
         <w:rPr>
           <w:rStyle w:val="CommentReference"/>
@@ -18155,7 +18297,7 @@
           <w:u w:val="none"/>
           <w:lang w:val="en-US"/>
         </w:rPr>
-        <w:commentReference w:id="1057"/>
+        <w:commentReference w:id="1073"/>
       </w:r>
     </w:p>
     <w:p>
@@ -18203,7 +18345,7 @@
     <w:p>
       <w:pPr>
         <w:rPr>
-          <w:ins w:id="1059" w:author="Hassan Jafari" w:date="2025-10-22T14:19:00Z" w16du:dateUtc="2025-10-22T13:19:00Z"/>
+          <w:ins w:id="1075" w:author="Hassan Jafari" w:date="2025-10-22T14:19:00Z" w16du:dateUtc="2025-10-22T13:19:00Z"/>
           <w:sz w:val="22"/>
           <w:szCs w:val="22"/>
         </w:rPr>
@@ -18219,20 +18361,20 @@
     <w:p>
       <w:pPr>
         <w:rPr>
-          <w:ins w:id="1060" w:author="Hassan Jafari" w:date="2025-10-22T14:19:00Z" w16du:dateUtc="2025-10-22T13:19:00Z"/>
-          <w:sz w:val="22"/>
-          <w:szCs w:val="22"/>
-        </w:rPr>
-      </w:pPr>
-    </w:p>
-    <w:p>
-      <w:pPr>
-        <w:rPr>
-          <w:sz w:val="22"/>
-          <w:szCs w:val="22"/>
-        </w:rPr>
-      </w:pPr>
-      <w:ins w:id="1061" w:author="Hassan Jafari" w:date="2025-10-22T14:19:00Z" w16du:dateUtc="2025-10-22T13:19:00Z">
+          <w:ins w:id="1076" w:author="Hassan Jafari" w:date="2025-10-22T14:19:00Z" w16du:dateUtc="2025-10-22T13:19:00Z"/>
+          <w:sz w:val="22"/>
+          <w:szCs w:val="22"/>
+        </w:rPr>
+      </w:pPr>
+    </w:p>
+    <w:p>
+      <w:pPr>
+        <w:rPr>
+          <w:sz w:val="22"/>
+          <w:szCs w:val="22"/>
+        </w:rPr>
+      </w:pPr>
+      <w:ins w:id="1077" w:author="Hassan Jafari" w:date="2025-10-22T14:19:00Z" w16du:dateUtc="2025-10-22T13:19:00Z">
         <w:r>
           <w:rPr>
             <w:sz w:val="22"/>
@@ -18242,7 +18384,7 @@
         </w:r>
       </w:ins>
       <w:proofErr w:type="spellStart"/>
-      <w:ins w:id="1062" w:author="Hassan Jafari" w:date="2025-10-22T14:20:00Z" w16du:dateUtc="2025-10-22T13:20:00Z">
+      <w:ins w:id="1078" w:author="Hassan Jafari" w:date="2025-10-22T14:20:00Z" w16du:dateUtc="2025-10-22T13:20:00Z">
         <w:r>
           <w:rPr>
             <w:sz w:val="22"/>
@@ -18251,7 +18393,7 @@
           <w:t>analysis_for_noncomplia</w:t>
         </w:r>
       </w:ins>
-      <w:ins w:id="1063" w:author="Hassan Jafari" w:date="2025-10-22T14:21:00Z" w16du:dateUtc="2025-10-22T13:21:00Z">
+      <w:ins w:id="1079" w:author="Hassan Jafari" w:date="2025-10-22T14:21:00Z" w16du:dateUtc="2025-10-22T13:21:00Z">
         <w:r>
           <w:rPr>
             <w:sz w:val="22"/>
@@ -18273,31 +18415,31 @@
       <w:pPr>
         <w:pStyle w:val="Heading2"/>
         <w:rPr>
-          <w:del w:id="1064" w:author="Dominic Stringer" w:date="2024-11-21T16:57:00Z" w16du:dateUtc="2024-11-21T16:57:00Z"/>
-        </w:rPr>
-        <w:pPrChange w:id="1065" w:author="Dominic Stringer" w:date="2024-12-17T10:19:00Z" w16du:dateUtc="2024-12-17T10:19:00Z">
+          <w:del w:id="1080" w:author="Dominic Stringer" w:date="2024-11-21T16:57:00Z" w16du:dateUtc="2024-11-21T16:57:00Z"/>
+        </w:rPr>
+        <w:pPrChange w:id="1081" w:author="Dominic Stringer" w:date="2024-12-17T10:19:00Z" w16du:dateUtc="2024-12-17T10:19:00Z">
           <w:pPr/>
         </w:pPrChange>
       </w:pPr>
-      <w:bookmarkStart w:id="1066" w:name="_Toc185323572"/>
-      <w:bookmarkEnd w:id="1066"/>
-      <w:commentRangeStart w:id="1067"/>
+      <w:bookmarkStart w:id="1082" w:name="_Toc185323572"/>
+      <w:bookmarkEnd w:id="1082"/>
+      <w:commentRangeStart w:id="1083"/>
     </w:p>
     <w:p>
       <w:pPr>
         <w:pStyle w:val="Heading2"/>
         <w:rPr>
-          <w:ins w:id="1068" w:author="Dominic Stringer" w:date="2024-11-28T13:20:00Z" w16du:dateUtc="2024-11-28T13:20:00Z"/>
-        </w:rPr>
-      </w:pPr>
-      <w:bookmarkStart w:id="1069" w:name="_Toc183099288"/>
-      <w:bookmarkStart w:id="1070" w:name="_Toc185323573"/>
+          <w:ins w:id="1084" w:author="Dominic Stringer" w:date="2024-11-28T13:20:00Z" w16du:dateUtc="2024-11-28T13:20:00Z"/>
+        </w:rPr>
+      </w:pPr>
+      <w:bookmarkStart w:id="1085" w:name="_Toc183099288"/>
+      <w:bookmarkStart w:id="1086" w:name="_Toc185323573"/>
       <w:r>
         <w:t>Model assumption checks</w:t>
       </w:r>
-      <w:bookmarkEnd w:id="1069"/>
-      <w:bookmarkEnd w:id="1070"/>
-      <w:commentRangeEnd w:id="1067"/>
+      <w:bookmarkEnd w:id="1085"/>
+      <w:bookmarkEnd w:id="1086"/>
+      <w:commentRangeEnd w:id="1083"/>
       <w:r>
         <w:rPr>
           <w:rStyle w:val="CommentReference"/>
@@ -18306,13 +18448,13 @@
           <w:u w:val="none"/>
           <w:lang w:val="en-US"/>
         </w:rPr>
-        <w:commentReference w:id="1067"/>
-      </w:r>
-    </w:p>
-    <w:p>
-      <w:pPr>
-        <w:rPr>
-          <w:ins w:id="1071" w:author="Dominic Stringer" w:date="2024-11-28T13:22:00Z" w16du:dateUtc="2024-11-28T13:22:00Z"/>
+        <w:commentReference w:id="1083"/>
+      </w:r>
+    </w:p>
+    <w:p>
+      <w:pPr>
+        <w:rPr>
+          <w:ins w:id="1087" w:author="Dominic Stringer" w:date="2024-11-28T13:22:00Z" w16du:dateUtc="2024-11-28T13:22:00Z"/>
           <w:i/>
           <w:iCs/>
           <w:sz w:val="22"/>
@@ -18320,7 +18462,7 @@
           <w:highlight w:val="yellow"/>
         </w:rPr>
       </w:pPr>
-      <w:ins w:id="1072" w:author="Dominic Stringer" w:date="2024-11-28T13:21:00Z" w16du:dateUtc="2024-11-28T13:21:00Z">
+      <w:ins w:id="1088" w:author="Dominic Stringer" w:date="2024-11-28T13:21:00Z" w16du:dateUtc="2024-11-28T13:21:00Z">
         <w:r>
           <w:rPr>
             <w:i/>
@@ -18342,7 +18484,7 @@
           <w:t xml:space="preserve">Alternative methods to be used if assumptions </w:t>
         </w:r>
       </w:ins>
-      <w:ins w:id="1073" w:author="Dominic Stringer" w:date="2024-11-28T13:22:00Z" w16du:dateUtc="2024-11-28T13:22:00Z">
+      <w:ins w:id="1089" w:author="Dominic Stringer" w:date="2024-11-28T13:22:00Z" w16du:dateUtc="2024-11-28T13:22:00Z">
         <w:r>
           <w:rPr>
             <w:i/>
@@ -18384,7 +18526,7 @@
         </w:rPr>
         <w:instrText xml:space="preserve"> TC "</w:instrText>
       </w:r>
-      <w:bookmarkStart w:id="1074" w:name="_Toc183094453"/>
+      <w:bookmarkStart w:id="1090" w:name="_Toc183094453"/>
       <w:r>
         <w:rPr>
           <w:i/>
@@ -18395,7 +18537,7 @@
         </w:rPr>
         <w:instrText>Model assumption checks</w:instrText>
       </w:r>
-      <w:bookmarkEnd w:id="1074"/>
+      <w:bookmarkEnd w:id="1090"/>
       <w:r>
         <w:rPr>
           <w:i/>
@@ -18431,7 +18573,7 @@
         </w:rPr>
         <w:t xml:space="preserve">The models assume normally distributed </w:t>
       </w:r>
-      <w:del w:id="1075" w:author="Dominic Stringer" w:date="2024-11-28T13:20:00Z" w16du:dateUtc="2024-11-28T13:20:00Z">
+      <w:del w:id="1091" w:author="Dominic Stringer" w:date="2024-11-28T13:20:00Z" w16du:dateUtc="2024-11-28T13:20:00Z">
         <w:r>
           <w:rPr>
             <w:sz w:val="22"/>
@@ -18440,7 +18582,7 @@
           <w:delText>outcomes</w:delText>
         </w:r>
       </w:del>
-      <w:ins w:id="1076" w:author="Dominic Stringer" w:date="2024-11-28T13:20:00Z" w16du:dateUtc="2024-11-28T13:20:00Z">
+      <w:ins w:id="1092" w:author="Dominic Stringer" w:date="2024-11-28T13:20:00Z" w16du:dateUtc="2024-11-28T13:20:00Z">
         <w:r>
           <w:rPr>
             <w:sz w:val="22"/>
@@ -18460,30 +18602,30 @@
     <w:p>
       <w:pPr>
         <w:rPr>
-          <w:del w:id="1077" w:author="Dominic Stringer" w:date="2024-11-28T13:22:00Z" w16du:dateUtc="2024-11-28T13:22:00Z"/>
-          <w:sz w:val="22"/>
-          <w:szCs w:val="22"/>
-        </w:rPr>
-      </w:pPr>
-    </w:p>
-    <w:p>
-      <w:pPr>
-        <w:rPr>
-          <w:ins w:id="1078" w:author="Gordon Forbes" w:date="2025-08-07T14:51:00Z" w16du:dateUtc="2025-08-07T13:51:00Z"/>
-          <w:sz w:val="22"/>
-          <w:szCs w:val="22"/>
-        </w:rPr>
-      </w:pPr>
-    </w:p>
-    <w:p>
-      <w:pPr>
-        <w:rPr>
-          <w:ins w:id="1079" w:author="Gordon Forbes" w:date="2025-08-07T14:51:00Z" w16du:dateUtc="2025-08-07T13:51:00Z"/>
-          <w:sz w:val="22"/>
-          <w:szCs w:val="22"/>
-        </w:rPr>
-      </w:pPr>
-      <w:ins w:id="1080" w:author="Gordon Forbes" w:date="2025-08-07T14:51:00Z" w16du:dateUtc="2025-08-07T13:51:00Z">
+          <w:del w:id="1093" w:author="Dominic Stringer" w:date="2024-11-28T13:22:00Z" w16du:dateUtc="2024-11-28T13:22:00Z"/>
+          <w:sz w:val="22"/>
+          <w:szCs w:val="22"/>
+        </w:rPr>
+      </w:pPr>
+    </w:p>
+    <w:p>
+      <w:pPr>
+        <w:rPr>
+          <w:ins w:id="1094" w:author="Gordon Forbes" w:date="2025-08-07T14:51:00Z" w16du:dateUtc="2025-08-07T13:51:00Z"/>
+          <w:sz w:val="22"/>
+          <w:szCs w:val="22"/>
+        </w:rPr>
+      </w:pPr>
+    </w:p>
+    <w:p>
+      <w:pPr>
+        <w:rPr>
+          <w:ins w:id="1095" w:author="Gordon Forbes" w:date="2025-08-07T14:51:00Z" w16du:dateUtc="2025-08-07T13:51:00Z"/>
+          <w:sz w:val="22"/>
+          <w:szCs w:val="22"/>
+        </w:rPr>
+      </w:pPr>
+      <w:ins w:id="1096" w:author="Gordon Forbes" w:date="2025-08-07T14:51:00Z" w16du:dateUtc="2025-08-07T13:51:00Z">
         <w:r>
           <w:rPr>
             <w:sz w:val="22"/>
@@ -18512,14 +18654,14 @@
     <w:p>
       <w:pPr>
         <w:rPr>
-          <w:del w:id="1081" w:author="Dominic Stringer" w:date="2024-11-28T13:22:00Z" w16du:dateUtc="2024-11-28T13:22:00Z"/>
+          <w:del w:id="1097" w:author="Dominic Stringer" w:date="2024-11-28T13:22:00Z" w16du:dateUtc="2024-11-28T13:22:00Z"/>
           <w:i/>
           <w:iCs/>
           <w:sz w:val="22"/>
           <w:szCs w:val="22"/>
         </w:rPr>
       </w:pPr>
-      <w:del w:id="1082" w:author="Dominic Stringer" w:date="2024-11-28T13:22:00Z" w16du:dateUtc="2024-11-28T13:22:00Z">
+      <w:del w:id="1098" w:author="Dominic Stringer" w:date="2024-11-28T13:22:00Z" w16du:dateUtc="2024-11-28T13:22:00Z">
         <w:r>
           <w:rPr>
             <w:i/>
@@ -18538,15 +18680,15 @@
       <w:pPr>
         <w:pStyle w:val="Heading2"/>
       </w:pPr>
-      <w:bookmarkStart w:id="1083" w:name="_Toc183099289"/>
-      <w:bookmarkStart w:id="1084" w:name="_Toc185323574"/>
-      <w:commentRangeStart w:id="1085"/>
+      <w:bookmarkStart w:id="1099" w:name="_Toc183099289"/>
+      <w:bookmarkStart w:id="1100" w:name="_Toc185323574"/>
+      <w:commentRangeStart w:id="1101"/>
       <w:r>
         <w:t>Sensitivity analyses</w:t>
       </w:r>
-      <w:bookmarkEnd w:id="1083"/>
-      <w:bookmarkEnd w:id="1084"/>
-      <w:commentRangeEnd w:id="1085"/>
+      <w:bookmarkEnd w:id="1099"/>
+      <w:bookmarkEnd w:id="1100"/>
+      <w:commentRangeEnd w:id="1101"/>
       <w:r>
         <w:rPr>
           <w:rStyle w:val="CommentReference"/>
@@ -18555,7 +18697,7 @@
           <w:u w:val="none"/>
           <w:lang w:val="en-US"/>
         </w:rPr>
-        <w:commentReference w:id="1085"/>
+        <w:commentReference w:id="1101"/>
       </w:r>
       <w:r>
         <w:fldChar w:fldCharType="begin"/>
@@ -18563,7 +18705,7 @@
       <w:r>
         <w:instrText xml:space="preserve"> TC "</w:instrText>
       </w:r>
-      <w:bookmarkStart w:id="1086" w:name="_Toc183094454"/>
+      <w:bookmarkStart w:id="1102" w:name="_Toc183094454"/>
       <w:r>
         <w:instrText>3.1.4</w:instrText>
       </w:r>
@@ -18571,7 +18713,7 @@
         <w:tab/>
         <w:instrText>Sensitivity analyses</w:instrText>
       </w:r>
-      <w:bookmarkEnd w:id="1086"/>
+      <w:bookmarkEnd w:id="1102"/>
       <w:r>
         <w:instrText xml:space="preserve">" \f C \l "1" </w:instrText>
       </w:r>
@@ -18582,12 +18724,12 @@
     <w:p>
       <w:pPr>
         <w:rPr>
-          <w:ins w:id="1087" w:author="Gordon Forbes" w:date="2025-08-07T14:51:00Z" w16du:dateUtc="2025-08-07T13:51:00Z"/>
+          <w:ins w:id="1103" w:author="Gordon Forbes" w:date="2025-08-07T14:51:00Z" w16du:dateUtc="2025-08-07T13:51:00Z"/>
           <w:i/>
           <w:iCs/>
         </w:rPr>
       </w:pPr>
-      <w:ins w:id="1088" w:author="Dominic Stringer" w:date="2024-12-17T10:43:00Z" w16du:dateUtc="2024-12-17T10:43:00Z">
+      <w:ins w:id="1104" w:author="Dominic Stringer" w:date="2024-12-17T10:43:00Z" w16du:dateUtc="2024-12-17T10:43:00Z">
         <w:r>
           <w:rPr>
             <w:i/>
@@ -18601,7 +18743,7 @@
     <w:p>
       <w:pPr>
         <w:rPr>
-          <w:ins w:id="1089" w:author="Gordon Forbes" w:date="2025-08-07T14:51:00Z" w16du:dateUtc="2025-08-07T13:51:00Z"/>
+          <w:ins w:id="1105" w:author="Gordon Forbes" w:date="2025-08-07T14:51:00Z" w16du:dateUtc="2025-08-07T13:51:00Z"/>
           <w:i/>
           <w:iCs/>
         </w:rPr>
@@ -18610,7 +18752,7 @@
     <w:p>
       <w:pPr>
         <w:rPr>
-          <w:rPrChange w:id="1090" w:author="Gordon Forbes" w:date="2025-08-07T14:51:00Z" w16du:dateUtc="2025-08-07T13:51:00Z">
+          <w:rPrChange w:id="1106" w:author="Gordon Forbes" w:date="2025-08-07T14:51:00Z" w16du:dateUtc="2025-08-07T13:51:00Z">
             <w:rPr>
               <w:i/>
               <w:iCs/>
@@ -18618,7 +18760,7 @@
           </w:rPrChange>
         </w:rPr>
       </w:pPr>
-      <w:ins w:id="1091" w:author="Gordon Forbes" w:date="2025-08-07T14:51:00Z" w16du:dateUtc="2025-08-07T13:51:00Z">
+      <w:ins w:id="1107" w:author="Gordon Forbes" w:date="2025-08-07T14:51:00Z" w16du:dateUtc="2025-08-07T13:51:00Z">
         <w:r>
           <w:t>{{</w:t>
         </w:r>
@@ -18636,20 +18778,20 @@
       <w:pPr>
         <w:pStyle w:val="Heading2"/>
       </w:pPr>
-      <w:bookmarkStart w:id="1092" w:name="_Toc183099290"/>
-      <w:bookmarkStart w:id="1093" w:name="_Toc185323575"/>
+      <w:bookmarkStart w:id="1108" w:name="_Toc183099290"/>
+      <w:bookmarkStart w:id="1109" w:name="_Toc185323575"/>
       <w:r>
         <w:t>Planned subgroup analyses</w:t>
       </w:r>
-      <w:bookmarkEnd w:id="1092"/>
-      <w:bookmarkEnd w:id="1093"/>
+      <w:bookmarkEnd w:id="1108"/>
+      <w:bookmarkEnd w:id="1109"/>
       <w:r>
         <w:fldChar w:fldCharType="begin"/>
       </w:r>
       <w:r>
         <w:instrText xml:space="preserve"> TC "</w:instrText>
       </w:r>
-      <w:bookmarkStart w:id="1094" w:name="_Toc183094455"/>
+      <w:bookmarkStart w:id="1110" w:name="_Toc183094455"/>
       <w:r>
         <w:instrText>3.1.5</w:instrText>
       </w:r>
@@ -18657,7 +18799,7 @@
         <w:tab/>
         <w:instrText>Planned subgroup analyses</w:instrText>
       </w:r>
-      <w:bookmarkEnd w:id="1094"/>
+      <w:bookmarkEnd w:id="1110"/>
       <w:r>
         <w:instrText xml:space="preserve">" \f C \l "1" </w:instrText>
       </w:r>
@@ -18668,12 +18810,12 @@
     <w:p>
       <w:pPr>
         <w:rPr>
-          <w:ins w:id="1095" w:author="Gordon Forbes" w:date="2025-08-07T14:51:00Z" w16du:dateUtc="2025-08-07T13:51:00Z"/>
+          <w:ins w:id="1111" w:author="Gordon Forbes" w:date="2025-08-07T14:51:00Z" w16du:dateUtc="2025-08-07T13:51:00Z"/>
           <w:i/>
           <w:iCs/>
         </w:rPr>
       </w:pPr>
-      <w:ins w:id="1096" w:author="Dominic Stringer" w:date="2024-12-17T10:44:00Z" w16du:dateUtc="2024-12-17T10:44:00Z">
+      <w:ins w:id="1112" w:author="Dominic Stringer" w:date="2024-12-17T10:44:00Z" w16du:dateUtc="2024-12-17T10:44:00Z">
         <w:r>
           <w:rPr>
             <w:i/>
@@ -18703,14 +18845,14 @@
     <w:p>
       <w:pPr>
         <w:rPr>
-          <w:ins w:id="1097" w:author="Gordon Forbes" w:date="2025-08-07T14:51:00Z" w16du:dateUtc="2025-08-07T13:51:00Z"/>
+          <w:ins w:id="1113" w:author="Gordon Forbes" w:date="2025-08-07T14:51:00Z" w16du:dateUtc="2025-08-07T13:51:00Z"/>
           <w:i/>
           <w:iCs/>
         </w:rPr>
       </w:pPr>
     </w:p>
     <w:p>
-      <w:ins w:id="1098" w:author="Gordon Forbes" w:date="2025-08-07T14:51:00Z" w16du:dateUtc="2025-08-07T13:51:00Z">
+      <w:ins w:id="1114" w:author="Gordon Forbes" w:date="2025-08-07T14:51:00Z" w16du:dateUtc="2025-08-07T13:51:00Z">
         <w:r>
           <w:t>{{</w:t>
         </w:r>
@@ -18728,20 +18870,20 @@
       <w:pPr>
         <w:pStyle w:val="Heading2"/>
       </w:pPr>
-      <w:bookmarkStart w:id="1099" w:name="_Toc183099291"/>
-      <w:bookmarkStart w:id="1100" w:name="_Toc185323576"/>
+      <w:bookmarkStart w:id="1115" w:name="_Toc183099291"/>
+      <w:bookmarkStart w:id="1116" w:name="_Toc185323576"/>
       <w:r>
         <w:t>Exploratory analyses</w:t>
       </w:r>
-      <w:bookmarkEnd w:id="1099"/>
-      <w:bookmarkEnd w:id="1100"/>
+      <w:bookmarkEnd w:id="1115"/>
+      <w:bookmarkEnd w:id="1116"/>
       <w:r>
         <w:fldChar w:fldCharType="begin"/>
       </w:r>
       <w:r>
         <w:instrText xml:space="preserve"> TC "</w:instrText>
       </w:r>
-      <w:bookmarkStart w:id="1101" w:name="_Toc183094456"/>
+      <w:bookmarkStart w:id="1117" w:name="_Toc183094456"/>
       <w:r>
         <w:instrText>3.2</w:instrText>
       </w:r>
@@ -18749,7 +18891,7 @@
         <w:tab/>
         <w:instrText>Exploratory analyses</w:instrText>
       </w:r>
-      <w:bookmarkEnd w:id="1101"/>
+      <w:bookmarkEnd w:id="1117"/>
       <w:r>
         <w:instrText xml:space="preserve">" \f C \l "1" </w:instrText>
       </w:r>
@@ -18760,10 +18902,10 @@
     <w:p>
       <w:pPr>
         <w:rPr>
-          <w:ins w:id="1102" w:author="Dominic Stringer" w:date="2024-12-17T10:44:00Z" w16du:dateUtc="2024-12-17T10:44:00Z"/>
-        </w:rPr>
-      </w:pPr>
-      <w:ins w:id="1103" w:author="Dominic Stringer" w:date="2024-12-17T10:44:00Z" w16du:dateUtc="2024-12-17T10:44:00Z">
+          <w:ins w:id="1118" w:author="Dominic Stringer" w:date="2024-12-17T10:44:00Z" w16du:dateUtc="2024-12-17T10:44:00Z"/>
+        </w:rPr>
+      </w:pPr>
+      <w:ins w:id="1119" w:author="Dominic Stringer" w:date="2024-12-17T10:44:00Z" w16du:dateUtc="2024-12-17T10:44:00Z">
         <w:r>
           <w:rPr>
             <w:i/>
@@ -18773,7 +18915,7 @@
           <w:t xml:space="preserve">If applicable, describe any </w:t>
         </w:r>
       </w:ins>
-      <w:ins w:id="1104" w:author="Dominic Stringer" w:date="2024-12-17T10:45:00Z" w16du:dateUtc="2024-12-17T10:45:00Z">
+      <w:ins w:id="1120" w:author="Dominic Stringer" w:date="2024-12-17T10:45:00Z" w16du:dateUtc="2024-12-17T10:45:00Z">
         <w:r>
           <w:rPr>
             <w:i/>
@@ -18793,7 +18935,7 @@
       </w:ins>
     </w:p>
     <w:p>
-      <w:ins w:id="1105" w:author="Hassan Jafari" w:date="2025-10-22T14:26:00Z" w16du:dateUtc="2025-10-22T13:26:00Z">
+      <w:ins w:id="1121" w:author="Hassan Jafari" w:date="2025-10-22T14:26:00Z" w16du:dateUtc="2025-10-22T13:26:00Z">
         <w:r>
           <w:t>{{</w:t>
         </w:r>
@@ -18811,20 +18953,21 @@
       <w:pPr>
         <w:pStyle w:val="Heading2"/>
       </w:pPr>
-      <w:bookmarkStart w:id="1106" w:name="_Toc183099292"/>
-      <w:bookmarkStart w:id="1107" w:name="_Toc185323577"/>
-      <w:r>
+      <w:bookmarkStart w:id="1122" w:name="_Toc183099292"/>
+      <w:bookmarkStart w:id="1123" w:name="_Toc185323577"/>
+      <w:r>
+        <w:lastRenderedPageBreak/>
         <w:t>Exploratory mediator and moderator analysis</w:t>
       </w:r>
-      <w:bookmarkEnd w:id="1106"/>
-      <w:bookmarkEnd w:id="1107"/>
+      <w:bookmarkEnd w:id="1122"/>
+      <w:bookmarkEnd w:id="1123"/>
       <w:r>
         <w:fldChar w:fldCharType="begin"/>
       </w:r>
       <w:r>
         <w:instrText xml:space="preserve"> TC "</w:instrText>
       </w:r>
-      <w:bookmarkStart w:id="1108" w:name="_Toc183094457"/>
+      <w:bookmarkStart w:id="1124" w:name="_Toc183094457"/>
       <w:r>
         <w:instrText>3.3</w:instrText>
       </w:r>
@@ -18832,7 +18975,7 @@
         <w:tab/>
         <w:instrText>Exploratory mediator and moderator analysis</w:instrText>
       </w:r>
-      <w:bookmarkEnd w:id="1108"/>
+      <w:bookmarkEnd w:id="1124"/>
       <w:r>
         <w:instrText xml:space="preserve">" \f C \l "1" </w:instrText>
       </w:r>
@@ -18843,12 +18986,12 @@
     <w:p>
       <w:pPr>
         <w:rPr>
-          <w:ins w:id="1109" w:author="Hassan Jafari" w:date="2025-10-22T14:26:00Z" w16du:dateUtc="2025-10-22T13:26:00Z"/>
+          <w:ins w:id="1125" w:author="Hassan Jafari" w:date="2025-10-22T14:26:00Z" w16du:dateUtc="2025-10-22T13:26:00Z"/>
           <w:i/>
           <w:iCs/>
         </w:rPr>
       </w:pPr>
-      <w:ins w:id="1110" w:author="Dominic Stringer" w:date="2024-12-17T10:45:00Z" w16du:dateUtc="2024-12-17T10:45:00Z">
+      <w:ins w:id="1126" w:author="Dominic Stringer" w:date="2024-12-17T10:45:00Z" w16du:dateUtc="2024-12-17T10:45:00Z">
         <w:r>
           <w:rPr>
             <w:i/>
@@ -18897,7 +19040,7 @@
           <w:t>If the</w:t>
         </w:r>
       </w:ins>
-      <w:ins w:id="1111" w:author="Dominic Stringer" w:date="2024-12-17T10:46:00Z" w16du:dateUtc="2024-12-17T10:46:00Z">
+      <w:ins w:id="1127" w:author="Dominic Stringer" w:date="2024-12-17T10:46:00Z" w16du:dateUtc="2024-12-17T10:46:00Z">
         <w:r>
           <w:rPr>
             <w:i/>
@@ -18907,7 +19050,7 @@
           <w:t xml:space="preserve">se are not to be included in the </w:t>
         </w:r>
       </w:ins>
-      <w:ins w:id="1112" w:author="Dominic Stringer" w:date="2024-12-17T10:50:00Z" w16du:dateUtc="2024-12-17T10:50:00Z">
+      <w:ins w:id="1128" w:author="Dominic Stringer" w:date="2024-12-17T10:50:00Z" w16du:dateUtc="2024-12-17T10:50:00Z">
         <w:r>
           <w:rPr>
             <w:i/>
@@ -18917,7 +19060,7 @@
           <w:t>main</w:t>
         </w:r>
       </w:ins>
-      <w:ins w:id="1113" w:author="Dominic Stringer" w:date="2024-12-17T10:46:00Z" w16du:dateUtc="2024-12-17T10:46:00Z">
+      <w:ins w:id="1129" w:author="Dominic Stringer" w:date="2024-12-17T10:46:00Z" w16du:dateUtc="2024-12-17T10:46:00Z">
         <w:r>
           <w:rPr>
             <w:i/>
@@ -18927,7 +19070,7 @@
           <w:t xml:space="preserve"> statistical report/</w:t>
         </w:r>
       </w:ins>
-      <w:ins w:id="1114" w:author="Dominic Stringer" w:date="2024-12-17T10:50:00Z" w16du:dateUtc="2024-12-17T10:50:00Z">
+      <w:ins w:id="1130" w:author="Dominic Stringer" w:date="2024-12-17T10:50:00Z" w16du:dateUtc="2024-12-17T10:50:00Z">
         <w:r>
           <w:rPr>
             <w:i/>
@@ -18937,7 +19080,7 @@
           <w:t>primary</w:t>
         </w:r>
       </w:ins>
-      <w:ins w:id="1115" w:author="Dominic Stringer" w:date="2024-12-17T10:46:00Z" w16du:dateUtc="2024-12-17T10:46:00Z">
+      <w:ins w:id="1131" w:author="Dominic Stringer" w:date="2024-12-17T10:46:00Z" w16du:dateUtc="2024-12-17T10:46:00Z">
         <w:r>
           <w:rPr>
             <w:i/>
@@ -18949,7 +19092,7 @@
       </w:ins>
     </w:p>
     <w:p>
-      <w:ins w:id="1116" w:author="Hassan Jafari" w:date="2025-10-22T14:27:00Z" w16du:dateUtc="2025-10-22T13:27:00Z">
+      <w:ins w:id="1132" w:author="Hassan Jafari" w:date="2025-10-22T14:27:00Z" w16du:dateUtc="2025-10-22T13:27:00Z">
         <w:r>
           <w:t>{{</w:t>
         </w:r>
@@ -18970,21 +19113,20 @@
       <w:pPr>
         <w:pStyle w:val="Heading2"/>
       </w:pPr>
-      <w:bookmarkStart w:id="1117" w:name="_Toc183099293"/>
-      <w:bookmarkStart w:id="1118" w:name="_Toc185323578"/>
-      <w:r>
-        <w:lastRenderedPageBreak/>
+      <w:bookmarkStart w:id="1133" w:name="_Toc183099293"/>
+      <w:bookmarkStart w:id="1134" w:name="_Toc185323578"/>
+      <w:r>
         <w:t>Interim analysis</w:t>
       </w:r>
-      <w:bookmarkEnd w:id="1117"/>
-      <w:bookmarkEnd w:id="1118"/>
+      <w:bookmarkEnd w:id="1133"/>
+      <w:bookmarkEnd w:id="1134"/>
       <w:r>
         <w:fldChar w:fldCharType="begin"/>
       </w:r>
       <w:r>
         <w:instrText xml:space="preserve"> TC "</w:instrText>
       </w:r>
-      <w:bookmarkStart w:id="1119" w:name="_Toc183094458"/>
+      <w:bookmarkStart w:id="1135" w:name="_Toc183094458"/>
       <w:r>
         <w:instrText>3.4</w:instrText>
       </w:r>
@@ -18992,7 +19134,7 @@
         <w:tab/>
         <w:instrText>Interim analysis</w:instrText>
       </w:r>
-      <w:bookmarkEnd w:id="1119"/>
+      <w:bookmarkEnd w:id="1135"/>
       <w:r>
         <w:instrText xml:space="preserve">" \f C \l "1" </w:instrText>
       </w:r>
@@ -19003,13 +19145,13 @@
     <w:p>
       <w:pPr>
         <w:rPr>
-          <w:ins w:id="1120" w:author="Dominic Stringer" w:date="2024-12-17T11:14:00Z" w16du:dateUtc="2024-12-17T11:14:00Z"/>
+          <w:ins w:id="1136" w:author="Dominic Stringer" w:date="2024-12-17T11:14:00Z" w16du:dateUtc="2024-12-17T11:14:00Z"/>
           <w:i/>
           <w:iCs/>
           <w:highlight w:val="yellow"/>
         </w:rPr>
       </w:pPr>
-      <w:ins w:id="1121" w:author="Dominic Stringer" w:date="2024-12-17T10:43:00Z" w16du:dateUtc="2024-12-17T10:43:00Z">
+      <w:ins w:id="1137" w:author="Dominic Stringer" w:date="2024-12-17T10:43:00Z" w16du:dateUtc="2024-12-17T10:43:00Z">
         <w:r>
           <w:rPr>
             <w:i/>
@@ -19023,7 +19165,7 @@
     <w:p>
       <w:pPr>
         <w:rPr>
-          <w:ins w:id="1122" w:author="Gordon Forbes" w:date="2025-08-07T14:52:00Z" w16du:dateUtc="2025-08-07T13:52:00Z"/>
+          <w:ins w:id="1138" w:author="Gordon Forbes" w:date="2025-08-07T14:52:00Z" w16du:dateUtc="2025-08-07T13:52:00Z"/>
           <w:highlight w:val="yellow"/>
         </w:rPr>
       </w:pPr>
@@ -19031,16 +19173,16 @@
     <w:p>
       <w:pPr>
         <w:rPr>
-          <w:ins w:id="1123" w:author="Dominic Stringer" w:date="2024-12-17T11:14:00Z" w16du:dateUtc="2024-12-17T11:14:00Z"/>
+          <w:ins w:id="1139" w:author="Dominic Stringer" w:date="2024-12-17T11:14:00Z" w16du:dateUtc="2024-12-17T11:14:00Z"/>
           <w:i/>
           <w:iCs/>
           <w:highlight w:val="yellow"/>
         </w:rPr>
       </w:pPr>
-      <w:ins w:id="1124" w:author="Gordon Forbes" w:date="2025-08-07T14:52:00Z" w16du:dateUtc="2025-08-07T13:52:00Z">
-        <w:r>
-          <w:rPr>
-            <w:rPrChange w:id="1125" w:author="Gordon Forbes" w:date="2025-08-07T14:52:00Z" w16du:dateUtc="2025-08-07T13:52:00Z">
+      <w:ins w:id="1140" w:author="Gordon Forbes" w:date="2025-08-07T14:52:00Z" w16du:dateUtc="2025-08-07T13:52:00Z">
+        <w:r>
+          <w:rPr>
+            <w:rPrChange w:id="1141" w:author="Gordon Forbes" w:date="2025-08-07T14:52:00Z" w16du:dateUtc="2025-08-07T13:52:00Z">
               <w:rPr>
                 <w:highlight w:val="yellow"/>
               </w:rPr>
@@ -19051,7 +19193,7 @@
         <w:proofErr w:type="spellStart"/>
         <w:r>
           <w:rPr>
-            <w:rPrChange w:id="1126" w:author="Gordon Forbes" w:date="2025-08-07T14:52:00Z" w16du:dateUtc="2025-08-07T13:52:00Z">
+            <w:rPrChange w:id="1142" w:author="Gordon Forbes" w:date="2025-08-07T14:52:00Z" w16du:dateUtc="2025-08-07T13:52:00Z">
               <w:rPr>
                 <w:highlight w:val="yellow"/>
               </w:rPr>
@@ -19067,7 +19209,7 @@
           <w:t>}}</w:t>
         </w:r>
       </w:ins>
-      <w:ins w:id="1127" w:author="Dominic Stringer" w:date="2024-12-17T11:14:00Z" w16du:dateUtc="2024-12-17T11:14:00Z">
+      <w:ins w:id="1143" w:author="Dominic Stringer" w:date="2024-12-17T11:14:00Z" w16du:dateUtc="2024-12-17T11:14:00Z">
         <w:r>
           <w:rPr>
             <w:i/>
@@ -19082,46 +19224,46 @@
       <w:pPr>
         <w:pStyle w:val="Heading1"/>
         <w:rPr>
-          <w:ins w:id="1128" w:author="Dominic Stringer" w:date="2024-11-21T14:51:00Z" w16du:dateUtc="2024-11-21T14:51:00Z"/>
-        </w:rPr>
-      </w:pPr>
-      <w:bookmarkStart w:id="1129" w:name="_Toc183099294"/>
-      <w:bookmarkStart w:id="1130" w:name="_Toc185323579"/>
-      <w:ins w:id="1131" w:author="Dominic Stringer" w:date="2024-11-21T14:51:00Z" w16du:dateUtc="2024-11-21T14:51:00Z">
+          <w:ins w:id="1144" w:author="Dominic Stringer" w:date="2024-11-21T14:51:00Z" w16du:dateUtc="2024-11-21T14:51:00Z"/>
+        </w:rPr>
+      </w:pPr>
+      <w:bookmarkStart w:id="1145" w:name="_Toc183099294"/>
+      <w:bookmarkStart w:id="1146" w:name="_Toc185323579"/>
+      <w:ins w:id="1147" w:author="Dominic Stringer" w:date="2024-11-21T14:51:00Z" w16du:dateUtc="2024-11-21T14:51:00Z">
         <w:r>
           <w:lastRenderedPageBreak/>
           <w:t>Quality Control and Quality Assurance</w:t>
         </w:r>
-        <w:bookmarkEnd w:id="1129"/>
-        <w:bookmarkEnd w:id="1130"/>
+        <w:bookmarkEnd w:id="1145"/>
+        <w:bookmarkEnd w:id="1146"/>
       </w:ins>
     </w:p>
     <w:p>
       <w:pPr>
         <w:pStyle w:val="Heading2"/>
         <w:rPr>
-          <w:ins w:id="1132" w:author="Dominic Stringer" w:date="2024-11-21T14:52:00Z" w16du:dateUtc="2024-11-21T14:52:00Z"/>
-        </w:rPr>
-      </w:pPr>
-      <w:bookmarkStart w:id="1133" w:name="_Toc183099295"/>
-      <w:bookmarkStart w:id="1134" w:name="_Toc185323580"/>
-      <w:ins w:id="1135" w:author="Dominic Stringer" w:date="2024-11-21T14:51:00Z" w16du:dateUtc="2024-11-21T14:51:00Z">
+          <w:ins w:id="1148" w:author="Dominic Stringer" w:date="2024-11-21T14:52:00Z" w16du:dateUtc="2024-11-21T14:52:00Z"/>
+        </w:rPr>
+      </w:pPr>
+      <w:bookmarkStart w:id="1149" w:name="_Toc183099295"/>
+      <w:bookmarkStart w:id="1150" w:name="_Toc185323580"/>
+      <w:ins w:id="1151" w:author="Dominic Stringer" w:date="2024-11-21T14:51:00Z" w16du:dateUtc="2024-11-21T14:51:00Z">
         <w:r>
           <w:t>Quality control</w:t>
         </w:r>
       </w:ins>
-      <w:bookmarkEnd w:id="1133"/>
-      <w:bookmarkEnd w:id="1134"/>
-    </w:p>
-    <w:p>
-      <w:pPr>
-        <w:rPr>
-          <w:ins w:id="1136" w:author="Dominic Stringer" w:date="2024-11-21T16:01:00Z" w16du:dateUtc="2024-11-21T16:01:00Z"/>
-          <w:sz w:val="22"/>
-          <w:szCs w:val="22"/>
-        </w:rPr>
-      </w:pPr>
-      <w:ins w:id="1137" w:author="Dominic Stringer" w:date="2024-11-21T14:52:00Z" w16du:dateUtc="2024-11-21T14:52:00Z">
+      <w:bookmarkEnd w:id="1149"/>
+      <w:bookmarkEnd w:id="1150"/>
+    </w:p>
+    <w:p>
+      <w:pPr>
+        <w:rPr>
+          <w:ins w:id="1152" w:author="Dominic Stringer" w:date="2024-11-21T16:01:00Z" w16du:dateUtc="2024-11-21T16:01:00Z"/>
+          <w:sz w:val="22"/>
+          <w:szCs w:val="22"/>
+        </w:rPr>
+      </w:pPr>
+      <w:ins w:id="1153" w:author="Dominic Stringer" w:date="2024-11-21T14:52:00Z" w16du:dateUtc="2024-11-21T14:52:00Z">
         <w:r>
           <w:rPr>
             <w:sz w:val="22"/>
@@ -19130,7 +19272,7 @@
           <w:t xml:space="preserve">The junior statistician will carry out data checks on </w:t>
         </w:r>
       </w:ins>
-      <w:ins w:id="1138" w:author="Dominic Stringer" w:date="2024-12-17T11:11:00Z" w16du:dateUtc="2024-12-17T11:11:00Z">
+      <w:ins w:id="1154" w:author="Dominic Stringer" w:date="2024-12-17T11:11:00Z" w16du:dateUtc="2024-12-17T11:11:00Z">
         <w:r>
           <w:rPr>
             <w:sz w:val="22"/>
@@ -19139,7 +19281,7 @@
           <w:t>trial</w:t>
         </w:r>
       </w:ins>
-      <w:ins w:id="1139" w:author="Dominic Stringer" w:date="2024-11-21T14:52:00Z" w16du:dateUtc="2024-11-21T14:52:00Z">
+      <w:ins w:id="1155" w:author="Dominic Stringer" w:date="2024-11-21T14:52:00Z" w16du:dateUtc="2024-11-21T14:52:00Z">
         <w:r>
           <w:rPr>
             <w:sz w:val="22"/>
@@ -19206,16 +19348,16 @@
     <w:p>
       <w:pPr>
         <w:rPr>
-          <w:ins w:id="1140" w:author="Dominic Stringer" w:date="2024-11-21T16:01:00Z" w16du:dateUtc="2024-11-21T16:01:00Z"/>
-          <w:sz w:val="22"/>
-          <w:szCs w:val="22"/>
-        </w:rPr>
-      </w:pPr>
-    </w:p>
-    <w:p>
-      <w:pPr>
-        <w:rPr>
-          <w:ins w:id="1141" w:author="Dominic Stringer" w:date="2024-11-21T14:52:00Z" w16du:dateUtc="2024-11-21T14:52:00Z"/>
+          <w:ins w:id="1156" w:author="Dominic Stringer" w:date="2024-11-21T16:01:00Z" w16du:dateUtc="2024-11-21T16:01:00Z"/>
+          <w:sz w:val="22"/>
+          <w:szCs w:val="22"/>
+        </w:rPr>
+      </w:pPr>
+    </w:p>
+    <w:p>
+      <w:pPr>
+        <w:rPr>
+          <w:ins w:id="1157" w:author="Dominic Stringer" w:date="2024-11-21T14:52:00Z" w16du:dateUtc="2024-11-21T14:52:00Z"/>
           <w:b/>
           <w:bCs/>
           <w:i/>
@@ -19224,7 +19366,7 @@
           <w:szCs w:val="22"/>
         </w:rPr>
       </w:pPr>
-      <w:ins w:id="1142" w:author="Dominic Stringer" w:date="2024-11-21T16:01:00Z" w16du:dateUtc="2024-11-21T16:01:00Z">
+      <w:ins w:id="1158" w:author="Dominic Stringer" w:date="2024-11-21T16:01:00Z" w16du:dateUtc="2024-11-21T16:01:00Z">
         <w:r>
           <w:rPr>
             <w:i/>
@@ -19256,7 +19398,7 @@
           <w:t xml:space="preserve"> Data Management Plan should be included here where it exists</w:t>
         </w:r>
       </w:ins>
-      <w:ins w:id="1143" w:author="Dominic Stringer" w:date="2024-11-28T13:26:00Z" w16du:dateUtc="2024-11-28T13:26:00Z">
+      <w:ins w:id="1159" w:author="Dominic Stringer" w:date="2024-11-28T13:26:00Z" w16du:dateUtc="2024-11-28T13:26:00Z">
         <w:r>
           <w:rPr>
             <w:i/>
@@ -19291,7 +19433,7 @@
     <w:p>
       <w:pPr>
         <w:rPr>
-          <w:ins w:id="1144" w:author="Dominic Stringer" w:date="2024-11-21T14:51:00Z" w16du:dateUtc="2024-11-21T14:51:00Z"/>
+          <w:ins w:id="1160" w:author="Dominic Stringer" w:date="2024-11-21T14:51:00Z" w16du:dateUtc="2024-11-21T14:51:00Z"/>
         </w:rPr>
       </w:pPr>
     </w:p>
@@ -19299,29 +19441,29 @@
       <w:pPr>
         <w:pStyle w:val="Heading2"/>
         <w:rPr>
-          <w:ins w:id="1145" w:author="Dominic Stringer" w:date="2024-11-21T16:58:00Z" w16du:dateUtc="2024-11-21T16:58:00Z"/>
-        </w:rPr>
-      </w:pPr>
-      <w:bookmarkStart w:id="1146" w:name="_Toc183099296"/>
-      <w:bookmarkStart w:id="1147" w:name="_Toc185323581"/>
-      <w:ins w:id="1148" w:author="Dominic Stringer" w:date="2024-11-21T14:53:00Z" w16du:dateUtc="2024-11-21T14:53:00Z">
+          <w:ins w:id="1161" w:author="Dominic Stringer" w:date="2024-11-21T16:58:00Z" w16du:dateUtc="2024-11-21T16:58:00Z"/>
+        </w:rPr>
+      </w:pPr>
+      <w:bookmarkStart w:id="1162" w:name="_Toc183099296"/>
+      <w:bookmarkStart w:id="1163" w:name="_Toc185323581"/>
+      <w:ins w:id="1164" w:author="Dominic Stringer" w:date="2024-11-21T14:53:00Z" w16du:dateUtc="2024-11-21T14:53:00Z">
         <w:r>
           <w:t>Carrying out the final analysis</w:t>
         </w:r>
       </w:ins>
-      <w:bookmarkEnd w:id="1146"/>
-      <w:bookmarkEnd w:id="1147"/>
-    </w:p>
-    <w:p>
-      <w:pPr>
-        <w:rPr>
-          <w:ins w:id="1149" w:author="Dominic Stringer" w:date="2024-11-21T16:02:00Z" w16du:dateUtc="2024-11-21T16:02:00Z"/>
+      <w:bookmarkEnd w:id="1162"/>
+      <w:bookmarkEnd w:id="1163"/>
+    </w:p>
+    <w:p>
+      <w:pPr>
+        <w:rPr>
+          <w:ins w:id="1165" w:author="Dominic Stringer" w:date="2024-11-21T16:02:00Z" w16du:dateUtc="2024-11-21T16:02:00Z"/>
           <w:sz w:val="22"/>
           <w:szCs w:val="22"/>
           <w:lang w:val="en-GB" w:eastAsia="en-GB"/>
         </w:rPr>
       </w:pPr>
-      <w:ins w:id="1150" w:author="Dominic Stringer" w:date="2024-11-21T14:53:00Z" w16du:dateUtc="2024-11-21T14:53:00Z">
+      <w:ins w:id="1166" w:author="Dominic Stringer" w:date="2024-11-21T14:53:00Z" w16du:dateUtc="2024-11-21T14:53:00Z">
         <w:r>
           <w:rPr>
             <w:sz w:val="22"/>
@@ -19331,7 +19473,7 @@
           <w:t xml:space="preserve">For the final analysis, the Senior </w:t>
         </w:r>
       </w:ins>
-      <w:ins w:id="1151" w:author="Dominic Stringer" w:date="2024-12-17T11:11:00Z" w16du:dateUtc="2024-12-17T11:11:00Z">
+      <w:ins w:id="1167" w:author="Dominic Stringer" w:date="2024-12-17T11:11:00Z" w16du:dateUtc="2024-12-17T11:11:00Z">
         <w:r>
           <w:rPr>
             <w:sz w:val="22"/>
@@ -19341,7 +19483,7 @@
           <w:t>statistician</w:t>
         </w:r>
       </w:ins>
-      <w:ins w:id="1152" w:author="Dominic Stringer" w:date="2024-11-21T14:53:00Z" w16du:dateUtc="2024-11-21T14:53:00Z">
+      <w:ins w:id="1168" w:author="Dominic Stringer" w:date="2024-11-21T14:53:00Z" w16du:dateUtc="2024-11-21T14:53:00Z">
         <w:r>
           <w:rPr>
             <w:sz w:val="22"/>
@@ -19355,7 +19497,7 @@
     <w:p>
       <w:pPr>
         <w:rPr>
-          <w:ins w:id="1153" w:author="Dominic Stringer" w:date="2024-11-21T14:53:00Z" w16du:dateUtc="2024-11-21T14:53:00Z"/>
+          <w:ins w:id="1169" w:author="Dominic Stringer" w:date="2024-11-21T14:53:00Z" w16du:dateUtc="2024-11-21T14:53:00Z"/>
           <w:sz w:val="22"/>
           <w:szCs w:val="22"/>
           <w:lang w:val="en-GB" w:eastAsia="en-GB"/>
@@ -19365,13 +19507,13 @@
     <w:p>
       <w:pPr>
         <w:rPr>
-          <w:del w:id="1154" w:author="Dominic Stringer" w:date="2024-11-21T14:53:00Z" w16du:dateUtc="2024-11-21T14:53:00Z"/>
+          <w:del w:id="1170" w:author="Dominic Stringer" w:date="2024-11-21T14:53:00Z" w16du:dateUtc="2024-11-21T14:53:00Z"/>
           <w:sz w:val="22"/>
           <w:szCs w:val="22"/>
           <w:lang w:val="en-GB" w:eastAsia="en-GB"/>
         </w:rPr>
       </w:pPr>
-      <w:ins w:id="1155" w:author="Dominic Stringer" w:date="2024-11-21T14:53:00Z" w16du:dateUtc="2024-11-21T14:53:00Z">
+      <w:ins w:id="1171" w:author="Dominic Stringer" w:date="2024-11-21T14:53:00Z" w16du:dateUtc="2024-11-21T14:53:00Z">
         <w:r>
           <w:rPr>
             <w:sz w:val="22"/>
@@ -19411,7 +19553,7 @@
     <w:p>
       <w:pPr>
         <w:rPr>
-          <w:ins w:id="1156" w:author="Dominic Stringer" w:date="2024-11-21T14:53:00Z" w16du:dateUtc="2024-11-21T14:53:00Z"/>
+          <w:ins w:id="1172" w:author="Dominic Stringer" w:date="2024-11-21T14:53:00Z" w16du:dateUtc="2024-11-21T14:53:00Z"/>
           <w:lang w:val="en-GB" w:eastAsia="en-GB"/>
         </w:rPr>
       </w:pPr>
@@ -19420,29 +19562,29 @@
       <w:pPr>
         <w:pStyle w:val="Heading2"/>
         <w:rPr>
-          <w:ins w:id="1157" w:author="Dominic Stringer" w:date="2024-11-21T16:58:00Z" w16du:dateUtc="2024-11-21T16:58:00Z"/>
-        </w:rPr>
-      </w:pPr>
-      <w:bookmarkStart w:id="1158" w:name="_Toc183099297"/>
-      <w:bookmarkStart w:id="1159" w:name="_Toc185323582"/>
-      <w:ins w:id="1160" w:author="Dominic Stringer" w:date="2024-11-21T14:53:00Z" w16du:dateUtc="2024-11-21T14:53:00Z">
+          <w:ins w:id="1173" w:author="Dominic Stringer" w:date="2024-11-21T16:58:00Z" w16du:dateUtc="2024-11-21T16:58:00Z"/>
+        </w:rPr>
+      </w:pPr>
+      <w:bookmarkStart w:id="1174" w:name="_Toc183099297"/>
+      <w:bookmarkStart w:id="1175" w:name="_Toc185323582"/>
+      <w:ins w:id="1176" w:author="Dominic Stringer" w:date="2024-11-21T14:53:00Z" w16du:dateUtc="2024-11-21T14:53:00Z">
         <w:r>
           <w:t>Approval and version control of the SAP</w:t>
         </w:r>
       </w:ins>
-      <w:bookmarkEnd w:id="1158"/>
-      <w:bookmarkEnd w:id="1159"/>
-    </w:p>
-    <w:p>
-      <w:pPr>
-        <w:rPr>
-          <w:ins w:id="1161" w:author="Dominic Stringer" w:date="2024-11-26T11:12:00Z" w16du:dateUtc="2024-11-26T11:12:00Z"/>
+      <w:bookmarkEnd w:id="1174"/>
+      <w:bookmarkEnd w:id="1175"/>
+    </w:p>
+    <w:p>
+      <w:pPr>
+        <w:rPr>
+          <w:ins w:id="1177" w:author="Dominic Stringer" w:date="2024-11-26T11:12:00Z" w16du:dateUtc="2024-11-26T11:12:00Z"/>
           <w:sz w:val="22"/>
           <w:szCs w:val="22"/>
           <w:lang w:val="en-GB" w:eastAsia="en-GB"/>
         </w:rPr>
       </w:pPr>
-      <w:ins w:id="1162" w:author="Dominic Stringer" w:date="2024-11-21T14:54:00Z" w16du:dateUtc="2024-11-21T14:54:00Z">
+      <w:ins w:id="1178" w:author="Dominic Stringer" w:date="2024-11-21T14:54:00Z" w16du:dateUtc="2024-11-21T14:54:00Z">
         <w:r>
           <w:rPr>
             <w:sz w:val="22"/>
@@ -19494,7 +19636,7 @@
             <w:szCs w:val="22"/>
             <w:highlight w:val="yellow"/>
             <w:lang w:val="en-GB" w:eastAsia="en-GB"/>
-            <w:rPrChange w:id="1163" w:author="Dominic Stringer" w:date="2024-12-17T11:13:00Z" w16du:dateUtc="2024-12-17T11:13:00Z">
+            <w:rPrChange w:id="1179" w:author="Dominic Stringer" w:date="2024-12-17T11:13:00Z" w16du:dateUtc="2024-12-17T11:13:00Z">
               <w:rPr>
                 <w:sz w:val="22"/>
                 <w:szCs w:val="22"/>
@@ -19512,7 +19654,7 @@
             <w:szCs w:val="22"/>
             <w:highlight w:val="yellow"/>
             <w:lang w:val="en-GB" w:eastAsia="en-GB"/>
-            <w:rPrChange w:id="1164" w:author="Dominic Stringer" w:date="2024-12-17T11:12:00Z" w16du:dateUtc="2024-12-17T11:12:00Z">
+            <w:rPrChange w:id="1180" w:author="Dominic Stringer" w:date="2024-12-17T11:12:00Z" w16du:dateUtc="2024-12-17T11:12:00Z">
               <w:rPr>
                 <w:sz w:val="22"/>
                 <w:szCs w:val="22"/>
@@ -19523,7 +19665,7 @@
           <w:t xml:space="preserve"> </w:t>
         </w:r>
       </w:ins>
-      <w:ins w:id="1165" w:author="Dominic Stringer" w:date="2024-12-17T11:12:00Z" w16du:dateUtc="2024-12-17T11:12:00Z">
+      <w:ins w:id="1181" w:author="Dominic Stringer" w:date="2024-12-17T11:12:00Z" w16du:dateUtc="2024-12-17T11:12:00Z">
         <w:r>
           <w:rPr>
             <w:i/>
@@ -19532,7 +19674,7 @@
             <w:szCs w:val="22"/>
             <w:highlight w:val="yellow"/>
             <w:lang w:val="en-GB" w:eastAsia="en-GB"/>
-            <w:rPrChange w:id="1166" w:author="Dominic Stringer" w:date="2024-12-17T11:12:00Z" w16du:dateUtc="2024-12-17T11:12:00Z">
+            <w:rPrChange w:id="1182" w:author="Dominic Stringer" w:date="2024-12-17T11:12:00Z" w16du:dateUtc="2024-12-17T11:12:00Z">
               <w:rPr>
                 <w:sz w:val="22"/>
                 <w:szCs w:val="22"/>
@@ -19543,7 +19685,7 @@
           <w:t>statisticians</w:t>
         </w:r>
       </w:ins>
-      <w:ins w:id="1167" w:author="Dominic Stringer" w:date="2024-11-21T14:54:00Z" w16du:dateUtc="2024-11-21T14:54:00Z">
+      <w:ins w:id="1183" w:author="Dominic Stringer" w:date="2024-11-21T14:54:00Z" w16du:dateUtc="2024-11-21T14:54:00Z">
         <w:r>
           <w:rPr>
             <w:sz w:val="22"/>
@@ -19571,7 +19713,7 @@
           <w:t xml:space="preserve"> avoid any chance or appearance of introducing bias having seen unblinded data. A copy of the tracked changes version will be </w:t>
         </w:r>
       </w:ins>
-      <w:ins w:id="1168" w:author="Dominic Stringer" w:date="2024-12-17T10:48:00Z" w16du:dateUtc="2024-12-17T10:48:00Z">
+      <w:ins w:id="1184" w:author="Dominic Stringer" w:date="2024-12-17T10:48:00Z" w16du:dateUtc="2024-12-17T10:48:00Z">
         <w:r>
           <w:rPr>
             <w:sz w:val="22"/>
@@ -19581,7 +19723,7 @@
           <w:t>retained,</w:t>
         </w:r>
       </w:ins>
-      <w:ins w:id="1169" w:author="Dominic Stringer" w:date="2024-11-26T11:11:00Z" w16du:dateUtc="2024-11-26T11:11:00Z">
+      <w:ins w:id="1185" w:author="Dominic Stringer" w:date="2024-11-26T11:11:00Z" w16du:dateUtc="2024-11-26T11:11:00Z">
         <w:r>
           <w:rPr>
             <w:sz w:val="22"/>
@@ -19591,7 +19733,7 @@
           <w:t xml:space="preserve"> and an</w:t>
         </w:r>
       </w:ins>
-      <w:ins w:id="1170" w:author="Dominic Stringer" w:date="2024-11-21T14:54:00Z" w16du:dateUtc="2024-11-21T14:54:00Z">
+      <w:ins w:id="1186" w:author="Dominic Stringer" w:date="2024-11-21T14:54:00Z" w16du:dateUtc="2024-11-21T14:54:00Z">
         <w:r>
           <w:rPr>
             <w:sz w:val="22"/>
@@ -19601,7 +19743,7 @@
           <w:t xml:space="preserve"> updated version will be approved by the Chief Investigator, Senior Statistician and TSC chair. Any changes between versions will also be outlined in Section </w:t>
         </w:r>
       </w:ins>
-      <w:ins w:id="1171" w:author="Dominic Stringer" w:date="2024-11-26T11:12:00Z" w16du:dateUtc="2024-11-26T11:12:00Z">
+      <w:ins w:id="1187" w:author="Dominic Stringer" w:date="2024-11-26T11:12:00Z" w16du:dateUtc="2024-11-26T11:12:00Z">
         <w:r>
           <w:rPr>
             <w:sz w:val="22"/>
@@ -19635,7 +19777,7 @@
         <w:fldChar w:fldCharType="separate"/>
       </w:r>
       <w:proofErr w:type="spellStart"/>
-      <w:ins w:id="1172" w:author="Dominic Stringer" w:date="2024-11-26T11:12:00Z" w16du:dateUtc="2024-11-26T11:12:00Z">
+      <w:ins w:id="1188" w:author="Dominic Stringer" w:date="2024-11-26T11:12:00Z" w16du:dateUtc="2024-11-26T11:12:00Z">
         <w:r>
           <w:rPr>
             <w:sz w:val="22"/>
@@ -19654,7 +19796,7 @@
           <w:fldChar w:fldCharType="end"/>
         </w:r>
       </w:ins>
-      <w:ins w:id="1173" w:author="Dominic Stringer" w:date="2024-11-21T14:54:00Z" w16du:dateUtc="2024-11-21T14:54:00Z">
+      <w:ins w:id="1189" w:author="Dominic Stringer" w:date="2024-11-21T14:54:00Z" w16du:dateUtc="2024-11-21T14:54:00Z">
         <w:r>
           <w:rPr>
             <w:sz w:val="22"/>
@@ -19668,7 +19810,7 @@
     <w:p>
       <w:pPr>
         <w:rPr>
-          <w:ins w:id="1174" w:author="Dominic Stringer" w:date="2024-11-21T14:54:00Z" w16du:dateUtc="2024-11-21T14:54:00Z"/>
+          <w:ins w:id="1190" w:author="Dominic Stringer" w:date="2024-11-21T14:54:00Z" w16du:dateUtc="2024-11-21T14:54:00Z"/>
           <w:sz w:val="22"/>
           <w:szCs w:val="22"/>
           <w:lang w:val="en-GB" w:eastAsia="en-GB"/>
@@ -19678,14 +19820,14 @@
     <w:p>
       <w:pPr>
         <w:rPr>
-          <w:ins w:id="1175" w:author="Dominic Stringer" w:date="2024-11-21T14:54:00Z" w16du:dateUtc="2024-11-21T14:54:00Z"/>
+          <w:ins w:id="1191" w:author="Dominic Stringer" w:date="2024-11-21T14:54:00Z" w16du:dateUtc="2024-11-21T14:54:00Z"/>
           <w:b/>
           <w:bCs/>
           <w:sz w:val="22"/>
           <w:szCs w:val="22"/>
         </w:rPr>
       </w:pPr>
-      <w:ins w:id="1176" w:author="Dominic Stringer" w:date="2024-11-21T14:54:00Z" w16du:dateUtc="2024-11-21T14:54:00Z">
+      <w:ins w:id="1192" w:author="Dominic Stringer" w:date="2024-11-21T14:54:00Z" w16du:dateUtc="2024-11-21T14:54:00Z">
         <w:r>
           <w:rPr>
             <w:sz w:val="22"/>
@@ -19695,7 +19837,7 @@
           <w:t>The initial signed off version will be versioned as Version 1.0. Minor amendments following this should be versioned with sub-numbering e.g., Version 1.1</w:t>
         </w:r>
       </w:ins>
-      <w:ins w:id="1177" w:author="Dominic Stringer" w:date="2024-12-17T11:15:00Z" w16du:dateUtc="2024-12-17T11:15:00Z">
+      <w:ins w:id="1193" w:author="Dominic Stringer" w:date="2024-12-17T11:15:00Z" w16du:dateUtc="2024-12-17T11:15:00Z">
         <w:r>
           <w:rPr>
             <w:sz w:val="22"/>
@@ -19709,7 +19851,7 @@
     <w:p>
       <w:pPr>
         <w:rPr>
-          <w:ins w:id="1178" w:author="Dominic Stringer" w:date="2024-11-21T14:53:00Z" w16du:dateUtc="2024-11-21T14:53:00Z"/>
+          <w:ins w:id="1194" w:author="Dominic Stringer" w:date="2024-11-21T14:53:00Z" w16du:dateUtc="2024-11-21T14:53:00Z"/>
         </w:rPr>
       </w:pPr>
     </w:p>
@@ -19717,27 +19859,27 @@
       <w:pPr>
         <w:pStyle w:val="Heading2"/>
         <w:rPr>
-          <w:ins w:id="1179" w:author="Dominic Stringer" w:date="2024-11-21T16:58:00Z" w16du:dateUtc="2024-11-21T16:58:00Z"/>
-        </w:rPr>
-      </w:pPr>
-      <w:bookmarkStart w:id="1180" w:name="_Toc183099298"/>
-      <w:bookmarkStart w:id="1181" w:name="_Toc185323583"/>
-      <w:ins w:id="1182" w:author="Dominic Stringer" w:date="2024-11-21T14:53:00Z" w16du:dateUtc="2024-11-21T14:53:00Z">
+          <w:ins w:id="1195" w:author="Dominic Stringer" w:date="2024-11-21T16:58:00Z" w16du:dateUtc="2024-11-21T16:58:00Z"/>
+        </w:rPr>
+      </w:pPr>
+      <w:bookmarkStart w:id="1196" w:name="_Toc183099298"/>
+      <w:bookmarkStart w:id="1197" w:name="_Toc185323583"/>
+      <w:ins w:id="1198" w:author="Dominic Stringer" w:date="2024-11-21T14:53:00Z" w16du:dateUtc="2024-11-21T14:53:00Z">
         <w:r>
           <w:t>Quality Assurance</w:t>
         </w:r>
       </w:ins>
-      <w:bookmarkEnd w:id="1180"/>
-      <w:bookmarkEnd w:id="1181"/>
-    </w:p>
-    <w:p>
-      <w:pPr>
-        <w:rPr>
-          <w:ins w:id="1183" w:author="Dominic Stringer" w:date="2024-12-17T11:14:00Z" w16du:dateUtc="2024-12-17T11:14:00Z"/>
+      <w:bookmarkEnd w:id="1196"/>
+      <w:bookmarkEnd w:id="1197"/>
+    </w:p>
+    <w:p>
+      <w:pPr>
+        <w:rPr>
+          <w:ins w:id="1199" w:author="Dominic Stringer" w:date="2024-12-17T11:14:00Z" w16du:dateUtc="2024-12-17T11:14:00Z"/>
           <w:highlight w:val="cyan"/>
         </w:rPr>
       </w:pPr>
-      <w:ins w:id="1184" w:author="Dominic Stringer" w:date="2024-11-21T14:53:00Z" w16du:dateUtc="2024-11-21T14:53:00Z">
+      <w:ins w:id="1200" w:author="Dominic Stringer" w:date="2024-11-21T14:53:00Z" w16du:dateUtc="2024-11-21T14:53:00Z">
         <w:r>
           <w:t xml:space="preserve">Quality assurance processes will be followed according to </w:t>
         </w:r>
@@ -19752,11 +19894,11 @@
     <w:p>
       <w:pPr>
         <w:rPr>
-          <w:ins w:id="1185" w:author="Dominic Stringer" w:date="2024-12-17T11:14:00Z" w16du:dateUtc="2024-12-17T11:14:00Z"/>
+          <w:ins w:id="1201" w:author="Dominic Stringer" w:date="2024-12-17T11:14:00Z" w16du:dateUtc="2024-12-17T11:14:00Z"/>
           <w:highlight w:val="cyan"/>
         </w:rPr>
       </w:pPr>
-      <w:ins w:id="1186" w:author="Dominic Stringer" w:date="2024-12-17T11:14:00Z" w16du:dateUtc="2024-12-17T11:14:00Z">
+      <w:ins w:id="1202" w:author="Dominic Stringer" w:date="2024-12-17T11:14:00Z" w16du:dateUtc="2024-12-17T11:14:00Z">
         <w:r>
           <w:rPr>
             <w:highlight w:val="cyan"/>
@@ -19769,7 +19911,7 @@
       <w:pPr>
         <w:pStyle w:val="Heading1"/>
       </w:pPr>
-      <w:del w:id="1187" w:author="Dominic Stringer" w:date="2024-11-21T15:21:00Z" w16du:dateUtc="2024-11-21T15:21:00Z">
+      <w:del w:id="1203" w:author="Dominic Stringer" w:date="2024-11-21T15:21:00Z" w16du:dateUtc="2024-11-21T15:21:00Z">
         <w:r>
           <w:lastRenderedPageBreak/>
           <w:delText>4.</w:delText>
@@ -19778,20 +19920,20 @@
           <w:tab/>
         </w:r>
       </w:del>
-      <w:bookmarkStart w:id="1188" w:name="_Toc183099299"/>
-      <w:bookmarkStart w:id="1189" w:name="_Toc185323584"/>
+      <w:bookmarkStart w:id="1204" w:name="_Toc183099299"/>
+      <w:bookmarkStart w:id="1205" w:name="_Toc185323584"/>
       <w:r>
         <w:t>Software</w:t>
       </w:r>
-      <w:bookmarkEnd w:id="1188"/>
-      <w:bookmarkEnd w:id="1189"/>
+      <w:bookmarkEnd w:id="1204"/>
+      <w:bookmarkEnd w:id="1205"/>
       <w:r>
         <w:fldChar w:fldCharType="begin"/>
       </w:r>
       <w:r>
         <w:instrText xml:space="preserve"> TC "</w:instrText>
       </w:r>
-      <w:bookmarkStart w:id="1190" w:name="_Toc183094459"/>
+      <w:bookmarkStart w:id="1206" w:name="_Toc183094459"/>
       <w:r>
         <w:instrText>4.</w:instrText>
       </w:r>
@@ -19799,7 +19941,7 @@
         <w:tab/>
         <w:instrText>Software</w:instrText>
       </w:r>
-      <w:bookmarkEnd w:id="1190"/>
+      <w:bookmarkEnd w:id="1206"/>
       <w:r>
         <w:instrText xml:space="preserve">" \f C \l "1" </w:instrText>
       </w:r>
@@ -19811,17 +19953,17 @@
       <w:pPr>
         <w:pStyle w:val="Heading2"/>
         <w:rPr>
-          <w:ins w:id="1191" w:author="Dominic Stringer" w:date="2024-11-22T13:17:00Z" w16du:dateUtc="2024-11-22T13:17:00Z"/>
-        </w:rPr>
-      </w:pPr>
-      <w:bookmarkStart w:id="1192" w:name="_Toc185323585"/>
-      <w:bookmarkStart w:id="1193" w:name="_Toc185323586"/>
-      <w:bookmarkEnd w:id="1192"/>
+          <w:ins w:id="1207" w:author="Dominic Stringer" w:date="2024-11-22T13:17:00Z" w16du:dateUtc="2024-11-22T13:17:00Z"/>
+        </w:rPr>
+      </w:pPr>
+      <w:bookmarkStart w:id="1208" w:name="_Toc185323585"/>
+      <w:bookmarkStart w:id="1209" w:name="_Toc185323586"/>
+      <w:bookmarkEnd w:id="1208"/>
       <w:r>
         <w:t>Data management</w:t>
       </w:r>
-      <w:bookmarkEnd w:id="1193"/>
-      <w:del w:id="1194" w:author="Dominic Stringer" w:date="2024-11-22T13:18:00Z" w16du:dateUtc="2024-11-22T13:18:00Z">
+      <w:bookmarkEnd w:id="1209"/>
+      <w:del w:id="1210" w:author="Dominic Stringer" w:date="2024-11-22T13:18:00Z" w16du:dateUtc="2024-11-22T13:18:00Z">
         <w:r>
           <w:delText>:</w:delText>
         </w:r>
@@ -19913,12 +20055,12 @@
     <w:p>
       <w:pPr>
         <w:rPr>
-          <w:ins w:id="1195" w:author="Dominic Stringer" w:date="2024-11-22T13:17:00Z" w16du:dateUtc="2024-11-22T13:17:00Z"/>
-          <w:sz w:val="22"/>
-          <w:szCs w:val="22"/>
-        </w:rPr>
-      </w:pPr>
-      <w:del w:id="1196" w:author="Dominic Stringer" w:date="2024-11-22T13:17:00Z" w16du:dateUtc="2024-11-22T13:17:00Z">
+          <w:ins w:id="1211" w:author="Dominic Stringer" w:date="2024-11-22T13:17:00Z" w16du:dateUtc="2024-11-22T13:17:00Z"/>
+          <w:sz w:val="22"/>
+          <w:szCs w:val="22"/>
+        </w:rPr>
+      </w:pPr>
+      <w:del w:id="1212" w:author="Dominic Stringer" w:date="2024-11-22T13:17:00Z" w16du:dateUtc="2024-11-22T13:17:00Z">
         <w:r>
           <w:rPr>
             <w:sz w:val="22"/>
@@ -19932,18 +20074,18 @@
       <w:pPr>
         <w:pStyle w:val="Heading2"/>
         <w:rPr>
-          <w:ins w:id="1197" w:author="Dominic Stringer" w:date="2024-11-22T13:17:00Z" w16du:dateUtc="2024-11-22T13:17:00Z"/>
-          <w:sz w:val="22"/>
-          <w:szCs w:val="22"/>
-        </w:rPr>
-      </w:pPr>
-      <w:del w:id="1198" w:author="Dominic Stringer" w:date="2024-11-22T13:18:00Z" w16du:dateUtc="2024-11-22T13:18:00Z">
+          <w:ins w:id="1213" w:author="Dominic Stringer" w:date="2024-11-22T13:17:00Z" w16du:dateUtc="2024-11-22T13:17:00Z"/>
+          <w:sz w:val="22"/>
+          <w:szCs w:val="22"/>
+        </w:rPr>
+      </w:pPr>
+      <w:del w:id="1214" w:author="Dominic Stringer" w:date="2024-11-22T13:18:00Z" w16du:dateUtc="2024-11-22T13:18:00Z">
         <w:r>
           <w:delText xml:space="preserve">analysis </w:delText>
         </w:r>
       </w:del>
-      <w:bookmarkStart w:id="1199" w:name="_Toc185323587"/>
-      <w:ins w:id="1200" w:author="Dominic Stringer" w:date="2024-11-22T13:18:00Z" w16du:dateUtc="2024-11-22T13:18:00Z">
+      <w:bookmarkStart w:id="1215" w:name="_Toc185323587"/>
+      <w:ins w:id="1216" w:author="Dominic Stringer" w:date="2024-11-22T13:18:00Z" w16du:dateUtc="2024-11-22T13:18:00Z">
         <w:r>
           <w:t>A</w:t>
         </w:r>
@@ -19954,8 +20096,8 @@
       <w:r>
         <w:t>software</w:t>
       </w:r>
-      <w:bookmarkEnd w:id="1199"/>
-      <w:ins w:id="1201" w:author="Dominic Stringer" w:date="2024-11-22T13:17:00Z" w16du:dateUtc="2024-11-22T13:17:00Z">
+      <w:bookmarkEnd w:id="1215"/>
+      <w:ins w:id="1217" w:author="Dominic Stringer" w:date="2024-11-22T13:17:00Z" w16du:dateUtc="2024-11-22T13:17:00Z">
         <w:r>
           <w:rPr>
             <w:sz w:val="22"/>
@@ -19974,7 +20116,7 @@
           <w:szCs w:val="22"/>
         </w:rPr>
       </w:pPr>
-      <w:ins w:id="1202" w:author="Dominic Stringer" w:date="2024-11-22T13:17:00Z" w16du:dateUtc="2024-11-22T13:17:00Z">
+      <w:ins w:id="1218" w:author="Dominic Stringer" w:date="2024-11-22T13:17:00Z" w16du:dateUtc="2024-11-22T13:17:00Z">
         <w:r>
           <w:rPr>
             <w:i/>
@@ -19986,7 +20128,7 @@
           <w:t>Describe</w:t>
         </w:r>
       </w:ins>
-      <w:ins w:id="1203" w:author="Dominic Stringer" w:date="2024-12-17T10:51:00Z" w16du:dateUtc="2024-12-17T10:51:00Z">
+      <w:ins w:id="1219" w:author="Dominic Stringer" w:date="2024-12-17T10:51:00Z" w16du:dateUtc="2024-12-17T10:51:00Z">
         <w:r>
           <w:rPr>
             <w:i/>
@@ -19998,7 +20140,7 @@
           <w:t xml:space="preserve"> software to be used</w:t>
         </w:r>
       </w:ins>
-      <w:ins w:id="1204" w:author="Dominic Stringer" w:date="2024-11-22T13:17:00Z" w16du:dateUtc="2024-11-22T13:17:00Z">
+      <w:ins w:id="1220" w:author="Dominic Stringer" w:date="2024-11-22T13:17:00Z" w16du:dateUtc="2024-11-22T13:17:00Z">
         <w:r>
           <w:rPr>
             <w:i/>
@@ -20010,7 +20152,7 @@
           <w:t xml:space="preserve"> including version as well as any </w:t>
         </w:r>
       </w:ins>
-      <w:ins w:id="1205" w:author="Dominic Stringer" w:date="2024-11-21T14:49:00Z" w16du:dateUtc="2024-11-21T14:49:00Z">
+      <w:ins w:id="1221" w:author="Dominic Stringer" w:date="2024-11-21T14:49:00Z" w16du:dateUtc="2024-11-21T14:49:00Z">
         <w:r>
           <w:rPr>
             <w:i/>
@@ -20022,7 +20164,7 @@
           <w:t>packages, especially any</w:t>
         </w:r>
       </w:ins>
-      <w:ins w:id="1206" w:author="Dominic Stringer" w:date="2024-11-21T14:34:00Z" w16du:dateUtc="2024-11-21T14:34:00Z">
+      <w:ins w:id="1222" w:author="Dominic Stringer" w:date="2024-11-21T14:34:00Z" w16du:dateUtc="2024-11-21T14:34:00Z">
         <w:r>
           <w:rPr>
             <w:i/>
@@ -20044,7 +20186,7 @@
           <w:t>the base software</w:t>
         </w:r>
       </w:ins>
-      <w:ins w:id="1207" w:author="Dominic Stringer" w:date="2024-11-21T14:35:00Z" w16du:dateUtc="2024-11-21T14:35:00Z">
+      <w:ins w:id="1223" w:author="Dominic Stringer" w:date="2024-11-21T14:35:00Z" w16du:dateUtc="2024-11-21T14:35:00Z">
         <w:r>
           <w:rPr>
             <w:i/>
@@ -20056,7 +20198,7 @@
           <w:t xml:space="preserve"> (with references).</w:t>
         </w:r>
       </w:ins>
-      <w:del w:id="1208" w:author="Dominic Stringer" w:date="2024-11-21T14:34:00Z" w16du:dateUtc="2024-11-21T14:34:00Z">
+      <w:del w:id="1224" w:author="Dominic Stringer" w:date="2024-11-21T14:34:00Z" w16du:dateUtc="2024-11-21T14:34:00Z">
         <w:r>
           <w:rPr>
             <w:i/>
@@ -20093,25 +20235,25 @@
       <w:pPr>
         <w:pStyle w:val="Heading1"/>
         <w:rPr>
-          <w:ins w:id="1213" w:author="Dominic Stringer" w:date="2024-11-21T13:43:00Z" w16du:dateUtc="2024-11-21T13:43:00Z"/>
-        </w:rPr>
-      </w:pPr>
-      <w:bookmarkStart w:id="1214" w:name="_Toc183099300"/>
-      <w:bookmarkStart w:id="1215" w:name="_Toc185323588"/>
-      <w:commentRangeStart w:id="1216"/>
-      <w:ins w:id="1217" w:author="Dominic Stringer" w:date="2024-11-21T13:48:00Z" w16du:dateUtc="2024-11-21T13:48:00Z">
+          <w:ins w:id="1229" w:author="Dominic Stringer" w:date="2024-11-21T13:43:00Z" w16du:dateUtc="2024-11-21T13:43:00Z"/>
+        </w:rPr>
+      </w:pPr>
+      <w:bookmarkStart w:id="1230" w:name="_Toc183099300"/>
+      <w:bookmarkStart w:id="1231" w:name="_Toc185323588"/>
+      <w:commentRangeStart w:id="1232"/>
+      <w:ins w:id="1233" w:author="Dominic Stringer" w:date="2024-11-21T13:48:00Z" w16du:dateUtc="2024-11-21T13:48:00Z">
         <w:r>
           <w:t>Scoring</w:t>
         </w:r>
       </w:ins>
-      <w:ins w:id="1218" w:author="Dominic Stringer" w:date="2024-11-21T13:42:00Z" w16du:dateUtc="2024-11-21T13:42:00Z">
+      <w:ins w:id="1234" w:author="Dominic Stringer" w:date="2024-11-21T13:42:00Z" w16du:dateUtc="2024-11-21T13:42:00Z">
         <w:r>
           <w:t xml:space="preserve"> of outcome measures</w:t>
         </w:r>
       </w:ins>
-      <w:bookmarkEnd w:id="1214"/>
-      <w:bookmarkEnd w:id="1215"/>
-      <w:commentRangeEnd w:id="1216"/>
+      <w:bookmarkEnd w:id="1230"/>
+      <w:bookmarkEnd w:id="1231"/>
+      <w:commentRangeEnd w:id="1232"/>
       <w:r>
         <w:rPr>
           <w:rStyle w:val="CommentReference"/>
@@ -20120,13 +20262,13 @@
           <w:kern w:val="0"/>
           <w:lang w:val="en-US"/>
         </w:rPr>
-        <w:commentReference w:id="1216"/>
-      </w:r>
-    </w:p>
-    <w:p>
-      <w:pPr>
-        <w:rPr>
-          <w:ins w:id="1219" w:author="Dominic Stringer" w:date="2024-11-21T13:43:00Z" w16du:dateUtc="2024-11-21T13:43:00Z"/>
+        <w:commentReference w:id="1232"/>
+      </w:r>
+    </w:p>
+    <w:p>
+      <w:pPr>
+        <w:rPr>
+          <w:ins w:id="1235" w:author="Dominic Stringer" w:date="2024-11-21T13:43:00Z" w16du:dateUtc="2024-11-21T13:43:00Z"/>
           <w:lang w:val="en-GB"/>
         </w:rPr>
       </w:pPr>
@@ -20158,7 +20300,7 @@
       <w:tr>
         <w:trPr>
           <w:trHeight w:val="315"/>
-          <w:ins w:id="1220" w:author="Dominic Stringer" w:date="2024-11-21T13:43:00Z"/>
+          <w:ins w:id="1236" w:author="Dominic Stringer" w:date="2024-11-21T13:43:00Z"/>
         </w:trPr>
         <w:tc>
           <w:tcPr>
@@ -20171,7 +20313,7 @@
             <w:pPr>
               <w:jc w:val="center"/>
               <w:rPr>
-                <w:ins w:id="1221" w:author="Dominic Stringer" w:date="2024-11-21T13:43:00Z" w16du:dateUtc="2024-11-21T13:43:00Z"/>
+                <w:ins w:id="1237" w:author="Dominic Stringer" w:date="2024-11-21T13:43:00Z" w16du:dateUtc="2024-11-21T13:43:00Z"/>
                 <w:b/>
                 <w:bCs/>
                 <w:sz w:val="22"/>
@@ -20179,7 +20321,7 @@
                 <w:lang w:eastAsia="en-GB"/>
               </w:rPr>
             </w:pPr>
-            <w:ins w:id="1222" w:author="Dominic Stringer" w:date="2024-11-21T13:43:00Z" w16du:dateUtc="2024-11-21T13:43:00Z">
+            <w:ins w:id="1238" w:author="Dominic Stringer" w:date="2024-11-21T13:43:00Z" w16du:dateUtc="2024-11-21T13:43:00Z">
               <w:r>
                 <w:rPr>
                   <w:b/>
@@ -20191,7 +20333,7 @@
                 <w:t>Outcome</w:t>
               </w:r>
             </w:ins>
-            <w:ins w:id="1223" w:author="Dominic Stringer" w:date="2024-11-21T15:56:00Z" w16du:dateUtc="2024-11-21T15:56:00Z">
+            <w:ins w:id="1239" w:author="Dominic Stringer" w:date="2024-11-21T15:56:00Z" w16du:dateUtc="2024-11-21T15:56:00Z">
               <w:r>
                 <w:rPr>
                   <w:b/>
@@ -20203,7 +20345,7 @@
                 <w:t xml:space="preserve"> type (Primary/Secondary </w:t>
               </w:r>
             </w:ins>
-            <w:ins w:id="1224" w:author="Dominic Stringer" w:date="2024-11-21T15:57:00Z" w16du:dateUtc="2024-11-21T15:57:00Z">
+            <w:ins w:id="1240" w:author="Dominic Stringer" w:date="2024-11-21T15:57:00Z" w16du:dateUtc="2024-11-21T15:57:00Z">
               <w:r>
                 <w:rPr>
                   <w:b/>
@@ -20215,7 +20357,7 @@
                 <w:t>etc.</w:t>
               </w:r>
             </w:ins>
-            <w:ins w:id="1225" w:author="Dominic Stringer" w:date="2024-11-21T15:56:00Z" w16du:dateUtc="2024-11-21T15:56:00Z">
+            <w:ins w:id="1241" w:author="Dominic Stringer" w:date="2024-11-21T15:56:00Z" w16du:dateUtc="2024-11-21T15:56:00Z">
               <w:r>
                 <w:rPr>
                   <w:b/>
@@ -20240,7 +20382,7 @@
             <w:pPr>
               <w:jc w:val="center"/>
               <w:rPr>
-                <w:ins w:id="1226" w:author="Dominic Stringer" w:date="2024-11-21T13:43:00Z" w16du:dateUtc="2024-11-21T13:43:00Z"/>
+                <w:ins w:id="1242" w:author="Dominic Stringer" w:date="2024-11-21T13:43:00Z" w16du:dateUtc="2024-11-21T13:43:00Z"/>
                 <w:b/>
                 <w:bCs/>
                 <w:sz w:val="22"/>
@@ -20248,7 +20390,7 @@
                 <w:lang w:eastAsia="en-GB"/>
               </w:rPr>
             </w:pPr>
-            <w:ins w:id="1227" w:author="Dominic Stringer" w:date="2024-11-21T13:43:00Z" w16du:dateUtc="2024-11-21T13:43:00Z">
+            <w:ins w:id="1243" w:author="Dominic Stringer" w:date="2024-11-21T13:43:00Z" w16du:dateUtc="2024-11-21T13:43:00Z">
               <w:r>
                 <w:rPr>
                   <w:b/>
@@ -20273,7 +20415,7 @@
             <w:pPr>
               <w:jc w:val="center"/>
               <w:rPr>
-                <w:ins w:id="1228" w:author="Dominic Stringer" w:date="2024-11-21T13:43:00Z" w16du:dateUtc="2024-11-21T13:43:00Z"/>
+                <w:ins w:id="1244" w:author="Dominic Stringer" w:date="2024-11-21T13:43:00Z" w16du:dateUtc="2024-11-21T13:43:00Z"/>
                 <w:b/>
                 <w:bCs/>
                 <w:sz w:val="22"/>
@@ -20281,7 +20423,7 @@
                 <w:lang w:eastAsia="en-GB"/>
               </w:rPr>
             </w:pPr>
-            <w:ins w:id="1229" w:author="Dominic Stringer" w:date="2024-11-21T13:43:00Z" w16du:dateUtc="2024-11-21T13:43:00Z">
+            <w:ins w:id="1245" w:author="Dominic Stringer" w:date="2024-11-21T13:43:00Z" w16du:dateUtc="2024-11-21T13:43:00Z">
               <w:r>
                 <w:rPr>
                   <w:b/>
@@ -20306,7 +20448,7 @@
             <w:pPr>
               <w:jc w:val="center"/>
               <w:rPr>
-                <w:ins w:id="1230" w:author="Dominic Stringer" w:date="2024-11-21T13:43:00Z" w16du:dateUtc="2024-11-21T13:43:00Z"/>
+                <w:ins w:id="1246" w:author="Dominic Stringer" w:date="2024-11-21T13:43:00Z" w16du:dateUtc="2024-11-21T13:43:00Z"/>
                 <w:b/>
                 <w:bCs/>
                 <w:sz w:val="22"/>
@@ -20314,7 +20456,7 @@
                 <w:lang w:eastAsia="en-GB"/>
               </w:rPr>
             </w:pPr>
-            <w:ins w:id="1231" w:author="Dominic Stringer" w:date="2024-11-21T13:43:00Z" w16du:dateUtc="2024-11-21T13:43:00Z">
+            <w:ins w:id="1247" w:author="Dominic Stringer" w:date="2024-11-21T13:43:00Z" w16du:dateUtc="2024-11-21T13:43:00Z">
               <w:r>
                 <w:rPr>
                   <w:b/>
@@ -20339,7 +20481,7 @@
             <w:pPr>
               <w:jc w:val="center"/>
               <w:rPr>
-                <w:ins w:id="1232" w:author="Dominic Stringer" w:date="2024-11-21T13:43:00Z" w16du:dateUtc="2024-11-21T13:43:00Z"/>
+                <w:ins w:id="1248" w:author="Dominic Stringer" w:date="2024-11-21T13:43:00Z" w16du:dateUtc="2024-11-21T13:43:00Z"/>
                 <w:b/>
                 <w:bCs/>
                 <w:sz w:val="22"/>
@@ -20347,7 +20489,7 @@
                 <w:lang w:eastAsia="en-GB"/>
               </w:rPr>
             </w:pPr>
-            <w:ins w:id="1233" w:author="Dominic Stringer" w:date="2024-11-21T13:43:00Z" w16du:dateUtc="2024-11-21T13:43:00Z">
+            <w:ins w:id="1249" w:author="Dominic Stringer" w:date="2024-11-21T13:43:00Z" w16du:dateUtc="2024-11-21T13:43:00Z">
               <w:r>
                 <w:rPr>
                   <w:b/>
@@ -20372,7 +20514,7 @@
             <w:pPr>
               <w:jc w:val="center"/>
               <w:rPr>
-                <w:ins w:id="1234" w:author="Dominic Stringer" w:date="2024-11-21T13:43:00Z" w16du:dateUtc="2024-11-21T13:43:00Z"/>
+                <w:ins w:id="1250" w:author="Dominic Stringer" w:date="2024-11-21T13:43:00Z" w16du:dateUtc="2024-11-21T13:43:00Z"/>
                 <w:b/>
                 <w:bCs/>
                 <w:sz w:val="22"/>
@@ -20380,7 +20522,7 @@
                 <w:lang w:eastAsia="en-GB"/>
               </w:rPr>
             </w:pPr>
-            <w:ins w:id="1235" w:author="Dominic Stringer" w:date="2024-11-21T13:43:00Z" w16du:dateUtc="2024-11-21T13:43:00Z">
+            <w:ins w:id="1251" w:author="Dominic Stringer" w:date="2024-11-21T13:43:00Z" w16du:dateUtc="2024-11-21T13:43:00Z">
               <w:r>
                 <w:rPr>
                   <w:b/>
@@ -20405,7 +20547,7 @@
             <w:pPr>
               <w:jc w:val="center"/>
               <w:rPr>
-                <w:ins w:id="1236" w:author="Dominic Stringer" w:date="2024-11-21T13:43:00Z" w16du:dateUtc="2024-11-21T13:43:00Z"/>
+                <w:ins w:id="1252" w:author="Dominic Stringer" w:date="2024-11-21T13:43:00Z" w16du:dateUtc="2024-11-21T13:43:00Z"/>
                 <w:b/>
                 <w:bCs/>
                 <w:sz w:val="22"/>
@@ -20413,7 +20555,7 @@
                 <w:lang w:eastAsia="en-GB"/>
               </w:rPr>
             </w:pPr>
-            <w:ins w:id="1237" w:author="Dominic Stringer" w:date="2024-11-21T15:56:00Z" w16du:dateUtc="2024-11-21T15:56:00Z">
+            <w:ins w:id="1253" w:author="Dominic Stringer" w:date="2024-11-21T15:56:00Z" w16du:dateUtc="2024-11-21T15:56:00Z">
               <w:r>
                 <w:rPr>
                   <w:b/>
@@ -20438,7 +20580,7 @@
             <w:pPr>
               <w:jc w:val="center"/>
               <w:rPr>
-                <w:ins w:id="1238" w:author="Dominic Stringer" w:date="2024-11-21T15:56:00Z" w16du:dateUtc="2024-11-21T15:56:00Z"/>
+                <w:ins w:id="1254" w:author="Dominic Stringer" w:date="2024-11-21T15:56:00Z" w16du:dateUtc="2024-11-21T15:56:00Z"/>
                 <w:b/>
                 <w:bCs/>
                 <w:sz w:val="22"/>
@@ -20446,7 +20588,7 @@
                 <w:lang w:eastAsia="en-GB"/>
               </w:rPr>
             </w:pPr>
-            <w:ins w:id="1239" w:author="Dominic Stringer" w:date="2024-11-21T13:43:00Z" w16du:dateUtc="2024-11-21T13:43:00Z">
+            <w:ins w:id="1255" w:author="Dominic Stringer" w:date="2024-11-21T13:43:00Z" w16du:dateUtc="2024-11-21T13:43:00Z">
               <w:r>
                 <w:rPr>
                   <w:b/>
@@ -20463,7 +20605,7 @@
             <w:pPr>
               <w:jc w:val="center"/>
               <w:rPr>
-                <w:ins w:id="1240" w:author="Dominic Stringer" w:date="2024-11-21T13:43:00Z" w16du:dateUtc="2024-11-21T13:43:00Z"/>
+                <w:ins w:id="1256" w:author="Dominic Stringer" w:date="2024-11-21T13:43:00Z" w16du:dateUtc="2024-11-21T13:43:00Z"/>
                 <w:b/>
                 <w:bCs/>
                 <w:sz w:val="22"/>
@@ -20471,7 +20613,7 @@
                 <w:lang w:eastAsia="en-GB"/>
               </w:rPr>
             </w:pPr>
-            <w:ins w:id="1241" w:author="Dominic Stringer" w:date="2024-11-21T15:56:00Z" w16du:dateUtc="2024-11-21T15:56:00Z">
+            <w:ins w:id="1257" w:author="Dominic Stringer" w:date="2024-11-21T15:56:00Z" w16du:dateUtc="2024-11-21T15:56:00Z">
               <w:r>
                 <w:rPr>
                   <w:b/>
@@ -20489,7 +20631,7 @@
       <w:tr>
         <w:trPr>
           <w:trHeight w:val="315"/>
-          <w:ins w:id="1242" w:author="Dominic Stringer" w:date="2024-11-21T15:56:00Z"/>
+          <w:ins w:id="1258" w:author="Dominic Stringer" w:date="2024-11-21T15:56:00Z"/>
         </w:trPr>
         <w:tc>
           <w:tcPr>
@@ -20500,7 +20642,7 @@
           <w:p>
             <w:pPr>
               <w:rPr>
-                <w:ins w:id="1243" w:author="Dominic Stringer" w:date="2024-11-21T15:56:00Z" w16du:dateUtc="2024-11-21T15:56:00Z"/>
+                <w:ins w:id="1259" w:author="Dominic Stringer" w:date="2024-11-21T15:56:00Z" w16du:dateUtc="2024-11-21T15:56:00Z"/>
                 <w:lang w:eastAsia="en-GB"/>
               </w:rPr>
             </w:pPr>
@@ -20515,7 +20657,7 @@
           <w:p>
             <w:pPr>
               <w:rPr>
-                <w:ins w:id="1244" w:author="Dominic Stringer" w:date="2024-11-21T15:56:00Z" w16du:dateUtc="2024-11-21T15:56:00Z"/>
+                <w:ins w:id="1260" w:author="Dominic Stringer" w:date="2024-11-21T15:56:00Z" w16du:dateUtc="2024-11-21T15:56:00Z"/>
                 <w:lang w:eastAsia="en-GB"/>
               </w:rPr>
             </w:pPr>
@@ -20530,7 +20672,7 @@
           <w:p>
             <w:pPr>
               <w:rPr>
-                <w:ins w:id="1245" w:author="Dominic Stringer" w:date="2024-11-21T15:56:00Z" w16du:dateUtc="2024-11-21T15:56:00Z"/>
+                <w:ins w:id="1261" w:author="Dominic Stringer" w:date="2024-11-21T15:56:00Z" w16du:dateUtc="2024-11-21T15:56:00Z"/>
                 <w:lang w:eastAsia="en-GB"/>
               </w:rPr>
             </w:pPr>
@@ -20545,7 +20687,7 @@
           <w:p>
             <w:pPr>
               <w:rPr>
-                <w:ins w:id="1246" w:author="Dominic Stringer" w:date="2024-11-21T15:56:00Z" w16du:dateUtc="2024-11-21T15:56:00Z"/>
+                <w:ins w:id="1262" w:author="Dominic Stringer" w:date="2024-11-21T15:56:00Z" w16du:dateUtc="2024-11-21T15:56:00Z"/>
                 <w:lang w:eastAsia="en-GB"/>
               </w:rPr>
             </w:pPr>
@@ -20560,7 +20702,7 @@
           <w:p>
             <w:pPr>
               <w:rPr>
-                <w:ins w:id="1247" w:author="Dominic Stringer" w:date="2024-11-21T15:56:00Z" w16du:dateUtc="2024-11-21T15:56:00Z"/>
+                <w:ins w:id="1263" w:author="Dominic Stringer" w:date="2024-11-21T15:56:00Z" w16du:dateUtc="2024-11-21T15:56:00Z"/>
                 <w:lang w:eastAsia="en-GB"/>
               </w:rPr>
             </w:pPr>
@@ -20575,7 +20717,7 @@
           <w:p>
             <w:pPr>
               <w:rPr>
-                <w:ins w:id="1248" w:author="Dominic Stringer" w:date="2024-11-21T15:56:00Z" w16du:dateUtc="2024-11-21T15:56:00Z"/>
+                <w:ins w:id="1264" w:author="Dominic Stringer" w:date="2024-11-21T15:56:00Z" w16du:dateUtc="2024-11-21T15:56:00Z"/>
                 <w:lang w:eastAsia="en-GB"/>
               </w:rPr>
             </w:pPr>
@@ -20590,7 +20732,7 @@
           <w:p>
             <w:pPr>
               <w:rPr>
-                <w:ins w:id="1249" w:author="Dominic Stringer" w:date="2024-11-21T15:56:00Z" w16du:dateUtc="2024-11-21T15:56:00Z"/>
+                <w:ins w:id="1265" w:author="Dominic Stringer" w:date="2024-11-21T15:56:00Z" w16du:dateUtc="2024-11-21T15:56:00Z"/>
                 <w:lang w:eastAsia="en-GB"/>
               </w:rPr>
             </w:pPr>
@@ -20605,7 +20747,7 @@
           <w:p>
             <w:pPr>
               <w:rPr>
-                <w:ins w:id="1250" w:author="Dominic Stringer" w:date="2024-11-21T15:56:00Z" w16du:dateUtc="2024-11-21T15:56:00Z"/>
+                <w:ins w:id="1266" w:author="Dominic Stringer" w:date="2024-11-21T15:56:00Z" w16du:dateUtc="2024-11-21T15:56:00Z"/>
                 <w:lang w:eastAsia="en-GB"/>
               </w:rPr>
             </w:pPr>
@@ -20616,7 +20758,7 @@
     <w:p>
       <w:pPr>
         <w:rPr>
-          <w:ins w:id="1251" w:author="Dominic Stringer" w:date="2024-11-21T15:26:00Z" w16du:dateUtc="2024-11-21T15:26:00Z"/>
+          <w:ins w:id="1267" w:author="Dominic Stringer" w:date="2024-11-21T15:26:00Z" w16du:dateUtc="2024-11-21T15:26:00Z"/>
           <w:lang w:val="en-GB"/>
         </w:rPr>
       </w:pPr>
@@ -20624,13 +20766,13 @@
     <w:p>
       <w:pPr>
         <w:rPr>
-          <w:ins w:id="1252" w:author="Dominic Stringer" w:date="2024-11-22T13:27:00Z" w16du:dateUtc="2024-11-22T13:27:00Z"/>
+          <w:ins w:id="1268" w:author="Dominic Stringer" w:date="2024-11-22T13:27:00Z" w16du:dateUtc="2024-11-22T13:27:00Z"/>
           <w:i/>
           <w:iCs/>
           <w:lang w:val="en-GB"/>
         </w:rPr>
       </w:pPr>
-      <w:ins w:id="1253" w:author="Dominic Stringer" w:date="2024-11-22T13:27:00Z" w16du:dateUtc="2024-11-22T13:27:00Z">
+      <w:ins w:id="1269" w:author="Dominic Stringer" w:date="2024-11-22T13:27:00Z" w16du:dateUtc="2024-11-22T13:27:00Z">
         <w:r>
           <w:rPr>
             <w:i/>
@@ -20641,7 +20783,7 @@
           <w:t>Additional notes</w:t>
         </w:r>
       </w:ins>
-      <w:ins w:id="1254" w:author="Dominic Stringer" w:date="2024-11-22T13:28:00Z" w16du:dateUtc="2024-11-22T13:28:00Z">
+      <w:ins w:id="1270" w:author="Dominic Stringer" w:date="2024-11-22T13:28:00Z" w16du:dateUtc="2024-11-22T13:28:00Z">
         <w:r>
           <w:rPr>
             <w:i/>
@@ -20652,7 +20794,7 @@
           <w:t xml:space="preserve"> on scoring</w:t>
         </w:r>
       </w:ins>
-      <w:ins w:id="1255" w:author="Dominic Stringer" w:date="2024-11-22T13:27:00Z" w16du:dateUtc="2024-11-22T13:27:00Z">
+      <w:ins w:id="1271" w:author="Dominic Stringer" w:date="2024-11-22T13:27:00Z" w16du:dateUtc="2024-11-22T13:27:00Z">
         <w:r>
           <w:rPr>
             <w:i/>
@@ -20663,7 +20805,7 @@
           <w:t xml:space="preserve"> in text</w:t>
         </w:r>
       </w:ins>
-      <w:ins w:id="1256" w:author="Dominic Stringer" w:date="2024-11-22T13:28:00Z" w16du:dateUtc="2024-11-22T13:28:00Z">
+      <w:ins w:id="1272" w:author="Dominic Stringer" w:date="2024-11-22T13:28:00Z" w16du:dateUtc="2024-11-22T13:28:00Z">
         <w:r>
           <w:rPr>
             <w:i/>
@@ -20692,7 +20834,7 @@
           <w:t>tabl</w:t>
         </w:r>
       </w:ins>
-      <w:ins w:id="1257" w:author="Dominic Stringer" w:date="2024-11-28T13:19:00Z" w16du:dateUtc="2024-11-28T13:19:00Z">
+      <w:ins w:id="1273" w:author="Dominic Stringer" w:date="2024-11-28T13:19:00Z" w16du:dateUtc="2024-11-28T13:19:00Z">
         <w:r>
           <w:rPr>
             <w:i/>
@@ -20744,7 +20886,7 @@
           <w:t xml:space="preserve"> </w:t>
         </w:r>
       </w:ins>
-      <w:ins w:id="1258" w:author="Dominic Stringer" w:date="2024-11-21T15:26:00Z" w16du:dateUtc="2024-11-21T15:26:00Z">
+      <w:ins w:id="1274" w:author="Dominic Stringer" w:date="2024-11-21T15:26:00Z" w16du:dateUtc="2024-11-21T15:26:00Z">
         <w:r>
           <w:rPr>
             <w:i/>
@@ -20758,7 +20900,7 @@
     <w:p>
       <w:pPr>
         <w:rPr>
-          <w:ins w:id="1259" w:author="Dominic Stringer" w:date="2024-11-21T15:55:00Z" w16du:dateUtc="2024-11-21T15:55:00Z"/>
+          <w:ins w:id="1275" w:author="Dominic Stringer" w:date="2024-11-21T15:55:00Z" w16du:dateUtc="2024-11-21T15:55:00Z"/>
           <w:lang w:val="en-GB"/>
         </w:rPr>
         <w:sectPr>
@@ -20772,7 +20914,7 @@
     <w:p>
       <w:pPr>
         <w:rPr>
-          <w:ins w:id="1260" w:author="Dominic Stringer" w:date="2024-11-21T15:26:00Z" w16du:dateUtc="2024-11-21T15:26:00Z"/>
+          <w:ins w:id="1276" w:author="Dominic Stringer" w:date="2024-11-21T15:26:00Z" w16du:dateUtc="2024-11-21T15:26:00Z"/>
           <w:lang w:val="en-GB"/>
         </w:rPr>
       </w:pPr>
@@ -20788,14 +20930,14 @@
       <w:pPr>
         <w:pStyle w:val="Heading1"/>
       </w:pPr>
-      <w:bookmarkStart w:id="1261" w:name="_Toc183099301"/>
-      <w:bookmarkStart w:id="1262" w:name="_Toc185323589"/>
-      <w:ins w:id="1263" w:author="Dominic Stringer" w:date="2024-11-21T15:25:00Z" w16du:dateUtc="2024-11-21T15:25:00Z">
+      <w:bookmarkStart w:id="1277" w:name="_Toc183099301"/>
+      <w:bookmarkStart w:id="1278" w:name="_Toc185323589"/>
+      <w:ins w:id="1279" w:author="Dominic Stringer" w:date="2024-11-21T15:25:00Z" w16du:dateUtc="2024-11-21T15:25:00Z">
         <w:r>
           <w:t xml:space="preserve">Health </w:t>
         </w:r>
       </w:ins>
-      <w:del w:id="1264" w:author="Dominic Stringer" w:date="2024-11-21T15:22:00Z" w16du:dateUtc="2024-11-21T15:22:00Z">
+      <w:del w:id="1280" w:author="Dominic Stringer" w:date="2024-11-21T15:22:00Z" w16du:dateUtc="2024-11-21T15:22:00Z">
         <w:r>
           <w:delText xml:space="preserve">B)  </w:delText>
         </w:r>
@@ -20803,17 +20945,17 @@
       <w:r>
         <w:t xml:space="preserve">Economic </w:t>
       </w:r>
-      <w:del w:id="1265" w:author="Dominic Stringer" w:date="2024-11-21T15:25:00Z" w16du:dateUtc="2024-11-21T15:25:00Z">
+      <w:del w:id="1281" w:author="Dominic Stringer" w:date="2024-11-21T15:25:00Z" w16du:dateUtc="2024-11-21T15:25:00Z">
         <w:r>
           <w:delText xml:space="preserve">analysis </w:delText>
         </w:r>
       </w:del>
-      <w:ins w:id="1266" w:author="Dominic Stringer" w:date="2024-11-21T15:25:00Z" w16du:dateUtc="2024-11-21T15:25:00Z">
+      <w:ins w:id="1282" w:author="Dominic Stringer" w:date="2024-11-21T15:25:00Z" w16du:dateUtc="2024-11-21T15:25:00Z">
         <w:r>
           <w:t>Analysis P</w:t>
         </w:r>
       </w:ins>
-      <w:del w:id="1267" w:author="Dominic Stringer" w:date="2024-11-21T15:25:00Z" w16du:dateUtc="2024-11-21T15:25:00Z">
+      <w:del w:id="1283" w:author="Dominic Stringer" w:date="2024-11-21T15:25:00Z" w16du:dateUtc="2024-11-21T15:25:00Z">
         <w:r>
           <w:delText>p</w:delText>
         </w:r>
@@ -20821,34 +20963,34 @@
       <w:r>
         <w:t>lan</w:t>
       </w:r>
-      <w:ins w:id="1268" w:author="Dominic Stringer" w:date="2024-11-21T15:22:00Z" w16du:dateUtc="2024-11-21T15:22:00Z">
+      <w:ins w:id="1284" w:author="Dominic Stringer" w:date="2024-11-21T15:22:00Z" w16du:dateUtc="2024-11-21T15:22:00Z">
         <w:r>
           <w:t xml:space="preserve"> (if relevant</w:t>
         </w:r>
       </w:ins>
-      <w:ins w:id="1269" w:author="Dominic Stringer" w:date="2024-11-21T15:26:00Z" w16du:dateUtc="2024-11-21T15:26:00Z">
+      <w:ins w:id="1285" w:author="Dominic Stringer" w:date="2024-11-21T15:26:00Z" w16du:dateUtc="2024-11-21T15:26:00Z">
         <w:r>
           <w:t>/not separate</w:t>
         </w:r>
       </w:ins>
-      <w:ins w:id="1270" w:author="Dominic Stringer" w:date="2024-11-21T15:22:00Z" w16du:dateUtc="2024-11-21T15:22:00Z">
+      <w:ins w:id="1286" w:author="Dominic Stringer" w:date="2024-11-21T15:22:00Z" w16du:dateUtc="2024-11-21T15:22:00Z">
         <w:r>
           <w:t>)</w:t>
         </w:r>
       </w:ins>
-      <w:bookmarkEnd w:id="1261"/>
-      <w:bookmarkEnd w:id="1262"/>
+      <w:bookmarkEnd w:id="1277"/>
+      <w:bookmarkEnd w:id="1278"/>
       <w:r>
         <w:fldChar w:fldCharType="begin"/>
       </w:r>
       <w:r>
         <w:instrText xml:space="preserve"> TC "</w:instrText>
       </w:r>
-      <w:bookmarkStart w:id="1271" w:name="_Toc183094460"/>
+      <w:bookmarkStart w:id="1287" w:name="_Toc183094460"/>
       <w:r>
         <w:instrText>B)  ECONOMIC ANALYSIS PLAN</w:instrText>
       </w:r>
-      <w:bookmarkEnd w:id="1271"/>
+      <w:bookmarkEnd w:id="1287"/>
       <w:r>
         <w:instrText xml:space="preserve">" \f C \l "1" </w:instrText>
       </w:r>
@@ -20919,7 +21061,7 @@
       <w:r>
         <w:br w:type="page"/>
       </w:r>
-      <w:del w:id="1272" w:author="Dominic Stringer" w:date="2024-11-21T15:22:00Z" w16du:dateUtc="2024-11-21T15:22:00Z">
+      <w:del w:id="1288" w:author="Dominic Stringer" w:date="2024-11-21T15:22:00Z" w16du:dateUtc="2024-11-21T15:22:00Z">
         <w:r>
           <w:lastRenderedPageBreak/>
           <w:delText xml:space="preserve">C) </w:delText>
@@ -20928,8 +21070,8 @@
       <w:r>
         <w:t xml:space="preserve"> </w:t>
       </w:r>
-      <w:bookmarkStart w:id="1273" w:name="_Toc183099302"/>
-      <w:bookmarkStart w:id="1274" w:name="_Toc185323590"/>
+      <w:bookmarkStart w:id="1289" w:name="_Toc183099302"/>
+      <w:bookmarkStart w:id="1290" w:name="_Toc185323590"/>
       <w:r>
         <w:t xml:space="preserve">Schedule Of Assessments </w:t>
       </w:r>
@@ -20941,13 +21083,13 @@
       <w:r>
         <w:t xml:space="preserve"> </w:t>
       </w:r>
-      <w:commentRangeStart w:id="1275"/>
+      <w:commentRangeStart w:id="1291"/>
       <w:r>
         <w:t>Measures</w:t>
       </w:r>
-      <w:bookmarkEnd w:id="1273"/>
-      <w:bookmarkEnd w:id="1274"/>
-      <w:commentRangeEnd w:id="1275"/>
+      <w:bookmarkEnd w:id="1289"/>
+      <w:bookmarkEnd w:id="1290"/>
+      <w:commentRangeEnd w:id="1291"/>
       <w:r>
         <w:rPr>
           <w:rStyle w:val="CommentReference"/>
@@ -20956,7 +21098,7 @@
           <w:kern w:val="0"/>
           <w:lang w:val="en-US"/>
         </w:rPr>
-        <w:commentReference w:id="1275"/>
+        <w:commentReference w:id="1291"/>
       </w:r>
       <w:r>
         <w:fldChar w:fldCharType="begin"/>
@@ -20964,11 +21106,11 @@
       <w:r>
         <w:instrText xml:space="preserve"> TC "</w:instrText>
       </w:r>
-      <w:bookmarkStart w:id="1276" w:name="_Toc183094461"/>
+      <w:bookmarkStart w:id="1292" w:name="_Toc183094461"/>
       <w:r>
         <w:instrText>C)  SCHEDULE OF ASSESSMENTS AND MEASURES</w:instrText>
       </w:r>
-      <w:bookmarkEnd w:id="1276"/>
+      <w:bookmarkEnd w:id="1292"/>
       <w:r>
         <w:instrText xml:space="preserve">" \f C \l "1" </w:instrText>
       </w:r>
@@ -20979,12 +21121,12 @@
     <w:p>
       <w:pPr>
         <w:rPr>
-          <w:ins w:id="1277" w:author="Hassan Jafari" w:date="2025-10-22T14:30:00Z" w16du:dateUtc="2025-10-22T13:30:00Z"/>
+          <w:ins w:id="1293" w:author="Hassan Jafari" w:date="2025-10-22T14:30:00Z" w16du:dateUtc="2025-10-22T13:30:00Z"/>
           <w:i/>
           <w:iCs/>
         </w:rPr>
       </w:pPr>
-      <w:ins w:id="1278" w:author="Dominic Stringer" w:date="2024-12-17T10:33:00Z" w16du:dateUtc="2024-12-17T10:33:00Z">
+      <w:ins w:id="1294" w:author="Dominic Stringer" w:date="2024-12-17T10:33:00Z" w16du:dateUtc="2024-12-17T10:33:00Z">
         <w:r>
           <w:rPr>
             <w:i/>
@@ -20998,7 +21140,7 @@
     <w:p>
       <w:pPr>
         <w:rPr>
-          <w:ins w:id="1279" w:author="Hassan Jafari" w:date="2025-10-22T14:30:00Z" w16du:dateUtc="2025-10-22T13:30:00Z"/>
+          <w:ins w:id="1295" w:author="Hassan Jafari" w:date="2025-10-22T14:30:00Z" w16du:dateUtc="2025-10-22T13:30:00Z"/>
           <w:i/>
           <w:iCs/>
         </w:rPr>
@@ -21009,10 +21151,10 @@
       <w:pPr>
         <w:pStyle w:val="Heading1"/>
         <w:rPr>
-          <w:del w:id="1280" w:author="Dominic Stringer" w:date="2024-11-21T14:11:00Z" w16du:dateUtc="2024-11-21T14:11:00Z"/>
-        </w:rPr>
-      </w:pPr>
-      <w:del w:id="1281" w:author="Dominic Stringer" w:date="2024-11-21T13:46:00Z" w16du:dateUtc="2024-11-21T13:46:00Z">
+          <w:del w:id="1296" w:author="Dominic Stringer" w:date="2024-11-21T14:11:00Z" w16du:dateUtc="2024-11-21T14:11:00Z"/>
+        </w:rPr>
+      </w:pPr>
+      <w:del w:id="1297" w:author="Dominic Stringer" w:date="2024-11-21T13:46:00Z" w16du:dateUtc="2024-11-21T13:46:00Z">
         <w:r>
           <w:delText>A</w:delText>
         </w:r>
@@ -21020,115 +21162,115 @@
           <w:delText>mendments to version XXX</w:delText>
         </w:r>
       </w:del>
-      <w:bookmarkStart w:id="1282" w:name="_Toc183095060"/>
-      <w:bookmarkStart w:id="1283" w:name="_Toc183095166"/>
-      <w:bookmarkStart w:id="1284" w:name="_Toc183095512"/>
-      <w:bookmarkStart w:id="1285" w:name="_Toc183099303"/>
-      <w:bookmarkStart w:id="1286" w:name="_Toc183100594"/>
-      <w:bookmarkStart w:id="1287" w:name="_Toc185323591"/>
-      <w:bookmarkEnd w:id="1282"/>
-      <w:bookmarkEnd w:id="1283"/>
-      <w:bookmarkEnd w:id="1284"/>
-      <w:bookmarkEnd w:id="1285"/>
-      <w:bookmarkEnd w:id="1286"/>
-      <w:bookmarkEnd w:id="1287"/>
-    </w:p>
-    <w:p>
-      <w:pPr>
-        <w:pStyle w:val="Heading1"/>
-        <w:rPr>
-          <w:del w:id="1288" w:author="Dominic Stringer" w:date="2024-11-21T14:11:00Z" w16du:dateUtc="2024-11-21T14:11:00Z"/>
-        </w:rPr>
-      </w:pPr>
-      <w:bookmarkStart w:id="1289" w:name="_Toc183095061"/>
-      <w:bookmarkStart w:id="1290" w:name="_Toc183095167"/>
-      <w:bookmarkStart w:id="1291" w:name="_Toc183095513"/>
-      <w:bookmarkStart w:id="1292" w:name="_Toc183099304"/>
-      <w:bookmarkStart w:id="1293" w:name="_Toc183100595"/>
-      <w:bookmarkStart w:id="1294" w:name="_Toc185323592"/>
-      <w:bookmarkEnd w:id="1289"/>
-      <w:bookmarkEnd w:id="1290"/>
-      <w:bookmarkEnd w:id="1291"/>
-      <w:bookmarkEnd w:id="1292"/>
-      <w:bookmarkEnd w:id="1293"/>
-      <w:bookmarkEnd w:id="1294"/>
-    </w:p>
-    <w:p>
-      <w:pPr>
-        <w:pStyle w:val="Heading1"/>
-        <w:rPr>
-          <w:del w:id="1295" w:author="Dominic Stringer" w:date="2024-11-21T14:11:00Z" w16du:dateUtc="2024-11-21T14:11:00Z"/>
-        </w:rPr>
-      </w:pPr>
-      <w:bookmarkStart w:id="1296" w:name="_Toc183095062"/>
-      <w:bookmarkStart w:id="1297" w:name="_Toc183095168"/>
-      <w:bookmarkStart w:id="1298" w:name="_Toc183095514"/>
-      <w:bookmarkStart w:id="1299" w:name="_Toc183099305"/>
-      <w:bookmarkStart w:id="1300" w:name="_Toc183100596"/>
-      <w:bookmarkStart w:id="1301" w:name="_Toc185323593"/>
-      <w:bookmarkEnd w:id="1296"/>
-      <w:bookmarkEnd w:id="1297"/>
+      <w:bookmarkStart w:id="1298" w:name="_Toc183095060"/>
+      <w:bookmarkStart w:id="1299" w:name="_Toc183095166"/>
+      <w:bookmarkStart w:id="1300" w:name="_Toc183095512"/>
+      <w:bookmarkStart w:id="1301" w:name="_Toc183099303"/>
+      <w:bookmarkStart w:id="1302" w:name="_Toc183100594"/>
+      <w:bookmarkStart w:id="1303" w:name="_Toc185323591"/>
       <w:bookmarkEnd w:id="1298"/>
       <w:bookmarkEnd w:id="1299"/>
       <w:bookmarkEnd w:id="1300"/>
       <w:bookmarkEnd w:id="1301"/>
+      <w:bookmarkEnd w:id="1302"/>
+      <w:bookmarkEnd w:id="1303"/>
     </w:p>
     <w:p>
       <w:pPr>
         <w:pStyle w:val="Heading1"/>
         <w:rPr>
-          <w:del w:id="1302" w:author="Dominic Stringer" w:date="2024-11-21T14:11:00Z" w16du:dateUtc="2024-11-21T14:11:00Z"/>
-        </w:rPr>
-      </w:pPr>
-      <w:del w:id="1303" w:author="Dominic Stringer" w:date="2024-11-21T14:11:00Z" w16du:dateUtc="2024-11-21T14:11:00Z">
+          <w:del w:id="1304" w:author="Dominic Stringer" w:date="2024-11-21T14:11:00Z" w16du:dateUtc="2024-11-21T14:11:00Z"/>
+        </w:rPr>
+      </w:pPr>
+      <w:bookmarkStart w:id="1305" w:name="_Toc183095061"/>
+      <w:bookmarkStart w:id="1306" w:name="_Toc183095167"/>
+      <w:bookmarkStart w:id="1307" w:name="_Toc183095513"/>
+      <w:bookmarkStart w:id="1308" w:name="_Toc183099304"/>
+      <w:bookmarkStart w:id="1309" w:name="_Toc183100595"/>
+      <w:bookmarkStart w:id="1310" w:name="_Toc185323592"/>
+      <w:bookmarkEnd w:id="1305"/>
+      <w:bookmarkEnd w:id="1306"/>
+      <w:bookmarkEnd w:id="1307"/>
+      <w:bookmarkEnd w:id="1308"/>
+      <w:bookmarkEnd w:id="1309"/>
+      <w:bookmarkEnd w:id="1310"/>
+    </w:p>
+    <w:p>
+      <w:pPr>
+        <w:pStyle w:val="Heading1"/>
+        <w:rPr>
+          <w:del w:id="1311" w:author="Dominic Stringer" w:date="2024-11-21T14:11:00Z" w16du:dateUtc="2024-11-21T14:11:00Z"/>
+        </w:rPr>
+      </w:pPr>
+      <w:bookmarkStart w:id="1312" w:name="_Toc183095062"/>
+      <w:bookmarkStart w:id="1313" w:name="_Toc183095168"/>
+      <w:bookmarkStart w:id="1314" w:name="_Toc183095514"/>
+      <w:bookmarkStart w:id="1315" w:name="_Toc183099305"/>
+      <w:bookmarkStart w:id="1316" w:name="_Toc183100596"/>
+      <w:bookmarkStart w:id="1317" w:name="_Toc185323593"/>
+      <w:bookmarkEnd w:id="1312"/>
+      <w:bookmarkEnd w:id="1313"/>
+      <w:bookmarkEnd w:id="1314"/>
+      <w:bookmarkEnd w:id="1315"/>
+      <w:bookmarkEnd w:id="1316"/>
+      <w:bookmarkEnd w:id="1317"/>
+    </w:p>
+    <w:p>
+      <w:pPr>
+        <w:pStyle w:val="Heading1"/>
+        <w:rPr>
+          <w:del w:id="1318" w:author="Dominic Stringer" w:date="2024-11-21T14:11:00Z" w16du:dateUtc="2024-11-21T14:11:00Z"/>
+        </w:rPr>
+      </w:pPr>
+      <w:del w:id="1319" w:author="Dominic Stringer" w:date="2024-11-21T14:11:00Z" w16du:dateUtc="2024-11-21T14:11:00Z">
         <w:r>
           <w:delText>LIST HERE ANY AMENDMENTS TO THE SAP THAT WERE MADE AFTER THE SAP WAS SIGNED OFF BY</w:delText>
         </w:r>
       </w:del>
-      <w:ins w:id="1304" w:author="Aleksandra Kata" w:date="2024-09-27T14:28:00Z" w16du:dateUtc="2024-09-27T13:28:00Z">
-        <w:del w:id="1305" w:author="Dominic Stringer" w:date="2024-11-21T14:11:00Z" w16du:dateUtc="2024-11-21T14:11:00Z">
+      <w:ins w:id="1320" w:author="Aleksandra Kata" w:date="2024-09-27T14:28:00Z" w16du:dateUtc="2024-09-27T13:28:00Z">
+        <w:del w:id="1321" w:author="Dominic Stringer" w:date="2024-11-21T14:11:00Z" w16du:dateUtc="2024-11-21T14:11:00Z">
           <w:r>
             <w:delText xml:space="preserve"> </w:delText>
           </w:r>
         </w:del>
       </w:ins>
-      <w:del w:id="1306" w:author="Dominic Stringer" w:date="2024-11-21T14:11:00Z" w16du:dateUtc="2024-11-21T14:11:00Z">
+      <w:del w:id="1322" w:author="Dominic Stringer" w:date="2024-11-21T14:11:00Z" w16du:dateUtc="2024-11-21T14:11:00Z">
         <w:r>
           <w:delText>THE TSC</w:delText>
         </w:r>
-        <w:bookmarkStart w:id="1307" w:name="_Toc183095063"/>
-        <w:bookmarkStart w:id="1308" w:name="_Toc183095169"/>
-        <w:bookmarkStart w:id="1309" w:name="_Toc183095515"/>
-        <w:bookmarkStart w:id="1310" w:name="_Toc183099306"/>
-        <w:bookmarkStart w:id="1311" w:name="_Toc183100597"/>
-        <w:bookmarkStart w:id="1312" w:name="_Toc185323594"/>
-        <w:bookmarkEnd w:id="1307"/>
-        <w:bookmarkEnd w:id="1308"/>
-        <w:bookmarkEnd w:id="1309"/>
-        <w:bookmarkEnd w:id="1310"/>
-        <w:bookmarkEnd w:id="1311"/>
-        <w:bookmarkEnd w:id="1312"/>
+        <w:bookmarkStart w:id="1323" w:name="_Toc183095063"/>
+        <w:bookmarkStart w:id="1324" w:name="_Toc183095169"/>
+        <w:bookmarkStart w:id="1325" w:name="_Toc183095515"/>
+        <w:bookmarkStart w:id="1326" w:name="_Toc183099306"/>
+        <w:bookmarkStart w:id="1327" w:name="_Toc183100597"/>
+        <w:bookmarkStart w:id="1328" w:name="_Toc185323594"/>
+        <w:bookmarkEnd w:id="1323"/>
+        <w:bookmarkEnd w:id="1324"/>
+        <w:bookmarkEnd w:id="1325"/>
+        <w:bookmarkEnd w:id="1326"/>
+        <w:bookmarkEnd w:id="1327"/>
+        <w:bookmarkEnd w:id="1328"/>
       </w:del>
     </w:p>
     <w:p>
       <w:pPr>
         <w:pStyle w:val="Heading1"/>
         <w:rPr>
-          <w:del w:id="1313" w:author="Dominic Stringer" w:date="2024-11-21T14:11:00Z" w16du:dateUtc="2024-11-21T14:11:00Z"/>
-        </w:rPr>
-      </w:pPr>
-      <w:bookmarkStart w:id="1314" w:name="_Toc183095064"/>
-      <w:bookmarkStart w:id="1315" w:name="_Toc183095170"/>
-      <w:bookmarkStart w:id="1316" w:name="_Toc183095516"/>
-      <w:bookmarkStart w:id="1317" w:name="_Toc183099307"/>
-      <w:bookmarkStart w:id="1318" w:name="_Toc183100598"/>
-      <w:bookmarkStart w:id="1319" w:name="_Toc185323595"/>
-      <w:bookmarkEnd w:id="1314"/>
-      <w:bookmarkEnd w:id="1315"/>
-      <w:bookmarkEnd w:id="1316"/>
-      <w:bookmarkEnd w:id="1317"/>
-      <w:bookmarkEnd w:id="1318"/>
-      <w:bookmarkEnd w:id="1319"/>
+          <w:del w:id="1329" w:author="Dominic Stringer" w:date="2024-11-21T14:11:00Z" w16du:dateUtc="2024-11-21T14:11:00Z"/>
+        </w:rPr>
+      </w:pPr>
+      <w:bookmarkStart w:id="1330" w:name="_Toc183095064"/>
+      <w:bookmarkStart w:id="1331" w:name="_Toc183095170"/>
+      <w:bookmarkStart w:id="1332" w:name="_Toc183095516"/>
+      <w:bookmarkStart w:id="1333" w:name="_Toc183099307"/>
+      <w:bookmarkStart w:id="1334" w:name="_Toc183100598"/>
+      <w:bookmarkStart w:id="1335" w:name="_Toc185323595"/>
+      <w:bookmarkEnd w:id="1330"/>
+      <w:bookmarkEnd w:id="1331"/>
+      <w:bookmarkEnd w:id="1332"/>
+      <w:bookmarkEnd w:id="1333"/>
+      <w:bookmarkEnd w:id="1334"/>
+      <w:bookmarkEnd w:id="1335"/>
     </w:p>
     <w:p>
       <w:pPr>
@@ -21137,25 +21279,25 @@
       <w:r>
         <w:br w:type="page"/>
       </w:r>
-      <w:bookmarkStart w:id="1320" w:name="_Toc183099308"/>
-      <w:bookmarkStart w:id="1321" w:name="_Toc185323596"/>
+      <w:bookmarkStart w:id="1336" w:name="_Toc183099308"/>
+      <w:bookmarkStart w:id="1337" w:name="_Toc185323596"/>
       <w:r>
         <w:lastRenderedPageBreak/>
         <w:t>Reference list</w:t>
       </w:r>
-      <w:bookmarkEnd w:id="1320"/>
-      <w:bookmarkEnd w:id="1321"/>
+      <w:bookmarkEnd w:id="1336"/>
+      <w:bookmarkEnd w:id="1337"/>
       <w:r>
         <w:fldChar w:fldCharType="begin"/>
       </w:r>
       <w:r>
         <w:instrText xml:space="preserve"> TC "</w:instrText>
       </w:r>
-      <w:bookmarkStart w:id="1322" w:name="_Toc183094462"/>
+      <w:bookmarkStart w:id="1338" w:name="_Toc183094462"/>
       <w:r>
         <w:instrText>Reference list</w:instrText>
       </w:r>
-      <w:bookmarkEnd w:id="1322"/>
+      <w:bookmarkEnd w:id="1338"/>
       <w:r>
         <w:instrText xml:space="preserve">" \f C \l "1" </w:instrText>
       </w:r>
@@ -21166,21 +21308,21 @@
     <w:p>
       <w:pPr>
         <w:rPr>
-          <w:ins w:id="1323" w:author="Dominic Stringer" w:date="2024-12-17T10:12:00Z" w16du:dateUtc="2024-12-17T10:12:00Z"/>
-          <w:sz w:val="22"/>
-          <w:szCs w:val="22"/>
-        </w:rPr>
-      </w:pPr>
-    </w:p>
-    <w:p>
-      <w:pPr>
-        <w:rPr>
-          <w:ins w:id="1324" w:author="Dominic Stringer" w:date="2024-12-17T10:12:00Z" w16du:dateUtc="2024-12-17T10:12:00Z"/>
-          <w:sz w:val="22"/>
-          <w:szCs w:val="22"/>
-        </w:rPr>
-      </w:pPr>
-      <w:ins w:id="1325" w:author="Dominic Stringer" w:date="2024-12-17T10:12:00Z" w16du:dateUtc="2024-12-17T10:12:00Z">
+          <w:ins w:id="1339" w:author="Dominic Stringer" w:date="2024-12-17T10:12:00Z" w16du:dateUtc="2024-12-17T10:12:00Z"/>
+          <w:sz w:val="22"/>
+          <w:szCs w:val="22"/>
+        </w:rPr>
+      </w:pPr>
+    </w:p>
+    <w:p>
+      <w:pPr>
+        <w:rPr>
+          <w:ins w:id="1340" w:author="Dominic Stringer" w:date="2024-12-17T10:12:00Z" w16du:dateUtc="2024-12-17T10:12:00Z"/>
+          <w:sz w:val="22"/>
+          <w:szCs w:val="22"/>
+        </w:rPr>
+      </w:pPr>
+      <w:ins w:id="1341" w:author="Dominic Stringer" w:date="2024-12-17T10:12:00Z" w16du:dateUtc="2024-12-17T10:12:00Z">
         <w:r>
           <w:rPr>
             <w:sz w:val="22"/>
@@ -21200,21 +21342,21 @@
     <w:p>
       <w:pPr>
         <w:rPr>
-          <w:ins w:id="1326" w:author="Dominic Stringer" w:date="2024-12-17T10:12:00Z" w16du:dateUtc="2024-12-17T10:12:00Z"/>
-          <w:sz w:val="22"/>
-          <w:szCs w:val="22"/>
-        </w:rPr>
-      </w:pPr>
-    </w:p>
-    <w:p>
-      <w:pPr>
-        <w:rPr>
-          <w:ins w:id="1327" w:author="Dominic Stringer" w:date="2024-12-17T10:12:00Z" w16du:dateUtc="2024-12-17T10:12:00Z"/>
-          <w:sz w:val="22"/>
-          <w:szCs w:val="22"/>
-        </w:rPr>
-      </w:pPr>
-      <w:ins w:id="1328" w:author="Dominic Stringer" w:date="2024-12-17T10:12:00Z" w16du:dateUtc="2024-12-17T10:12:00Z">
+          <w:ins w:id="1342" w:author="Dominic Stringer" w:date="2024-12-17T10:12:00Z" w16du:dateUtc="2024-12-17T10:12:00Z"/>
+          <w:sz w:val="22"/>
+          <w:szCs w:val="22"/>
+        </w:rPr>
+      </w:pPr>
+    </w:p>
+    <w:p>
+      <w:pPr>
+        <w:rPr>
+          <w:ins w:id="1343" w:author="Dominic Stringer" w:date="2024-12-17T10:12:00Z" w16du:dateUtc="2024-12-17T10:12:00Z"/>
+          <w:sz w:val="22"/>
+          <w:szCs w:val="22"/>
+        </w:rPr>
+      </w:pPr>
+      <w:ins w:id="1344" w:author="Dominic Stringer" w:date="2024-12-17T10:12:00Z" w16du:dateUtc="2024-12-17T10:12:00Z">
         <w:r>
           <w:rPr>
             <w:sz w:val="22"/>
@@ -21274,7 +21416,7 @@
           <w:szCs w:val="22"/>
         </w:rPr>
       </w:pPr>
-      <w:del w:id="1329" w:author="Dominic Stringer" w:date="2024-12-17T10:12:00Z" w16du:dateUtc="2024-12-17T10:12:00Z">
+      <w:del w:id="1345" w:author="Dominic Stringer" w:date="2024-12-17T10:12:00Z" w16du:dateUtc="2024-12-17T10:12:00Z">
         <w:r>
           <w:rPr>
             <w:sz w:val="22"/>
@@ -21290,7 +21432,7 @@
         </w:rPr>
         <w:t>(</w:t>
       </w:r>
-      <w:del w:id="1330" w:author="Dominic Stringer" w:date="2024-12-17T10:12:00Z" w16du:dateUtc="2024-12-17T10:12:00Z">
+      <w:del w:id="1346" w:author="Dominic Stringer" w:date="2024-12-17T10:12:00Z" w16du:dateUtc="2024-12-17T10:12:00Z">
         <w:r>
           <w:rPr>
             <w:sz w:val="22"/>
@@ -21299,7 +21441,7 @@
           <w:delText>1</w:delText>
         </w:r>
       </w:del>
-      <w:ins w:id="1331" w:author="Dominic Stringer" w:date="2024-12-17T10:12:00Z" w16du:dateUtc="2024-12-17T10:12:00Z">
+      <w:ins w:id="1347" w:author="Dominic Stringer" w:date="2024-12-17T10:12:00Z" w16du:dateUtc="2024-12-17T10:12:00Z">
         <w:r>
           <w:rPr>
             <w:sz w:val="22"/>
@@ -21322,7 +21464,7 @@
         </w:rPr>
         <w:tab/>
       </w:r>
-      <w:ins w:id="1332" w:author="Dominic Stringer" w:date="2024-12-17T10:33:00Z" w16du:dateUtc="2024-12-17T10:33:00Z">
+      <w:ins w:id="1348" w:author="Dominic Stringer" w:date="2024-12-17T10:33:00Z" w16du:dateUtc="2024-12-17T10:33:00Z">
         <w:r>
           <w:rPr>
             <w:sz w:val="22"/>
@@ -21331,7 +21473,7 @@
           <w:t>Schulz, K.F., Altman, D.G., Moher, D. et al. CONSORT 2010 Statement: updated guidelines for reporting parallel group randomised trials. BMC Med 8, 18 (2010). https://doi.org/10.1186/1741-7015-8-18</w:t>
         </w:r>
       </w:ins>
-      <w:del w:id="1333" w:author="Dominic Stringer" w:date="2024-12-17T10:33:00Z" w16du:dateUtc="2024-12-17T10:33:00Z">
+      <w:del w:id="1349" w:author="Dominic Stringer" w:date="2024-12-17T10:33:00Z" w16du:dateUtc="2024-12-17T10:33:00Z">
         <w:r>
           <w:rPr>
             <w:sz w:val="22"/>
@@ -21352,12 +21494,12 @@
     <w:p>
       <w:pPr>
         <w:rPr>
-          <w:ins w:id="1334" w:author="Dominic Stringer" w:date="2024-11-21T14:07:00Z" w16du:dateUtc="2024-11-21T14:07:00Z"/>
-          <w:sz w:val="22"/>
-          <w:szCs w:val="22"/>
-        </w:rPr>
-      </w:pPr>
-      <w:del w:id="1335" w:author="Dominic Stringer" w:date="2024-12-17T10:12:00Z" w16du:dateUtc="2024-12-17T10:12:00Z">
+          <w:ins w:id="1350" w:author="Dominic Stringer" w:date="2024-11-21T14:07:00Z" w16du:dateUtc="2024-11-21T14:07:00Z"/>
+          <w:sz w:val="22"/>
+          <w:szCs w:val="22"/>
+        </w:rPr>
+      </w:pPr>
+      <w:del w:id="1351" w:author="Dominic Stringer" w:date="2024-12-17T10:12:00Z" w16du:dateUtc="2024-12-17T10:12:00Z">
         <w:r>
           <w:rPr>
             <w:sz w:val="22"/>
@@ -21373,7 +21515,7 @@
         </w:rPr>
         <w:t>(</w:t>
       </w:r>
-      <w:del w:id="1336" w:author="Dominic Stringer" w:date="2024-12-17T10:12:00Z" w16du:dateUtc="2024-12-17T10:12:00Z">
+      <w:del w:id="1352" w:author="Dominic Stringer" w:date="2024-12-17T10:12:00Z" w16du:dateUtc="2024-12-17T10:12:00Z">
         <w:r>
           <w:rPr>
             <w:sz w:val="22"/>
@@ -21382,7 +21524,7 @@
           <w:delText>2</w:delText>
         </w:r>
       </w:del>
-      <w:ins w:id="1337" w:author="Dominic Stringer" w:date="2024-12-17T10:12:00Z" w16du:dateUtc="2024-12-17T10:12:00Z">
+      <w:ins w:id="1353" w:author="Dominic Stringer" w:date="2024-12-17T10:12:00Z" w16du:dateUtc="2024-12-17T10:12:00Z">
         <w:r>
           <w:rPr>
             <w:sz w:val="22"/>
@@ -21410,25 +21552,25 @@
     <w:p>
       <w:pPr>
         <w:rPr>
-          <w:ins w:id="1338" w:author="Dominic Stringer" w:date="2024-11-21T14:07:00Z" w16du:dateUtc="2024-11-21T14:07:00Z"/>
-          <w:sz w:val="22"/>
-          <w:szCs w:val="22"/>
-        </w:rPr>
-      </w:pPr>
-    </w:p>
-    <w:p>
-      <w:pPr>
-        <w:rPr>
-          <w:del w:id="1339" w:author="Dominic Stringer" w:date="2024-12-17T10:12:00Z" w16du:dateUtc="2024-12-17T10:12:00Z"/>
-          <w:sz w:val="22"/>
-          <w:szCs w:val="22"/>
-        </w:rPr>
-      </w:pPr>
-    </w:p>
-    <w:p>
-      <w:pPr>
-        <w:rPr>
-          <w:del w:id="1340" w:author="Dominic Stringer" w:date="2024-12-17T10:12:00Z" w16du:dateUtc="2024-12-17T10:12:00Z"/>
+          <w:ins w:id="1354" w:author="Dominic Stringer" w:date="2024-11-21T14:07:00Z" w16du:dateUtc="2024-11-21T14:07:00Z"/>
+          <w:sz w:val="22"/>
+          <w:szCs w:val="22"/>
+        </w:rPr>
+      </w:pPr>
+    </w:p>
+    <w:p>
+      <w:pPr>
+        <w:rPr>
+          <w:del w:id="1355" w:author="Dominic Stringer" w:date="2024-12-17T10:12:00Z" w16du:dateUtc="2024-12-17T10:12:00Z"/>
+          <w:sz w:val="22"/>
+          <w:szCs w:val="22"/>
+        </w:rPr>
+      </w:pPr>
+    </w:p>
+    <w:p>
+      <w:pPr>
+        <w:rPr>
+          <w:del w:id="1356" w:author="Dominic Stringer" w:date="2024-12-17T10:12:00Z" w16du:dateUtc="2024-12-17T10:12:00Z"/>
           <w:sz w:val="22"/>
           <w:szCs w:val="22"/>
         </w:rPr>
@@ -21559,7 +21701,7 @@
       </w:r>
     </w:p>
   </w:comment>
-  <w:comment w:id="459" w:author="Gordon Forbes" w:date="2025-09-11T11:37:00Z" w:initials="GF">
+  <w:comment w:id="458" w:author="Gordon Forbes" w:date="2025-09-11T11:37:00Z" w:initials="GF">
     <w:p>
       <w:r>
         <w:rPr>
@@ -21576,7 +21718,7 @@
       </w:r>
     </w:p>
   </w:comment>
-  <w:comment w:id="513" w:author="Hassan Jafari" w:date="2025-10-22T11:21:00Z" w:initials="HJ">
+  <w:comment w:id="512" w:author="Hassan Jafari" w:date="2025-10-22T11:21:00Z" w:initials="HJ">
     <w:p>
       <w:pPr>
         <w:pStyle w:val="CommentText"/>
@@ -21596,10 +21738,15 @@
       </w:r>
     </w:p>
   </w:comment>
-  <w:comment w:id="954" w:author="Hassan Jafari" w:date="2025-10-22T14:16:00Z" w:initials="HJ">
+  <w:comment w:id="643" w:author="Hassan Jafari" w:date="2025-11-16T17:44:00Z" w:initials="HJ">
     <w:p>
       <w:pPr>
         <w:pStyle w:val="CommentText"/>
+        <w:rPr>
+          <w:rFonts w:hint="cs"/>
+          <w:rtl/>
+          <w:lang w:bidi="fa-IR"/>
+        </w:rPr>
       </w:pPr>
       <w:r>
         <w:rPr>
@@ -21608,11 +21755,95 @@
         <w:annotationRef/>
       </w:r>
       <w:r>
+        <w:t>I removed this one from the tags</w:t>
+      </w:r>
+    </w:p>
+  </w:comment>
+  <w:comment w:id="663" w:author="Hassan Jafari" w:date="2025-11-16T17:56:00Z" w:initials="HJ">
+    <w:p>
+      <w:pPr>
+        <w:pStyle w:val="CommentText"/>
+      </w:pPr>
+      <w:r>
+        <w:rPr>
+          <w:rStyle w:val="CommentReference"/>
+        </w:rPr>
+        <w:annotationRef/>
+      </w:r>
+      <w:r>
+        <w:t xml:space="preserve">This has no tag yet. </w:t>
+      </w:r>
+    </w:p>
+  </w:comment>
+  <w:comment w:id="696" w:author="Hassan Jafari" w:date="2025-11-16T18:07:00Z" w:initials="HJ">
+    <w:p>
+      <w:pPr>
+        <w:pStyle w:val="CommentText"/>
+      </w:pPr>
+      <w:r>
+        <w:rPr>
+          <w:rStyle w:val="CommentReference"/>
+        </w:rPr>
+        <w:annotationRef/>
+      </w:r>
+      <w:r>
+        <w:t xml:space="preserve">We already had </w:t>
+      </w:r>
+      <w:r>
+        <w:rPr>
+          <w:rtl/>
+          <w:lang w:bidi="fa-IR"/>
+        </w:rPr>
+        <w:t>}}</w:t>
+      </w:r>
+      <w:r>
+        <w:t>adverse events</w:t>
+      </w:r>
+      <w:r>
+        <w:rPr>
+          <w:rtl/>
+          <w:lang w:bidi="fa-IR"/>
+        </w:rPr>
+        <w:t>{{</w:t>
+      </w:r>
+      <w:r>
+        <w:t xml:space="preserve"> tag in the outcomes. For here we should make a new one if different. </w:t>
+      </w:r>
+    </w:p>
+  </w:comment>
+  <w:comment w:id="710" w:author="Hassan Jafari" w:date="2025-11-16T17:56:00Z" w:initials="HJ">
+    <w:p>
+      <w:pPr>
+        <w:pStyle w:val="CommentText"/>
+      </w:pPr>
+      <w:r>
+        <w:rPr>
+          <w:rStyle w:val="CommentReference"/>
+        </w:rPr>
+        <w:annotationRef/>
+      </w:r>
+      <w:r>
+        <w:t>What about this section?</w:t>
+      </w:r>
+    </w:p>
+  </w:comment>
+  <w:comment w:id="970" w:author="Hassan Jafari" w:date="2025-10-22T14:16:00Z" w:initials="HJ">
+    <w:p>
+      <w:pPr>
+        <w:pStyle w:val="CommentText"/>
+      </w:pPr>
+      <w:r>
+        <w:rPr>
+          <w:rStyle w:val="CommentReference"/>
+        </w:rPr>
+        <w:annotationRef/>
+      </w:r>
+      <w:r>
         <w:t>This should be covered in the primary and secondary analysis. Now time is here as a stand alone section.</w:t>
       </w:r>
     </w:p>
   </w:comment>
-  <w:comment w:id="979" w:author="Hassan Jafari" w:date="2025-10-22T14:17:00Z" w:initials="HJ">
+  <w:comment w:id="995" w:author="Hassan Jafari" w:date="2025-10-22T14:17:00Z" w:initials="HJ">
     <w:p>
       <w:pPr>
         <w:pStyle w:val="CommentText"/>
@@ -21628,7 +21859,7 @@
       </w:r>
     </w:p>
   </w:comment>
-  <w:comment w:id="980" w:author="Hassan Jafari" w:date="2025-10-22T14:18:00Z" w:initials="HJ">
+  <w:comment w:id="996" w:author="Hassan Jafari" w:date="2025-10-22T14:18:00Z" w:initials="HJ">
     <w:p>
       <w:pPr>
         <w:pStyle w:val="CommentText"/>
@@ -21644,7 +21875,7 @@
       </w:r>
     </w:p>
   </w:comment>
-  <w:comment w:id="1057" w:author="Hassan Jafari" w:date="2025-10-22T14:20:00Z" w:initials="HJ">
+  <w:comment w:id="1073" w:author="Hassan Jafari" w:date="2025-10-22T14:20:00Z" w:initials="HJ">
     <w:p>
       <w:pPr>
         <w:pStyle w:val="CommentText"/>
@@ -21660,7 +21891,7 @@
       </w:r>
     </w:p>
   </w:comment>
-  <w:comment w:id="1067" w:author="Hassan Jafari" w:date="2025-10-22T14:24:00Z" w:initials="HJ">
+  <w:comment w:id="1083" w:author="Hassan Jafari" w:date="2025-10-22T14:24:00Z" w:initials="HJ">
     <w:p>
       <w:pPr>
         <w:pStyle w:val="CommentText"/>
@@ -21676,7 +21907,7 @@
       </w:r>
     </w:p>
   </w:comment>
-  <w:comment w:id="1085" w:author="Hassan Jafari" w:date="2025-10-22T14:25:00Z" w:initials="HJ">
+  <w:comment w:id="1101" w:author="Hassan Jafari" w:date="2025-10-22T14:25:00Z" w:initials="HJ">
     <w:p>
       <w:pPr>
         <w:pStyle w:val="CommentText"/>
@@ -21692,7 +21923,7 @@
       </w:r>
     </w:p>
   </w:comment>
-  <w:comment w:id="1216" w:author="Hassan Jafari" w:date="2025-10-22T14:29:00Z" w:initials="HJ">
+  <w:comment w:id="1232" w:author="Hassan Jafari" w:date="2025-10-22T14:29:00Z" w:initials="HJ">
     <w:p>
       <w:pPr>
         <w:pStyle w:val="CommentText"/>
@@ -21712,7 +21943,7 @@
       </w:r>
     </w:p>
   </w:comment>
-  <w:comment w:id="1275" w:author="Hassan Jafari" w:date="2025-10-22T14:30:00Z" w:initials="HJ">
+  <w:comment w:id="1291" w:author="Hassan Jafari" w:date="2025-10-22T14:30:00Z" w:initials="HJ">
     <w:p>
       <w:pPr>
         <w:pStyle w:val="CommentText"/>
@@ -21739,6 +21970,10 @@
   <w15:commentEx w15:paraId="03BDF50A" w15:done="0"/>
   <w15:commentEx w15:paraId="7E84A84F" w15:done="0"/>
   <w15:commentEx w15:paraId="5DFAE595" w15:done="0"/>
+  <w15:commentEx w15:paraId="7906B283" w15:done="0"/>
+  <w15:commentEx w15:paraId="3A1C80BA" w15:done="0"/>
+  <w15:commentEx w15:paraId="78E75FC8" w15:done="0"/>
+  <w15:commentEx w15:paraId="3A8DF62B" w15:done="0"/>
   <w15:commentEx w15:paraId="136EF714" w15:done="0"/>
   <w15:commentEx w15:paraId="6658217B" w15:done="0"/>
   <w15:commentEx w15:paraId="7608C09E" w15:paraIdParent="6658217B" w15:done="0"/>
@@ -21770,6 +22005,10 @@
     </w16cex:extLst>
   </w16cex:commentExtensible>
   <w16cex:commentExtensible w16cex:durableId="21058514" w16cex:dateUtc="2025-10-22T10:21:00Z"/>
+  <w16cex:commentExtensible w16cex:durableId="5E04373E" w16cex:dateUtc="2025-11-16T17:44:00Z"/>
+  <w16cex:commentExtensible w16cex:durableId="71262F9B" w16cex:dateUtc="2025-11-16T17:56:00Z"/>
+  <w16cex:commentExtensible w16cex:durableId="3E40C66F" w16cex:dateUtc="2025-11-16T18:07:00Z"/>
+  <w16cex:commentExtensible w16cex:durableId="674A78E1" w16cex:dateUtc="2025-11-16T17:56:00Z"/>
   <w16cex:commentExtensible w16cex:durableId="35069923" w16cex:dateUtc="2025-10-22T13:16:00Z"/>
   <w16cex:commentExtensible w16cex:durableId="6E26FB45" w16cex:dateUtc="2025-10-22T13:17:00Z"/>
   <w16cex:commentExtensible w16cex:durableId="22D0B285" w16cex:dateUtc="2025-10-22T13:18:00Z"/>
@@ -21789,6 +22028,10 @@
   <w16cid:commentId w16cid:paraId="03BDF50A" w16cid:durableId="1A39B7B0"/>
   <w16cid:commentId w16cid:paraId="7E84A84F" w16cid:durableId="046B71EE"/>
   <w16cid:commentId w16cid:paraId="5DFAE595" w16cid:durableId="21058514"/>
+  <w16cid:commentId w16cid:paraId="7906B283" w16cid:durableId="5E04373E"/>
+  <w16cid:commentId w16cid:paraId="3A1C80BA" w16cid:durableId="71262F9B"/>
+  <w16cid:commentId w16cid:paraId="78E75FC8" w16cid:durableId="3E40C66F"/>
+  <w16cid:commentId w16cid:paraId="3A8DF62B" w16cid:durableId="674A78E1"/>
   <w16cid:commentId w16cid:paraId="136EF714" w16cid:durableId="35069923"/>
   <w16cid:commentId w16cid:paraId="6658217B" w16cid:durableId="6E26FB45"/>
   <w16cid:commentId w16cid:paraId="7608C09E" w16cid:durableId="22D0B285"/>
@@ -22132,7 +22375,7 @@
     <w:pPr>
       <w:pStyle w:val="Header"/>
     </w:pPr>
-    <w:ins w:id="1209" w:author="Aleksandra Kata" w:date="2024-11-21T01:56:00Z" w16du:dateUtc="2024-11-21T01:56:00Z">
+    <w:ins w:id="1225" w:author="Aleksandra Kata" w:date="2024-11-21T01:56:00Z" w16du:dateUtc="2024-11-21T01:56:00Z">
       <w:r>
         <w:rPr>
           <w:noProof/>
@@ -22374,7 +22617,7 @@
       </w:rPr>
       <w:t>[</w:t>
     </w:r>
-    <w:del w:id="1210" w:author="Gordon Forbes" w:date="2025-08-07T14:30:00Z" w16du:dateUtc="2025-08-07T13:30:00Z">
+    <w:del w:id="1226" w:author="Gordon Forbes" w:date="2025-08-07T14:30:00Z" w16du:dateUtc="2025-08-07T13:30:00Z">
       <w:r>
         <w:rPr>
           <w:i/>
@@ -22385,7 +22628,7 @@
         <w:delText>trial acronym</w:delText>
       </w:r>
     </w:del>
-    <w:ins w:id="1211" w:author="Gordon Forbes" w:date="2025-08-07T14:30:00Z" w16du:dateUtc="2025-08-07T13:30:00Z">
+    <w:ins w:id="1227" w:author="Gordon Forbes" w:date="2025-08-07T14:30:00Z" w16du:dateUtc="2025-08-07T13:30:00Z">
       <w:r>
         <w:rPr>
           <w:i/>
@@ -22435,7 +22678,7 @@
     <w:pPr>
       <w:pStyle w:val="Header"/>
     </w:pPr>
-    <w:ins w:id="1212" w:author="Aleksandra Kata" w:date="2024-11-21T01:56:00Z" w16du:dateUtc="2024-11-21T01:56:00Z">
+    <w:ins w:id="1228" w:author="Aleksandra Kata" w:date="2024-11-21T01:56:00Z" w16du:dateUtc="2024-11-21T01:56:00Z">
       <w:r>
         <w:rPr>
           <w:noProof/>
@@ -27821,6 +28064,15 @@
 </file>
 
 <file path=customXml/item1.xml><?xml version="1.0" encoding="utf-8"?>
+<?mso-contentType ?>
+<FormTemplates xmlns="http://schemas.microsoft.com/sharepoint/v3/contenttype/forms">
+  <Display>DocumentLibraryForm</Display>
+  <Edit>DocumentLibraryForm</Edit>
+  <New>DocumentLibraryForm</New>
+</FormTemplates>
+</file>
+
+<file path=customXml/item2.xml><?xml version="1.0" encoding="utf-8"?>
 <ct:contentTypeSchema xmlns:ct="http://schemas.microsoft.com/office/2006/metadata/contentType" xmlns:ma="http://schemas.microsoft.com/office/2006/metadata/properties/metaAttributes" ct:_="" ma:_="" ma:contentTypeName="Document" ma:contentTypeID="0x01010020642C0861846E47970818B563C5E1EE" ma:contentTypeVersion="10" ma:contentTypeDescription="Create a new document." ma:contentTypeScope="" ma:versionID="7c7fb4b96b6f5cf75833768625bcce54">
   <xsd:schema xmlns:xsd="http://www.w3.org/2001/XMLSchema" xmlns:xs="http://www.w3.org/2001/XMLSchema" xmlns:p="http://schemas.microsoft.com/office/2006/metadata/properties" xmlns:ns2="1a689db4-6e06-476e-9be9-3b9f8e8c6fb8" targetNamespace="http://schemas.microsoft.com/office/2006/metadata/properties" ma:root="true" ma:fieldsID="06c1012f595b181f4681a78ffaba9bf8" ns2:_="">
     <xsd:import namespace="1a689db4-6e06-476e-9be9-3b9f8e8c6fb8"/>
@@ -27998,16 +28250,11 @@
 </ct:contentTypeSchema>
 </file>
 
-<file path=customXml/item2.xml><?xml version="1.0" encoding="utf-8"?>
-<?mso-contentType ?>
-<FormTemplates xmlns="http://schemas.microsoft.com/sharepoint/v3/contenttype/forms">
-  <Display>DocumentLibraryForm</Display>
-  <Edit>DocumentLibraryForm</Edit>
-  <New>DocumentLibraryForm</New>
-</FormTemplates>
+<file path=customXml/item3.xml><?xml version="1.0" encoding="utf-8"?>
+<b:Sources xmlns:b="http://schemas.openxmlformats.org/officeDocument/2006/bibliography" xmlns="http://schemas.openxmlformats.org/officeDocument/2006/bibliography" SelectedStyle="\APA.XSL" StyleName="APA"/>
 </file>
 
-<file path=customXml/item3.xml><?xml version="1.0" encoding="utf-8"?>
+<file path=customXml/item4.xml><?xml version="1.0" encoding="utf-8"?>
 <p:properties xmlns:p="http://schemas.microsoft.com/office/2006/metadata/properties" xmlns:xsi="http://www.w3.org/2001/XMLSchema-instance" xmlns:pc="http://schemas.microsoft.com/office/infopath/2007/PartnerControls">
   <documentManagement>
     <lcf76f155ced4ddcb4097134ff3c332f xmlns="1a689db4-6e06-476e-9be9-3b9f8e8c6fb8">
@@ -28017,11 +28264,15 @@
 </p:properties>
 </file>
 
-<file path=customXml/item4.xml><?xml version="1.0" encoding="utf-8"?>
-<b:Sources xmlns:b="http://schemas.openxmlformats.org/officeDocument/2006/bibliography" xmlns="http://schemas.openxmlformats.org/officeDocument/2006/bibliography" SelectedStyle="\APA.XSL" StyleName="APA"/>
+<file path=customXml/itemProps1.xml><?xml version="1.0" encoding="utf-8"?>
+<ds:datastoreItem xmlns:ds="http://schemas.openxmlformats.org/officeDocument/2006/customXml" ds:itemID="{BAA3AF65-3B33-49AB-8B14-14BA3FFBE156}">
+  <ds:schemaRefs>
+    <ds:schemaRef ds:uri="http://schemas.microsoft.com/sharepoint/v3/contenttype/forms"/>
+  </ds:schemaRefs>
+</ds:datastoreItem>
 </file>
 
-<file path=customXml/itemProps1.xml><?xml version="1.0" encoding="utf-8"?>
+<file path=customXml/itemProps2.xml><?xml version="1.0" encoding="utf-8"?>
 <ds:datastoreItem xmlns:ds="http://schemas.openxmlformats.org/officeDocument/2006/customXml" ds:itemID="{A5A9003B-ECF1-4BEC-82C0-8E90D1065FD6}">
   <ds:schemaRefs>
     <ds:schemaRef ds:uri="http://schemas.microsoft.com/office/2006/metadata/contentType"/>
@@ -28039,15 +28290,15 @@
 </ds:datastoreItem>
 </file>
 
-<file path=customXml/itemProps2.xml><?xml version="1.0" encoding="utf-8"?>
-<ds:datastoreItem xmlns:ds="http://schemas.openxmlformats.org/officeDocument/2006/customXml" ds:itemID="{BAA3AF65-3B33-49AB-8B14-14BA3FFBE156}">
+<file path=customXml/itemProps3.xml><?xml version="1.0" encoding="utf-8"?>
+<ds:datastoreItem xmlns:ds="http://schemas.openxmlformats.org/officeDocument/2006/customXml" ds:itemID="{AE3D3812-69AC-4D6A-A7F1-6E3602D960E0}">
   <ds:schemaRefs>
-    <ds:schemaRef ds:uri="http://schemas.microsoft.com/sharepoint/v3/contenttype/forms"/>
+    <ds:schemaRef ds:uri="http://schemas.openxmlformats.org/officeDocument/2006/bibliography"/>
   </ds:schemaRefs>
 </ds:datastoreItem>
 </file>
 
-<file path=customXml/itemProps3.xml><?xml version="1.0" encoding="utf-8"?>
+<file path=customXml/itemProps4.xml><?xml version="1.0" encoding="utf-8"?>
 <ds:datastoreItem xmlns:ds="http://schemas.openxmlformats.org/officeDocument/2006/customXml" ds:itemID="{C7B3A6E1-C8A0-48E3-8293-913D2604C6B5}">
   <ds:schemaRefs>
     <ds:schemaRef ds:uri="http://schemas.microsoft.com/office/2006/metadata/properties"/>
@@ -28055,12 +28306,4 @@
     <ds:schemaRef ds:uri="1a689db4-6e06-476e-9be9-3b9f8e8c6fb8"/>
   </ds:schemaRefs>
 </ds:datastoreItem>
-</file>
-
-<file path=customXml/itemProps4.xml><?xml version="1.0" encoding="utf-8"?>
-<ds:datastoreItem xmlns:ds="http://schemas.openxmlformats.org/officeDocument/2006/customXml" ds:itemID="{AE3D3812-69AC-4D6A-A7F1-6E3602D960E0}">
-  <ds:schemaRefs>
-    <ds:schemaRef ds:uri="http://schemas.openxmlformats.org/officeDocument/2006/bibliography"/>
-  </ds:schemaRefs>
-</ds:datastoreItem>
 </file>